--- a/Plan.docx
+++ b/Plan.docx
@@ -219,7 +219,31 @@
           <w:szCs w:val="22"/>
           <w:lang w:val="en-US"/>
         </w:rPr>
-        <w:t xml:space="preserve">  NER_gender/</w:t>
+        <w:t xml:space="preserve">  </w:t>
+      </w:r>
+      <w:proofErr w:type="spellStart"/>
+      <w:r>
+        <w:rPr>
+          <w:rFonts w:ascii="Menlo" w:hAnsi="Menlo" w:cs="Menlo"/>
+          <w:color w:val="000000"/>
+          <w:kern w:val="0"/>
+          <w:sz w:val="22"/>
+          <w:szCs w:val="22"/>
+          <w:lang w:val="en-US"/>
+        </w:rPr>
+        <w:t>NER_gender</w:t>
+      </w:r>
+      <w:proofErr w:type="spellEnd"/>
+      <w:r>
+        <w:rPr>
+          <w:rFonts w:ascii="Menlo" w:hAnsi="Menlo" w:cs="Menlo"/>
+          <w:color w:val="000000"/>
+          <w:kern w:val="0"/>
+          <w:sz w:val="22"/>
+          <w:szCs w:val="22"/>
+          <w:lang w:val="en-US"/>
+        </w:rPr>
+        <w:t>/</w:t>
       </w:r>
     </w:p>
     <w:p>
@@ -342,48 +366,85 @@
           <w:szCs w:val="22"/>
           <w:lang w:val="en-US"/>
         </w:rPr>
-        <w:t xml:space="preserve">  │   ├── manifestos/                 # text files from gitlab</w:t>
-      </w:r>
-    </w:p>
-    <w:p>
-      <w:pPr>
-        <w:tabs>
-          <w:tab w:val="left" w:pos="560"/>
-          <w:tab w:val="left" w:pos="1120"/>
-          <w:tab w:val="left" w:pos="1680"/>
-          <w:tab w:val="left" w:pos="2240"/>
-          <w:tab w:val="left" w:pos="2800"/>
-          <w:tab w:val="left" w:pos="3360"/>
-          <w:tab w:val="left" w:pos="3920"/>
-          <w:tab w:val="left" w:pos="4480"/>
-          <w:tab w:val="left" w:pos="5040"/>
-          <w:tab w:val="left" w:pos="5600"/>
-          <w:tab w:val="left" w:pos="6160"/>
-          <w:tab w:val="left" w:pos="6720"/>
-        </w:tabs>
-        <w:autoSpaceDE w:val="0"/>
-        <w:autoSpaceDN w:val="0"/>
-        <w:adjustRightInd w:val="0"/>
-        <w:spacing w:after="0" w:line="240" w:lineRule="auto"/>
-        <w:rPr>
-          <w:rFonts w:ascii="Menlo" w:hAnsi="Menlo" w:cs="Menlo"/>
-          <w:color w:val="000000"/>
-          <w:kern w:val="0"/>
-          <w:sz w:val="22"/>
-          <w:szCs w:val="22"/>
-          <w:lang w:val="en-US"/>
-        </w:rPr>
-      </w:pPr>
-      <w:r>
-        <w:rPr>
-          <w:rFonts w:ascii="Menlo" w:hAnsi="Menlo" w:cs="Menlo"/>
-          <w:color w:val="000000"/>
-          <w:kern w:val="0"/>
-          <w:sz w:val="22"/>
-          <w:szCs w:val="22"/>
-          <w:lang w:val="en-US"/>
-        </w:rPr>
-        <w:t xml:space="preserve">  │   └── professions_foi/            # recent corpus</w:t>
+        <w:t xml:space="preserve">  │   ├── manifestos/                 # text files from </w:t>
+      </w:r>
+      <w:proofErr w:type="spellStart"/>
+      <w:r>
+        <w:rPr>
+          <w:rFonts w:ascii="Menlo" w:hAnsi="Menlo" w:cs="Menlo"/>
+          <w:color w:val="000000"/>
+          <w:kern w:val="0"/>
+          <w:sz w:val="22"/>
+          <w:szCs w:val="22"/>
+          <w:lang w:val="en-US"/>
+        </w:rPr>
+        <w:t>gitlab</w:t>
+      </w:r>
+      <w:proofErr w:type="spellEnd"/>
+    </w:p>
+    <w:p>
+      <w:pPr>
+        <w:tabs>
+          <w:tab w:val="left" w:pos="560"/>
+          <w:tab w:val="left" w:pos="1120"/>
+          <w:tab w:val="left" w:pos="1680"/>
+          <w:tab w:val="left" w:pos="2240"/>
+          <w:tab w:val="left" w:pos="2800"/>
+          <w:tab w:val="left" w:pos="3360"/>
+          <w:tab w:val="left" w:pos="3920"/>
+          <w:tab w:val="left" w:pos="4480"/>
+          <w:tab w:val="left" w:pos="5040"/>
+          <w:tab w:val="left" w:pos="5600"/>
+          <w:tab w:val="left" w:pos="6160"/>
+          <w:tab w:val="left" w:pos="6720"/>
+        </w:tabs>
+        <w:autoSpaceDE w:val="0"/>
+        <w:autoSpaceDN w:val="0"/>
+        <w:adjustRightInd w:val="0"/>
+        <w:spacing w:after="0" w:line="240" w:lineRule="auto"/>
+        <w:rPr>
+          <w:rFonts w:ascii="Menlo" w:hAnsi="Menlo" w:cs="Menlo"/>
+          <w:color w:val="000000"/>
+          <w:kern w:val="0"/>
+          <w:sz w:val="22"/>
+          <w:szCs w:val="22"/>
+          <w:lang w:val="en-US"/>
+        </w:rPr>
+      </w:pPr>
+      <w:r>
+        <w:rPr>
+          <w:rFonts w:ascii="Menlo" w:hAnsi="Menlo" w:cs="Menlo"/>
+          <w:color w:val="000000"/>
+          <w:kern w:val="0"/>
+          <w:sz w:val="22"/>
+          <w:szCs w:val="22"/>
+          <w:lang w:val="en-US"/>
+        </w:rPr>
+        <w:t xml:space="preserve">  │   └── </w:t>
+      </w:r>
+      <w:proofErr w:type="spellStart"/>
+      <w:r>
+        <w:rPr>
+          <w:rFonts w:ascii="Menlo" w:hAnsi="Menlo" w:cs="Menlo"/>
+          <w:color w:val="000000"/>
+          <w:kern w:val="0"/>
+          <w:sz w:val="22"/>
+          <w:szCs w:val="22"/>
+          <w:lang w:val="en-US"/>
+        </w:rPr>
+        <w:t>professions_foi</w:t>
+      </w:r>
+      <w:proofErr w:type="spellEnd"/>
+      <w:r>
+        <w:rPr>
+          <w:rFonts w:ascii="Menlo" w:hAnsi="Menlo" w:cs="Menlo"/>
+          <w:color w:val="000000"/>
+          <w:kern w:val="0"/>
+          <w:sz w:val="22"/>
+          <w:szCs w:val="22"/>
+          <w:lang w:val="en-US"/>
+        </w:rPr>
+        <w:t>/            # recent corpus</w:t>
       </w:r>
     </w:p>
     <w:p>
@@ -465,171 +526,247 @@
           <w:szCs w:val="22"/>
           <w:lang w:val="en-US"/>
         </w:rPr>
-        <w:t xml:space="preserve">  │   ├── 01_data_exploration.ipynb</w:t>
-      </w:r>
-    </w:p>
-    <w:p>
-      <w:pPr>
-        <w:tabs>
-          <w:tab w:val="left" w:pos="560"/>
-          <w:tab w:val="left" w:pos="1120"/>
-          <w:tab w:val="left" w:pos="1680"/>
-          <w:tab w:val="left" w:pos="2240"/>
-          <w:tab w:val="left" w:pos="2800"/>
-          <w:tab w:val="left" w:pos="3360"/>
-          <w:tab w:val="left" w:pos="3920"/>
-          <w:tab w:val="left" w:pos="4480"/>
-          <w:tab w:val="left" w:pos="5040"/>
-          <w:tab w:val="left" w:pos="5600"/>
-          <w:tab w:val="left" w:pos="6160"/>
-          <w:tab w:val="left" w:pos="6720"/>
-        </w:tabs>
-        <w:autoSpaceDE w:val="0"/>
-        <w:autoSpaceDN w:val="0"/>
-        <w:adjustRightInd w:val="0"/>
-        <w:spacing w:after="0" w:line="240" w:lineRule="auto"/>
-        <w:rPr>
-          <w:rFonts w:ascii="Menlo" w:hAnsi="Menlo" w:cs="Menlo"/>
-          <w:color w:val="000000"/>
-          <w:kern w:val="0"/>
-          <w:sz w:val="22"/>
-          <w:szCs w:val="22"/>
-          <w:lang w:val="en-US"/>
-        </w:rPr>
-      </w:pPr>
-      <w:r>
-        <w:rPr>
-          <w:rFonts w:ascii="Menlo" w:hAnsi="Menlo" w:cs="Menlo"/>
-          <w:color w:val="000000"/>
-          <w:kern w:val="0"/>
-          <w:sz w:val="22"/>
-          <w:szCs w:val="22"/>
-          <w:lang w:val="en-US"/>
-        </w:rPr>
-        <w:t xml:space="preserve">  │   ├── 02_ner_training.ipynb</w:t>
-      </w:r>
-    </w:p>
-    <w:p>
-      <w:pPr>
-        <w:tabs>
-          <w:tab w:val="left" w:pos="560"/>
-          <w:tab w:val="left" w:pos="1120"/>
-          <w:tab w:val="left" w:pos="1680"/>
-          <w:tab w:val="left" w:pos="2240"/>
-          <w:tab w:val="left" w:pos="2800"/>
-          <w:tab w:val="left" w:pos="3360"/>
-          <w:tab w:val="left" w:pos="3920"/>
-          <w:tab w:val="left" w:pos="4480"/>
-          <w:tab w:val="left" w:pos="5040"/>
-          <w:tab w:val="left" w:pos="5600"/>
-          <w:tab w:val="left" w:pos="6160"/>
-          <w:tab w:val="left" w:pos="6720"/>
-        </w:tabs>
-        <w:autoSpaceDE w:val="0"/>
-        <w:autoSpaceDN w:val="0"/>
-        <w:adjustRightInd w:val="0"/>
-        <w:spacing w:after="0" w:line="240" w:lineRule="auto"/>
-        <w:rPr>
-          <w:rFonts w:ascii="Menlo" w:hAnsi="Menlo" w:cs="Menlo"/>
-          <w:color w:val="000000"/>
-          <w:kern w:val="0"/>
-          <w:sz w:val="22"/>
-          <w:szCs w:val="22"/>
-          <w:lang w:val="en-US"/>
-        </w:rPr>
-      </w:pPr>
-      <w:r>
-        <w:rPr>
-          <w:rFonts w:ascii="Menlo" w:hAnsi="Menlo" w:cs="Menlo"/>
-          <w:color w:val="000000"/>
-          <w:kern w:val="0"/>
-          <w:sz w:val="22"/>
-          <w:szCs w:val="22"/>
-          <w:lang w:val="en-US"/>
-        </w:rPr>
-        <w:t xml:space="preserve">  │   ├── 03_gender_tagging.ipynb</w:t>
-      </w:r>
-    </w:p>
-    <w:p>
-      <w:pPr>
-        <w:tabs>
-          <w:tab w:val="left" w:pos="560"/>
-          <w:tab w:val="left" w:pos="1120"/>
-          <w:tab w:val="left" w:pos="1680"/>
-          <w:tab w:val="left" w:pos="2240"/>
-          <w:tab w:val="left" w:pos="2800"/>
-          <w:tab w:val="left" w:pos="3360"/>
-          <w:tab w:val="left" w:pos="3920"/>
-          <w:tab w:val="left" w:pos="4480"/>
-          <w:tab w:val="left" w:pos="5040"/>
-          <w:tab w:val="left" w:pos="5600"/>
-          <w:tab w:val="left" w:pos="6160"/>
-          <w:tab w:val="left" w:pos="6720"/>
-        </w:tabs>
-        <w:autoSpaceDE w:val="0"/>
-        <w:autoSpaceDN w:val="0"/>
-        <w:adjustRightInd w:val="0"/>
-        <w:spacing w:after="0" w:line="240" w:lineRule="auto"/>
-        <w:rPr>
-          <w:rFonts w:ascii="Menlo" w:hAnsi="Menlo" w:cs="Menlo"/>
-          <w:color w:val="000000"/>
-          <w:kern w:val="0"/>
-          <w:sz w:val="22"/>
-          <w:szCs w:val="22"/>
-          <w:lang w:val="en-US"/>
-        </w:rPr>
-      </w:pPr>
-      <w:r>
-        <w:rPr>
-          <w:rFonts w:ascii="Menlo" w:hAnsi="Menlo" w:cs="Menlo"/>
-          <w:color w:val="000000"/>
-          <w:kern w:val="0"/>
-          <w:sz w:val="22"/>
-          <w:szCs w:val="22"/>
-          <w:lang w:val="en-US"/>
-        </w:rPr>
-        <w:t xml:space="preserve">  │   └── 04_analysis.ipynb</w:t>
-      </w:r>
-    </w:p>
-    <w:p>
-      <w:pPr>
-        <w:tabs>
-          <w:tab w:val="left" w:pos="560"/>
-          <w:tab w:val="left" w:pos="1120"/>
-          <w:tab w:val="left" w:pos="1680"/>
-          <w:tab w:val="left" w:pos="2240"/>
-          <w:tab w:val="left" w:pos="2800"/>
-          <w:tab w:val="left" w:pos="3360"/>
-          <w:tab w:val="left" w:pos="3920"/>
-          <w:tab w:val="left" w:pos="4480"/>
-          <w:tab w:val="left" w:pos="5040"/>
-          <w:tab w:val="left" w:pos="5600"/>
-          <w:tab w:val="left" w:pos="6160"/>
-          <w:tab w:val="left" w:pos="6720"/>
-        </w:tabs>
-        <w:autoSpaceDE w:val="0"/>
-        <w:autoSpaceDN w:val="0"/>
-        <w:adjustRightInd w:val="0"/>
-        <w:spacing w:after="0" w:line="240" w:lineRule="auto"/>
-        <w:rPr>
-          <w:rFonts w:ascii="Menlo" w:hAnsi="Menlo" w:cs="Menlo"/>
-          <w:color w:val="000000"/>
-          <w:kern w:val="0"/>
-          <w:sz w:val="22"/>
-          <w:szCs w:val="22"/>
-          <w:lang w:val="en-US"/>
-        </w:rPr>
-      </w:pPr>
-      <w:r>
-        <w:rPr>
-          <w:rFonts w:ascii="Menlo" w:hAnsi="Menlo" w:cs="Menlo"/>
-          <w:color w:val="000000"/>
-          <w:kern w:val="0"/>
-          <w:sz w:val="22"/>
-          <w:szCs w:val="22"/>
-          <w:lang w:val="en-US"/>
-        </w:rPr>
-        <w:t xml:space="preserve">  ├── src/</w:t>
+        <w:t xml:space="preserve">  │   ├── 01_data_</w:t>
+      </w:r>
+      <w:proofErr w:type="gramStart"/>
+      <w:r>
+        <w:rPr>
+          <w:rFonts w:ascii="Menlo" w:hAnsi="Menlo" w:cs="Menlo"/>
+          <w:color w:val="000000"/>
+          <w:kern w:val="0"/>
+          <w:sz w:val="22"/>
+          <w:szCs w:val="22"/>
+          <w:lang w:val="en-US"/>
+        </w:rPr>
+        <w:t>exploration.ipynb</w:t>
+      </w:r>
+      <w:proofErr w:type="gramEnd"/>
+    </w:p>
+    <w:p>
+      <w:pPr>
+        <w:tabs>
+          <w:tab w:val="left" w:pos="560"/>
+          <w:tab w:val="left" w:pos="1120"/>
+          <w:tab w:val="left" w:pos="1680"/>
+          <w:tab w:val="left" w:pos="2240"/>
+          <w:tab w:val="left" w:pos="2800"/>
+          <w:tab w:val="left" w:pos="3360"/>
+          <w:tab w:val="left" w:pos="3920"/>
+          <w:tab w:val="left" w:pos="4480"/>
+          <w:tab w:val="left" w:pos="5040"/>
+          <w:tab w:val="left" w:pos="5600"/>
+          <w:tab w:val="left" w:pos="6160"/>
+          <w:tab w:val="left" w:pos="6720"/>
+        </w:tabs>
+        <w:autoSpaceDE w:val="0"/>
+        <w:autoSpaceDN w:val="0"/>
+        <w:adjustRightInd w:val="0"/>
+        <w:spacing w:after="0" w:line="240" w:lineRule="auto"/>
+        <w:rPr>
+          <w:rFonts w:ascii="Menlo" w:hAnsi="Menlo" w:cs="Menlo"/>
+          <w:color w:val="000000"/>
+          <w:kern w:val="0"/>
+          <w:sz w:val="22"/>
+          <w:szCs w:val="22"/>
+          <w:lang w:val="en-US"/>
+        </w:rPr>
+      </w:pPr>
+      <w:r>
+        <w:rPr>
+          <w:rFonts w:ascii="Menlo" w:hAnsi="Menlo" w:cs="Menlo"/>
+          <w:color w:val="000000"/>
+          <w:kern w:val="0"/>
+          <w:sz w:val="22"/>
+          <w:szCs w:val="22"/>
+          <w:lang w:val="en-US"/>
+        </w:rPr>
+        <w:t xml:space="preserve">  │   ├── 02_ner_</w:t>
+      </w:r>
+      <w:proofErr w:type="gramStart"/>
+      <w:r>
+        <w:rPr>
+          <w:rFonts w:ascii="Menlo" w:hAnsi="Menlo" w:cs="Menlo"/>
+          <w:color w:val="000000"/>
+          <w:kern w:val="0"/>
+          <w:sz w:val="22"/>
+          <w:szCs w:val="22"/>
+          <w:lang w:val="en-US"/>
+        </w:rPr>
+        <w:t>training.ipynb</w:t>
+      </w:r>
+      <w:proofErr w:type="gramEnd"/>
+    </w:p>
+    <w:p>
+      <w:pPr>
+        <w:tabs>
+          <w:tab w:val="left" w:pos="560"/>
+          <w:tab w:val="left" w:pos="1120"/>
+          <w:tab w:val="left" w:pos="1680"/>
+          <w:tab w:val="left" w:pos="2240"/>
+          <w:tab w:val="left" w:pos="2800"/>
+          <w:tab w:val="left" w:pos="3360"/>
+          <w:tab w:val="left" w:pos="3920"/>
+          <w:tab w:val="left" w:pos="4480"/>
+          <w:tab w:val="left" w:pos="5040"/>
+          <w:tab w:val="left" w:pos="5600"/>
+          <w:tab w:val="left" w:pos="6160"/>
+          <w:tab w:val="left" w:pos="6720"/>
+        </w:tabs>
+        <w:autoSpaceDE w:val="0"/>
+        <w:autoSpaceDN w:val="0"/>
+        <w:adjustRightInd w:val="0"/>
+        <w:spacing w:after="0" w:line="240" w:lineRule="auto"/>
+        <w:rPr>
+          <w:rFonts w:ascii="Menlo" w:hAnsi="Menlo" w:cs="Menlo"/>
+          <w:color w:val="000000"/>
+          <w:kern w:val="0"/>
+          <w:sz w:val="22"/>
+          <w:szCs w:val="22"/>
+          <w:lang w:val="en-US"/>
+        </w:rPr>
+      </w:pPr>
+      <w:r>
+        <w:rPr>
+          <w:rFonts w:ascii="Menlo" w:hAnsi="Menlo" w:cs="Menlo"/>
+          <w:color w:val="000000"/>
+          <w:kern w:val="0"/>
+          <w:sz w:val="22"/>
+          <w:szCs w:val="22"/>
+          <w:lang w:val="en-US"/>
+        </w:rPr>
+        <w:t xml:space="preserve">  │   ├── 03_gender_</w:t>
+      </w:r>
+      <w:proofErr w:type="gramStart"/>
+      <w:r>
+        <w:rPr>
+          <w:rFonts w:ascii="Menlo" w:hAnsi="Menlo" w:cs="Menlo"/>
+          <w:color w:val="000000"/>
+          <w:kern w:val="0"/>
+          <w:sz w:val="22"/>
+          <w:szCs w:val="22"/>
+          <w:lang w:val="en-US"/>
+        </w:rPr>
+        <w:t>tagging.ipynb</w:t>
+      </w:r>
+      <w:proofErr w:type="gramEnd"/>
+    </w:p>
+    <w:p>
+      <w:pPr>
+        <w:tabs>
+          <w:tab w:val="left" w:pos="560"/>
+          <w:tab w:val="left" w:pos="1120"/>
+          <w:tab w:val="left" w:pos="1680"/>
+          <w:tab w:val="left" w:pos="2240"/>
+          <w:tab w:val="left" w:pos="2800"/>
+          <w:tab w:val="left" w:pos="3360"/>
+          <w:tab w:val="left" w:pos="3920"/>
+          <w:tab w:val="left" w:pos="4480"/>
+          <w:tab w:val="left" w:pos="5040"/>
+          <w:tab w:val="left" w:pos="5600"/>
+          <w:tab w:val="left" w:pos="6160"/>
+          <w:tab w:val="left" w:pos="6720"/>
+        </w:tabs>
+        <w:autoSpaceDE w:val="0"/>
+        <w:autoSpaceDN w:val="0"/>
+        <w:adjustRightInd w:val="0"/>
+        <w:spacing w:after="0" w:line="240" w:lineRule="auto"/>
+        <w:rPr>
+          <w:rFonts w:ascii="Menlo" w:hAnsi="Menlo" w:cs="Menlo"/>
+          <w:color w:val="000000"/>
+          <w:kern w:val="0"/>
+          <w:sz w:val="22"/>
+          <w:szCs w:val="22"/>
+          <w:lang w:val="en-US"/>
+        </w:rPr>
+      </w:pPr>
+      <w:r>
+        <w:rPr>
+          <w:rFonts w:ascii="Menlo" w:hAnsi="Menlo" w:cs="Menlo"/>
+          <w:color w:val="000000"/>
+          <w:kern w:val="0"/>
+          <w:sz w:val="22"/>
+          <w:szCs w:val="22"/>
+          <w:lang w:val="en-US"/>
+        </w:rPr>
+        <w:t xml:space="preserve">  │   └── 04_</w:t>
+      </w:r>
+      <w:proofErr w:type="gramStart"/>
+      <w:r>
+        <w:rPr>
+          <w:rFonts w:ascii="Menlo" w:hAnsi="Menlo" w:cs="Menlo"/>
+          <w:color w:val="000000"/>
+          <w:kern w:val="0"/>
+          <w:sz w:val="22"/>
+          <w:szCs w:val="22"/>
+          <w:lang w:val="en-US"/>
+        </w:rPr>
+        <w:t>analysis.ipynb</w:t>
+      </w:r>
+      <w:proofErr w:type="gramEnd"/>
+    </w:p>
+    <w:p>
+      <w:pPr>
+        <w:tabs>
+          <w:tab w:val="left" w:pos="560"/>
+          <w:tab w:val="left" w:pos="1120"/>
+          <w:tab w:val="left" w:pos="1680"/>
+          <w:tab w:val="left" w:pos="2240"/>
+          <w:tab w:val="left" w:pos="2800"/>
+          <w:tab w:val="left" w:pos="3360"/>
+          <w:tab w:val="left" w:pos="3920"/>
+          <w:tab w:val="left" w:pos="4480"/>
+          <w:tab w:val="left" w:pos="5040"/>
+          <w:tab w:val="left" w:pos="5600"/>
+          <w:tab w:val="left" w:pos="6160"/>
+          <w:tab w:val="left" w:pos="6720"/>
+        </w:tabs>
+        <w:autoSpaceDE w:val="0"/>
+        <w:autoSpaceDN w:val="0"/>
+        <w:adjustRightInd w:val="0"/>
+        <w:spacing w:after="0" w:line="240" w:lineRule="auto"/>
+        <w:rPr>
+          <w:rFonts w:ascii="Menlo" w:hAnsi="Menlo" w:cs="Menlo"/>
+          <w:color w:val="000000"/>
+          <w:kern w:val="0"/>
+          <w:sz w:val="22"/>
+          <w:szCs w:val="22"/>
+          <w:lang w:val="en-US"/>
+        </w:rPr>
+      </w:pPr>
+      <w:r>
+        <w:rPr>
+          <w:rFonts w:ascii="Menlo" w:hAnsi="Menlo" w:cs="Menlo"/>
+          <w:color w:val="000000"/>
+          <w:kern w:val="0"/>
+          <w:sz w:val="22"/>
+          <w:szCs w:val="22"/>
+          <w:lang w:val="en-US"/>
+        </w:rPr>
+        <w:t xml:space="preserve">  ├── </w:t>
+      </w:r>
+      <w:proofErr w:type="spellStart"/>
+      <w:r>
+        <w:rPr>
+          <w:rFonts w:ascii="Menlo" w:hAnsi="Menlo" w:cs="Menlo"/>
+          <w:color w:val="000000"/>
+          <w:kern w:val="0"/>
+          <w:sz w:val="22"/>
+          <w:szCs w:val="22"/>
+          <w:lang w:val="en-US"/>
+        </w:rPr>
+        <w:t>src</w:t>
+      </w:r>
+      <w:proofErr w:type="spellEnd"/>
+      <w:r>
+        <w:rPr>
+          <w:rFonts w:ascii="Menlo" w:hAnsi="Menlo" w:cs="Menlo"/>
+          <w:color w:val="000000"/>
+          <w:kern w:val="0"/>
+          <w:sz w:val="22"/>
+          <w:szCs w:val="22"/>
+          <w:lang w:val="en-US"/>
+        </w:rPr>
+        <w:t>/</w:t>
       </w:r>
     </w:p>
     <w:p>
@@ -793,7 +930,31 @@
           <w:szCs w:val="22"/>
           <w:lang w:val="en-US"/>
         </w:rPr>
-        <w:t xml:space="preserve">  └── paper/                          # NeurIPS LaTeX</w:t>
+        <w:t xml:space="preserve">  └── paper/                          # </w:t>
+      </w:r>
+      <w:proofErr w:type="spellStart"/>
+      <w:r>
+        <w:rPr>
+          <w:rFonts w:ascii="Menlo" w:hAnsi="Menlo" w:cs="Menlo"/>
+          <w:color w:val="000000"/>
+          <w:kern w:val="0"/>
+          <w:sz w:val="22"/>
+          <w:szCs w:val="22"/>
+          <w:lang w:val="en-US"/>
+        </w:rPr>
+        <w:t>NeurIPS</w:t>
+      </w:r>
+      <w:proofErr w:type="spellEnd"/>
+      <w:r>
+        <w:rPr>
+          <w:rFonts w:ascii="Menlo" w:hAnsi="Menlo" w:cs="Menlo"/>
+          <w:color w:val="000000"/>
+          <w:kern w:val="0"/>
+          <w:sz w:val="22"/>
+          <w:szCs w:val="22"/>
+          <w:lang w:val="en-US"/>
+        </w:rPr>
+        <w:t xml:space="preserve"> LaTeX</w:t>
       </w:r>
     </w:p>
     <w:p>
@@ -1229,7 +1390,31 @@
           <w:szCs w:val="22"/>
           <w:lang w:val="en-US"/>
         </w:rPr>
-        <w:t xml:space="preserve"> I help you download and explore the Archelec metadata +</w:t>
+        <w:t xml:space="preserve"> I help you download and explore the </w:t>
+      </w:r>
+      <w:proofErr w:type="spellStart"/>
+      <w:r>
+        <w:rPr>
+          <w:rFonts w:ascii="Menlo" w:hAnsi="Menlo" w:cs="Menlo"/>
+          <w:color w:val="000000"/>
+          <w:kern w:val="0"/>
+          <w:sz w:val="22"/>
+          <w:szCs w:val="22"/>
+          <w:lang w:val="en-US"/>
+        </w:rPr>
+        <w:t>Archelec</w:t>
+      </w:r>
+      <w:proofErr w:type="spellEnd"/>
+      <w:r>
+        <w:rPr>
+          <w:rFonts w:ascii="Menlo" w:hAnsi="Menlo" w:cs="Menlo"/>
+          <w:color w:val="000000"/>
+          <w:kern w:val="0"/>
+          <w:sz w:val="22"/>
+          <w:szCs w:val="22"/>
+          <w:lang w:val="en-US"/>
+        </w:rPr>
+        <w:t xml:space="preserve"> metadata +</w:t>
       </w:r>
     </w:p>
     <w:p>
@@ -1272,6 +1457,7 @@
         </w:rPr>
         <w:t xml:space="preserve">   manifesto texts, understand what </w:t>
       </w:r>
+      <w:proofErr w:type="spellStart"/>
       <w:r>
         <w:rPr>
           <w:rFonts w:ascii="Menlo" w:hAnsi="Menlo" w:cs="Menlo"/>
@@ -1283,6 +1469,7 @@
         </w:rPr>
         <w:t>titulaire-sexe</w:t>
       </w:r>
+      <w:proofErr w:type="spellEnd"/>
       <w:r>
         <w:rPr>
           <w:rFonts w:ascii="Menlo" w:hAnsi="Menlo" w:cs="Menlo"/>
@@ -1524,7 +1711,31 @@
           <w:szCs w:val="22"/>
           <w:lang w:val="en-US"/>
         </w:rPr>
-        <w:t xml:space="preserve"> Set up the CamemBERT-NER pipeline to extract person</w:t>
+        <w:t xml:space="preserve"> Set up the </w:t>
+      </w:r>
+      <w:proofErr w:type="spellStart"/>
+      <w:r>
+        <w:rPr>
+          <w:rFonts w:ascii="Menlo" w:hAnsi="Menlo" w:cs="Menlo"/>
+          <w:color w:val="000000"/>
+          <w:kern w:val="0"/>
+          <w:sz w:val="22"/>
+          <w:szCs w:val="22"/>
+          <w:lang w:val="en-US"/>
+        </w:rPr>
+        <w:t>CamemBERT</w:t>
+      </w:r>
+      <w:proofErr w:type="spellEnd"/>
+      <w:r>
+        <w:rPr>
+          <w:rFonts w:ascii="Menlo" w:hAnsi="Menlo" w:cs="Menlo"/>
+          <w:color w:val="000000"/>
+          <w:kern w:val="0"/>
+          <w:sz w:val="22"/>
+          <w:szCs w:val="22"/>
+          <w:lang w:val="en-US"/>
+        </w:rPr>
+        <w:t>-NER pipeline to extract person</w:t>
       </w:r>
     </w:p>
     <w:p>
@@ -2071,57 +2282,94 @@
         </w:rPr>
         <w:t xml:space="preserve">❯ </w:t>
       </w:r>
-      <w:r>
-        <w:rPr>
-          <w:rFonts w:ascii="Menlo" w:hAnsi="Menlo" w:cs="Menlo"/>
-          <w:color w:val="000000"/>
-          <w:kern w:val="0"/>
-          <w:sz w:val="22"/>
-          <w:szCs w:val="22"/>
-          <w:lang w:val="en-US"/>
-        </w:rPr>
-        <w:t xml:space="preserve">can you give me like a pre analysis plan for me to have very clear in my mind </w:t>
-      </w:r>
-    </w:p>
-    <w:p>
-      <w:pPr>
-        <w:tabs>
-          <w:tab w:val="left" w:pos="560"/>
-          <w:tab w:val="left" w:pos="1120"/>
-          <w:tab w:val="left" w:pos="1680"/>
-          <w:tab w:val="left" w:pos="2240"/>
-          <w:tab w:val="left" w:pos="2800"/>
-          <w:tab w:val="left" w:pos="3360"/>
-          <w:tab w:val="left" w:pos="3920"/>
-          <w:tab w:val="left" w:pos="4480"/>
-          <w:tab w:val="left" w:pos="5040"/>
-          <w:tab w:val="left" w:pos="5600"/>
-          <w:tab w:val="left" w:pos="6160"/>
-          <w:tab w:val="left" w:pos="6720"/>
-        </w:tabs>
-        <w:autoSpaceDE w:val="0"/>
-        <w:autoSpaceDN w:val="0"/>
-        <w:adjustRightInd w:val="0"/>
-        <w:spacing w:after="0" w:line="240" w:lineRule="auto"/>
-        <w:rPr>
-          <w:rFonts w:ascii="Menlo" w:hAnsi="Menlo" w:cs="Menlo"/>
-          <w:color w:val="000000"/>
-          <w:kern w:val="0"/>
-          <w:sz w:val="22"/>
-          <w:szCs w:val="22"/>
-          <w:lang w:val="en-US"/>
-        </w:rPr>
-      </w:pPr>
-      <w:r>
-        <w:rPr>
-          <w:rFonts w:ascii="Menlo" w:hAnsi="Menlo" w:cs="Menlo"/>
-          <w:color w:val="000000"/>
-          <w:kern w:val="0"/>
-          <w:sz w:val="22"/>
-          <w:szCs w:val="22"/>
-          <w:lang w:val="en-US"/>
-        </w:rPr>
-        <w:t xml:space="preserve">   how we're moving forward? i am trying to learn by doing with you             </w:t>
+      <w:proofErr w:type="gramStart"/>
+      <w:r>
+        <w:rPr>
+          <w:rFonts w:ascii="Menlo" w:hAnsi="Menlo" w:cs="Menlo"/>
+          <w:color w:val="000000"/>
+          <w:kern w:val="0"/>
+          <w:sz w:val="22"/>
+          <w:szCs w:val="22"/>
+          <w:lang w:val="en-US"/>
+        </w:rPr>
+        <w:t>can</w:t>
+      </w:r>
+      <w:proofErr w:type="gramEnd"/>
+      <w:r>
+        <w:rPr>
+          <w:rFonts w:ascii="Menlo" w:hAnsi="Menlo" w:cs="Menlo"/>
+          <w:color w:val="000000"/>
+          <w:kern w:val="0"/>
+          <w:sz w:val="22"/>
+          <w:szCs w:val="22"/>
+          <w:lang w:val="en-US"/>
+        </w:rPr>
+        <w:t xml:space="preserve"> you give me like a pre analysis plan for me to have very clear in my mind </w:t>
+      </w:r>
+    </w:p>
+    <w:p>
+      <w:pPr>
+        <w:tabs>
+          <w:tab w:val="left" w:pos="560"/>
+          <w:tab w:val="left" w:pos="1120"/>
+          <w:tab w:val="left" w:pos="1680"/>
+          <w:tab w:val="left" w:pos="2240"/>
+          <w:tab w:val="left" w:pos="2800"/>
+          <w:tab w:val="left" w:pos="3360"/>
+          <w:tab w:val="left" w:pos="3920"/>
+          <w:tab w:val="left" w:pos="4480"/>
+          <w:tab w:val="left" w:pos="5040"/>
+          <w:tab w:val="left" w:pos="5600"/>
+          <w:tab w:val="left" w:pos="6160"/>
+          <w:tab w:val="left" w:pos="6720"/>
+        </w:tabs>
+        <w:autoSpaceDE w:val="0"/>
+        <w:autoSpaceDN w:val="0"/>
+        <w:adjustRightInd w:val="0"/>
+        <w:spacing w:after="0" w:line="240" w:lineRule="auto"/>
+        <w:rPr>
+          <w:rFonts w:ascii="Menlo" w:hAnsi="Menlo" w:cs="Menlo"/>
+          <w:color w:val="000000"/>
+          <w:kern w:val="0"/>
+          <w:sz w:val="22"/>
+          <w:szCs w:val="22"/>
+          <w:lang w:val="en-US"/>
+        </w:rPr>
+      </w:pPr>
+      <w:r>
+        <w:rPr>
+          <w:rFonts w:ascii="Menlo" w:hAnsi="Menlo" w:cs="Menlo"/>
+          <w:color w:val="000000"/>
+          <w:kern w:val="0"/>
+          <w:sz w:val="22"/>
+          <w:szCs w:val="22"/>
+          <w:lang w:val="en-US"/>
+        </w:rPr>
+        <w:t xml:space="preserve">   how we're moving forward? </w:t>
+      </w:r>
+      <w:proofErr w:type="spellStart"/>
+      <w:r>
+        <w:rPr>
+          <w:rFonts w:ascii="Menlo" w:hAnsi="Menlo" w:cs="Menlo"/>
+          <w:color w:val="000000"/>
+          <w:kern w:val="0"/>
+          <w:sz w:val="22"/>
+          <w:szCs w:val="22"/>
+          <w:lang w:val="en-US"/>
+        </w:rPr>
+        <w:t>i</w:t>
+      </w:r>
+      <w:proofErr w:type="spellEnd"/>
+      <w:r>
+        <w:rPr>
+          <w:rFonts w:ascii="Menlo" w:hAnsi="Menlo" w:cs="Menlo"/>
+          <w:color w:val="000000"/>
+          <w:kern w:val="0"/>
+          <w:sz w:val="22"/>
+          <w:szCs w:val="22"/>
+          <w:lang w:val="en-US"/>
+        </w:rPr>
+        <w:t xml:space="preserve"> am trying to learn by doing with you             </w:t>
       </w:r>
     </w:p>
     <w:p>
@@ -2717,6 +2965,7 @@
         </w:rPr>
         <w:t xml:space="preserve">  </w:t>
       </w:r>
+      <w:proofErr w:type="gramStart"/>
       <w:r>
         <w:rPr>
           <w:rFonts w:ascii="Menlo" w:hAnsi="Menlo" w:cs="Menlo"/>
@@ -2752,6 +3001,7 @@
         </w:rPr>
         <w:t xml:space="preserve"> —</w:t>
       </w:r>
+      <w:proofErr w:type="gramEnd"/>
       <w:r>
         <w:rPr>
           <w:rFonts w:ascii="Menlo" w:hAnsi="Menlo" w:cs="Menlo"/>
@@ -3575,7 +3825,31 @@
           <w:szCs w:val="22"/>
           <w:lang w:val="en-US"/>
         </w:rPr>
-        <w:t xml:space="preserve">  - Download the Archelec metadata CSV from the website → this gives you one row</w:t>
+        <w:t xml:space="preserve">  - Download the </w:t>
+      </w:r>
+      <w:proofErr w:type="spellStart"/>
+      <w:r>
+        <w:rPr>
+          <w:rFonts w:ascii="Menlo" w:hAnsi="Menlo" w:cs="Menlo"/>
+          <w:color w:val="000000"/>
+          <w:kern w:val="0"/>
+          <w:sz w:val="22"/>
+          <w:szCs w:val="22"/>
+          <w:lang w:val="en-US"/>
+        </w:rPr>
+        <w:t>Archelec</w:t>
+      </w:r>
+      <w:proofErr w:type="spellEnd"/>
+      <w:r>
+        <w:rPr>
+          <w:rFonts w:ascii="Menlo" w:hAnsi="Menlo" w:cs="Menlo"/>
+          <w:color w:val="000000"/>
+          <w:kern w:val="0"/>
+          <w:sz w:val="22"/>
+          <w:szCs w:val="22"/>
+          <w:lang w:val="en-US"/>
+        </w:rPr>
+        <w:t xml:space="preserve"> metadata CSV from the website → this gives you one row</w:t>
       </w:r>
     </w:p>
     <w:p>
@@ -3618,6 +3892,7 @@
         </w:rPr>
         <w:t xml:space="preserve">   per candidate with fields like </w:t>
       </w:r>
+      <w:proofErr w:type="spellStart"/>
       <w:r>
         <w:rPr>
           <w:rFonts w:ascii="Menlo" w:hAnsi="Menlo" w:cs="Menlo"/>
@@ -3629,6 +3904,7 @@
         </w:rPr>
         <w:t>titulaire-sexe</w:t>
       </w:r>
+      <w:proofErr w:type="spellEnd"/>
       <w:r>
         <w:rPr>
           <w:rFonts w:ascii="Menlo" w:hAnsi="Menlo" w:cs="Menlo"/>
@@ -3640,6 +3916,7 @@
         </w:rPr>
         <w:t xml:space="preserve">, </w:t>
       </w:r>
+      <w:proofErr w:type="spellStart"/>
       <w:r>
         <w:rPr>
           <w:rFonts w:ascii="Menlo" w:hAnsi="Menlo" w:cs="Menlo"/>
@@ -3649,7 +3926,19 @@
           <w:szCs w:val="22"/>
           <w:lang w:val="en-US"/>
         </w:rPr>
-        <w:t>titulaire-profession</w:t>
+        <w:t>titulaire</w:t>
+      </w:r>
+      <w:proofErr w:type="spellEnd"/>
+      <w:r>
+        <w:rPr>
+          <w:rFonts w:ascii="Menlo" w:hAnsi="Menlo" w:cs="Menlo"/>
+          <w:color w:val="454DF5"/>
+          <w:kern w:val="0"/>
+          <w:sz w:val="22"/>
+          <w:szCs w:val="22"/>
+          <w:lang w:val="en-US"/>
+        </w:rPr>
+        <w:t>-profession</w:t>
       </w:r>
       <w:r>
         <w:rPr>
@@ -4954,6 +5243,7 @@
         </w:rPr>
         <w:t xml:space="preserve">  - Use </w:t>
       </w:r>
+      <w:proofErr w:type="spellStart"/>
       <w:r>
         <w:rPr>
           <w:rFonts w:ascii="Menlo" w:hAnsi="Menlo" w:cs="Menlo"/>
@@ -4965,364 +5255,9 @@
           <w:szCs w:val="22"/>
           <w:lang w:val="en-US"/>
         </w:rPr>
-        <w:t>CamemBERT-NER</w:t>
-      </w:r>
-      <w:r>
-        <w:rPr>
-          <w:rFonts w:ascii="Menlo" w:hAnsi="Menlo" w:cs="Menlo"/>
-          <w:color w:val="000000"/>
-          <w:kern w:val="0"/>
-          <w:sz w:val="22"/>
-          <w:szCs w:val="22"/>
-          <w:lang w:val="en-US"/>
-        </w:rPr>
-        <w:t xml:space="preserve"> (pre-trained on French, handles political text well) via</w:t>
-      </w:r>
-    </w:p>
-    <w:p>
-      <w:pPr>
-        <w:tabs>
-          <w:tab w:val="left" w:pos="560"/>
-          <w:tab w:val="left" w:pos="1120"/>
-          <w:tab w:val="left" w:pos="1680"/>
-          <w:tab w:val="left" w:pos="2240"/>
-          <w:tab w:val="left" w:pos="2800"/>
-          <w:tab w:val="left" w:pos="3360"/>
-          <w:tab w:val="left" w:pos="3920"/>
-          <w:tab w:val="left" w:pos="4480"/>
-          <w:tab w:val="left" w:pos="5040"/>
-          <w:tab w:val="left" w:pos="5600"/>
-          <w:tab w:val="left" w:pos="6160"/>
-          <w:tab w:val="left" w:pos="6720"/>
-        </w:tabs>
-        <w:autoSpaceDE w:val="0"/>
-        <w:autoSpaceDN w:val="0"/>
-        <w:adjustRightInd w:val="0"/>
-        <w:spacing w:after="0" w:line="240" w:lineRule="auto"/>
-        <w:rPr>
-          <w:rFonts w:ascii="Menlo" w:hAnsi="Menlo" w:cs="Menlo"/>
-          <w:color w:val="000000"/>
-          <w:kern w:val="0"/>
-          <w:sz w:val="22"/>
-          <w:szCs w:val="22"/>
-          <w:lang w:val="en-US"/>
-        </w:rPr>
-      </w:pPr>
-      <w:r>
-        <w:rPr>
-          <w:rFonts w:ascii="Menlo" w:hAnsi="Menlo" w:cs="Menlo"/>
-          <w:color w:val="000000"/>
-          <w:kern w:val="0"/>
-          <w:sz w:val="22"/>
-          <w:szCs w:val="22"/>
-          <w:lang w:val="en-US"/>
-        </w:rPr>
-        <w:t xml:space="preserve">  HuggingFace</w:t>
-      </w:r>
-    </w:p>
-    <w:p>
-      <w:pPr>
-        <w:tabs>
-          <w:tab w:val="left" w:pos="560"/>
-          <w:tab w:val="left" w:pos="1120"/>
-          <w:tab w:val="left" w:pos="1680"/>
-          <w:tab w:val="left" w:pos="2240"/>
-          <w:tab w:val="left" w:pos="2800"/>
-          <w:tab w:val="left" w:pos="3360"/>
-          <w:tab w:val="left" w:pos="3920"/>
-          <w:tab w:val="left" w:pos="4480"/>
-          <w:tab w:val="left" w:pos="5040"/>
-          <w:tab w:val="left" w:pos="5600"/>
-          <w:tab w:val="left" w:pos="6160"/>
-          <w:tab w:val="left" w:pos="6720"/>
-        </w:tabs>
-        <w:autoSpaceDE w:val="0"/>
-        <w:autoSpaceDN w:val="0"/>
-        <w:adjustRightInd w:val="0"/>
-        <w:spacing w:after="0" w:line="240" w:lineRule="auto"/>
-        <w:rPr>
-          <w:rFonts w:ascii="Menlo" w:hAnsi="Menlo" w:cs="Menlo"/>
-          <w:color w:val="000000"/>
-          <w:kern w:val="0"/>
-          <w:sz w:val="22"/>
-          <w:szCs w:val="22"/>
-          <w:lang w:val="en-US"/>
-        </w:rPr>
-      </w:pPr>
-      <w:r>
-        <w:rPr>
-          <w:rFonts w:ascii="Menlo" w:hAnsi="Menlo" w:cs="Menlo"/>
-          <w:color w:val="000000"/>
-          <w:kern w:val="0"/>
-          <w:sz w:val="22"/>
-          <w:szCs w:val="22"/>
-          <w:lang w:val="en-US"/>
-        </w:rPr>
-        <w:t xml:space="preserve">  - Run it on all manifestos → extract all </w:t>
-      </w:r>
-      <w:r>
-        <w:rPr>
-          <w:rFonts w:ascii="Menlo" w:hAnsi="Menlo" w:cs="Menlo"/>
-          <w:color w:val="454DF5"/>
-          <w:kern w:val="0"/>
-          <w:sz w:val="22"/>
-          <w:szCs w:val="22"/>
-          <w:lang w:val="en-US"/>
-        </w:rPr>
-        <w:t>PER</w:t>
-      </w:r>
-      <w:r>
-        <w:rPr>
-          <w:rFonts w:ascii="Menlo" w:hAnsi="Menlo" w:cs="Menlo"/>
-          <w:color w:val="000000"/>
-          <w:kern w:val="0"/>
-          <w:sz w:val="22"/>
-          <w:szCs w:val="22"/>
-          <w:lang w:val="en-US"/>
-        </w:rPr>
-        <w:t xml:space="preserve"> (person) entities</w:t>
-      </w:r>
-    </w:p>
-    <w:p>
-      <w:pPr>
-        <w:tabs>
-          <w:tab w:val="left" w:pos="560"/>
-          <w:tab w:val="left" w:pos="1120"/>
-          <w:tab w:val="left" w:pos="1680"/>
-          <w:tab w:val="left" w:pos="2240"/>
-          <w:tab w:val="left" w:pos="2800"/>
-          <w:tab w:val="left" w:pos="3360"/>
-          <w:tab w:val="left" w:pos="3920"/>
-          <w:tab w:val="left" w:pos="4480"/>
-          <w:tab w:val="left" w:pos="5040"/>
-          <w:tab w:val="left" w:pos="5600"/>
-          <w:tab w:val="left" w:pos="6160"/>
-          <w:tab w:val="left" w:pos="6720"/>
-        </w:tabs>
-        <w:autoSpaceDE w:val="0"/>
-        <w:autoSpaceDN w:val="0"/>
-        <w:adjustRightInd w:val="0"/>
-        <w:spacing w:after="0" w:line="240" w:lineRule="auto"/>
-        <w:rPr>
-          <w:rFonts w:ascii="Menlo" w:hAnsi="Menlo" w:cs="Menlo"/>
-          <w:color w:val="000000"/>
-          <w:kern w:val="0"/>
-          <w:sz w:val="22"/>
-          <w:szCs w:val="22"/>
-          <w:lang w:val="en-US"/>
-        </w:rPr>
-      </w:pPr>
-      <w:r>
-        <w:rPr>
-          <w:rFonts w:ascii="Menlo" w:hAnsi="Menlo" w:cs="Menlo"/>
-          <w:color w:val="000000"/>
-          <w:kern w:val="0"/>
-          <w:sz w:val="22"/>
-          <w:szCs w:val="22"/>
-          <w:lang w:val="en-US"/>
-        </w:rPr>
-        <w:t xml:space="preserve">  - Build a dataset: </w:t>
-      </w:r>
-      <w:r>
-        <w:rPr>
-          <w:rFonts w:ascii="Menlo" w:hAnsi="Menlo" w:cs="Menlo"/>
-          <w:color w:val="454DF5"/>
-          <w:kern w:val="0"/>
-          <w:sz w:val="22"/>
-          <w:szCs w:val="22"/>
-          <w:lang w:val="en-US"/>
-        </w:rPr>
-        <w:t>(manifesto_id,</w:t>
-      </w:r>
-      <w:r>
-        <w:rPr>
-          <w:rFonts w:ascii="Menlo" w:hAnsi="Menlo" w:cs="Menlo"/>
-          <w:color w:val="000000"/>
-          <w:kern w:val="0"/>
-          <w:sz w:val="22"/>
-          <w:szCs w:val="22"/>
-          <w:lang w:val="en-US"/>
-        </w:rPr>
-        <w:t xml:space="preserve"> </w:t>
-      </w:r>
-      <w:r>
-        <w:rPr>
-          <w:rFonts w:ascii="Menlo" w:hAnsi="Menlo" w:cs="Menlo"/>
-          <w:color w:val="454DF5"/>
-          <w:kern w:val="0"/>
-          <w:sz w:val="22"/>
-          <w:szCs w:val="22"/>
-          <w:lang w:val="en-US"/>
-        </w:rPr>
-        <w:t>candidate_sex,</w:t>
-      </w:r>
-      <w:r>
-        <w:rPr>
-          <w:rFonts w:ascii="Menlo" w:hAnsi="Menlo" w:cs="Menlo"/>
-          <w:color w:val="000000"/>
-          <w:kern w:val="0"/>
-          <w:sz w:val="22"/>
-          <w:szCs w:val="22"/>
-          <w:lang w:val="en-US"/>
-        </w:rPr>
-        <w:t xml:space="preserve"> </w:t>
-      </w:r>
-      <w:r>
-        <w:rPr>
-          <w:rFonts w:ascii="Menlo" w:hAnsi="Menlo" w:cs="Menlo"/>
-          <w:color w:val="454DF5"/>
-          <w:kern w:val="0"/>
-          <w:sz w:val="22"/>
-          <w:szCs w:val="22"/>
-          <w:lang w:val="en-US"/>
-        </w:rPr>
-        <w:t>year,</w:t>
-      </w:r>
-      <w:r>
-        <w:rPr>
-          <w:rFonts w:ascii="Menlo" w:hAnsi="Menlo" w:cs="Menlo"/>
-          <w:color w:val="000000"/>
-          <w:kern w:val="0"/>
-          <w:sz w:val="22"/>
-          <w:szCs w:val="22"/>
-          <w:lang w:val="en-US"/>
-        </w:rPr>
-        <w:t xml:space="preserve"> </w:t>
-      </w:r>
-      <w:r>
-        <w:rPr>
-          <w:rFonts w:ascii="Menlo" w:hAnsi="Menlo" w:cs="Menlo"/>
-          <w:color w:val="454DF5"/>
-          <w:kern w:val="0"/>
-          <w:sz w:val="22"/>
-          <w:szCs w:val="22"/>
-          <w:lang w:val="en-US"/>
-        </w:rPr>
-        <w:t>party,</w:t>
-      </w:r>
-    </w:p>
-    <w:p>
-      <w:pPr>
-        <w:tabs>
-          <w:tab w:val="left" w:pos="560"/>
-          <w:tab w:val="left" w:pos="1120"/>
-          <w:tab w:val="left" w:pos="1680"/>
-          <w:tab w:val="left" w:pos="2240"/>
-          <w:tab w:val="left" w:pos="2800"/>
-          <w:tab w:val="left" w:pos="3360"/>
-          <w:tab w:val="left" w:pos="3920"/>
-          <w:tab w:val="left" w:pos="4480"/>
-          <w:tab w:val="left" w:pos="5040"/>
-          <w:tab w:val="left" w:pos="5600"/>
-          <w:tab w:val="left" w:pos="6160"/>
-          <w:tab w:val="left" w:pos="6720"/>
-        </w:tabs>
-        <w:autoSpaceDE w:val="0"/>
-        <w:autoSpaceDN w:val="0"/>
-        <w:adjustRightInd w:val="0"/>
-        <w:spacing w:after="0" w:line="240" w:lineRule="auto"/>
-        <w:rPr>
-          <w:rFonts w:ascii="Menlo" w:hAnsi="Menlo" w:cs="Menlo"/>
-          <w:color w:val="000000"/>
-          <w:kern w:val="0"/>
-          <w:sz w:val="22"/>
-          <w:szCs w:val="22"/>
-          <w:lang w:val="en-US"/>
-        </w:rPr>
-      </w:pPr>
-      <w:r>
-        <w:rPr>
-          <w:rFonts w:ascii="Menlo" w:hAnsi="Menlo" w:cs="Menlo"/>
-          <w:color w:val="000000"/>
-          <w:kern w:val="0"/>
-          <w:sz w:val="22"/>
-          <w:szCs w:val="22"/>
-          <w:lang w:val="en-US"/>
-        </w:rPr>
-        <w:t xml:space="preserve">  </w:t>
-      </w:r>
-      <w:r>
-        <w:rPr>
-          <w:rFonts w:ascii="Menlo" w:hAnsi="Menlo" w:cs="Menlo"/>
-          <w:color w:val="454DF5"/>
-          <w:kern w:val="0"/>
-          <w:sz w:val="22"/>
-          <w:szCs w:val="22"/>
-          <w:lang w:val="en-US"/>
-        </w:rPr>
-        <w:t>person_mentioned)</w:t>
-      </w:r>
-    </w:p>
-    <w:p>
-      <w:pPr>
-        <w:tabs>
-          <w:tab w:val="left" w:pos="560"/>
-          <w:tab w:val="left" w:pos="1120"/>
-          <w:tab w:val="left" w:pos="1680"/>
-          <w:tab w:val="left" w:pos="2240"/>
-          <w:tab w:val="left" w:pos="2800"/>
-          <w:tab w:val="left" w:pos="3360"/>
-          <w:tab w:val="left" w:pos="3920"/>
-          <w:tab w:val="left" w:pos="4480"/>
-          <w:tab w:val="left" w:pos="5040"/>
-          <w:tab w:val="left" w:pos="5600"/>
-          <w:tab w:val="left" w:pos="6160"/>
-          <w:tab w:val="left" w:pos="6720"/>
-        </w:tabs>
-        <w:autoSpaceDE w:val="0"/>
-        <w:autoSpaceDN w:val="0"/>
-        <w:adjustRightInd w:val="0"/>
-        <w:spacing w:after="0" w:line="240" w:lineRule="auto"/>
-        <w:rPr>
-          <w:rFonts w:ascii="Menlo" w:hAnsi="Menlo" w:cs="Menlo"/>
-          <w:color w:val="000000"/>
-          <w:kern w:val="0"/>
-          <w:sz w:val="22"/>
-          <w:szCs w:val="22"/>
-          <w:lang w:val="en-US"/>
-        </w:rPr>
-      </w:pPr>
-    </w:p>
-    <w:p>
-      <w:pPr>
-        <w:tabs>
-          <w:tab w:val="left" w:pos="560"/>
-          <w:tab w:val="left" w:pos="1120"/>
-          <w:tab w:val="left" w:pos="1680"/>
-          <w:tab w:val="left" w:pos="2240"/>
-          <w:tab w:val="left" w:pos="2800"/>
-          <w:tab w:val="left" w:pos="3360"/>
-          <w:tab w:val="left" w:pos="3920"/>
-          <w:tab w:val="left" w:pos="4480"/>
-          <w:tab w:val="left" w:pos="5040"/>
-          <w:tab w:val="left" w:pos="5600"/>
-          <w:tab w:val="left" w:pos="6160"/>
-          <w:tab w:val="left" w:pos="6720"/>
-        </w:tabs>
-        <w:autoSpaceDE w:val="0"/>
-        <w:autoSpaceDN w:val="0"/>
-        <w:adjustRightInd w:val="0"/>
-        <w:spacing w:after="0" w:line="240" w:lineRule="auto"/>
-        <w:rPr>
-          <w:rFonts w:ascii="Menlo" w:hAnsi="Menlo" w:cs="Menlo"/>
-          <w:color w:val="000000"/>
-          <w:kern w:val="0"/>
-          <w:sz w:val="22"/>
-          <w:szCs w:val="22"/>
-          <w:lang w:val="en-US"/>
-        </w:rPr>
-      </w:pPr>
-      <w:r>
-        <w:rPr>
-          <w:rFonts w:ascii="Menlo" w:hAnsi="Menlo" w:cs="Menlo"/>
-          <w:color w:val="000000"/>
-          <w:kern w:val="0"/>
-          <w:sz w:val="22"/>
-          <w:szCs w:val="22"/>
-          <w:lang w:val="en-US"/>
-        </w:rPr>
-        <w:t xml:space="preserve">  </w:t>
-      </w:r>
+        <w:t>CamemBERT</w:t>
+      </w:r>
+      <w:proofErr w:type="spellEnd"/>
       <w:r>
         <w:rPr>
           <w:rFonts w:ascii="Menlo" w:hAnsi="Menlo" w:cs="Menlo"/>
@@ -5334,7 +5269,211 @@
           <w:szCs w:val="22"/>
           <w:lang w:val="en-US"/>
         </w:rPr>
-        <w:t>Example</w:t>
+        <w:t>-NER</w:t>
+      </w:r>
+      <w:r>
+        <w:rPr>
+          <w:rFonts w:ascii="Menlo" w:hAnsi="Menlo" w:cs="Menlo"/>
+          <w:color w:val="000000"/>
+          <w:kern w:val="0"/>
+          <w:sz w:val="22"/>
+          <w:szCs w:val="22"/>
+          <w:lang w:val="en-US"/>
+        </w:rPr>
+        <w:t xml:space="preserve"> (pre-trained on French, handles political text well) via</w:t>
+      </w:r>
+    </w:p>
+    <w:p>
+      <w:pPr>
+        <w:tabs>
+          <w:tab w:val="left" w:pos="560"/>
+          <w:tab w:val="left" w:pos="1120"/>
+          <w:tab w:val="left" w:pos="1680"/>
+          <w:tab w:val="left" w:pos="2240"/>
+          <w:tab w:val="left" w:pos="2800"/>
+          <w:tab w:val="left" w:pos="3360"/>
+          <w:tab w:val="left" w:pos="3920"/>
+          <w:tab w:val="left" w:pos="4480"/>
+          <w:tab w:val="left" w:pos="5040"/>
+          <w:tab w:val="left" w:pos="5600"/>
+          <w:tab w:val="left" w:pos="6160"/>
+          <w:tab w:val="left" w:pos="6720"/>
+        </w:tabs>
+        <w:autoSpaceDE w:val="0"/>
+        <w:autoSpaceDN w:val="0"/>
+        <w:adjustRightInd w:val="0"/>
+        <w:spacing w:after="0" w:line="240" w:lineRule="auto"/>
+        <w:rPr>
+          <w:rFonts w:ascii="Menlo" w:hAnsi="Menlo" w:cs="Menlo"/>
+          <w:color w:val="000000"/>
+          <w:kern w:val="0"/>
+          <w:sz w:val="22"/>
+          <w:szCs w:val="22"/>
+          <w:lang w:val="en-US"/>
+        </w:rPr>
+      </w:pPr>
+      <w:r>
+        <w:rPr>
+          <w:rFonts w:ascii="Menlo" w:hAnsi="Menlo" w:cs="Menlo"/>
+          <w:color w:val="000000"/>
+          <w:kern w:val="0"/>
+          <w:sz w:val="22"/>
+          <w:szCs w:val="22"/>
+          <w:lang w:val="en-US"/>
+        </w:rPr>
+        <w:t xml:space="preserve">  </w:t>
+      </w:r>
+      <w:proofErr w:type="spellStart"/>
+      <w:r>
+        <w:rPr>
+          <w:rFonts w:ascii="Menlo" w:hAnsi="Menlo" w:cs="Menlo"/>
+          <w:color w:val="000000"/>
+          <w:kern w:val="0"/>
+          <w:sz w:val="22"/>
+          <w:szCs w:val="22"/>
+          <w:lang w:val="en-US"/>
+        </w:rPr>
+        <w:t>HuggingFace</w:t>
+      </w:r>
+      <w:proofErr w:type="spellEnd"/>
+    </w:p>
+    <w:p>
+      <w:pPr>
+        <w:tabs>
+          <w:tab w:val="left" w:pos="560"/>
+          <w:tab w:val="left" w:pos="1120"/>
+          <w:tab w:val="left" w:pos="1680"/>
+          <w:tab w:val="left" w:pos="2240"/>
+          <w:tab w:val="left" w:pos="2800"/>
+          <w:tab w:val="left" w:pos="3360"/>
+          <w:tab w:val="left" w:pos="3920"/>
+          <w:tab w:val="left" w:pos="4480"/>
+          <w:tab w:val="left" w:pos="5040"/>
+          <w:tab w:val="left" w:pos="5600"/>
+          <w:tab w:val="left" w:pos="6160"/>
+          <w:tab w:val="left" w:pos="6720"/>
+        </w:tabs>
+        <w:autoSpaceDE w:val="0"/>
+        <w:autoSpaceDN w:val="0"/>
+        <w:adjustRightInd w:val="0"/>
+        <w:spacing w:after="0" w:line="240" w:lineRule="auto"/>
+        <w:rPr>
+          <w:rFonts w:ascii="Menlo" w:hAnsi="Menlo" w:cs="Menlo"/>
+          <w:color w:val="000000"/>
+          <w:kern w:val="0"/>
+          <w:sz w:val="22"/>
+          <w:szCs w:val="22"/>
+          <w:lang w:val="en-US"/>
+        </w:rPr>
+      </w:pPr>
+      <w:r>
+        <w:rPr>
+          <w:rFonts w:ascii="Menlo" w:hAnsi="Menlo" w:cs="Menlo"/>
+          <w:color w:val="000000"/>
+          <w:kern w:val="0"/>
+          <w:sz w:val="22"/>
+          <w:szCs w:val="22"/>
+          <w:lang w:val="en-US"/>
+        </w:rPr>
+        <w:t xml:space="preserve">  - Run it on all manifestos → extract all </w:t>
+      </w:r>
+      <w:r>
+        <w:rPr>
+          <w:rFonts w:ascii="Menlo" w:hAnsi="Menlo" w:cs="Menlo"/>
+          <w:color w:val="454DF5"/>
+          <w:kern w:val="0"/>
+          <w:sz w:val="22"/>
+          <w:szCs w:val="22"/>
+          <w:lang w:val="en-US"/>
+        </w:rPr>
+        <w:t>PER</w:t>
+      </w:r>
+      <w:r>
+        <w:rPr>
+          <w:rFonts w:ascii="Menlo" w:hAnsi="Menlo" w:cs="Menlo"/>
+          <w:color w:val="000000"/>
+          <w:kern w:val="0"/>
+          <w:sz w:val="22"/>
+          <w:szCs w:val="22"/>
+          <w:lang w:val="en-US"/>
+        </w:rPr>
+        <w:t xml:space="preserve"> (person) entities</w:t>
+      </w:r>
+    </w:p>
+    <w:p>
+      <w:pPr>
+        <w:tabs>
+          <w:tab w:val="left" w:pos="560"/>
+          <w:tab w:val="left" w:pos="1120"/>
+          <w:tab w:val="left" w:pos="1680"/>
+          <w:tab w:val="left" w:pos="2240"/>
+          <w:tab w:val="left" w:pos="2800"/>
+          <w:tab w:val="left" w:pos="3360"/>
+          <w:tab w:val="left" w:pos="3920"/>
+          <w:tab w:val="left" w:pos="4480"/>
+          <w:tab w:val="left" w:pos="5040"/>
+          <w:tab w:val="left" w:pos="5600"/>
+          <w:tab w:val="left" w:pos="6160"/>
+          <w:tab w:val="left" w:pos="6720"/>
+        </w:tabs>
+        <w:autoSpaceDE w:val="0"/>
+        <w:autoSpaceDN w:val="0"/>
+        <w:adjustRightInd w:val="0"/>
+        <w:spacing w:after="0" w:line="240" w:lineRule="auto"/>
+        <w:rPr>
+          <w:rFonts w:ascii="Menlo" w:hAnsi="Menlo" w:cs="Menlo"/>
+          <w:color w:val="000000"/>
+          <w:kern w:val="0"/>
+          <w:sz w:val="22"/>
+          <w:szCs w:val="22"/>
+          <w:lang w:val="en-US"/>
+        </w:rPr>
+      </w:pPr>
+      <w:r>
+        <w:rPr>
+          <w:rFonts w:ascii="Menlo" w:hAnsi="Menlo" w:cs="Menlo"/>
+          <w:color w:val="000000"/>
+          <w:kern w:val="0"/>
+          <w:sz w:val="22"/>
+          <w:szCs w:val="22"/>
+          <w:lang w:val="en-US"/>
+        </w:rPr>
+        <w:t xml:space="preserve">  - Build a dataset: </w:t>
+      </w:r>
+      <w:r>
+        <w:rPr>
+          <w:rFonts w:ascii="Menlo" w:hAnsi="Menlo" w:cs="Menlo"/>
+          <w:color w:val="454DF5"/>
+          <w:kern w:val="0"/>
+          <w:sz w:val="22"/>
+          <w:szCs w:val="22"/>
+          <w:lang w:val="en-US"/>
+        </w:rPr>
+        <w:t>(</w:t>
+      </w:r>
+      <w:proofErr w:type="spellStart"/>
+      <w:r>
+        <w:rPr>
+          <w:rFonts w:ascii="Menlo" w:hAnsi="Menlo" w:cs="Menlo"/>
+          <w:color w:val="454DF5"/>
+          <w:kern w:val="0"/>
+          <w:sz w:val="22"/>
+          <w:szCs w:val="22"/>
+          <w:lang w:val="en-US"/>
+        </w:rPr>
+        <w:t>manifesto_id</w:t>
+      </w:r>
+      <w:proofErr w:type="spellEnd"/>
+      <w:r>
+        <w:rPr>
+          <w:rFonts w:ascii="Menlo" w:hAnsi="Menlo" w:cs="Menlo"/>
+          <w:color w:val="454DF5"/>
+          <w:kern w:val="0"/>
+          <w:sz w:val="22"/>
+          <w:szCs w:val="22"/>
+          <w:lang w:val="en-US"/>
+        </w:rPr>
+        <w:t>,</w:t>
       </w:r>
       <w:r>
         <w:rPr>
@@ -5347,6 +5486,211 @@
         </w:rPr>
         <w:t xml:space="preserve"> </w:t>
       </w:r>
+      <w:proofErr w:type="spellStart"/>
+      <w:r>
+        <w:rPr>
+          <w:rFonts w:ascii="Menlo" w:hAnsi="Menlo" w:cs="Menlo"/>
+          <w:color w:val="454DF5"/>
+          <w:kern w:val="0"/>
+          <w:sz w:val="22"/>
+          <w:szCs w:val="22"/>
+          <w:lang w:val="en-US"/>
+        </w:rPr>
+        <w:t>candidate_sex</w:t>
+      </w:r>
+      <w:proofErr w:type="spellEnd"/>
+      <w:r>
+        <w:rPr>
+          <w:rFonts w:ascii="Menlo" w:hAnsi="Menlo" w:cs="Menlo"/>
+          <w:color w:val="454DF5"/>
+          <w:kern w:val="0"/>
+          <w:sz w:val="22"/>
+          <w:szCs w:val="22"/>
+          <w:lang w:val="en-US"/>
+        </w:rPr>
+        <w:t>,</w:t>
+      </w:r>
+      <w:r>
+        <w:rPr>
+          <w:rFonts w:ascii="Menlo" w:hAnsi="Menlo" w:cs="Menlo"/>
+          <w:color w:val="000000"/>
+          <w:kern w:val="0"/>
+          <w:sz w:val="22"/>
+          <w:szCs w:val="22"/>
+          <w:lang w:val="en-US"/>
+        </w:rPr>
+        <w:t xml:space="preserve"> </w:t>
+      </w:r>
+      <w:r>
+        <w:rPr>
+          <w:rFonts w:ascii="Menlo" w:hAnsi="Menlo" w:cs="Menlo"/>
+          <w:color w:val="454DF5"/>
+          <w:kern w:val="0"/>
+          <w:sz w:val="22"/>
+          <w:szCs w:val="22"/>
+          <w:lang w:val="en-US"/>
+        </w:rPr>
+        <w:t>year,</w:t>
+      </w:r>
+      <w:r>
+        <w:rPr>
+          <w:rFonts w:ascii="Menlo" w:hAnsi="Menlo" w:cs="Menlo"/>
+          <w:color w:val="000000"/>
+          <w:kern w:val="0"/>
+          <w:sz w:val="22"/>
+          <w:szCs w:val="22"/>
+          <w:lang w:val="en-US"/>
+        </w:rPr>
+        <w:t xml:space="preserve"> </w:t>
+      </w:r>
+      <w:r>
+        <w:rPr>
+          <w:rFonts w:ascii="Menlo" w:hAnsi="Menlo" w:cs="Menlo"/>
+          <w:color w:val="454DF5"/>
+          <w:kern w:val="0"/>
+          <w:sz w:val="22"/>
+          <w:szCs w:val="22"/>
+          <w:lang w:val="en-US"/>
+        </w:rPr>
+        <w:t>party,</w:t>
+      </w:r>
+    </w:p>
+    <w:p>
+      <w:pPr>
+        <w:tabs>
+          <w:tab w:val="left" w:pos="560"/>
+          <w:tab w:val="left" w:pos="1120"/>
+          <w:tab w:val="left" w:pos="1680"/>
+          <w:tab w:val="left" w:pos="2240"/>
+          <w:tab w:val="left" w:pos="2800"/>
+          <w:tab w:val="left" w:pos="3360"/>
+          <w:tab w:val="left" w:pos="3920"/>
+          <w:tab w:val="left" w:pos="4480"/>
+          <w:tab w:val="left" w:pos="5040"/>
+          <w:tab w:val="left" w:pos="5600"/>
+          <w:tab w:val="left" w:pos="6160"/>
+          <w:tab w:val="left" w:pos="6720"/>
+        </w:tabs>
+        <w:autoSpaceDE w:val="0"/>
+        <w:autoSpaceDN w:val="0"/>
+        <w:adjustRightInd w:val="0"/>
+        <w:spacing w:after="0" w:line="240" w:lineRule="auto"/>
+        <w:rPr>
+          <w:rFonts w:ascii="Menlo" w:hAnsi="Menlo" w:cs="Menlo"/>
+          <w:color w:val="000000"/>
+          <w:kern w:val="0"/>
+          <w:sz w:val="22"/>
+          <w:szCs w:val="22"/>
+          <w:lang w:val="es-ES"/>
+        </w:rPr>
+      </w:pPr>
+      <w:r>
+        <w:rPr>
+          <w:rFonts w:ascii="Menlo" w:hAnsi="Menlo" w:cs="Menlo"/>
+          <w:color w:val="000000"/>
+          <w:kern w:val="0"/>
+          <w:sz w:val="22"/>
+          <w:szCs w:val="22"/>
+          <w:lang w:val="en-US"/>
+        </w:rPr>
+        <w:t xml:space="preserve">  </w:t>
+      </w:r>
+      <w:proofErr w:type="spellStart"/>
+      <w:r>
+        <w:rPr>
+          <w:rFonts w:ascii="Menlo" w:hAnsi="Menlo" w:cs="Menlo"/>
+          <w:color w:val="454DF5"/>
+          <w:kern w:val="0"/>
+          <w:sz w:val="22"/>
+          <w:szCs w:val="22"/>
+          <w:lang w:val="es-ES"/>
+        </w:rPr>
+        <w:t>person_mentioned</w:t>
+      </w:r>
+      <w:proofErr w:type="spellEnd"/>
+      <w:r>
+        <w:rPr>
+          <w:rFonts w:ascii="Menlo" w:hAnsi="Menlo" w:cs="Menlo"/>
+          <w:color w:val="454DF5"/>
+          <w:kern w:val="0"/>
+          <w:sz w:val="22"/>
+          <w:szCs w:val="22"/>
+          <w:lang w:val="es-ES"/>
+        </w:rPr>
+        <w:t>)</w:t>
+      </w:r>
+    </w:p>
+    <w:p>
+      <w:pPr>
+        <w:tabs>
+          <w:tab w:val="left" w:pos="560"/>
+          <w:tab w:val="left" w:pos="1120"/>
+          <w:tab w:val="left" w:pos="1680"/>
+          <w:tab w:val="left" w:pos="2240"/>
+          <w:tab w:val="left" w:pos="2800"/>
+          <w:tab w:val="left" w:pos="3360"/>
+          <w:tab w:val="left" w:pos="3920"/>
+          <w:tab w:val="left" w:pos="4480"/>
+          <w:tab w:val="left" w:pos="5040"/>
+          <w:tab w:val="left" w:pos="5600"/>
+          <w:tab w:val="left" w:pos="6160"/>
+          <w:tab w:val="left" w:pos="6720"/>
+        </w:tabs>
+        <w:autoSpaceDE w:val="0"/>
+        <w:autoSpaceDN w:val="0"/>
+        <w:adjustRightInd w:val="0"/>
+        <w:spacing w:after="0" w:line="240" w:lineRule="auto"/>
+        <w:rPr>
+          <w:rFonts w:ascii="Menlo" w:hAnsi="Menlo" w:cs="Menlo"/>
+          <w:color w:val="000000"/>
+          <w:kern w:val="0"/>
+          <w:sz w:val="22"/>
+          <w:szCs w:val="22"/>
+          <w:lang w:val="es-ES"/>
+        </w:rPr>
+      </w:pPr>
+    </w:p>
+    <w:p>
+      <w:pPr>
+        <w:tabs>
+          <w:tab w:val="left" w:pos="560"/>
+          <w:tab w:val="left" w:pos="1120"/>
+          <w:tab w:val="left" w:pos="1680"/>
+          <w:tab w:val="left" w:pos="2240"/>
+          <w:tab w:val="left" w:pos="2800"/>
+          <w:tab w:val="left" w:pos="3360"/>
+          <w:tab w:val="left" w:pos="3920"/>
+          <w:tab w:val="left" w:pos="4480"/>
+          <w:tab w:val="left" w:pos="5040"/>
+          <w:tab w:val="left" w:pos="5600"/>
+          <w:tab w:val="left" w:pos="6160"/>
+          <w:tab w:val="left" w:pos="6720"/>
+        </w:tabs>
+        <w:autoSpaceDE w:val="0"/>
+        <w:autoSpaceDN w:val="0"/>
+        <w:adjustRightInd w:val="0"/>
+        <w:spacing w:after="0" w:line="240" w:lineRule="auto"/>
+        <w:rPr>
+          <w:rFonts w:ascii="Menlo" w:hAnsi="Menlo" w:cs="Menlo"/>
+          <w:color w:val="000000"/>
+          <w:kern w:val="0"/>
+          <w:sz w:val="22"/>
+          <w:szCs w:val="22"/>
+          <w:lang w:val="es-ES"/>
+        </w:rPr>
+      </w:pPr>
+      <w:r>
+        <w:rPr>
+          <w:rFonts w:ascii="Menlo" w:hAnsi="Menlo" w:cs="Menlo"/>
+          <w:color w:val="000000"/>
+          <w:kern w:val="0"/>
+          <w:sz w:val="22"/>
+          <w:szCs w:val="22"/>
+          <w:lang w:val="es-ES"/>
+        </w:rPr>
+        <w:t xml:space="preserve">  </w:t>
+      </w:r>
+      <w:proofErr w:type="spellStart"/>
       <w:r>
         <w:rPr>
           <w:rFonts w:ascii="Menlo" w:hAnsi="Menlo" w:cs="Menlo"/>
@@ -5356,203 +5700,21 @@
           <w:kern w:val="0"/>
           <w:sz w:val="22"/>
           <w:szCs w:val="22"/>
-          <w:lang w:val="en-US"/>
-        </w:rPr>
-        <w:t>output:</w:t>
-      </w:r>
-    </w:p>
-    <w:p>
-      <w:pPr>
-        <w:tabs>
-          <w:tab w:val="left" w:pos="560"/>
-          <w:tab w:val="left" w:pos="1120"/>
-          <w:tab w:val="left" w:pos="1680"/>
-          <w:tab w:val="left" w:pos="2240"/>
-          <w:tab w:val="left" w:pos="2800"/>
-          <w:tab w:val="left" w:pos="3360"/>
-          <w:tab w:val="left" w:pos="3920"/>
-          <w:tab w:val="left" w:pos="4480"/>
-          <w:tab w:val="left" w:pos="5040"/>
-          <w:tab w:val="left" w:pos="5600"/>
-          <w:tab w:val="left" w:pos="6160"/>
-          <w:tab w:val="left" w:pos="6720"/>
-        </w:tabs>
-        <w:autoSpaceDE w:val="0"/>
-        <w:autoSpaceDN w:val="0"/>
-        <w:adjustRightInd w:val="0"/>
-        <w:spacing w:after="0" w:line="240" w:lineRule="auto"/>
-        <w:rPr>
-          <w:rFonts w:ascii="Menlo" w:hAnsi="Menlo" w:cs="Menlo"/>
-          <w:color w:val="000000"/>
-          <w:kern w:val="0"/>
-          <w:sz w:val="22"/>
-          <w:szCs w:val="22"/>
-          <w:lang w:val="en-US"/>
-        </w:rPr>
-      </w:pPr>
-      <w:r>
-        <w:rPr>
-          <w:rFonts w:ascii="Menlo" w:hAnsi="Menlo" w:cs="Menlo"/>
-          <w:color w:val="000000"/>
-          <w:kern w:val="0"/>
-          <w:sz w:val="22"/>
-          <w:szCs w:val="22"/>
-          <w:lang w:val="en-US"/>
-        </w:rPr>
-        <w:t xml:space="preserve">  manifesto_042 | F | 1978 | PS  | "Simone Veil"</w:t>
-      </w:r>
-    </w:p>
-    <w:p>
-      <w:pPr>
-        <w:tabs>
-          <w:tab w:val="left" w:pos="560"/>
-          <w:tab w:val="left" w:pos="1120"/>
-          <w:tab w:val="left" w:pos="1680"/>
-          <w:tab w:val="left" w:pos="2240"/>
-          <w:tab w:val="left" w:pos="2800"/>
-          <w:tab w:val="left" w:pos="3360"/>
-          <w:tab w:val="left" w:pos="3920"/>
-          <w:tab w:val="left" w:pos="4480"/>
-          <w:tab w:val="left" w:pos="5040"/>
-          <w:tab w:val="left" w:pos="5600"/>
-          <w:tab w:val="left" w:pos="6160"/>
-          <w:tab w:val="left" w:pos="6720"/>
-        </w:tabs>
-        <w:autoSpaceDE w:val="0"/>
-        <w:autoSpaceDN w:val="0"/>
-        <w:adjustRightInd w:val="0"/>
-        <w:spacing w:after="0" w:line="240" w:lineRule="auto"/>
-        <w:rPr>
-          <w:rFonts w:ascii="Menlo" w:hAnsi="Menlo" w:cs="Menlo"/>
-          <w:color w:val="000000"/>
-          <w:kern w:val="0"/>
-          <w:sz w:val="22"/>
-          <w:szCs w:val="22"/>
-          <w:lang w:val="en-US"/>
-        </w:rPr>
-      </w:pPr>
-      <w:r>
-        <w:rPr>
-          <w:rFonts w:ascii="Menlo" w:hAnsi="Menlo" w:cs="Menlo"/>
-          <w:color w:val="000000"/>
-          <w:kern w:val="0"/>
-          <w:sz w:val="22"/>
-          <w:szCs w:val="22"/>
-          <w:lang w:val="en-US"/>
-        </w:rPr>
-        <w:t xml:space="preserve">  manifesto_042 | F | 1978 | PS  | "François Mitterrand"</w:t>
-      </w:r>
-    </w:p>
-    <w:p>
-      <w:pPr>
-        <w:tabs>
-          <w:tab w:val="left" w:pos="560"/>
-          <w:tab w:val="left" w:pos="1120"/>
-          <w:tab w:val="left" w:pos="1680"/>
-          <w:tab w:val="left" w:pos="2240"/>
-          <w:tab w:val="left" w:pos="2800"/>
-          <w:tab w:val="left" w:pos="3360"/>
-          <w:tab w:val="left" w:pos="3920"/>
-          <w:tab w:val="left" w:pos="4480"/>
-          <w:tab w:val="left" w:pos="5040"/>
-          <w:tab w:val="left" w:pos="5600"/>
-          <w:tab w:val="left" w:pos="6160"/>
-          <w:tab w:val="left" w:pos="6720"/>
-        </w:tabs>
-        <w:autoSpaceDE w:val="0"/>
-        <w:autoSpaceDN w:val="0"/>
-        <w:adjustRightInd w:val="0"/>
-        <w:spacing w:after="0" w:line="240" w:lineRule="auto"/>
-        <w:rPr>
-          <w:rFonts w:ascii="Menlo" w:hAnsi="Menlo" w:cs="Menlo"/>
-          <w:color w:val="000000"/>
-          <w:kern w:val="0"/>
-          <w:sz w:val="22"/>
-          <w:szCs w:val="22"/>
-          <w:lang w:val="en-US"/>
-        </w:rPr>
-      </w:pPr>
-      <w:r>
-        <w:rPr>
-          <w:rFonts w:ascii="Menlo" w:hAnsi="Menlo" w:cs="Menlo"/>
-          <w:color w:val="000000"/>
-          <w:kern w:val="0"/>
-          <w:sz w:val="22"/>
-          <w:szCs w:val="22"/>
-          <w:lang w:val="en-US"/>
-        </w:rPr>
-        <w:t xml:space="preserve">  manifesto_099 | M | 1978 | RPR | "Charles de Gaulle"</w:t>
-      </w:r>
-    </w:p>
-    <w:p>
-      <w:pPr>
-        <w:tabs>
-          <w:tab w:val="left" w:pos="560"/>
-          <w:tab w:val="left" w:pos="1120"/>
-          <w:tab w:val="left" w:pos="1680"/>
-          <w:tab w:val="left" w:pos="2240"/>
-          <w:tab w:val="left" w:pos="2800"/>
-          <w:tab w:val="left" w:pos="3360"/>
-          <w:tab w:val="left" w:pos="3920"/>
-          <w:tab w:val="left" w:pos="4480"/>
-          <w:tab w:val="left" w:pos="5040"/>
-          <w:tab w:val="left" w:pos="5600"/>
-          <w:tab w:val="left" w:pos="6160"/>
-          <w:tab w:val="left" w:pos="6720"/>
-        </w:tabs>
-        <w:autoSpaceDE w:val="0"/>
-        <w:autoSpaceDN w:val="0"/>
-        <w:adjustRightInd w:val="0"/>
-        <w:spacing w:after="0" w:line="240" w:lineRule="auto"/>
-        <w:rPr>
-          <w:rFonts w:ascii="Menlo" w:hAnsi="Menlo" w:cs="Menlo"/>
-          <w:color w:val="000000"/>
-          <w:kern w:val="0"/>
-          <w:sz w:val="22"/>
-          <w:szCs w:val="22"/>
-          <w:lang w:val="en-US"/>
-        </w:rPr>
-      </w:pPr>
-    </w:p>
-    <w:p>
-      <w:pPr>
-        <w:tabs>
-          <w:tab w:val="left" w:pos="560"/>
-          <w:tab w:val="left" w:pos="1120"/>
-          <w:tab w:val="left" w:pos="1680"/>
-          <w:tab w:val="left" w:pos="2240"/>
-          <w:tab w:val="left" w:pos="2800"/>
-          <w:tab w:val="left" w:pos="3360"/>
-          <w:tab w:val="left" w:pos="3920"/>
-          <w:tab w:val="left" w:pos="4480"/>
-          <w:tab w:val="left" w:pos="5040"/>
-          <w:tab w:val="left" w:pos="5600"/>
-          <w:tab w:val="left" w:pos="6160"/>
-          <w:tab w:val="left" w:pos="6720"/>
-        </w:tabs>
-        <w:autoSpaceDE w:val="0"/>
-        <w:autoSpaceDN w:val="0"/>
-        <w:adjustRightInd w:val="0"/>
-        <w:spacing w:after="0" w:line="240" w:lineRule="auto"/>
-        <w:rPr>
-          <w:rFonts w:ascii="Menlo" w:hAnsi="Menlo" w:cs="Menlo"/>
-          <w:color w:val="000000"/>
-          <w:kern w:val="0"/>
-          <w:sz w:val="22"/>
-          <w:szCs w:val="22"/>
-          <w:lang w:val="en-US"/>
-        </w:rPr>
-      </w:pPr>
-      <w:r>
-        <w:rPr>
-          <w:rFonts w:ascii="Menlo" w:hAnsi="Menlo" w:cs="Menlo"/>
-          <w:color w:val="000000"/>
-          <w:kern w:val="0"/>
-          <w:sz w:val="22"/>
-          <w:szCs w:val="22"/>
-          <w:lang w:val="en-US"/>
-        </w:rPr>
-        <w:t xml:space="preserve">  </w:t>
+          <w:lang w:val="es-ES"/>
+        </w:rPr>
+        <w:t>Example</w:t>
+      </w:r>
+      <w:proofErr w:type="spellEnd"/>
+      <w:r>
+        <w:rPr>
+          <w:rFonts w:ascii="Menlo" w:hAnsi="Menlo" w:cs="Menlo"/>
+          <w:color w:val="000000"/>
+          <w:kern w:val="0"/>
+          <w:sz w:val="22"/>
+          <w:szCs w:val="22"/>
+          <w:lang w:val="es-ES"/>
+        </w:rPr>
+        <w:t xml:space="preserve"> </w:t>
       </w:r>
       <w:r>
         <w:rPr>
@@ -5563,20 +5725,203 @@
           <w:kern w:val="0"/>
           <w:sz w:val="22"/>
           <w:szCs w:val="22"/>
-          <w:lang w:val="en-US"/>
-        </w:rPr>
-        <w:t>Evaluation</w:t>
-      </w:r>
-      <w:r>
-        <w:rPr>
-          <w:rFonts w:ascii="Menlo" w:hAnsi="Menlo" w:cs="Menlo"/>
-          <w:color w:val="000000"/>
-          <w:kern w:val="0"/>
-          <w:sz w:val="22"/>
-          <w:szCs w:val="22"/>
-          <w:lang w:val="en-US"/>
-        </w:rPr>
-        <w:t xml:space="preserve"> </w:t>
+          <w:lang w:val="es-ES"/>
+        </w:rPr>
+        <w:t>output:</w:t>
+      </w:r>
+    </w:p>
+    <w:p>
+      <w:pPr>
+        <w:tabs>
+          <w:tab w:val="left" w:pos="560"/>
+          <w:tab w:val="left" w:pos="1120"/>
+          <w:tab w:val="left" w:pos="1680"/>
+          <w:tab w:val="left" w:pos="2240"/>
+          <w:tab w:val="left" w:pos="2800"/>
+          <w:tab w:val="left" w:pos="3360"/>
+          <w:tab w:val="left" w:pos="3920"/>
+          <w:tab w:val="left" w:pos="4480"/>
+          <w:tab w:val="left" w:pos="5040"/>
+          <w:tab w:val="left" w:pos="5600"/>
+          <w:tab w:val="left" w:pos="6160"/>
+          <w:tab w:val="left" w:pos="6720"/>
+        </w:tabs>
+        <w:autoSpaceDE w:val="0"/>
+        <w:autoSpaceDN w:val="0"/>
+        <w:adjustRightInd w:val="0"/>
+        <w:spacing w:after="0" w:line="240" w:lineRule="auto"/>
+        <w:rPr>
+          <w:rFonts w:ascii="Menlo" w:hAnsi="Menlo" w:cs="Menlo"/>
+          <w:color w:val="000000"/>
+          <w:kern w:val="0"/>
+          <w:sz w:val="22"/>
+          <w:szCs w:val="22"/>
+          <w:lang w:val="es-ES"/>
+        </w:rPr>
+      </w:pPr>
+      <w:r>
+        <w:rPr>
+          <w:rFonts w:ascii="Menlo" w:hAnsi="Menlo" w:cs="Menlo"/>
+          <w:color w:val="000000"/>
+          <w:kern w:val="0"/>
+          <w:sz w:val="22"/>
+          <w:szCs w:val="22"/>
+          <w:lang w:val="es-ES"/>
+        </w:rPr>
+        <w:t xml:space="preserve">  manifesto_042 | F | 1978 | PS  | "Simone Veil"</w:t>
+      </w:r>
+    </w:p>
+    <w:p>
+      <w:pPr>
+        <w:tabs>
+          <w:tab w:val="left" w:pos="560"/>
+          <w:tab w:val="left" w:pos="1120"/>
+          <w:tab w:val="left" w:pos="1680"/>
+          <w:tab w:val="left" w:pos="2240"/>
+          <w:tab w:val="left" w:pos="2800"/>
+          <w:tab w:val="left" w:pos="3360"/>
+          <w:tab w:val="left" w:pos="3920"/>
+          <w:tab w:val="left" w:pos="4480"/>
+          <w:tab w:val="left" w:pos="5040"/>
+          <w:tab w:val="left" w:pos="5600"/>
+          <w:tab w:val="left" w:pos="6160"/>
+          <w:tab w:val="left" w:pos="6720"/>
+        </w:tabs>
+        <w:autoSpaceDE w:val="0"/>
+        <w:autoSpaceDN w:val="0"/>
+        <w:adjustRightInd w:val="0"/>
+        <w:spacing w:after="0" w:line="240" w:lineRule="auto"/>
+        <w:rPr>
+          <w:rFonts w:ascii="Menlo" w:hAnsi="Menlo" w:cs="Menlo"/>
+          <w:color w:val="000000"/>
+          <w:kern w:val="0"/>
+          <w:sz w:val="22"/>
+          <w:szCs w:val="22"/>
+          <w:lang w:val="es-ES"/>
+        </w:rPr>
+      </w:pPr>
+      <w:r>
+        <w:rPr>
+          <w:rFonts w:ascii="Menlo" w:hAnsi="Menlo" w:cs="Menlo"/>
+          <w:color w:val="000000"/>
+          <w:kern w:val="0"/>
+          <w:sz w:val="22"/>
+          <w:szCs w:val="22"/>
+          <w:lang w:val="es-ES"/>
+        </w:rPr>
+        <w:t xml:space="preserve">  manifesto_042 | F | 1978 | PS  | "François Mitterrand"</w:t>
+      </w:r>
+    </w:p>
+    <w:p>
+      <w:pPr>
+        <w:tabs>
+          <w:tab w:val="left" w:pos="560"/>
+          <w:tab w:val="left" w:pos="1120"/>
+          <w:tab w:val="left" w:pos="1680"/>
+          <w:tab w:val="left" w:pos="2240"/>
+          <w:tab w:val="left" w:pos="2800"/>
+          <w:tab w:val="left" w:pos="3360"/>
+          <w:tab w:val="left" w:pos="3920"/>
+          <w:tab w:val="left" w:pos="4480"/>
+          <w:tab w:val="left" w:pos="5040"/>
+          <w:tab w:val="left" w:pos="5600"/>
+          <w:tab w:val="left" w:pos="6160"/>
+          <w:tab w:val="left" w:pos="6720"/>
+        </w:tabs>
+        <w:autoSpaceDE w:val="0"/>
+        <w:autoSpaceDN w:val="0"/>
+        <w:adjustRightInd w:val="0"/>
+        <w:spacing w:after="0" w:line="240" w:lineRule="auto"/>
+        <w:rPr>
+          <w:rFonts w:ascii="Menlo" w:hAnsi="Menlo" w:cs="Menlo"/>
+          <w:color w:val="000000"/>
+          <w:kern w:val="0"/>
+          <w:sz w:val="22"/>
+          <w:szCs w:val="22"/>
+          <w:lang w:val="es-ES"/>
+        </w:rPr>
+      </w:pPr>
+      <w:r>
+        <w:rPr>
+          <w:rFonts w:ascii="Menlo" w:hAnsi="Menlo" w:cs="Menlo"/>
+          <w:color w:val="000000"/>
+          <w:kern w:val="0"/>
+          <w:sz w:val="22"/>
+          <w:szCs w:val="22"/>
+          <w:lang w:val="es-ES"/>
+        </w:rPr>
+        <w:t xml:space="preserve">  manifesto_099 | M | 1978 | RPR | "Charles de Gaulle"</w:t>
+      </w:r>
+    </w:p>
+    <w:p>
+      <w:pPr>
+        <w:tabs>
+          <w:tab w:val="left" w:pos="560"/>
+          <w:tab w:val="left" w:pos="1120"/>
+          <w:tab w:val="left" w:pos="1680"/>
+          <w:tab w:val="left" w:pos="2240"/>
+          <w:tab w:val="left" w:pos="2800"/>
+          <w:tab w:val="left" w:pos="3360"/>
+          <w:tab w:val="left" w:pos="3920"/>
+          <w:tab w:val="left" w:pos="4480"/>
+          <w:tab w:val="left" w:pos="5040"/>
+          <w:tab w:val="left" w:pos="5600"/>
+          <w:tab w:val="left" w:pos="6160"/>
+          <w:tab w:val="left" w:pos="6720"/>
+        </w:tabs>
+        <w:autoSpaceDE w:val="0"/>
+        <w:autoSpaceDN w:val="0"/>
+        <w:adjustRightInd w:val="0"/>
+        <w:spacing w:after="0" w:line="240" w:lineRule="auto"/>
+        <w:rPr>
+          <w:rFonts w:ascii="Menlo" w:hAnsi="Menlo" w:cs="Menlo"/>
+          <w:color w:val="000000"/>
+          <w:kern w:val="0"/>
+          <w:sz w:val="22"/>
+          <w:szCs w:val="22"/>
+          <w:lang w:val="es-ES"/>
+        </w:rPr>
+      </w:pPr>
+    </w:p>
+    <w:p>
+      <w:pPr>
+        <w:tabs>
+          <w:tab w:val="left" w:pos="560"/>
+          <w:tab w:val="left" w:pos="1120"/>
+          <w:tab w:val="left" w:pos="1680"/>
+          <w:tab w:val="left" w:pos="2240"/>
+          <w:tab w:val="left" w:pos="2800"/>
+          <w:tab w:val="left" w:pos="3360"/>
+          <w:tab w:val="left" w:pos="3920"/>
+          <w:tab w:val="left" w:pos="4480"/>
+          <w:tab w:val="left" w:pos="5040"/>
+          <w:tab w:val="left" w:pos="5600"/>
+          <w:tab w:val="left" w:pos="6160"/>
+          <w:tab w:val="left" w:pos="6720"/>
+        </w:tabs>
+        <w:autoSpaceDE w:val="0"/>
+        <w:autoSpaceDN w:val="0"/>
+        <w:adjustRightInd w:val="0"/>
+        <w:spacing w:after="0" w:line="240" w:lineRule="auto"/>
+        <w:rPr>
+          <w:rFonts w:ascii="Menlo" w:hAnsi="Menlo" w:cs="Menlo"/>
+          <w:color w:val="000000"/>
+          <w:kern w:val="0"/>
+          <w:sz w:val="22"/>
+          <w:szCs w:val="22"/>
+          <w:lang w:val="en-US"/>
+        </w:rPr>
+      </w:pPr>
+      <w:r>
+        <w:rPr>
+          <w:rFonts w:ascii="Menlo" w:hAnsi="Menlo" w:cs="Menlo"/>
+          <w:color w:val="000000"/>
+          <w:kern w:val="0"/>
+          <w:sz w:val="22"/>
+          <w:szCs w:val="22"/>
+          <w:lang w:val="es-ES"/>
+        </w:rPr>
+        <w:t xml:space="preserve">  </w:t>
       </w:r>
       <w:r>
         <w:rPr>
@@ -5589,171 +5934,18 @@
           <w:szCs w:val="22"/>
           <w:lang w:val="en-US"/>
         </w:rPr>
-        <w:t>step:</w:t>
-      </w:r>
-      <w:r>
-        <w:rPr>
-          <w:rFonts w:ascii="Menlo" w:hAnsi="Menlo" w:cs="Menlo"/>
-          <w:color w:val="000000"/>
-          <w:kern w:val="0"/>
-          <w:sz w:val="22"/>
-          <w:szCs w:val="22"/>
-          <w:lang w:val="en-US"/>
-        </w:rPr>
-        <w:t xml:space="preserve"> Manually annotate ~50 manifestos, measure precision/recall of</w:t>
-      </w:r>
-    </w:p>
-    <w:p>
-      <w:pPr>
-        <w:tabs>
-          <w:tab w:val="left" w:pos="560"/>
-          <w:tab w:val="left" w:pos="1120"/>
-          <w:tab w:val="left" w:pos="1680"/>
-          <w:tab w:val="left" w:pos="2240"/>
-          <w:tab w:val="left" w:pos="2800"/>
-          <w:tab w:val="left" w:pos="3360"/>
-          <w:tab w:val="left" w:pos="3920"/>
-          <w:tab w:val="left" w:pos="4480"/>
-          <w:tab w:val="left" w:pos="5040"/>
-          <w:tab w:val="left" w:pos="5600"/>
-          <w:tab w:val="left" w:pos="6160"/>
-          <w:tab w:val="left" w:pos="6720"/>
-        </w:tabs>
-        <w:autoSpaceDE w:val="0"/>
-        <w:autoSpaceDN w:val="0"/>
-        <w:adjustRightInd w:val="0"/>
-        <w:spacing w:after="0" w:line="240" w:lineRule="auto"/>
-        <w:rPr>
-          <w:rFonts w:ascii="Menlo" w:hAnsi="Menlo" w:cs="Menlo"/>
-          <w:color w:val="000000"/>
-          <w:kern w:val="0"/>
-          <w:sz w:val="22"/>
-          <w:szCs w:val="22"/>
-          <w:lang w:val="en-US"/>
-        </w:rPr>
-      </w:pPr>
-      <w:r>
-        <w:rPr>
-          <w:rFonts w:ascii="Menlo" w:hAnsi="Menlo" w:cs="Menlo"/>
-          <w:color w:val="000000"/>
-          <w:kern w:val="0"/>
-          <w:sz w:val="22"/>
-          <w:szCs w:val="22"/>
-          <w:lang w:val="en-US"/>
-        </w:rPr>
-        <w:t xml:space="preserve">   the NER.</w:t>
-      </w:r>
-    </w:p>
-    <w:p>
-      <w:pPr>
-        <w:tabs>
-          <w:tab w:val="left" w:pos="560"/>
-          <w:tab w:val="left" w:pos="1120"/>
-          <w:tab w:val="left" w:pos="1680"/>
-          <w:tab w:val="left" w:pos="2240"/>
-          <w:tab w:val="left" w:pos="2800"/>
-          <w:tab w:val="left" w:pos="3360"/>
-          <w:tab w:val="left" w:pos="3920"/>
-          <w:tab w:val="left" w:pos="4480"/>
-          <w:tab w:val="left" w:pos="5040"/>
-          <w:tab w:val="left" w:pos="5600"/>
-          <w:tab w:val="left" w:pos="6160"/>
-          <w:tab w:val="left" w:pos="6720"/>
-        </w:tabs>
-        <w:autoSpaceDE w:val="0"/>
-        <w:autoSpaceDN w:val="0"/>
-        <w:adjustRightInd w:val="0"/>
-        <w:spacing w:after="0" w:line="240" w:lineRule="auto"/>
-        <w:rPr>
-          <w:rFonts w:ascii="Menlo" w:hAnsi="Menlo" w:cs="Menlo"/>
-          <w:color w:val="000000"/>
-          <w:kern w:val="0"/>
-          <w:sz w:val="22"/>
-          <w:szCs w:val="22"/>
-          <w:lang w:val="en-US"/>
-        </w:rPr>
-      </w:pPr>
-    </w:p>
-    <w:p>
-      <w:pPr>
-        <w:tabs>
-          <w:tab w:val="left" w:pos="560"/>
-          <w:tab w:val="left" w:pos="1120"/>
-          <w:tab w:val="left" w:pos="1680"/>
-          <w:tab w:val="left" w:pos="2240"/>
-          <w:tab w:val="left" w:pos="2800"/>
-          <w:tab w:val="left" w:pos="3360"/>
-          <w:tab w:val="left" w:pos="3920"/>
-          <w:tab w:val="left" w:pos="4480"/>
-          <w:tab w:val="left" w:pos="5040"/>
-          <w:tab w:val="left" w:pos="5600"/>
-          <w:tab w:val="left" w:pos="6160"/>
-          <w:tab w:val="left" w:pos="6720"/>
-        </w:tabs>
-        <w:autoSpaceDE w:val="0"/>
-        <w:autoSpaceDN w:val="0"/>
-        <w:adjustRightInd w:val="0"/>
-        <w:spacing w:after="0" w:line="240" w:lineRule="auto"/>
-        <w:rPr>
-          <w:rFonts w:ascii="Menlo" w:hAnsi="Menlo" w:cs="Menlo"/>
-          <w:color w:val="000000"/>
-          <w:kern w:val="0"/>
-          <w:sz w:val="22"/>
-          <w:szCs w:val="22"/>
-          <w:lang w:val="en-US"/>
-        </w:rPr>
-      </w:pPr>
-      <w:r>
-        <w:rPr>
-          <w:rFonts w:ascii="Menlo" w:hAnsi="Menlo" w:cs="Menlo"/>
-          <w:color w:val="000000"/>
-          <w:kern w:val="0"/>
-          <w:sz w:val="22"/>
-          <w:szCs w:val="22"/>
-          <w:lang w:val="en-US"/>
-        </w:rPr>
-        <w:t xml:space="preserve">  ---</w:t>
-      </w:r>
-    </w:p>
-    <w:p>
-      <w:pPr>
-        <w:tabs>
-          <w:tab w:val="left" w:pos="560"/>
-          <w:tab w:val="left" w:pos="1120"/>
-          <w:tab w:val="left" w:pos="1680"/>
-          <w:tab w:val="left" w:pos="2240"/>
-          <w:tab w:val="left" w:pos="2800"/>
-          <w:tab w:val="left" w:pos="3360"/>
-          <w:tab w:val="left" w:pos="3920"/>
-          <w:tab w:val="left" w:pos="4480"/>
-          <w:tab w:val="left" w:pos="5040"/>
-          <w:tab w:val="left" w:pos="5600"/>
-          <w:tab w:val="left" w:pos="6160"/>
-          <w:tab w:val="left" w:pos="6720"/>
-        </w:tabs>
-        <w:autoSpaceDE w:val="0"/>
-        <w:autoSpaceDN w:val="0"/>
-        <w:adjustRightInd w:val="0"/>
-        <w:spacing w:after="0" w:line="240" w:lineRule="auto"/>
-        <w:rPr>
-          <w:rFonts w:ascii="Menlo" w:hAnsi="Menlo" w:cs="Menlo"/>
-          <w:color w:val="000000"/>
-          <w:kern w:val="0"/>
-          <w:sz w:val="22"/>
-          <w:szCs w:val="22"/>
-          <w:lang w:val="en-US"/>
-        </w:rPr>
-      </w:pPr>
-      <w:r>
-        <w:rPr>
-          <w:rFonts w:ascii="Menlo" w:hAnsi="Menlo" w:cs="Menlo"/>
-          <w:color w:val="000000"/>
-          <w:kern w:val="0"/>
-          <w:sz w:val="22"/>
-          <w:szCs w:val="22"/>
-          <w:lang w:val="en-US"/>
-        </w:rPr>
-        <w:t xml:space="preserve">  </w:t>
+        <w:t>Evaluation</w:t>
+      </w:r>
+      <w:r>
+        <w:rPr>
+          <w:rFonts w:ascii="Menlo" w:hAnsi="Menlo" w:cs="Menlo"/>
+          <w:color w:val="000000"/>
+          <w:kern w:val="0"/>
+          <w:sz w:val="22"/>
+          <w:szCs w:val="22"/>
+          <w:lang w:val="en-US"/>
+        </w:rPr>
+        <w:t xml:space="preserve"> </w:t>
       </w:r>
       <w:r>
         <w:rPr>
@@ -5766,18 +5958,171 @@
           <w:szCs w:val="22"/>
           <w:lang w:val="en-US"/>
         </w:rPr>
-        <w:t>Stage</w:t>
-      </w:r>
-      <w:r>
-        <w:rPr>
-          <w:rFonts w:ascii="Menlo" w:hAnsi="Menlo" w:cs="Menlo"/>
-          <w:color w:val="000000"/>
-          <w:kern w:val="0"/>
-          <w:sz w:val="22"/>
-          <w:szCs w:val="22"/>
-          <w:lang w:val="en-US"/>
-        </w:rPr>
-        <w:t xml:space="preserve"> </w:t>
+        <w:t>step:</w:t>
+      </w:r>
+      <w:r>
+        <w:rPr>
+          <w:rFonts w:ascii="Menlo" w:hAnsi="Menlo" w:cs="Menlo"/>
+          <w:color w:val="000000"/>
+          <w:kern w:val="0"/>
+          <w:sz w:val="22"/>
+          <w:szCs w:val="22"/>
+          <w:lang w:val="en-US"/>
+        </w:rPr>
+        <w:t xml:space="preserve"> Manually annotate ~50 manifestos, measure precision/recall of</w:t>
+      </w:r>
+    </w:p>
+    <w:p>
+      <w:pPr>
+        <w:tabs>
+          <w:tab w:val="left" w:pos="560"/>
+          <w:tab w:val="left" w:pos="1120"/>
+          <w:tab w:val="left" w:pos="1680"/>
+          <w:tab w:val="left" w:pos="2240"/>
+          <w:tab w:val="left" w:pos="2800"/>
+          <w:tab w:val="left" w:pos="3360"/>
+          <w:tab w:val="left" w:pos="3920"/>
+          <w:tab w:val="left" w:pos="4480"/>
+          <w:tab w:val="left" w:pos="5040"/>
+          <w:tab w:val="left" w:pos="5600"/>
+          <w:tab w:val="left" w:pos="6160"/>
+          <w:tab w:val="left" w:pos="6720"/>
+        </w:tabs>
+        <w:autoSpaceDE w:val="0"/>
+        <w:autoSpaceDN w:val="0"/>
+        <w:adjustRightInd w:val="0"/>
+        <w:spacing w:after="0" w:line="240" w:lineRule="auto"/>
+        <w:rPr>
+          <w:rFonts w:ascii="Menlo" w:hAnsi="Menlo" w:cs="Menlo"/>
+          <w:color w:val="000000"/>
+          <w:kern w:val="0"/>
+          <w:sz w:val="22"/>
+          <w:szCs w:val="22"/>
+          <w:lang w:val="en-US"/>
+        </w:rPr>
+      </w:pPr>
+      <w:r>
+        <w:rPr>
+          <w:rFonts w:ascii="Menlo" w:hAnsi="Menlo" w:cs="Menlo"/>
+          <w:color w:val="000000"/>
+          <w:kern w:val="0"/>
+          <w:sz w:val="22"/>
+          <w:szCs w:val="22"/>
+          <w:lang w:val="en-US"/>
+        </w:rPr>
+        <w:t xml:space="preserve">   the NER.</w:t>
+      </w:r>
+    </w:p>
+    <w:p>
+      <w:pPr>
+        <w:tabs>
+          <w:tab w:val="left" w:pos="560"/>
+          <w:tab w:val="left" w:pos="1120"/>
+          <w:tab w:val="left" w:pos="1680"/>
+          <w:tab w:val="left" w:pos="2240"/>
+          <w:tab w:val="left" w:pos="2800"/>
+          <w:tab w:val="left" w:pos="3360"/>
+          <w:tab w:val="left" w:pos="3920"/>
+          <w:tab w:val="left" w:pos="4480"/>
+          <w:tab w:val="left" w:pos="5040"/>
+          <w:tab w:val="left" w:pos="5600"/>
+          <w:tab w:val="left" w:pos="6160"/>
+          <w:tab w:val="left" w:pos="6720"/>
+        </w:tabs>
+        <w:autoSpaceDE w:val="0"/>
+        <w:autoSpaceDN w:val="0"/>
+        <w:adjustRightInd w:val="0"/>
+        <w:spacing w:after="0" w:line="240" w:lineRule="auto"/>
+        <w:rPr>
+          <w:rFonts w:ascii="Menlo" w:hAnsi="Menlo" w:cs="Menlo"/>
+          <w:color w:val="000000"/>
+          <w:kern w:val="0"/>
+          <w:sz w:val="22"/>
+          <w:szCs w:val="22"/>
+          <w:lang w:val="en-US"/>
+        </w:rPr>
+      </w:pPr>
+    </w:p>
+    <w:p>
+      <w:pPr>
+        <w:tabs>
+          <w:tab w:val="left" w:pos="560"/>
+          <w:tab w:val="left" w:pos="1120"/>
+          <w:tab w:val="left" w:pos="1680"/>
+          <w:tab w:val="left" w:pos="2240"/>
+          <w:tab w:val="left" w:pos="2800"/>
+          <w:tab w:val="left" w:pos="3360"/>
+          <w:tab w:val="left" w:pos="3920"/>
+          <w:tab w:val="left" w:pos="4480"/>
+          <w:tab w:val="left" w:pos="5040"/>
+          <w:tab w:val="left" w:pos="5600"/>
+          <w:tab w:val="left" w:pos="6160"/>
+          <w:tab w:val="left" w:pos="6720"/>
+        </w:tabs>
+        <w:autoSpaceDE w:val="0"/>
+        <w:autoSpaceDN w:val="0"/>
+        <w:adjustRightInd w:val="0"/>
+        <w:spacing w:after="0" w:line="240" w:lineRule="auto"/>
+        <w:rPr>
+          <w:rFonts w:ascii="Menlo" w:hAnsi="Menlo" w:cs="Menlo"/>
+          <w:color w:val="000000"/>
+          <w:kern w:val="0"/>
+          <w:sz w:val="22"/>
+          <w:szCs w:val="22"/>
+          <w:lang w:val="en-US"/>
+        </w:rPr>
+      </w:pPr>
+      <w:r>
+        <w:rPr>
+          <w:rFonts w:ascii="Menlo" w:hAnsi="Menlo" w:cs="Menlo"/>
+          <w:color w:val="000000"/>
+          <w:kern w:val="0"/>
+          <w:sz w:val="22"/>
+          <w:szCs w:val="22"/>
+          <w:lang w:val="en-US"/>
+        </w:rPr>
+        <w:t xml:space="preserve">  ---</w:t>
+      </w:r>
+    </w:p>
+    <w:p>
+      <w:pPr>
+        <w:tabs>
+          <w:tab w:val="left" w:pos="560"/>
+          <w:tab w:val="left" w:pos="1120"/>
+          <w:tab w:val="left" w:pos="1680"/>
+          <w:tab w:val="left" w:pos="2240"/>
+          <w:tab w:val="left" w:pos="2800"/>
+          <w:tab w:val="left" w:pos="3360"/>
+          <w:tab w:val="left" w:pos="3920"/>
+          <w:tab w:val="left" w:pos="4480"/>
+          <w:tab w:val="left" w:pos="5040"/>
+          <w:tab w:val="left" w:pos="5600"/>
+          <w:tab w:val="left" w:pos="6160"/>
+          <w:tab w:val="left" w:pos="6720"/>
+        </w:tabs>
+        <w:autoSpaceDE w:val="0"/>
+        <w:autoSpaceDN w:val="0"/>
+        <w:adjustRightInd w:val="0"/>
+        <w:spacing w:after="0" w:line="240" w:lineRule="auto"/>
+        <w:rPr>
+          <w:rFonts w:ascii="Menlo" w:hAnsi="Menlo" w:cs="Menlo"/>
+          <w:color w:val="000000"/>
+          <w:kern w:val="0"/>
+          <w:sz w:val="22"/>
+          <w:szCs w:val="22"/>
+          <w:lang w:val="en-US"/>
+        </w:rPr>
+      </w:pPr>
+      <w:r>
+        <w:rPr>
+          <w:rFonts w:ascii="Menlo" w:hAnsi="Menlo" w:cs="Menlo"/>
+          <w:color w:val="000000"/>
+          <w:kern w:val="0"/>
+          <w:sz w:val="22"/>
+          <w:szCs w:val="22"/>
+          <w:lang w:val="en-US"/>
+        </w:rPr>
+        <w:t xml:space="preserve">  </w:t>
       </w:r>
       <w:r>
         <w:rPr>
@@ -5790,7 +6135,7 @@
           <w:szCs w:val="22"/>
           <w:lang w:val="en-US"/>
         </w:rPr>
-        <w:t>3</w:t>
+        <w:t>Stage</w:t>
       </w:r>
       <w:r>
         <w:rPr>
@@ -5814,7 +6159,7 @@
           <w:szCs w:val="22"/>
           <w:lang w:val="en-US"/>
         </w:rPr>
-        <w:t>—</w:t>
+        <w:t>3</w:t>
       </w:r>
       <w:r>
         <w:rPr>
@@ -5838,7 +6183,7 @@
           <w:szCs w:val="22"/>
           <w:lang w:val="en-US"/>
         </w:rPr>
-        <w:t>Gender</w:t>
+        <w:t>—</w:t>
       </w:r>
       <w:r>
         <w:rPr>
@@ -5862,7 +6207,7 @@
           <w:szCs w:val="22"/>
           <w:lang w:val="en-US"/>
         </w:rPr>
-        <w:t>Tagging</w:t>
+        <w:t>Gender</w:t>
       </w:r>
       <w:r>
         <w:rPr>
@@ -5886,7 +6231,7 @@
           <w:szCs w:val="22"/>
           <w:lang w:val="en-US"/>
         </w:rPr>
-        <w:t>of</w:t>
+        <w:t>Tagging</w:t>
       </w:r>
       <w:r>
         <w:rPr>
@@ -5910,7 +6255,7 @@
           <w:szCs w:val="22"/>
           <w:lang w:val="en-US"/>
         </w:rPr>
-        <w:t>Cited</w:t>
+        <w:t>of</w:t>
       </w:r>
       <w:r>
         <w:rPr>
@@ -5934,78 +6279,18 @@
           <w:szCs w:val="22"/>
           <w:lang w:val="en-US"/>
         </w:rPr>
-        <w:t>Figures</w:t>
-      </w:r>
-    </w:p>
-    <w:p>
-      <w:pPr>
-        <w:tabs>
-          <w:tab w:val="left" w:pos="560"/>
-          <w:tab w:val="left" w:pos="1120"/>
-          <w:tab w:val="left" w:pos="1680"/>
-          <w:tab w:val="left" w:pos="2240"/>
-          <w:tab w:val="left" w:pos="2800"/>
-          <w:tab w:val="left" w:pos="3360"/>
-          <w:tab w:val="left" w:pos="3920"/>
-          <w:tab w:val="left" w:pos="4480"/>
-          <w:tab w:val="left" w:pos="5040"/>
-          <w:tab w:val="left" w:pos="5600"/>
-          <w:tab w:val="left" w:pos="6160"/>
-          <w:tab w:val="left" w:pos="6720"/>
-        </w:tabs>
-        <w:autoSpaceDE w:val="0"/>
-        <w:autoSpaceDN w:val="0"/>
-        <w:adjustRightInd w:val="0"/>
-        <w:spacing w:after="0" w:line="240" w:lineRule="auto"/>
-        <w:rPr>
-          <w:rFonts w:ascii="Menlo" w:hAnsi="Menlo" w:cs="Menlo"/>
-          <w:color w:val="000000"/>
-          <w:kern w:val="0"/>
-          <w:sz w:val="22"/>
-          <w:szCs w:val="22"/>
-          <w:lang w:val="en-US"/>
-        </w:rPr>
-      </w:pPr>
-    </w:p>
-    <w:p>
-      <w:pPr>
-        <w:tabs>
-          <w:tab w:val="left" w:pos="560"/>
-          <w:tab w:val="left" w:pos="1120"/>
-          <w:tab w:val="left" w:pos="1680"/>
-          <w:tab w:val="left" w:pos="2240"/>
-          <w:tab w:val="left" w:pos="2800"/>
-          <w:tab w:val="left" w:pos="3360"/>
-          <w:tab w:val="left" w:pos="3920"/>
-          <w:tab w:val="left" w:pos="4480"/>
-          <w:tab w:val="left" w:pos="5040"/>
-          <w:tab w:val="left" w:pos="5600"/>
-          <w:tab w:val="left" w:pos="6160"/>
-          <w:tab w:val="left" w:pos="6720"/>
-        </w:tabs>
-        <w:autoSpaceDE w:val="0"/>
-        <w:autoSpaceDN w:val="0"/>
-        <w:adjustRightInd w:val="0"/>
-        <w:spacing w:after="0" w:line="240" w:lineRule="auto"/>
-        <w:rPr>
-          <w:rFonts w:ascii="Menlo" w:hAnsi="Menlo" w:cs="Menlo"/>
-          <w:color w:val="000000"/>
-          <w:kern w:val="0"/>
-          <w:sz w:val="22"/>
-          <w:szCs w:val="22"/>
-          <w:lang w:val="en-US"/>
-        </w:rPr>
-      </w:pPr>
-      <w:r>
-        <w:rPr>
-          <w:rFonts w:ascii="Menlo" w:hAnsi="Menlo" w:cs="Menlo"/>
-          <w:color w:val="000000"/>
-          <w:kern w:val="0"/>
-          <w:sz w:val="22"/>
-          <w:szCs w:val="22"/>
-          <w:lang w:val="en-US"/>
-        </w:rPr>
-        <w:t xml:space="preserve">  </w:t>
+        <w:t>Cited</w:t>
+      </w:r>
+      <w:r>
+        <w:rPr>
+          <w:rFonts w:ascii="Menlo" w:hAnsi="Menlo" w:cs="Menlo"/>
+          <w:color w:val="000000"/>
+          <w:kern w:val="0"/>
+          <w:sz w:val="22"/>
+          <w:szCs w:val="22"/>
+          <w:lang w:val="en-US"/>
+        </w:rPr>
+        <w:t xml:space="preserve"> </w:t>
       </w:r>
       <w:r>
         <w:rPr>
@@ -6018,6 +6303,90 @@
           <w:szCs w:val="22"/>
           <w:lang w:val="en-US"/>
         </w:rPr>
+        <w:t>Figures</w:t>
+      </w:r>
+    </w:p>
+    <w:p>
+      <w:pPr>
+        <w:tabs>
+          <w:tab w:val="left" w:pos="560"/>
+          <w:tab w:val="left" w:pos="1120"/>
+          <w:tab w:val="left" w:pos="1680"/>
+          <w:tab w:val="left" w:pos="2240"/>
+          <w:tab w:val="left" w:pos="2800"/>
+          <w:tab w:val="left" w:pos="3360"/>
+          <w:tab w:val="left" w:pos="3920"/>
+          <w:tab w:val="left" w:pos="4480"/>
+          <w:tab w:val="left" w:pos="5040"/>
+          <w:tab w:val="left" w:pos="5600"/>
+          <w:tab w:val="left" w:pos="6160"/>
+          <w:tab w:val="left" w:pos="6720"/>
+        </w:tabs>
+        <w:autoSpaceDE w:val="0"/>
+        <w:autoSpaceDN w:val="0"/>
+        <w:adjustRightInd w:val="0"/>
+        <w:spacing w:after="0" w:line="240" w:lineRule="auto"/>
+        <w:rPr>
+          <w:rFonts w:ascii="Menlo" w:hAnsi="Menlo" w:cs="Menlo"/>
+          <w:color w:val="000000"/>
+          <w:kern w:val="0"/>
+          <w:sz w:val="22"/>
+          <w:szCs w:val="22"/>
+          <w:lang w:val="en-US"/>
+        </w:rPr>
+      </w:pPr>
+    </w:p>
+    <w:p>
+      <w:pPr>
+        <w:tabs>
+          <w:tab w:val="left" w:pos="560"/>
+          <w:tab w:val="left" w:pos="1120"/>
+          <w:tab w:val="left" w:pos="1680"/>
+          <w:tab w:val="left" w:pos="2240"/>
+          <w:tab w:val="left" w:pos="2800"/>
+          <w:tab w:val="left" w:pos="3360"/>
+          <w:tab w:val="left" w:pos="3920"/>
+          <w:tab w:val="left" w:pos="4480"/>
+          <w:tab w:val="left" w:pos="5040"/>
+          <w:tab w:val="left" w:pos="5600"/>
+          <w:tab w:val="left" w:pos="6160"/>
+          <w:tab w:val="left" w:pos="6720"/>
+        </w:tabs>
+        <w:autoSpaceDE w:val="0"/>
+        <w:autoSpaceDN w:val="0"/>
+        <w:adjustRightInd w:val="0"/>
+        <w:spacing w:after="0" w:line="240" w:lineRule="auto"/>
+        <w:rPr>
+          <w:rFonts w:ascii="Menlo" w:hAnsi="Menlo" w:cs="Menlo"/>
+          <w:color w:val="000000"/>
+          <w:kern w:val="0"/>
+          <w:sz w:val="22"/>
+          <w:szCs w:val="22"/>
+          <w:lang w:val="en-US"/>
+        </w:rPr>
+      </w:pPr>
+      <w:r>
+        <w:rPr>
+          <w:rFonts w:ascii="Menlo" w:hAnsi="Menlo" w:cs="Menlo"/>
+          <w:color w:val="000000"/>
+          <w:kern w:val="0"/>
+          <w:sz w:val="22"/>
+          <w:szCs w:val="22"/>
+          <w:lang w:val="en-US"/>
+        </w:rPr>
+        <w:t xml:space="preserve">  </w:t>
+      </w:r>
+      <w:r>
+        <w:rPr>
+          <w:rFonts w:ascii="Menlo" w:hAnsi="Menlo" w:cs="Menlo"/>
+          <w:b/>
+          <w:bCs/>
+          <w:color w:val="000000"/>
+          <w:kern w:val="0"/>
+          <w:sz w:val="22"/>
+          <w:szCs w:val="22"/>
+          <w:lang w:val="en-US"/>
+        </w:rPr>
         <w:t>Goal:</w:t>
       </w:r>
       <w:r>
@@ -6319,6 +6688,7 @@
         </w:rPr>
         <w:t xml:space="preserve">  - Query </w:t>
       </w:r>
+      <w:proofErr w:type="spellStart"/>
       <w:r>
         <w:rPr>
           <w:rFonts w:ascii="Menlo" w:hAnsi="Menlo" w:cs="Menlo"/>
@@ -6332,6 +6702,7 @@
         </w:rPr>
         <w:t>Wikidata</w:t>
       </w:r>
+      <w:proofErr w:type="spellEnd"/>
       <w:r>
         <w:rPr>
           <w:rFonts w:ascii="Menlo" w:hAnsi="Menlo" w:cs="Menlo"/>
@@ -6434,7 +6805,31 @@
           <w:szCs w:val="22"/>
           <w:lang w:val="en-US"/>
         </w:rPr>
-        <w:t>(citing_candidate_sex,</w:t>
+        <w:t>(</w:t>
+      </w:r>
+      <w:proofErr w:type="spellStart"/>
+      <w:r>
+        <w:rPr>
+          <w:rFonts w:ascii="Menlo" w:hAnsi="Menlo" w:cs="Menlo"/>
+          <w:color w:val="454DF5"/>
+          <w:kern w:val="0"/>
+          <w:sz w:val="22"/>
+          <w:szCs w:val="22"/>
+          <w:lang w:val="en-US"/>
+        </w:rPr>
+        <w:t>citing_candidate_sex</w:t>
+      </w:r>
+      <w:proofErr w:type="spellEnd"/>
+      <w:r>
+        <w:rPr>
+          <w:rFonts w:ascii="Menlo" w:hAnsi="Menlo" w:cs="Menlo"/>
+          <w:color w:val="454DF5"/>
+          <w:kern w:val="0"/>
+          <w:sz w:val="22"/>
+          <w:szCs w:val="22"/>
+          <w:lang w:val="en-US"/>
+        </w:rPr>
+        <w:t>,</w:t>
       </w:r>
       <w:r>
         <w:rPr>
@@ -6447,6 +6842,7 @@
         </w:rPr>
         <w:t xml:space="preserve"> </w:t>
       </w:r>
+      <w:proofErr w:type="spellStart"/>
       <w:r>
         <w:rPr>
           <w:rFonts w:ascii="Menlo" w:hAnsi="Menlo" w:cs="Menlo"/>
@@ -6456,7 +6852,19 @@
           <w:szCs w:val="22"/>
           <w:lang w:val="en-US"/>
         </w:rPr>
-        <w:t>cited_figure_sex,</w:t>
+        <w:t>cited_figure_sex</w:t>
+      </w:r>
+      <w:proofErr w:type="spellEnd"/>
+      <w:r>
+        <w:rPr>
+          <w:rFonts w:ascii="Menlo" w:hAnsi="Menlo" w:cs="Menlo"/>
+          <w:color w:val="454DF5"/>
+          <w:kern w:val="0"/>
+          <w:sz w:val="22"/>
+          <w:szCs w:val="22"/>
+          <w:lang w:val="en-US"/>
+        </w:rPr>
+        <w:t>,</w:t>
       </w:r>
     </w:p>
     <w:p>
@@ -7426,6 +7834,7 @@
         </w:rPr>
         <w:t xml:space="preserve">  - Broken down by </w:t>
       </w:r>
+      <w:proofErr w:type="spellStart"/>
       <w:r>
         <w:rPr>
           <w:rFonts w:ascii="Menlo" w:hAnsi="Menlo" w:cs="Menlo"/>
@@ -7437,6 +7846,7 @@
         </w:rPr>
         <w:t>titulaire-sexe</w:t>
       </w:r>
+      <w:proofErr w:type="spellEnd"/>
       <w:r>
         <w:rPr>
           <w:rFonts w:ascii="Menlo" w:hAnsi="Menlo" w:cs="Menlo"/>
@@ -8409,7 +8819,31 @@
           <w:szCs w:val="22"/>
           <w:lang w:val="en-US"/>
         </w:rPr>
-        <w:t xml:space="preserve"> Show your NER generalizes beyond Archelec.</w:t>
+        <w:t xml:space="preserve"> Show your NER generalizes beyond </w:t>
+      </w:r>
+      <w:proofErr w:type="spellStart"/>
+      <w:r>
+        <w:rPr>
+          <w:rFonts w:ascii="Menlo" w:hAnsi="Menlo" w:cs="Menlo"/>
+          <w:color w:val="000000"/>
+          <w:kern w:val="0"/>
+          <w:sz w:val="22"/>
+          <w:szCs w:val="22"/>
+          <w:lang w:val="en-US"/>
+        </w:rPr>
+        <w:t>Archelec</w:t>
+      </w:r>
+      <w:proofErr w:type="spellEnd"/>
+      <w:r>
+        <w:rPr>
+          <w:rFonts w:ascii="Menlo" w:hAnsi="Menlo" w:cs="Menlo"/>
+          <w:color w:val="000000"/>
+          <w:kern w:val="0"/>
+          <w:sz w:val="22"/>
+          <w:szCs w:val="22"/>
+          <w:lang w:val="en-US"/>
+        </w:rPr>
+        <w:t>.</w:t>
       </w:r>
     </w:p>
     <w:p>
@@ -8593,8 +9027,45 @@
           <w:szCs w:val="22"/>
           <w:lang w:val="en-US"/>
         </w:rPr>
-        <w:t>professions-foi-candidats</w:t>
-      </w:r>
+        <w:t>professions-</w:t>
+      </w:r>
+      <w:proofErr w:type="spellStart"/>
+      <w:r>
+        <w:rPr>
+          <w:rFonts w:ascii="Menlo" w:hAnsi="Menlo" w:cs="Menlo"/>
+          <w:color w:val="454DF5"/>
+          <w:kern w:val="0"/>
+          <w:sz w:val="22"/>
+          <w:szCs w:val="22"/>
+          <w:lang w:val="en-US"/>
+        </w:rPr>
+        <w:t>foi</w:t>
+      </w:r>
+      <w:proofErr w:type="spellEnd"/>
+      <w:r>
+        <w:rPr>
+          <w:rFonts w:ascii="Menlo" w:hAnsi="Menlo" w:cs="Menlo"/>
+          <w:color w:val="454DF5"/>
+          <w:kern w:val="0"/>
+          <w:sz w:val="22"/>
+          <w:szCs w:val="22"/>
+          <w:lang w:val="en-US"/>
+        </w:rPr>
+        <w:t>-</w:t>
+      </w:r>
+      <w:proofErr w:type="spellStart"/>
+      <w:r>
+        <w:rPr>
+          <w:rFonts w:ascii="Menlo" w:hAnsi="Menlo" w:cs="Menlo"/>
+          <w:color w:val="454DF5"/>
+          <w:kern w:val="0"/>
+          <w:sz w:val="22"/>
+          <w:szCs w:val="22"/>
+          <w:lang w:val="en-US"/>
+        </w:rPr>
+        <w:t>candidats</w:t>
+      </w:r>
+      <w:proofErr w:type="spellEnd"/>
       <w:r>
         <w:rPr>
           <w:rFonts w:ascii="Menlo" w:hAnsi="Menlo" w:cs="Menlo"/>
@@ -8931,19 +9402,9 @@
           <w:szCs w:val="22"/>
           <w:lang w:val="en-US"/>
         </w:rPr>
-        <w:t>(NeurIPS</w:t>
-      </w:r>
-      <w:r>
-        <w:rPr>
-          <w:rFonts w:ascii="Menlo" w:hAnsi="Menlo" w:cs="Menlo"/>
-          <w:color w:val="000000"/>
-          <w:kern w:val="0"/>
-          <w:sz w:val="22"/>
-          <w:szCs w:val="22"/>
-          <w:lang w:val="en-US"/>
-        </w:rPr>
-        <w:t xml:space="preserve"> </w:t>
-      </w:r>
+        <w:t>(</w:t>
+      </w:r>
+      <w:proofErr w:type="spellStart"/>
       <w:r>
         <w:rPr>
           <w:rFonts w:ascii="Menlo" w:hAnsi="Menlo" w:cs="Menlo"/>
@@ -8955,78 +9416,19 @@
           <w:szCs w:val="22"/>
           <w:lang w:val="en-US"/>
         </w:rPr>
-        <w:t>format)</w:t>
-      </w:r>
-    </w:p>
-    <w:p>
-      <w:pPr>
-        <w:tabs>
-          <w:tab w:val="left" w:pos="560"/>
-          <w:tab w:val="left" w:pos="1120"/>
-          <w:tab w:val="left" w:pos="1680"/>
-          <w:tab w:val="left" w:pos="2240"/>
-          <w:tab w:val="left" w:pos="2800"/>
-          <w:tab w:val="left" w:pos="3360"/>
-          <w:tab w:val="left" w:pos="3920"/>
-          <w:tab w:val="left" w:pos="4480"/>
-          <w:tab w:val="left" w:pos="5040"/>
-          <w:tab w:val="left" w:pos="5600"/>
-          <w:tab w:val="left" w:pos="6160"/>
-          <w:tab w:val="left" w:pos="6720"/>
-        </w:tabs>
-        <w:autoSpaceDE w:val="0"/>
-        <w:autoSpaceDN w:val="0"/>
-        <w:adjustRightInd w:val="0"/>
-        <w:spacing w:after="0" w:line="240" w:lineRule="auto"/>
-        <w:rPr>
-          <w:rFonts w:ascii="Menlo" w:hAnsi="Menlo" w:cs="Menlo"/>
-          <w:color w:val="000000"/>
-          <w:kern w:val="0"/>
-          <w:sz w:val="22"/>
-          <w:szCs w:val="22"/>
-          <w:lang w:val="en-US"/>
-        </w:rPr>
-      </w:pPr>
-    </w:p>
-    <w:p>
-      <w:pPr>
-        <w:tabs>
-          <w:tab w:val="left" w:pos="560"/>
-          <w:tab w:val="left" w:pos="1120"/>
-          <w:tab w:val="left" w:pos="1680"/>
-          <w:tab w:val="left" w:pos="2240"/>
-          <w:tab w:val="left" w:pos="2800"/>
-          <w:tab w:val="left" w:pos="3360"/>
-          <w:tab w:val="left" w:pos="3920"/>
-          <w:tab w:val="left" w:pos="4480"/>
-          <w:tab w:val="left" w:pos="5040"/>
-          <w:tab w:val="left" w:pos="5600"/>
-          <w:tab w:val="left" w:pos="6160"/>
-          <w:tab w:val="left" w:pos="6720"/>
-        </w:tabs>
-        <w:autoSpaceDE w:val="0"/>
-        <w:autoSpaceDN w:val="0"/>
-        <w:adjustRightInd w:val="0"/>
-        <w:spacing w:after="0" w:line="240" w:lineRule="auto"/>
-        <w:rPr>
-          <w:rFonts w:ascii="Menlo" w:hAnsi="Menlo" w:cs="Menlo"/>
-          <w:color w:val="000000"/>
-          <w:kern w:val="0"/>
-          <w:sz w:val="22"/>
-          <w:szCs w:val="22"/>
-          <w:lang w:val="en-US"/>
-        </w:rPr>
-      </w:pPr>
-      <w:r>
-        <w:rPr>
-          <w:rFonts w:ascii="Menlo" w:hAnsi="Menlo" w:cs="Menlo"/>
-          <w:color w:val="000000"/>
-          <w:kern w:val="0"/>
-          <w:sz w:val="22"/>
-          <w:szCs w:val="22"/>
-          <w:lang w:val="en-US"/>
-        </w:rPr>
-        <w:t xml:space="preserve">  </w:t>
+        <w:t>NeurIPS</w:t>
+      </w:r>
+      <w:proofErr w:type="spellEnd"/>
+      <w:r>
+        <w:rPr>
+          <w:rFonts w:ascii="Menlo" w:hAnsi="Menlo" w:cs="Menlo"/>
+          <w:color w:val="000000"/>
+          <w:kern w:val="0"/>
+          <w:sz w:val="22"/>
+          <w:szCs w:val="22"/>
+          <w:lang w:val="en-US"/>
+        </w:rPr>
+        <w:t xml:space="preserve"> </w:t>
       </w:r>
       <w:r>
         <w:rPr>
@@ -9039,325 +9441,38 @@
           <w:szCs w:val="22"/>
           <w:lang w:val="en-US"/>
         </w:rPr>
-        <w:t>Sections:</w:t>
-      </w:r>
-    </w:p>
-    <w:p>
-      <w:pPr>
-        <w:tabs>
-          <w:tab w:val="left" w:pos="560"/>
-          <w:tab w:val="left" w:pos="1120"/>
-          <w:tab w:val="left" w:pos="1680"/>
-          <w:tab w:val="left" w:pos="2240"/>
-          <w:tab w:val="left" w:pos="2800"/>
-          <w:tab w:val="left" w:pos="3360"/>
-          <w:tab w:val="left" w:pos="3920"/>
-          <w:tab w:val="left" w:pos="4480"/>
-          <w:tab w:val="left" w:pos="5040"/>
-          <w:tab w:val="left" w:pos="5600"/>
-          <w:tab w:val="left" w:pos="6160"/>
-          <w:tab w:val="left" w:pos="6720"/>
-        </w:tabs>
-        <w:autoSpaceDE w:val="0"/>
-        <w:autoSpaceDN w:val="0"/>
-        <w:adjustRightInd w:val="0"/>
-        <w:spacing w:after="0" w:line="240" w:lineRule="auto"/>
-        <w:rPr>
-          <w:rFonts w:ascii="Menlo" w:hAnsi="Menlo" w:cs="Menlo"/>
-          <w:color w:val="000000"/>
-          <w:kern w:val="0"/>
-          <w:sz w:val="22"/>
-          <w:szCs w:val="22"/>
-          <w:lang w:val="en-US"/>
-        </w:rPr>
-      </w:pPr>
-      <w:r>
-        <w:rPr>
-          <w:rFonts w:ascii="Menlo" w:hAnsi="Menlo" w:cs="Menlo"/>
-          <w:color w:val="000000"/>
-          <w:kern w:val="0"/>
-          <w:sz w:val="22"/>
-          <w:szCs w:val="22"/>
-          <w:lang w:val="en-US"/>
-        </w:rPr>
-        <w:t xml:space="preserve">  1. Introduction — motivation, research questions</w:t>
-      </w:r>
-    </w:p>
-    <w:p>
-      <w:pPr>
-        <w:tabs>
-          <w:tab w:val="left" w:pos="560"/>
-          <w:tab w:val="left" w:pos="1120"/>
-          <w:tab w:val="left" w:pos="1680"/>
-          <w:tab w:val="left" w:pos="2240"/>
-          <w:tab w:val="left" w:pos="2800"/>
-          <w:tab w:val="left" w:pos="3360"/>
-          <w:tab w:val="left" w:pos="3920"/>
-          <w:tab w:val="left" w:pos="4480"/>
-          <w:tab w:val="left" w:pos="5040"/>
-          <w:tab w:val="left" w:pos="5600"/>
-          <w:tab w:val="left" w:pos="6160"/>
-          <w:tab w:val="left" w:pos="6720"/>
-        </w:tabs>
-        <w:autoSpaceDE w:val="0"/>
-        <w:autoSpaceDN w:val="0"/>
-        <w:adjustRightInd w:val="0"/>
-        <w:spacing w:after="0" w:line="240" w:lineRule="auto"/>
-        <w:rPr>
-          <w:rFonts w:ascii="Menlo" w:hAnsi="Menlo" w:cs="Menlo"/>
-          <w:color w:val="000000"/>
-          <w:kern w:val="0"/>
-          <w:sz w:val="22"/>
-          <w:szCs w:val="22"/>
-          <w:lang w:val="en-US"/>
-        </w:rPr>
-      </w:pPr>
-      <w:r>
-        <w:rPr>
-          <w:rFonts w:ascii="Menlo" w:hAnsi="Menlo" w:cs="Menlo"/>
-          <w:color w:val="000000"/>
-          <w:kern w:val="0"/>
-          <w:sz w:val="22"/>
-          <w:szCs w:val="22"/>
-          <w:lang w:val="en-US"/>
-        </w:rPr>
-        <w:t xml:space="preserve">  2. Data — description, statistics, preprocessing</w:t>
-      </w:r>
-    </w:p>
-    <w:p>
-      <w:pPr>
-        <w:tabs>
-          <w:tab w:val="left" w:pos="560"/>
-          <w:tab w:val="left" w:pos="1120"/>
-          <w:tab w:val="left" w:pos="1680"/>
-          <w:tab w:val="left" w:pos="2240"/>
-          <w:tab w:val="left" w:pos="2800"/>
-          <w:tab w:val="left" w:pos="3360"/>
-          <w:tab w:val="left" w:pos="3920"/>
-          <w:tab w:val="left" w:pos="4480"/>
-          <w:tab w:val="left" w:pos="5040"/>
-          <w:tab w:val="left" w:pos="5600"/>
-          <w:tab w:val="left" w:pos="6160"/>
-          <w:tab w:val="left" w:pos="6720"/>
-        </w:tabs>
-        <w:autoSpaceDE w:val="0"/>
-        <w:autoSpaceDN w:val="0"/>
-        <w:adjustRightInd w:val="0"/>
-        <w:spacing w:after="0" w:line="240" w:lineRule="auto"/>
-        <w:rPr>
-          <w:rFonts w:ascii="Menlo" w:hAnsi="Menlo" w:cs="Menlo"/>
-          <w:color w:val="000000"/>
-          <w:kern w:val="0"/>
-          <w:sz w:val="22"/>
-          <w:szCs w:val="22"/>
-          <w:lang w:val="en-US"/>
-        </w:rPr>
-      </w:pPr>
-      <w:r>
-        <w:rPr>
-          <w:rFonts w:ascii="Menlo" w:hAnsi="Menlo" w:cs="Menlo"/>
-          <w:color w:val="000000"/>
-          <w:kern w:val="0"/>
-          <w:sz w:val="22"/>
-          <w:szCs w:val="22"/>
-          <w:lang w:val="en-US"/>
-        </w:rPr>
-        <w:t xml:space="preserve">  3. State of the art — NER in French, gender in political discourse</w:t>
-      </w:r>
-    </w:p>
-    <w:p>
-      <w:pPr>
-        <w:tabs>
-          <w:tab w:val="left" w:pos="560"/>
-          <w:tab w:val="left" w:pos="1120"/>
-          <w:tab w:val="left" w:pos="1680"/>
-          <w:tab w:val="left" w:pos="2240"/>
-          <w:tab w:val="left" w:pos="2800"/>
-          <w:tab w:val="left" w:pos="3360"/>
-          <w:tab w:val="left" w:pos="3920"/>
-          <w:tab w:val="left" w:pos="4480"/>
-          <w:tab w:val="left" w:pos="5040"/>
-          <w:tab w:val="left" w:pos="5600"/>
-          <w:tab w:val="left" w:pos="6160"/>
-          <w:tab w:val="left" w:pos="6720"/>
-        </w:tabs>
-        <w:autoSpaceDE w:val="0"/>
-        <w:autoSpaceDN w:val="0"/>
-        <w:adjustRightInd w:val="0"/>
-        <w:spacing w:after="0" w:line="240" w:lineRule="auto"/>
-        <w:rPr>
-          <w:rFonts w:ascii="Menlo" w:hAnsi="Menlo" w:cs="Menlo"/>
-          <w:color w:val="000000"/>
-          <w:kern w:val="0"/>
-          <w:sz w:val="22"/>
-          <w:szCs w:val="22"/>
-          <w:lang w:val="en-US"/>
-        </w:rPr>
-      </w:pPr>
-      <w:r>
-        <w:rPr>
-          <w:rFonts w:ascii="Menlo" w:hAnsi="Menlo" w:cs="Menlo"/>
-          <w:color w:val="000000"/>
-          <w:kern w:val="0"/>
-          <w:sz w:val="22"/>
-          <w:szCs w:val="22"/>
-          <w:lang w:val="en-US"/>
-        </w:rPr>
-        <w:t xml:space="preserve">  4. Methods — NER model, gender tagging, analysis pipeline</w:t>
-      </w:r>
-    </w:p>
-    <w:p>
-      <w:pPr>
-        <w:tabs>
-          <w:tab w:val="left" w:pos="560"/>
-          <w:tab w:val="left" w:pos="1120"/>
-          <w:tab w:val="left" w:pos="1680"/>
-          <w:tab w:val="left" w:pos="2240"/>
-          <w:tab w:val="left" w:pos="2800"/>
-          <w:tab w:val="left" w:pos="3360"/>
-          <w:tab w:val="left" w:pos="3920"/>
-          <w:tab w:val="left" w:pos="4480"/>
-          <w:tab w:val="left" w:pos="5040"/>
-          <w:tab w:val="left" w:pos="5600"/>
-          <w:tab w:val="left" w:pos="6160"/>
-          <w:tab w:val="left" w:pos="6720"/>
-        </w:tabs>
-        <w:autoSpaceDE w:val="0"/>
-        <w:autoSpaceDN w:val="0"/>
-        <w:adjustRightInd w:val="0"/>
-        <w:spacing w:after="0" w:line="240" w:lineRule="auto"/>
-        <w:rPr>
-          <w:rFonts w:ascii="Menlo" w:hAnsi="Menlo" w:cs="Menlo"/>
-          <w:color w:val="000000"/>
-          <w:kern w:val="0"/>
-          <w:sz w:val="22"/>
-          <w:szCs w:val="22"/>
-          <w:lang w:val="en-US"/>
-        </w:rPr>
-      </w:pPr>
-      <w:r>
-        <w:rPr>
-          <w:rFonts w:ascii="Menlo" w:hAnsi="Menlo" w:cs="Menlo"/>
-          <w:color w:val="000000"/>
-          <w:kern w:val="0"/>
-          <w:sz w:val="22"/>
-          <w:szCs w:val="22"/>
-          <w:lang w:val="en-US"/>
-        </w:rPr>
-        <w:t xml:space="preserve">  5. Results — your findings from Stage 4</w:t>
-      </w:r>
-    </w:p>
-    <w:p>
-      <w:pPr>
-        <w:tabs>
-          <w:tab w:val="left" w:pos="560"/>
-          <w:tab w:val="left" w:pos="1120"/>
-          <w:tab w:val="left" w:pos="1680"/>
-          <w:tab w:val="left" w:pos="2240"/>
-          <w:tab w:val="left" w:pos="2800"/>
-          <w:tab w:val="left" w:pos="3360"/>
-          <w:tab w:val="left" w:pos="3920"/>
-          <w:tab w:val="left" w:pos="4480"/>
-          <w:tab w:val="left" w:pos="5040"/>
-          <w:tab w:val="left" w:pos="5600"/>
-          <w:tab w:val="left" w:pos="6160"/>
-          <w:tab w:val="left" w:pos="6720"/>
-        </w:tabs>
-        <w:autoSpaceDE w:val="0"/>
-        <w:autoSpaceDN w:val="0"/>
-        <w:adjustRightInd w:val="0"/>
-        <w:spacing w:after="0" w:line="240" w:lineRule="auto"/>
-        <w:rPr>
-          <w:rFonts w:ascii="Menlo" w:hAnsi="Menlo" w:cs="Menlo"/>
-          <w:color w:val="000000"/>
-          <w:kern w:val="0"/>
-          <w:sz w:val="22"/>
-          <w:szCs w:val="22"/>
-          <w:lang w:val="en-US"/>
-        </w:rPr>
-      </w:pPr>
-      <w:r>
-        <w:rPr>
-          <w:rFonts w:ascii="Menlo" w:hAnsi="Menlo" w:cs="Menlo"/>
-          <w:color w:val="000000"/>
-          <w:kern w:val="0"/>
-          <w:sz w:val="22"/>
-          <w:szCs w:val="22"/>
-          <w:lang w:val="en-US"/>
-        </w:rPr>
-        <w:t xml:space="preserve">  6. Discussion — limitations, interpretation, future work</w:t>
-      </w:r>
-    </w:p>
-    <w:p>
-      <w:pPr>
-        <w:tabs>
-          <w:tab w:val="left" w:pos="560"/>
-          <w:tab w:val="left" w:pos="1120"/>
-          <w:tab w:val="left" w:pos="1680"/>
-          <w:tab w:val="left" w:pos="2240"/>
-          <w:tab w:val="left" w:pos="2800"/>
-          <w:tab w:val="left" w:pos="3360"/>
-          <w:tab w:val="left" w:pos="3920"/>
-          <w:tab w:val="left" w:pos="4480"/>
-          <w:tab w:val="left" w:pos="5040"/>
-          <w:tab w:val="left" w:pos="5600"/>
-          <w:tab w:val="left" w:pos="6160"/>
-          <w:tab w:val="left" w:pos="6720"/>
-        </w:tabs>
-        <w:autoSpaceDE w:val="0"/>
-        <w:autoSpaceDN w:val="0"/>
-        <w:adjustRightInd w:val="0"/>
-        <w:spacing w:after="0" w:line="240" w:lineRule="auto"/>
-        <w:rPr>
-          <w:rFonts w:ascii="Menlo" w:hAnsi="Menlo" w:cs="Menlo"/>
-          <w:color w:val="000000"/>
-          <w:kern w:val="0"/>
-          <w:sz w:val="22"/>
-          <w:szCs w:val="22"/>
-          <w:lang w:val="en-US"/>
-        </w:rPr>
-      </w:pPr>
-    </w:p>
-    <w:p>
-      <w:pPr>
-        <w:tabs>
-          <w:tab w:val="left" w:pos="560"/>
-          <w:tab w:val="left" w:pos="1120"/>
-          <w:tab w:val="left" w:pos="1680"/>
-          <w:tab w:val="left" w:pos="2240"/>
-          <w:tab w:val="left" w:pos="2800"/>
-          <w:tab w:val="left" w:pos="3360"/>
-          <w:tab w:val="left" w:pos="3920"/>
-          <w:tab w:val="left" w:pos="4480"/>
-          <w:tab w:val="left" w:pos="5040"/>
-          <w:tab w:val="left" w:pos="5600"/>
-          <w:tab w:val="left" w:pos="6160"/>
-          <w:tab w:val="left" w:pos="6720"/>
-        </w:tabs>
-        <w:autoSpaceDE w:val="0"/>
-        <w:autoSpaceDN w:val="0"/>
-        <w:adjustRightInd w:val="0"/>
-        <w:spacing w:after="0" w:line="240" w:lineRule="auto"/>
-        <w:rPr>
-          <w:rFonts w:ascii="Menlo" w:hAnsi="Menlo" w:cs="Menlo"/>
-          <w:color w:val="000000"/>
-          <w:kern w:val="0"/>
-          <w:sz w:val="22"/>
-          <w:szCs w:val="22"/>
-          <w:lang w:val="en-US"/>
-        </w:rPr>
-      </w:pPr>
-      <w:r>
-        <w:rPr>
-          <w:rFonts w:ascii="Menlo" w:hAnsi="Menlo" w:cs="Menlo"/>
-          <w:color w:val="000000"/>
-          <w:kern w:val="0"/>
-          <w:sz w:val="22"/>
-          <w:szCs w:val="22"/>
-          <w:lang w:val="en-US"/>
-        </w:rPr>
-        <w:t xml:space="preserve">  ---</w:t>
-      </w:r>
+        <w:t>format)</w:t>
+      </w:r>
+    </w:p>
+    <w:p>
+      <w:pPr>
+        <w:tabs>
+          <w:tab w:val="left" w:pos="560"/>
+          <w:tab w:val="left" w:pos="1120"/>
+          <w:tab w:val="left" w:pos="1680"/>
+          <w:tab w:val="left" w:pos="2240"/>
+          <w:tab w:val="left" w:pos="2800"/>
+          <w:tab w:val="left" w:pos="3360"/>
+          <w:tab w:val="left" w:pos="3920"/>
+          <w:tab w:val="left" w:pos="4480"/>
+          <w:tab w:val="left" w:pos="5040"/>
+          <w:tab w:val="left" w:pos="5600"/>
+          <w:tab w:val="left" w:pos="6160"/>
+          <w:tab w:val="left" w:pos="6720"/>
+        </w:tabs>
+        <w:autoSpaceDE w:val="0"/>
+        <w:autoSpaceDN w:val="0"/>
+        <w:adjustRightInd w:val="0"/>
+        <w:spacing w:after="0" w:line="240" w:lineRule="auto"/>
+        <w:rPr>
+          <w:rFonts w:ascii="Menlo" w:hAnsi="Menlo" w:cs="Menlo"/>
+          <w:color w:val="000000"/>
+          <w:kern w:val="0"/>
+          <w:sz w:val="22"/>
+          <w:szCs w:val="22"/>
+          <w:lang w:val="en-US"/>
+        </w:rPr>
+      </w:pPr>
     </w:p>
     <w:p>
       <w:pPr>
@@ -9410,18 +9525,365 @@
           <w:szCs w:val="22"/>
           <w:lang w:val="en-US"/>
         </w:rPr>
-        <w:t>Timeline</w:t>
-      </w:r>
-      <w:r>
-        <w:rPr>
-          <w:rFonts w:ascii="Menlo" w:hAnsi="Menlo" w:cs="Menlo"/>
-          <w:color w:val="000000"/>
-          <w:kern w:val="0"/>
-          <w:sz w:val="22"/>
-          <w:szCs w:val="22"/>
-          <w:lang w:val="en-US"/>
-        </w:rPr>
-        <w:t xml:space="preserve"> </w:t>
+        <w:t>Sections:</w:t>
+      </w:r>
+    </w:p>
+    <w:p>
+      <w:pPr>
+        <w:tabs>
+          <w:tab w:val="left" w:pos="560"/>
+          <w:tab w:val="left" w:pos="1120"/>
+          <w:tab w:val="left" w:pos="1680"/>
+          <w:tab w:val="left" w:pos="2240"/>
+          <w:tab w:val="left" w:pos="2800"/>
+          <w:tab w:val="left" w:pos="3360"/>
+          <w:tab w:val="left" w:pos="3920"/>
+          <w:tab w:val="left" w:pos="4480"/>
+          <w:tab w:val="left" w:pos="5040"/>
+          <w:tab w:val="left" w:pos="5600"/>
+          <w:tab w:val="left" w:pos="6160"/>
+          <w:tab w:val="left" w:pos="6720"/>
+        </w:tabs>
+        <w:autoSpaceDE w:val="0"/>
+        <w:autoSpaceDN w:val="0"/>
+        <w:adjustRightInd w:val="0"/>
+        <w:spacing w:after="0" w:line="240" w:lineRule="auto"/>
+        <w:rPr>
+          <w:rFonts w:ascii="Menlo" w:hAnsi="Menlo" w:cs="Menlo"/>
+          <w:color w:val="000000"/>
+          <w:kern w:val="0"/>
+          <w:sz w:val="22"/>
+          <w:szCs w:val="22"/>
+          <w:lang w:val="en-US"/>
+        </w:rPr>
+      </w:pPr>
+      <w:r>
+        <w:rPr>
+          <w:rFonts w:ascii="Menlo" w:hAnsi="Menlo" w:cs="Menlo"/>
+          <w:color w:val="000000"/>
+          <w:kern w:val="0"/>
+          <w:sz w:val="22"/>
+          <w:szCs w:val="22"/>
+          <w:lang w:val="en-US"/>
+        </w:rPr>
+        <w:t xml:space="preserve">  1. Introduction — motivation, research questions</w:t>
+      </w:r>
+    </w:p>
+    <w:p>
+      <w:pPr>
+        <w:tabs>
+          <w:tab w:val="left" w:pos="560"/>
+          <w:tab w:val="left" w:pos="1120"/>
+          <w:tab w:val="left" w:pos="1680"/>
+          <w:tab w:val="left" w:pos="2240"/>
+          <w:tab w:val="left" w:pos="2800"/>
+          <w:tab w:val="left" w:pos="3360"/>
+          <w:tab w:val="left" w:pos="3920"/>
+          <w:tab w:val="left" w:pos="4480"/>
+          <w:tab w:val="left" w:pos="5040"/>
+          <w:tab w:val="left" w:pos="5600"/>
+          <w:tab w:val="left" w:pos="6160"/>
+          <w:tab w:val="left" w:pos="6720"/>
+        </w:tabs>
+        <w:autoSpaceDE w:val="0"/>
+        <w:autoSpaceDN w:val="0"/>
+        <w:adjustRightInd w:val="0"/>
+        <w:spacing w:after="0" w:line="240" w:lineRule="auto"/>
+        <w:rPr>
+          <w:rFonts w:ascii="Menlo" w:hAnsi="Menlo" w:cs="Menlo"/>
+          <w:color w:val="000000"/>
+          <w:kern w:val="0"/>
+          <w:sz w:val="22"/>
+          <w:szCs w:val="22"/>
+          <w:lang w:val="en-US"/>
+        </w:rPr>
+      </w:pPr>
+      <w:r>
+        <w:rPr>
+          <w:rFonts w:ascii="Menlo" w:hAnsi="Menlo" w:cs="Menlo"/>
+          <w:color w:val="000000"/>
+          <w:kern w:val="0"/>
+          <w:sz w:val="22"/>
+          <w:szCs w:val="22"/>
+          <w:lang w:val="en-US"/>
+        </w:rPr>
+        <w:t xml:space="preserve">  2. Data — description, statistics, preprocessing</w:t>
+      </w:r>
+    </w:p>
+    <w:p>
+      <w:pPr>
+        <w:tabs>
+          <w:tab w:val="left" w:pos="560"/>
+          <w:tab w:val="left" w:pos="1120"/>
+          <w:tab w:val="left" w:pos="1680"/>
+          <w:tab w:val="left" w:pos="2240"/>
+          <w:tab w:val="left" w:pos="2800"/>
+          <w:tab w:val="left" w:pos="3360"/>
+          <w:tab w:val="left" w:pos="3920"/>
+          <w:tab w:val="left" w:pos="4480"/>
+          <w:tab w:val="left" w:pos="5040"/>
+          <w:tab w:val="left" w:pos="5600"/>
+          <w:tab w:val="left" w:pos="6160"/>
+          <w:tab w:val="left" w:pos="6720"/>
+        </w:tabs>
+        <w:autoSpaceDE w:val="0"/>
+        <w:autoSpaceDN w:val="0"/>
+        <w:adjustRightInd w:val="0"/>
+        <w:spacing w:after="0" w:line="240" w:lineRule="auto"/>
+        <w:rPr>
+          <w:rFonts w:ascii="Menlo" w:hAnsi="Menlo" w:cs="Menlo"/>
+          <w:color w:val="000000"/>
+          <w:kern w:val="0"/>
+          <w:sz w:val="22"/>
+          <w:szCs w:val="22"/>
+          <w:lang w:val="en-US"/>
+        </w:rPr>
+      </w:pPr>
+      <w:r>
+        <w:rPr>
+          <w:rFonts w:ascii="Menlo" w:hAnsi="Menlo" w:cs="Menlo"/>
+          <w:color w:val="000000"/>
+          <w:kern w:val="0"/>
+          <w:sz w:val="22"/>
+          <w:szCs w:val="22"/>
+          <w:lang w:val="en-US"/>
+        </w:rPr>
+        <w:t xml:space="preserve">  3. State of the art — NER in French, gender in political discourse</w:t>
+      </w:r>
+    </w:p>
+    <w:p>
+      <w:pPr>
+        <w:tabs>
+          <w:tab w:val="left" w:pos="560"/>
+          <w:tab w:val="left" w:pos="1120"/>
+          <w:tab w:val="left" w:pos="1680"/>
+          <w:tab w:val="left" w:pos="2240"/>
+          <w:tab w:val="left" w:pos="2800"/>
+          <w:tab w:val="left" w:pos="3360"/>
+          <w:tab w:val="left" w:pos="3920"/>
+          <w:tab w:val="left" w:pos="4480"/>
+          <w:tab w:val="left" w:pos="5040"/>
+          <w:tab w:val="left" w:pos="5600"/>
+          <w:tab w:val="left" w:pos="6160"/>
+          <w:tab w:val="left" w:pos="6720"/>
+        </w:tabs>
+        <w:autoSpaceDE w:val="0"/>
+        <w:autoSpaceDN w:val="0"/>
+        <w:adjustRightInd w:val="0"/>
+        <w:spacing w:after="0" w:line="240" w:lineRule="auto"/>
+        <w:rPr>
+          <w:rFonts w:ascii="Menlo" w:hAnsi="Menlo" w:cs="Menlo"/>
+          <w:color w:val="000000"/>
+          <w:kern w:val="0"/>
+          <w:sz w:val="22"/>
+          <w:szCs w:val="22"/>
+          <w:lang w:val="en-US"/>
+        </w:rPr>
+      </w:pPr>
+      <w:r>
+        <w:rPr>
+          <w:rFonts w:ascii="Menlo" w:hAnsi="Menlo" w:cs="Menlo"/>
+          <w:color w:val="000000"/>
+          <w:kern w:val="0"/>
+          <w:sz w:val="22"/>
+          <w:szCs w:val="22"/>
+          <w:lang w:val="en-US"/>
+        </w:rPr>
+        <w:t xml:space="preserve">  4. Methods — NER model, gender tagging, analysis pipeline</w:t>
+      </w:r>
+    </w:p>
+    <w:p>
+      <w:pPr>
+        <w:tabs>
+          <w:tab w:val="left" w:pos="560"/>
+          <w:tab w:val="left" w:pos="1120"/>
+          <w:tab w:val="left" w:pos="1680"/>
+          <w:tab w:val="left" w:pos="2240"/>
+          <w:tab w:val="left" w:pos="2800"/>
+          <w:tab w:val="left" w:pos="3360"/>
+          <w:tab w:val="left" w:pos="3920"/>
+          <w:tab w:val="left" w:pos="4480"/>
+          <w:tab w:val="left" w:pos="5040"/>
+          <w:tab w:val="left" w:pos="5600"/>
+          <w:tab w:val="left" w:pos="6160"/>
+          <w:tab w:val="left" w:pos="6720"/>
+        </w:tabs>
+        <w:autoSpaceDE w:val="0"/>
+        <w:autoSpaceDN w:val="0"/>
+        <w:adjustRightInd w:val="0"/>
+        <w:spacing w:after="0" w:line="240" w:lineRule="auto"/>
+        <w:rPr>
+          <w:rFonts w:ascii="Menlo" w:hAnsi="Menlo" w:cs="Menlo"/>
+          <w:color w:val="000000"/>
+          <w:kern w:val="0"/>
+          <w:sz w:val="22"/>
+          <w:szCs w:val="22"/>
+          <w:lang w:val="en-US"/>
+        </w:rPr>
+      </w:pPr>
+      <w:r>
+        <w:rPr>
+          <w:rFonts w:ascii="Menlo" w:hAnsi="Menlo" w:cs="Menlo"/>
+          <w:color w:val="000000"/>
+          <w:kern w:val="0"/>
+          <w:sz w:val="22"/>
+          <w:szCs w:val="22"/>
+          <w:lang w:val="en-US"/>
+        </w:rPr>
+        <w:t xml:space="preserve">  5. Results — your findings from Stage 4</w:t>
+      </w:r>
+    </w:p>
+    <w:p>
+      <w:pPr>
+        <w:tabs>
+          <w:tab w:val="left" w:pos="560"/>
+          <w:tab w:val="left" w:pos="1120"/>
+          <w:tab w:val="left" w:pos="1680"/>
+          <w:tab w:val="left" w:pos="2240"/>
+          <w:tab w:val="left" w:pos="2800"/>
+          <w:tab w:val="left" w:pos="3360"/>
+          <w:tab w:val="left" w:pos="3920"/>
+          <w:tab w:val="left" w:pos="4480"/>
+          <w:tab w:val="left" w:pos="5040"/>
+          <w:tab w:val="left" w:pos="5600"/>
+          <w:tab w:val="left" w:pos="6160"/>
+          <w:tab w:val="left" w:pos="6720"/>
+        </w:tabs>
+        <w:autoSpaceDE w:val="0"/>
+        <w:autoSpaceDN w:val="0"/>
+        <w:adjustRightInd w:val="0"/>
+        <w:spacing w:after="0" w:line="240" w:lineRule="auto"/>
+        <w:rPr>
+          <w:rFonts w:ascii="Menlo" w:hAnsi="Menlo" w:cs="Menlo"/>
+          <w:color w:val="000000"/>
+          <w:kern w:val="0"/>
+          <w:sz w:val="22"/>
+          <w:szCs w:val="22"/>
+          <w:lang w:val="en-US"/>
+        </w:rPr>
+      </w:pPr>
+      <w:r>
+        <w:rPr>
+          <w:rFonts w:ascii="Menlo" w:hAnsi="Menlo" w:cs="Menlo"/>
+          <w:color w:val="000000"/>
+          <w:kern w:val="0"/>
+          <w:sz w:val="22"/>
+          <w:szCs w:val="22"/>
+          <w:lang w:val="en-US"/>
+        </w:rPr>
+        <w:t xml:space="preserve">  6. Discussion — limitations, interpretation, future work</w:t>
+      </w:r>
+    </w:p>
+    <w:p>
+      <w:pPr>
+        <w:tabs>
+          <w:tab w:val="left" w:pos="560"/>
+          <w:tab w:val="left" w:pos="1120"/>
+          <w:tab w:val="left" w:pos="1680"/>
+          <w:tab w:val="left" w:pos="2240"/>
+          <w:tab w:val="left" w:pos="2800"/>
+          <w:tab w:val="left" w:pos="3360"/>
+          <w:tab w:val="left" w:pos="3920"/>
+          <w:tab w:val="left" w:pos="4480"/>
+          <w:tab w:val="left" w:pos="5040"/>
+          <w:tab w:val="left" w:pos="5600"/>
+          <w:tab w:val="left" w:pos="6160"/>
+          <w:tab w:val="left" w:pos="6720"/>
+        </w:tabs>
+        <w:autoSpaceDE w:val="0"/>
+        <w:autoSpaceDN w:val="0"/>
+        <w:adjustRightInd w:val="0"/>
+        <w:spacing w:after="0" w:line="240" w:lineRule="auto"/>
+        <w:rPr>
+          <w:rFonts w:ascii="Menlo" w:hAnsi="Menlo" w:cs="Menlo"/>
+          <w:color w:val="000000"/>
+          <w:kern w:val="0"/>
+          <w:sz w:val="22"/>
+          <w:szCs w:val="22"/>
+          <w:lang w:val="en-US"/>
+        </w:rPr>
+      </w:pPr>
+    </w:p>
+    <w:p>
+      <w:pPr>
+        <w:tabs>
+          <w:tab w:val="left" w:pos="560"/>
+          <w:tab w:val="left" w:pos="1120"/>
+          <w:tab w:val="left" w:pos="1680"/>
+          <w:tab w:val="left" w:pos="2240"/>
+          <w:tab w:val="left" w:pos="2800"/>
+          <w:tab w:val="left" w:pos="3360"/>
+          <w:tab w:val="left" w:pos="3920"/>
+          <w:tab w:val="left" w:pos="4480"/>
+          <w:tab w:val="left" w:pos="5040"/>
+          <w:tab w:val="left" w:pos="5600"/>
+          <w:tab w:val="left" w:pos="6160"/>
+          <w:tab w:val="left" w:pos="6720"/>
+        </w:tabs>
+        <w:autoSpaceDE w:val="0"/>
+        <w:autoSpaceDN w:val="0"/>
+        <w:adjustRightInd w:val="0"/>
+        <w:spacing w:after="0" w:line="240" w:lineRule="auto"/>
+        <w:rPr>
+          <w:rFonts w:ascii="Menlo" w:hAnsi="Menlo" w:cs="Menlo"/>
+          <w:color w:val="000000"/>
+          <w:kern w:val="0"/>
+          <w:sz w:val="22"/>
+          <w:szCs w:val="22"/>
+          <w:lang w:val="en-US"/>
+        </w:rPr>
+      </w:pPr>
+      <w:r>
+        <w:rPr>
+          <w:rFonts w:ascii="Menlo" w:hAnsi="Menlo" w:cs="Menlo"/>
+          <w:color w:val="000000"/>
+          <w:kern w:val="0"/>
+          <w:sz w:val="22"/>
+          <w:szCs w:val="22"/>
+          <w:lang w:val="en-US"/>
+        </w:rPr>
+        <w:t xml:space="preserve">  ---</w:t>
+      </w:r>
+    </w:p>
+    <w:p>
+      <w:pPr>
+        <w:tabs>
+          <w:tab w:val="left" w:pos="560"/>
+          <w:tab w:val="left" w:pos="1120"/>
+          <w:tab w:val="left" w:pos="1680"/>
+          <w:tab w:val="left" w:pos="2240"/>
+          <w:tab w:val="left" w:pos="2800"/>
+          <w:tab w:val="left" w:pos="3360"/>
+          <w:tab w:val="left" w:pos="3920"/>
+          <w:tab w:val="left" w:pos="4480"/>
+          <w:tab w:val="left" w:pos="5040"/>
+          <w:tab w:val="left" w:pos="5600"/>
+          <w:tab w:val="left" w:pos="6160"/>
+          <w:tab w:val="left" w:pos="6720"/>
+        </w:tabs>
+        <w:autoSpaceDE w:val="0"/>
+        <w:autoSpaceDN w:val="0"/>
+        <w:adjustRightInd w:val="0"/>
+        <w:spacing w:after="0" w:line="240" w:lineRule="auto"/>
+        <w:rPr>
+          <w:rFonts w:ascii="Menlo" w:hAnsi="Menlo" w:cs="Menlo"/>
+          <w:color w:val="000000"/>
+          <w:kern w:val="0"/>
+          <w:sz w:val="22"/>
+          <w:szCs w:val="22"/>
+          <w:lang w:val="en-US"/>
+        </w:rPr>
+      </w:pPr>
+      <w:r>
+        <w:rPr>
+          <w:rFonts w:ascii="Menlo" w:hAnsi="Menlo" w:cs="Menlo"/>
+          <w:color w:val="000000"/>
+          <w:kern w:val="0"/>
+          <w:sz w:val="22"/>
+          <w:szCs w:val="22"/>
+          <w:lang w:val="en-US"/>
+        </w:rPr>
+        <w:t xml:space="preserve">  </w:t>
       </w:r>
       <w:r>
         <w:rPr>
@@ -9434,7 +9896,7 @@
           <w:szCs w:val="22"/>
           <w:lang w:val="en-US"/>
         </w:rPr>
-        <w:t>(10</w:t>
+        <w:t>Timeline</w:t>
       </w:r>
       <w:r>
         <w:rPr>
@@ -9458,764 +9920,18 @@
           <w:szCs w:val="22"/>
           <w:lang w:val="en-US"/>
         </w:rPr>
-        <w:t>days)</w:t>
-      </w:r>
-    </w:p>
-    <w:p>
-      <w:pPr>
-        <w:tabs>
-          <w:tab w:val="left" w:pos="560"/>
-          <w:tab w:val="left" w:pos="1120"/>
-          <w:tab w:val="left" w:pos="1680"/>
-          <w:tab w:val="left" w:pos="2240"/>
-          <w:tab w:val="left" w:pos="2800"/>
-          <w:tab w:val="left" w:pos="3360"/>
-          <w:tab w:val="left" w:pos="3920"/>
-          <w:tab w:val="left" w:pos="4480"/>
-          <w:tab w:val="left" w:pos="5040"/>
-          <w:tab w:val="left" w:pos="5600"/>
-          <w:tab w:val="left" w:pos="6160"/>
-          <w:tab w:val="left" w:pos="6720"/>
-        </w:tabs>
-        <w:autoSpaceDE w:val="0"/>
-        <w:autoSpaceDN w:val="0"/>
-        <w:adjustRightInd w:val="0"/>
-        <w:spacing w:after="0" w:line="240" w:lineRule="auto"/>
-        <w:rPr>
-          <w:rFonts w:ascii="Menlo" w:hAnsi="Menlo" w:cs="Menlo"/>
-          <w:color w:val="000000"/>
-          <w:kern w:val="0"/>
-          <w:sz w:val="22"/>
-          <w:szCs w:val="22"/>
-          <w:lang w:val="en-US"/>
-        </w:rPr>
-      </w:pPr>
-    </w:p>
-    <w:p>
-      <w:pPr>
-        <w:tabs>
-          <w:tab w:val="left" w:pos="560"/>
-          <w:tab w:val="left" w:pos="1120"/>
-          <w:tab w:val="left" w:pos="1680"/>
-          <w:tab w:val="left" w:pos="2240"/>
-          <w:tab w:val="left" w:pos="2800"/>
-          <w:tab w:val="left" w:pos="3360"/>
-          <w:tab w:val="left" w:pos="3920"/>
-          <w:tab w:val="left" w:pos="4480"/>
-          <w:tab w:val="left" w:pos="5040"/>
-          <w:tab w:val="left" w:pos="5600"/>
-          <w:tab w:val="left" w:pos="6160"/>
-          <w:tab w:val="left" w:pos="6720"/>
-        </w:tabs>
-        <w:autoSpaceDE w:val="0"/>
-        <w:autoSpaceDN w:val="0"/>
-        <w:adjustRightInd w:val="0"/>
-        <w:spacing w:after="0" w:line="240" w:lineRule="auto"/>
-        <w:rPr>
-          <w:rFonts w:ascii="Menlo" w:hAnsi="Menlo" w:cs="Menlo"/>
-          <w:color w:val="000000"/>
-          <w:kern w:val="0"/>
-          <w:sz w:val="22"/>
-          <w:szCs w:val="22"/>
-          <w:lang w:val="en-US"/>
-        </w:rPr>
-      </w:pPr>
-      <w:r>
-        <w:rPr>
-          <w:rFonts w:ascii="Menlo" w:hAnsi="Menlo" w:cs="Menlo"/>
-          <w:color w:val="000000"/>
-          <w:kern w:val="0"/>
-          <w:sz w:val="22"/>
-          <w:szCs w:val="22"/>
-          <w:lang w:val="en-US"/>
-        </w:rPr>
-        <w:t xml:space="preserve">  ┌──────┬───────────────────────────────────────────────┐</w:t>
-      </w:r>
-    </w:p>
-    <w:p>
-      <w:pPr>
-        <w:tabs>
-          <w:tab w:val="left" w:pos="560"/>
-          <w:tab w:val="left" w:pos="1120"/>
-          <w:tab w:val="left" w:pos="1680"/>
-          <w:tab w:val="left" w:pos="2240"/>
-          <w:tab w:val="left" w:pos="2800"/>
-          <w:tab w:val="left" w:pos="3360"/>
-          <w:tab w:val="left" w:pos="3920"/>
-          <w:tab w:val="left" w:pos="4480"/>
-          <w:tab w:val="left" w:pos="5040"/>
-          <w:tab w:val="left" w:pos="5600"/>
-          <w:tab w:val="left" w:pos="6160"/>
-          <w:tab w:val="left" w:pos="6720"/>
-        </w:tabs>
-        <w:autoSpaceDE w:val="0"/>
-        <w:autoSpaceDN w:val="0"/>
-        <w:adjustRightInd w:val="0"/>
-        <w:spacing w:after="0" w:line="240" w:lineRule="auto"/>
-        <w:rPr>
-          <w:rFonts w:ascii="Menlo" w:hAnsi="Menlo" w:cs="Menlo"/>
-          <w:color w:val="000000"/>
-          <w:kern w:val="0"/>
-          <w:sz w:val="22"/>
-          <w:szCs w:val="22"/>
-          <w:lang w:val="en-US"/>
-        </w:rPr>
-      </w:pPr>
-      <w:r>
-        <w:rPr>
-          <w:rFonts w:ascii="Menlo" w:hAnsi="Menlo" w:cs="Menlo"/>
-          <w:color w:val="000000"/>
-          <w:kern w:val="0"/>
-          <w:sz w:val="22"/>
-          <w:szCs w:val="22"/>
-          <w:lang w:val="en-US"/>
-        </w:rPr>
-        <w:t xml:space="preserve">  │ Days │                     Stage                     │</w:t>
-      </w:r>
-    </w:p>
-    <w:p>
-      <w:pPr>
-        <w:tabs>
-          <w:tab w:val="left" w:pos="560"/>
-          <w:tab w:val="left" w:pos="1120"/>
-          <w:tab w:val="left" w:pos="1680"/>
-          <w:tab w:val="left" w:pos="2240"/>
-          <w:tab w:val="left" w:pos="2800"/>
-          <w:tab w:val="left" w:pos="3360"/>
-          <w:tab w:val="left" w:pos="3920"/>
-          <w:tab w:val="left" w:pos="4480"/>
-          <w:tab w:val="left" w:pos="5040"/>
-          <w:tab w:val="left" w:pos="5600"/>
-          <w:tab w:val="left" w:pos="6160"/>
-          <w:tab w:val="left" w:pos="6720"/>
-        </w:tabs>
-        <w:autoSpaceDE w:val="0"/>
-        <w:autoSpaceDN w:val="0"/>
-        <w:adjustRightInd w:val="0"/>
-        <w:spacing w:after="0" w:line="240" w:lineRule="auto"/>
-        <w:rPr>
-          <w:rFonts w:ascii="Menlo" w:hAnsi="Menlo" w:cs="Menlo"/>
-          <w:color w:val="000000"/>
-          <w:kern w:val="0"/>
-          <w:sz w:val="22"/>
-          <w:szCs w:val="22"/>
-          <w:lang w:val="en-US"/>
-        </w:rPr>
-      </w:pPr>
-      <w:r>
-        <w:rPr>
-          <w:rFonts w:ascii="Menlo" w:hAnsi="Menlo" w:cs="Menlo"/>
-          <w:color w:val="000000"/>
-          <w:kern w:val="0"/>
-          <w:sz w:val="22"/>
-          <w:szCs w:val="22"/>
-          <w:lang w:val="en-US"/>
-        </w:rPr>
-        <w:t xml:space="preserve">  ├──────┼───────────────────────────────────────────────┤</w:t>
-      </w:r>
-    </w:p>
-    <w:p>
-      <w:pPr>
-        <w:tabs>
-          <w:tab w:val="left" w:pos="560"/>
-          <w:tab w:val="left" w:pos="1120"/>
-          <w:tab w:val="left" w:pos="1680"/>
-          <w:tab w:val="left" w:pos="2240"/>
-          <w:tab w:val="left" w:pos="2800"/>
-          <w:tab w:val="left" w:pos="3360"/>
-          <w:tab w:val="left" w:pos="3920"/>
-          <w:tab w:val="left" w:pos="4480"/>
-          <w:tab w:val="left" w:pos="5040"/>
-          <w:tab w:val="left" w:pos="5600"/>
-          <w:tab w:val="left" w:pos="6160"/>
-          <w:tab w:val="left" w:pos="6720"/>
-        </w:tabs>
-        <w:autoSpaceDE w:val="0"/>
-        <w:autoSpaceDN w:val="0"/>
-        <w:adjustRightInd w:val="0"/>
-        <w:spacing w:after="0" w:line="240" w:lineRule="auto"/>
-        <w:rPr>
-          <w:rFonts w:ascii="Menlo" w:hAnsi="Menlo" w:cs="Menlo"/>
-          <w:color w:val="000000"/>
-          <w:kern w:val="0"/>
-          <w:sz w:val="22"/>
-          <w:szCs w:val="22"/>
-          <w:lang w:val="en-US"/>
-        </w:rPr>
-      </w:pPr>
-      <w:r>
-        <w:rPr>
-          <w:rFonts w:ascii="Menlo" w:hAnsi="Menlo" w:cs="Menlo"/>
-          <w:color w:val="000000"/>
-          <w:kern w:val="0"/>
-          <w:sz w:val="22"/>
-          <w:szCs w:val="22"/>
-          <w:lang w:val="en-US"/>
-        </w:rPr>
-        <w:t xml:space="preserve">  │ 1–2  │ Stage 1: data download + exploration notebook │</w:t>
-      </w:r>
-    </w:p>
-    <w:p>
-      <w:pPr>
-        <w:tabs>
-          <w:tab w:val="left" w:pos="560"/>
-          <w:tab w:val="left" w:pos="1120"/>
-          <w:tab w:val="left" w:pos="1680"/>
-          <w:tab w:val="left" w:pos="2240"/>
-          <w:tab w:val="left" w:pos="2800"/>
-          <w:tab w:val="left" w:pos="3360"/>
-          <w:tab w:val="left" w:pos="3920"/>
-          <w:tab w:val="left" w:pos="4480"/>
-          <w:tab w:val="left" w:pos="5040"/>
-          <w:tab w:val="left" w:pos="5600"/>
-          <w:tab w:val="left" w:pos="6160"/>
-          <w:tab w:val="left" w:pos="6720"/>
-        </w:tabs>
-        <w:autoSpaceDE w:val="0"/>
-        <w:autoSpaceDN w:val="0"/>
-        <w:adjustRightInd w:val="0"/>
-        <w:spacing w:after="0" w:line="240" w:lineRule="auto"/>
-        <w:rPr>
-          <w:rFonts w:ascii="Menlo" w:hAnsi="Menlo" w:cs="Menlo"/>
-          <w:color w:val="000000"/>
-          <w:kern w:val="0"/>
-          <w:sz w:val="22"/>
-          <w:szCs w:val="22"/>
-          <w:lang w:val="en-US"/>
-        </w:rPr>
-      </w:pPr>
-      <w:r>
-        <w:rPr>
-          <w:rFonts w:ascii="Menlo" w:hAnsi="Menlo" w:cs="Menlo"/>
-          <w:color w:val="000000"/>
-          <w:kern w:val="0"/>
-          <w:sz w:val="22"/>
-          <w:szCs w:val="22"/>
-          <w:lang w:val="en-US"/>
-        </w:rPr>
-        <w:t xml:space="preserve">  ├──────┼───────────────────────────────────────────────┤</w:t>
-      </w:r>
-    </w:p>
-    <w:p>
-      <w:pPr>
-        <w:tabs>
-          <w:tab w:val="left" w:pos="560"/>
-          <w:tab w:val="left" w:pos="1120"/>
-          <w:tab w:val="left" w:pos="1680"/>
-          <w:tab w:val="left" w:pos="2240"/>
-          <w:tab w:val="left" w:pos="2800"/>
-          <w:tab w:val="left" w:pos="3360"/>
-          <w:tab w:val="left" w:pos="3920"/>
-          <w:tab w:val="left" w:pos="4480"/>
-          <w:tab w:val="left" w:pos="5040"/>
-          <w:tab w:val="left" w:pos="5600"/>
-          <w:tab w:val="left" w:pos="6160"/>
-          <w:tab w:val="left" w:pos="6720"/>
-        </w:tabs>
-        <w:autoSpaceDE w:val="0"/>
-        <w:autoSpaceDN w:val="0"/>
-        <w:adjustRightInd w:val="0"/>
-        <w:spacing w:after="0" w:line="240" w:lineRule="auto"/>
-        <w:rPr>
-          <w:rFonts w:ascii="Menlo" w:hAnsi="Menlo" w:cs="Menlo"/>
-          <w:color w:val="000000"/>
-          <w:kern w:val="0"/>
-          <w:sz w:val="22"/>
-          <w:szCs w:val="22"/>
-          <w:lang w:val="en-US"/>
-        </w:rPr>
-      </w:pPr>
-      <w:r>
-        <w:rPr>
-          <w:rFonts w:ascii="Menlo" w:hAnsi="Menlo" w:cs="Menlo"/>
-          <w:color w:val="000000"/>
-          <w:kern w:val="0"/>
-          <w:sz w:val="22"/>
-          <w:szCs w:val="22"/>
-          <w:lang w:val="en-US"/>
-        </w:rPr>
-        <w:t xml:space="preserve">  │ 3–4  │ Stage 2: NER pipeline + evaluation            │</w:t>
-      </w:r>
-    </w:p>
-    <w:p>
-      <w:pPr>
-        <w:tabs>
-          <w:tab w:val="left" w:pos="560"/>
-          <w:tab w:val="left" w:pos="1120"/>
-          <w:tab w:val="left" w:pos="1680"/>
-          <w:tab w:val="left" w:pos="2240"/>
-          <w:tab w:val="left" w:pos="2800"/>
-          <w:tab w:val="left" w:pos="3360"/>
-          <w:tab w:val="left" w:pos="3920"/>
-          <w:tab w:val="left" w:pos="4480"/>
-          <w:tab w:val="left" w:pos="5040"/>
-          <w:tab w:val="left" w:pos="5600"/>
-          <w:tab w:val="left" w:pos="6160"/>
-          <w:tab w:val="left" w:pos="6720"/>
-        </w:tabs>
-        <w:autoSpaceDE w:val="0"/>
-        <w:autoSpaceDN w:val="0"/>
-        <w:adjustRightInd w:val="0"/>
-        <w:spacing w:after="0" w:line="240" w:lineRule="auto"/>
-        <w:rPr>
-          <w:rFonts w:ascii="Menlo" w:hAnsi="Menlo" w:cs="Menlo"/>
-          <w:color w:val="000000"/>
-          <w:kern w:val="0"/>
-          <w:sz w:val="22"/>
-          <w:szCs w:val="22"/>
-          <w:lang w:val="en-US"/>
-        </w:rPr>
-      </w:pPr>
-      <w:r>
-        <w:rPr>
-          <w:rFonts w:ascii="Menlo" w:hAnsi="Menlo" w:cs="Menlo"/>
-          <w:color w:val="000000"/>
-          <w:kern w:val="0"/>
-          <w:sz w:val="22"/>
-          <w:szCs w:val="22"/>
-          <w:lang w:val="en-US"/>
-        </w:rPr>
-        <w:t xml:space="preserve">  ├──────┼───────────────────────────────────────────────┤</w:t>
-      </w:r>
-    </w:p>
-    <w:p>
-      <w:pPr>
-        <w:tabs>
-          <w:tab w:val="left" w:pos="560"/>
-          <w:tab w:val="left" w:pos="1120"/>
-          <w:tab w:val="left" w:pos="1680"/>
-          <w:tab w:val="left" w:pos="2240"/>
-          <w:tab w:val="left" w:pos="2800"/>
-          <w:tab w:val="left" w:pos="3360"/>
-          <w:tab w:val="left" w:pos="3920"/>
-          <w:tab w:val="left" w:pos="4480"/>
-          <w:tab w:val="left" w:pos="5040"/>
-          <w:tab w:val="left" w:pos="5600"/>
-          <w:tab w:val="left" w:pos="6160"/>
-          <w:tab w:val="left" w:pos="6720"/>
-        </w:tabs>
-        <w:autoSpaceDE w:val="0"/>
-        <w:autoSpaceDN w:val="0"/>
-        <w:adjustRightInd w:val="0"/>
-        <w:spacing w:after="0" w:line="240" w:lineRule="auto"/>
-        <w:rPr>
-          <w:rFonts w:ascii="Menlo" w:hAnsi="Menlo" w:cs="Menlo"/>
-          <w:color w:val="000000"/>
-          <w:kern w:val="0"/>
-          <w:sz w:val="22"/>
-          <w:szCs w:val="22"/>
-          <w:lang w:val="en-US"/>
-        </w:rPr>
-      </w:pPr>
-      <w:r>
-        <w:rPr>
-          <w:rFonts w:ascii="Menlo" w:hAnsi="Menlo" w:cs="Menlo"/>
-          <w:color w:val="000000"/>
-          <w:kern w:val="0"/>
-          <w:sz w:val="22"/>
-          <w:szCs w:val="22"/>
-          <w:lang w:val="en-US"/>
-        </w:rPr>
-        <w:t xml:space="preserve">  │ 5    │ Stage 3: gender tagging                       │</w:t>
-      </w:r>
-    </w:p>
-    <w:p>
-      <w:pPr>
-        <w:tabs>
-          <w:tab w:val="left" w:pos="560"/>
-          <w:tab w:val="left" w:pos="1120"/>
-          <w:tab w:val="left" w:pos="1680"/>
-          <w:tab w:val="left" w:pos="2240"/>
-          <w:tab w:val="left" w:pos="2800"/>
-          <w:tab w:val="left" w:pos="3360"/>
-          <w:tab w:val="left" w:pos="3920"/>
-          <w:tab w:val="left" w:pos="4480"/>
-          <w:tab w:val="left" w:pos="5040"/>
-          <w:tab w:val="left" w:pos="5600"/>
-          <w:tab w:val="left" w:pos="6160"/>
-          <w:tab w:val="left" w:pos="6720"/>
-        </w:tabs>
-        <w:autoSpaceDE w:val="0"/>
-        <w:autoSpaceDN w:val="0"/>
-        <w:adjustRightInd w:val="0"/>
-        <w:spacing w:after="0" w:line="240" w:lineRule="auto"/>
-        <w:rPr>
-          <w:rFonts w:ascii="Menlo" w:hAnsi="Menlo" w:cs="Menlo"/>
-          <w:color w:val="000000"/>
-          <w:kern w:val="0"/>
-          <w:sz w:val="22"/>
-          <w:szCs w:val="22"/>
-          <w:lang w:val="en-US"/>
-        </w:rPr>
-      </w:pPr>
-      <w:r>
-        <w:rPr>
-          <w:rFonts w:ascii="Menlo" w:hAnsi="Menlo" w:cs="Menlo"/>
-          <w:color w:val="000000"/>
-          <w:kern w:val="0"/>
-          <w:sz w:val="22"/>
-          <w:szCs w:val="22"/>
-          <w:lang w:val="en-US"/>
-        </w:rPr>
-        <w:t xml:space="preserve">  ├──────┼───────────────────────────────────────────────┤</w:t>
-      </w:r>
-    </w:p>
-    <w:p>
-      <w:pPr>
-        <w:tabs>
-          <w:tab w:val="left" w:pos="560"/>
-          <w:tab w:val="left" w:pos="1120"/>
-          <w:tab w:val="left" w:pos="1680"/>
-          <w:tab w:val="left" w:pos="2240"/>
-          <w:tab w:val="left" w:pos="2800"/>
-          <w:tab w:val="left" w:pos="3360"/>
-          <w:tab w:val="left" w:pos="3920"/>
-          <w:tab w:val="left" w:pos="4480"/>
-          <w:tab w:val="left" w:pos="5040"/>
-          <w:tab w:val="left" w:pos="5600"/>
-          <w:tab w:val="left" w:pos="6160"/>
-          <w:tab w:val="left" w:pos="6720"/>
-        </w:tabs>
-        <w:autoSpaceDE w:val="0"/>
-        <w:autoSpaceDN w:val="0"/>
-        <w:adjustRightInd w:val="0"/>
-        <w:spacing w:after="0" w:line="240" w:lineRule="auto"/>
-        <w:rPr>
-          <w:rFonts w:ascii="Menlo" w:hAnsi="Menlo" w:cs="Menlo"/>
-          <w:color w:val="000000"/>
-          <w:kern w:val="0"/>
-          <w:sz w:val="22"/>
-          <w:szCs w:val="22"/>
-          <w:lang w:val="en-US"/>
-        </w:rPr>
-      </w:pPr>
-      <w:r>
-        <w:rPr>
-          <w:rFonts w:ascii="Menlo" w:hAnsi="Menlo" w:cs="Menlo"/>
-          <w:color w:val="000000"/>
-          <w:kern w:val="0"/>
-          <w:sz w:val="22"/>
-          <w:szCs w:val="22"/>
-          <w:lang w:val="en-US"/>
-        </w:rPr>
-        <w:t xml:space="preserve">  │ 6–7  │ Stage 4: analysis + plots                     │</w:t>
-      </w:r>
-    </w:p>
-    <w:p>
-      <w:pPr>
-        <w:tabs>
-          <w:tab w:val="left" w:pos="560"/>
-          <w:tab w:val="left" w:pos="1120"/>
-          <w:tab w:val="left" w:pos="1680"/>
-          <w:tab w:val="left" w:pos="2240"/>
-          <w:tab w:val="left" w:pos="2800"/>
-          <w:tab w:val="left" w:pos="3360"/>
-          <w:tab w:val="left" w:pos="3920"/>
-          <w:tab w:val="left" w:pos="4480"/>
-          <w:tab w:val="left" w:pos="5040"/>
-          <w:tab w:val="left" w:pos="5600"/>
-          <w:tab w:val="left" w:pos="6160"/>
-          <w:tab w:val="left" w:pos="6720"/>
-        </w:tabs>
-        <w:autoSpaceDE w:val="0"/>
-        <w:autoSpaceDN w:val="0"/>
-        <w:adjustRightInd w:val="0"/>
-        <w:spacing w:after="0" w:line="240" w:lineRule="auto"/>
-        <w:rPr>
-          <w:rFonts w:ascii="Menlo" w:hAnsi="Menlo" w:cs="Menlo"/>
-          <w:color w:val="000000"/>
-          <w:kern w:val="0"/>
-          <w:sz w:val="22"/>
-          <w:szCs w:val="22"/>
-          <w:lang w:val="en-US"/>
-        </w:rPr>
-      </w:pPr>
-      <w:r>
-        <w:rPr>
-          <w:rFonts w:ascii="Menlo" w:hAnsi="Menlo" w:cs="Menlo"/>
-          <w:color w:val="000000"/>
-          <w:kern w:val="0"/>
-          <w:sz w:val="22"/>
-          <w:szCs w:val="22"/>
-          <w:lang w:val="en-US"/>
-        </w:rPr>
-        <w:t xml:space="preserve">  ├──────┼───────────────────────────────────────────────┤</w:t>
-      </w:r>
-    </w:p>
-    <w:p>
-      <w:pPr>
-        <w:tabs>
-          <w:tab w:val="left" w:pos="560"/>
-          <w:tab w:val="left" w:pos="1120"/>
-          <w:tab w:val="left" w:pos="1680"/>
-          <w:tab w:val="left" w:pos="2240"/>
-          <w:tab w:val="left" w:pos="2800"/>
-          <w:tab w:val="left" w:pos="3360"/>
-          <w:tab w:val="left" w:pos="3920"/>
-          <w:tab w:val="left" w:pos="4480"/>
-          <w:tab w:val="left" w:pos="5040"/>
-          <w:tab w:val="left" w:pos="5600"/>
-          <w:tab w:val="left" w:pos="6160"/>
-          <w:tab w:val="left" w:pos="6720"/>
-        </w:tabs>
-        <w:autoSpaceDE w:val="0"/>
-        <w:autoSpaceDN w:val="0"/>
-        <w:adjustRightInd w:val="0"/>
-        <w:spacing w:after="0" w:line="240" w:lineRule="auto"/>
-        <w:rPr>
-          <w:rFonts w:ascii="Menlo" w:hAnsi="Menlo" w:cs="Menlo"/>
-          <w:color w:val="000000"/>
-          <w:kern w:val="0"/>
-          <w:sz w:val="22"/>
-          <w:szCs w:val="22"/>
-          <w:lang w:val="en-US"/>
-        </w:rPr>
-      </w:pPr>
-      <w:r>
-        <w:rPr>
-          <w:rFonts w:ascii="Menlo" w:hAnsi="Menlo" w:cs="Menlo"/>
-          <w:color w:val="000000"/>
-          <w:kern w:val="0"/>
-          <w:sz w:val="22"/>
-          <w:szCs w:val="22"/>
-          <w:lang w:val="en-US"/>
-        </w:rPr>
-        <w:t xml:space="preserve">  │ 8    │ Stage 5: recent corpus evaluation             │</w:t>
-      </w:r>
-    </w:p>
-    <w:p>
-      <w:pPr>
-        <w:tabs>
-          <w:tab w:val="left" w:pos="560"/>
-          <w:tab w:val="left" w:pos="1120"/>
-          <w:tab w:val="left" w:pos="1680"/>
-          <w:tab w:val="left" w:pos="2240"/>
-          <w:tab w:val="left" w:pos="2800"/>
-          <w:tab w:val="left" w:pos="3360"/>
-          <w:tab w:val="left" w:pos="3920"/>
-          <w:tab w:val="left" w:pos="4480"/>
-          <w:tab w:val="left" w:pos="5040"/>
-          <w:tab w:val="left" w:pos="5600"/>
-          <w:tab w:val="left" w:pos="6160"/>
-          <w:tab w:val="left" w:pos="6720"/>
-        </w:tabs>
-        <w:autoSpaceDE w:val="0"/>
-        <w:autoSpaceDN w:val="0"/>
-        <w:adjustRightInd w:val="0"/>
-        <w:spacing w:after="0" w:line="240" w:lineRule="auto"/>
-        <w:rPr>
-          <w:rFonts w:ascii="Menlo" w:hAnsi="Menlo" w:cs="Menlo"/>
-          <w:color w:val="000000"/>
-          <w:kern w:val="0"/>
-          <w:sz w:val="22"/>
-          <w:szCs w:val="22"/>
-          <w:lang w:val="en-US"/>
-        </w:rPr>
-      </w:pPr>
-      <w:r>
-        <w:rPr>
-          <w:rFonts w:ascii="Menlo" w:hAnsi="Menlo" w:cs="Menlo"/>
-          <w:color w:val="000000"/>
-          <w:kern w:val="0"/>
-          <w:sz w:val="22"/>
-          <w:szCs w:val="22"/>
-          <w:lang w:val="en-US"/>
-        </w:rPr>
-        <w:t xml:space="preserve">  ├──────┼───────────────────────────────────────────────┤</w:t>
-      </w:r>
-    </w:p>
-    <w:p>
-      <w:pPr>
-        <w:tabs>
-          <w:tab w:val="left" w:pos="560"/>
-          <w:tab w:val="left" w:pos="1120"/>
-          <w:tab w:val="left" w:pos="1680"/>
-          <w:tab w:val="left" w:pos="2240"/>
-          <w:tab w:val="left" w:pos="2800"/>
-          <w:tab w:val="left" w:pos="3360"/>
-          <w:tab w:val="left" w:pos="3920"/>
-          <w:tab w:val="left" w:pos="4480"/>
-          <w:tab w:val="left" w:pos="5040"/>
-          <w:tab w:val="left" w:pos="5600"/>
-          <w:tab w:val="left" w:pos="6160"/>
-          <w:tab w:val="left" w:pos="6720"/>
-        </w:tabs>
-        <w:autoSpaceDE w:val="0"/>
-        <w:autoSpaceDN w:val="0"/>
-        <w:adjustRightInd w:val="0"/>
-        <w:spacing w:after="0" w:line="240" w:lineRule="auto"/>
-        <w:rPr>
-          <w:rFonts w:ascii="Menlo" w:hAnsi="Menlo" w:cs="Menlo"/>
-          <w:color w:val="000000"/>
-          <w:kern w:val="0"/>
-          <w:sz w:val="22"/>
-          <w:szCs w:val="22"/>
-          <w:lang w:val="en-US"/>
-        </w:rPr>
-      </w:pPr>
-      <w:r>
-        <w:rPr>
-          <w:rFonts w:ascii="Menlo" w:hAnsi="Menlo" w:cs="Menlo"/>
-          <w:color w:val="000000"/>
-          <w:kern w:val="0"/>
-          <w:sz w:val="22"/>
-          <w:szCs w:val="22"/>
-          <w:lang w:val="en-US"/>
-        </w:rPr>
-        <w:t xml:space="preserve">  │ 9–10 │ Stage 6: paper writing                        │</w:t>
-      </w:r>
-    </w:p>
-    <w:p>
-      <w:pPr>
-        <w:tabs>
-          <w:tab w:val="left" w:pos="560"/>
-          <w:tab w:val="left" w:pos="1120"/>
-          <w:tab w:val="left" w:pos="1680"/>
-          <w:tab w:val="left" w:pos="2240"/>
-          <w:tab w:val="left" w:pos="2800"/>
-          <w:tab w:val="left" w:pos="3360"/>
-          <w:tab w:val="left" w:pos="3920"/>
-          <w:tab w:val="left" w:pos="4480"/>
-          <w:tab w:val="left" w:pos="5040"/>
-          <w:tab w:val="left" w:pos="5600"/>
-          <w:tab w:val="left" w:pos="6160"/>
-          <w:tab w:val="left" w:pos="6720"/>
-        </w:tabs>
-        <w:autoSpaceDE w:val="0"/>
-        <w:autoSpaceDN w:val="0"/>
-        <w:adjustRightInd w:val="0"/>
-        <w:spacing w:after="0" w:line="240" w:lineRule="auto"/>
-        <w:rPr>
-          <w:rFonts w:ascii="Menlo" w:hAnsi="Menlo" w:cs="Menlo"/>
-          <w:color w:val="000000"/>
-          <w:kern w:val="0"/>
-          <w:sz w:val="22"/>
-          <w:szCs w:val="22"/>
-          <w:lang w:val="en-US"/>
-        </w:rPr>
-      </w:pPr>
-      <w:r>
-        <w:rPr>
-          <w:rFonts w:ascii="Menlo" w:hAnsi="Menlo" w:cs="Menlo"/>
-          <w:color w:val="000000"/>
-          <w:kern w:val="0"/>
-          <w:sz w:val="22"/>
-          <w:szCs w:val="22"/>
-          <w:lang w:val="en-US"/>
-        </w:rPr>
-        <w:t xml:space="preserve">  └──────┴───────────────────────────────────────────────┘</w:t>
-      </w:r>
-    </w:p>
-    <w:p>
-      <w:pPr>
-        <w:tabs>
-          <w:tab w:val="left" w:pos="560"/>
-          <w:tab w:val="left" w:pos="1120"/>
-          <w:tab w:val="left" w:pos="1680"/>
-          <w:tab w:val="left" w:pos="2240"/>
-          <w:tab w:val="left" w:pos="2800"/>
-          <w:tab w:val="left" w:pos="3360"/>
-          <w:tab w:val="left" w:pos="3920"/>
-          <w:tab w:val="left" w:pos="4480"/>
-          <w:tab w:val="left" w:pos="5040"/>
-          <w:tab w:val="left" w:pos="5600"/>
-          <w:tab w:val="left" w:pos="6160"/>
-          <w:tab w:val="left" w:pos="6720"/>
-        </w:tabs>
-        <w:autoSpaceDE w:val="0"/>
-        <w:autoSpaceDN w:val="0"/>
-        <w:adjustRightInd w:val="0"/>
-        <w:spacing w:after="0" w:line="240" w:lineRule="auto"/>
-        <w:rPr>
-          <w:rFonts w:ascii="Menlo" w:hAnsi="Menlo" w:cs="Menlo"/>
-          <w:color w:val="000000"/>
-          <w:kern w:val="0"/>
-          <w:sz w:val="22"/>
-          <w:szCs w:val="22"/>
-          <w:lang w:val="en-US"/>
-        </w:rPr>
-      </w:pPr>
-    </w:p>
-    <w:p>
-      <w:pPr>
-        <w:tabs>
-          <w:tab w:val="left" w:pos="560"/>
-          <w:tab w:val="left" w:pos="1120"/>
-          <w:tab w:val="left" w:pos="1680"/>
-          <w:tab w:val="left" w:pos="2240"/>
-          <w:tab w:val="left" w:pos="2800"/>
-          <w:tab w:val="left" w:pos="3360"/>
-          <w:tab w:val="left" w:pos="3920"/>
-          <w:tab w:val="left" w:pos="4480"/>
-          <w:tab w:val="left" w:pos="5040"/>
-          <w:tab w:val="left" w:pos="5600"/>
-          <w:tab w:val="left" w:pos="6160"/>
-          <w:tab w:val="left" w:pos="6720"/>
-        </w:tabs>
-        <w:autoSpaceDE w:val="0"/>
-        <w:autoSpaceDN w:val="0"/>
-        <w:adjustRightInd w:val="0"/>
-        <w:spacing w:after="0" w:line="240" w:lineRule="auto"/>
-        <w:rPr>
-          <w:rFonts w:ascii="Menlo" w:hAnsi="Menlo" w:cs="Menlo"/>
-          <w:color w:val="000000"/>
-          <w:kern w:val="0"/>
-          <w:sz w:val="22"/>
-          <w:szCs w:val="22"/>
-          <w:lang w:val="en-US"/>
-        </w:rPr>
-      </w:pPr>
-      <w:r>
-        <w:rPr>
-          <w:rFonts w:ascii="Menlo" w:hAnsi="Menlo" w:cs="Menlo"/>
-          <w:color w:val="000000"/>
-          <w:kern w:val="0"/>
-          <w:sz w:val="22"/>
-          <w:szCs w:val="22"/>
-          <w:lang w:val="en-US"/>
-        </w:rPr>
-        <w:t xml:space="preserve">  ---</w:t>
-      </w:r>
-    </w:p>
-    <w:p>
-      <w:pPr>
-        <w:tabs>
-          <w:tab w:val="left" w:pos="560"/>
-          <w:tab w:val="left" w:pos="1120"/>
-          <w:tab w:val="left" w:pos="1680"/>
-          <w:tab w:val="left" w:pos="2240"/>
-          <w:tab w:val="left" w:pos="2800"/>
-          <w:tab w:val="left" w:pos="3360"/>
-          <w:tab w:val="left" w:pos="3920"/>
-          <w:tab w:val="left" w:pos="4480"/>
-          <w:tab w:val="left" w:pos="5040"/>
-          <w:tab w:val="left" w:pos="5600"/>
-          <w:tab w:val="left" w:pos="6160"/>
-          <w:tab w:val="left" w:pos="6720"/>
-        </w:tabs>
-        <w:autoSpaceDE w:val="0"/>
-        <w:autoSpaceDN w:val="0"/>
-        <w:adjustRightInd w:val="0"/>
-        <w:spacing w:after="0" w:line="240" w:lineRule="auto"/>
-        <w:rPr>
-          <w:rFonts w:ascii="Menlo" w:hAnsi="Menlo" w:cs="Menlo"/>
-          <w:color w:val="000000"/>
-          <w:kern w:val="0"/>
-          <w:sz w:val="22"/>
-          <w:szCs w:val="22"/>
-          <w:lang w:val="en-US"/>
-        </w:rPr>
-      </w:pPr>
-      <w:r>
-        <w:rPr>
-          <w:rFonts w:ascii="Menlo" w:hAnsi="Menlo" w:cs="Menlo"/>
-          <w:color w:val="000000"/>
-          <w:kern w:val="0"/>
-          <w:sz w:val="22"/>
-          <w:szCs w:val="22"/>
-          <w:lang w:val="en-US"/>
-        </w:rPr>
-        <w:t xml:space="preserve">  </w:t>
+        <w:t>(10</w:t>
+      </w:r>
+      <w:r>
+        <w:rPr>
+          <w:rFonts w:ascii="Menlo" w:hAnsi="Menlo" w:cs="Menlo"/>
+          <w:color w:val="000000"/>
+          <w:kern w:val="0"/>
+          <w:sz w:val="22"/>
+          <w:szCs w:val="22"/>
+          <w:lang w:val="en-US"/>
+        </w:rPr>
+        <w:t xml:space="preserve"> </w:t>
       </w:r>
       <w:r>
         <w:rPr>
@@ -10228,18 +9944,836 @@
           <w:szCs w:val="22"/>
           <w:lang w:val="en-US"/>
         </w:rPr>
-        <w:t>Tech</w:t>
-      </w:r>
-      <w:r>
-        <w:rPr>
-          <w:rFonts w:ascii="Menlo" w:hAnsi="Menlo" w:cs="Menlo"/>
-          <w:color w:val="000000"/>
-          <w:kern w:val="0"/>
-          <w:sz w:val="22"/>
-          <w:szCs w:val="22"/>
-          <w:lang w:val="en-US"/>
-        </w:rPr>
-        <w:t xml:space="preserve"> </w:t>
+        <w:t>days)</w:t>
+      </w:r>
+    </w:p>
+    <w:p>
+      <w:pPr>
+        <w:tabs>
+          <w:tab w:val="left" w:pos="560"/>
+          <w:tab w:val="left" w:pos="1120"/>
+          <w:tab w:val="left" w:pos="1680"/>
+          <w:tab w:val="left" w:pos="2240"/>
+          <w:tab w:val="left" w:pos="2800"/>
+          <w:tab w:val="left" w:pos="3360"/>
+          <w:tab w:val="left" w:pos="3920"/>
+          <w:tab w:val="left" w:pos="4480"/>
+          <w:tab w:val="left" w:pos="5040"/>
+          <w:tab w:val="left" w:pos="5600"/>
+          <w:tab w:val="left" w:pos="6160"/>
+          <w:tab w:val="left" w:pos="6720"/>
+        </w:tabs>
+        <w:autoSpaceDE w:val="0"/>
+        <w:autoSpaceDN w:val="0"/>
+        <w:adjustRightInd w:val="0"/>
+        <w:spacing w:after="0" w:line="240" w:lineRule="auto"/>
+        <w:rPr>
+          <w:rFonts w:ascii="Menlo" w:hAnsi="Menlo" w:cs="Menlo"/>
+          <w:color w:val="000000"/>
+          <w:kern w:val="0"/>
+          <w:sz w:val="22"/>
+          <w:szCs w:val="22"/>
+          <w:lang w:val="en-US"/>
+        </w:rPr>
+      </w:pPr>
+    </w:p>
+    <w:p>
+      <w:pPr>
+        <w:tabs>
+          <w:tab w:val="left" w:pos="560"/>
+          <w:tab w:val="left" w:pos="1120"/>
+          <w:tab w:val="left" w:pos="1680"/>
+          <w:tab w:val="left" w:pos="2240"/>
+          <w:tab w:val="left" w:pos="2800"/>
+          <w:tab w:val="left" w:pos="3360"/>
+          <w:tab w:val="left" w:pos="3920"/>
+          <w:tab w:val="left" w:pos="4480"/>
+          <w:tab w:val="left" w:pos="5040"/>
+          <w:tab w:val="left" w:pos="5600"/>
+          <w:tab w:val="left" w:pos="6160"/>
+          <w:tab w:val="left" w:pos="6720"/>
+        </w:tabs>
+        <w:autoSpaceDE w:val="0"/>
+        <w:autoSpaceDN w:val="0"/>
+        <w:adjustRightInd w:val="0"/>
+        <w:spacing w:after="0" w:line="240" w:lineRule="auto"/>
+        <w:rPr>
+          <w:rFonts w:ascii="Menlo" w:hAnsi="Menlo" w:cs="Menlo"/>
+          <w:color w:val="000000"/>
+          <w:kern w:val="0"/>
+          <w:sz w:val="22"/>
+          <w:szCs w:val="22"/>
+          <w:lang w:val="en-US"/>
+        </w:rPr>
+      </w:pPr>
+      <w:r>
+        <w:rPr>
+          <w:rFonts w:ascii="Menlo" w:hAnsi="Menlo" w:cs="Menlo"/>
+          <w:color w:val="000000"/>
+          <w:kern w:val="0"/>
+          <w:sz w:val="22"/>
+          <w:szCs w:val="22"/>
+          <w:lang w:val="en-US"/>
+        </w:rPr>
+        <w:t xml:space="preserve">  ┌──────┬───────────────────────────────────────────────┐</w:t>
+      </w:r>
+    </w:p>
+    <w:p>
+      <w:pPr>
+        <w:tabs>
+          <w:tab w:val="left" w:pos="560"/>
+          <w:tab w:val="left" w:pos="1120"/>
+          <w:tab w:val="left" w:pos="1680"/>
+          <w:tab w:val="left" w:pos="2240"/>
+          <w:tab w:val="left" w:pos="2800"/>
+          <w:tab w:val="left" w:pos="3360"/>
+          <w:tab w:val="left" w:pos="3920"/>
+          <w:tab w:val="left" w:pos="4480"/>
+          <w:tab w:val="left" w:pos="5040"/>
+          <w:tab w:val="left" w:pos="5600"/>
+          <w:tab w:val="left" w:pos="6160"/>
+          <w:tab w:val="left" w:pos="6720"/>
+        </w:tabs>
+        <w:autoSpaceDE w:val="0"/>
+        <w:autoSpaceDN w:val="0"/>
+        <w:adjustRightInd w:val="0"/>
+        <w:spacing w:after="0" w:line="240" w:lineRule="auto"/>
+        <w:rPr>
+          <w:rFonts w:ascii="Menlo" w:hAnsi="Menlo" w:cs="Menlo"/>
+          <w:color w:val="000000"/>
+          <w:kern w:val="0"/>
+          <w:sz w:val="22"/>
+          <w:szCs w:val="22"/>
+          <w:lang w:val="en-US"/>
+        </w:rPr>
+      </w:pPr>
+      <w:r>
+        <w:rPr>
+          <w:rFonts w:ascii="Menlo" w:hAnsi="Menlo" w:cs="Menlo"/>
+          <w:color w:val="000000"/>
+          <w:kern w:val="0"/>
+          <w:sz w:val="22"/>
+          <w:szCs w:val="22"/>
+          <w:lang w:val="en-US"/>
+        </w:rPr>
+        <w:t xml:space="preserve">  │ Days │                     Stage                     │</w:t>
+      </w:r>
+    </w:p>
+    <w:p>
+      <w:pPr>
+        <w:tabs>
+          <w:tab w:val="left" w:pos="560"/>
+          <w:tab w:val="left" w:pos="1120"/>
+          <w:tab w:val="left" w:pos="1680"/>
+          <w:tab w:val="left" w:pos="2240"/>
+          <w:tab w:val="left" w:pos="2800"/>
+          <w:tab w:val="left" w:pos="3360"/>
+          <w:tab w:val="left" w:pos="3920"/>
+          <w:tab w:val="left" w:pos="4480"/>
+          <w:tab w:val="left" w:pos="5040"/>
+          <w:tab w:val="left" w:pos="5600"/>
+          <w:tab w:val="left" w:pos="6160"/>
+          <w:tab w:val="left" w:pos="6720"/>
+        </w:tabs>
+        <w:autoSpaceDE w:val="0"/>
+        <w:autoSpaceDN w:val="0"/>
+        <w:adjustRightInd w:val="0"/>
+        <w:spacing w:after="0" w:line="240" w:lineRule="auto"/>
+        <w:rPr>
+          <w:rFonts w:ascii="Menlo" w:hAnsi="Menlo" w:cs="Menlo"/>
+          <w:color w:val="000000"/>
+          <w:kern w:val="0"/>
+          <w:sz w:val="22"/>
+          <w:szCs w:val="22"/>
+          <w:lang w:val="en-US"/>
+        </w:rPr>
+      </w:pPr>
+      <w:r>
+        <w:rPr>
+          <w:rFonts w:ascii="Menlo" w:hAnsi="Menlo" w:cs="Menlo"/>
+          <w:color w:val="000000"/>
+          <w:kern w:val="0"/>
+          <w:sz w:val="22"/>
+          <w:szCs w:val="22"/>
+          <w:lang w:val="en-US"/>
+        </w:rPr>
+        <w:t xml:space="preserve">  ├──────┼───────────────────────────────────────────────┤</w:t>
+      </w:r>
+    </w:p>
+    <w:p>
+      <w:pPr>
+        <w:tabs>
+          <w:tab w:val="left" w:pos="560"/>
+          <w:tab w:val="left" w:pos="1120"/>
+          <w:tab w:val="left" w:pos="1680"/>
+          <w:tab w:val="left" w:pos="2240"/>
+          <w:tab w:val="left" w:pos="2800"/>
+          <w:tab w:val="left" w:pos="3360"/>
+          <w:tab w:val="left" w:pos="3920"/>
+          <w:tab w:val="left" w:pos="4480"/>
+          <w:tab w:val="left" w:pos="5040"/>
+          <w:tab w:val="left" w:pos="5600"/>
+          <w:tab w:val="left" w:pos="6160"/>
+          <w:tab w:val="left" w:pos="6720"/>
+        </w:tabs>
+        <w:autoSpaceDE w:val="0"/>
+        <w:autoSpaceDN w:val="0"/>
+        <w:adjustRightInd w:val="0"/>
+        <w:spacing w:after="0" w:line="240" w:lineRule="auto"/>
+        <w:rPr>
+          <w:rFonts w:ascii="Menlo" w:hAnsi="Menlo" w:cs="Menlo"/>
+          <w:color w:val="000000"/>
+          <w:kern w:val="0"/>
+          <w:sz w:val="22"/>
+          <w:szCs w:val="22"/>
+          <w:lang w:val="en-US"/>
+        </w:rPr>
+      </w:pPr>
+      <w:r>
+        <w:rPr>
+          <w:rFonts w:ascii="Menlo" w:hAnsi="Menlo" w:cs="Menlo"/>
+          <w:color w:val="000000"/>
+          <w:kern w:val="0"/>
+          <w:sz w:val="22"/>
+          <w:szCs w:val="22"/>
+          <w:lang w:val="en-US"/>
+        </w:rPr>
+        <w:t xml:space="preserve">  │ 1–</w:t>
+      </w:r>
+      <w:proofErr w:type="gramStart"/>
+      <w:r>
+        <w:rPr>
+          <w:rFonts w:ascii="Menlo" w:hAnsi="Menlo" w:cs="Menlo"/>
+          <w:color w:val="000000"/>
+          <w:kern w:val="0"/>
+          <w:sz w:val="22"/>
+          <w:szCs w:val="22"/>
+          <w:lang w:val="en-US"/>
+        </w:rPr>
+        <w:t>2  │</w:t>
+      </w:r>
+      <w:proofErr w:type="gramEnd"/>
+      <w:r>
+        <w:rPr>
+          <w:rFonts w:ascii="Menlo" w:hAnsi="Menlo" w:cs="Menlo"/>
+          <w:color w:val="000000"/>
+          <w:kern w:val="0"/>
+          <w:sz w:val="22"/>
+          <w:szCs w:val="22"/>
+          <w:lang w:val="en-US"/>
+        </w:rPr>
+        <w:t xml:space="preserve"> Stage 1: data download + exploration notebook │</w:t>
+      </w:r>
+    </w:p>
+    <w:p>
+      <w:pPr>
+        <w:tabs>
+          <w:tab w:val="left" w:pos="560"/>
+          <w:tab w:val="left" w:pos="1120"/>
+          <w:tab w:val="left" w:pos="1680"/>
+          <w:tab w:val="left" w:pos="2240"/>
+          <w:tab w:val="left" w:pos="2800"/>
+          <w:tab w:val="left" w:pos="3360"/>
+          <w:tab w:val="left" w:pos="3920"/>
+          <w:tab w:val="left" w:pos="4480"/>
+          <w:tab w:val="left" w:pos="5040"/>
+          <w:tab w:val="left" w:pos="5600"/>
+          <w:tab w:val="left" w:pos="6160"/>
+          <w:tab w:val="left" w:pos="6720"/>
+        </w:tabs>
+        <w:autoSpaceDE w:val="0"/>
+        <w:autoSpaceDN w:val="0"/>
+        <w:adjustRightInd w:val="0"/>
+        <w:spacing w:after="0" w:line="240" w:lineRule="auto"/>
+        <w:rPr>
+          <w:rFonts w:ascii="Menlo" w:hAnsi="Menlo" w:cs="Menlo"/>
+          <w:color w:val="000000"/>
+          <w:kern w:val="0"/>
+          <w:sz w:val="22"/>
+          <w:szCs w:val="22"/>
+          <w:lang w:val="en-US"/>
+        </w:rPr>
+      </w:pPr>
+      <w:r>
+        <w:rPr>
+          <w:rFonts w:ascii="Menlo" w:hAnsi="Menlo" w:cs="Menlo"/>
+          <w:color w:val="000000"/>
+          <w:kern w:val="0"/>
+          <w:sz w:val="22"/>
+          <w:szCs w:val="22"/>
+          <w:lang w:val="en-US"/>
+        </w:rPr>
+        <w:t xml:space="preserve">  ├──────┼───────────────────────────────────────────────┤</w:t>
+      </w:r>
+    </w:p>
+    <w:p>
+      <w:pPr>
+        <w:tabs>
+          <w:tab w:val="left" w:pos="560"/>
+          <w:tab w:val="left" w:pos="1120"/>
+          <w:tab w:val="left" w:pos="1680"/>
+          <w:tab w:val="left" w:pos="2240"/>
+          <w:tab w:val="left" w:pos="2800"/>
+          <w:tab w:val="left" w:pos="3360"/>
+          <w:tab w:val="left" w:pos="3920"/>
+          <w:tab w:val="left" w:pos="4480"/>
+          <w:tab w:val="left" w:pos="5040"/>
+          <w:tab w:val="left" w:pos="5600"/>
+          <w:tab w:val="left" w:pos="6160"/>
+          <w:tab w:val="left" w:pos="6720"/>
+        </w:tabs>
+        <w:autoSpaceDE w:val="0"/>
+        <w:autoSpaceDN w:val="0"/>
+        <w:adjustRightInd w:val="0"/>
+        <w:spacing w:after="0" w:line="240" w:lineRule="auto"/>
+        <w:rPr>
+          <w:rFonts w:ascii="Menlo" w:hAnsi="Menlo" w:cs="Menlo"/>
+          <w:color w:val="000000"/>
+          <w:kern w:val="0"/>
+          <w:sz w:val="22"/>
+          <w:szCs w:val="22"/>
+          <w:lang w:val="en-US"/>
+        </w:rPr>
+      </w:pPr>
+      <w:r>
+        <w:rPr>
+          <w:rFonts w:ascii="Menlo" w:hAnsi="Menlo" w:cs="Menlo"/>
+          <w:color w:val="000000"/>
+          <w:kern w:val="0"/>
+          <w:sz w:val="22"/>
+          <w:szCs w:val="22"/>
+          <w:lang w:val="en-US"/>
+        </w:rPr>
+        <w:t xml:space="preserve">  │ 3–</w:t>
+      </w:r>
+      <w:proofErr w:type="gramStart"/>
+      <w:r>
+        <w:rPr>
+          <w:rFonts w:ascii="Menlo" w:hAnsi="Menlo" w:cs="Menlo"/>
+          <w:color w:val="000000"/>
+          <w:kern w:val="0"/>
+          <w:sz w:val="22"/>
+          <w:szCs w:val="22"/>
+          <w:lang w:val="en-US"/>
+        </w:rPr>
+        <w:t>4  │</w:t>
+      </w:r>
+      <w:proofErr w:type="gramEnd"/>
+      <w:r>
+        <w:rPr>
+          <w:rFonts w:ascii="Menlo" w:hAnsi="Menlo" w:cs="Menlo"/>
+          <w:color w:val="000000"/>
+          <w:kern w:val="0"/>
+          <w:sz w:val="22"/>
+          <w:szCs w:val="22"/>
+          <w:lang w:val="en-US"/>
+        </w:rPr>
+        <w:t xml:space="preserve"> Stage 2: NER pipeline + evaluation            │</w:t>
+      </w:r>
+    </w:p>
+    <w:p>
+      <w:pPr>
+        <w:tabs>
+          <w:tab w:val="left" w:pos="560"/>
+          <w:tab w:val="left" w:pos="1120"/>
+          <w:tab w:val="left" w:pos="1680"/>
+          <w:tab w:val="left" w:pos="2240"/>
+          <w:tab w:val="left" w:pos="2800"/>
+          <w:tab w:val="left" w:pos="3360"/>
+          <w:tab w:val="left" w:pos="3920"/>
+          <w:tab w:val="left" w:pos="4480"/>
+          <w:tab w:val="left" w:pos="5040"/>
+          <w:tab w:val="left" w:pos="5600"/>
+          <w:tab w:val="left" w:pos="6160"/>
+          <w:tab w:val="left" w:pos="6720"/>
+        </w:tabs>
+        <w:autoSpaceDE w:val="0"/>
+        <w:autoSpaceDN w:val="0"/>
+        <w:adjustRightInd w:val="0"/>
+        <w:spacing w:after="0" w:line="240" w:lineRule="auto"/>
+        <w:rPr>
+          <w:rFonts w:ascii="Menlo" w:hAnsi="Menlo" w:cs="Menlo"/>
+          <w:color w:val="000000"/>
+          <w:kern w:val="0"/>
+          <w:sz w:val="22"/>
+          <w:szCs w:val="22"/>
+          <w:lang w:val="en-US"/>
+        </w:rPr>
+      </w:pPr>
+      <w:r>
+        <w:rPr>
+          <w:rFonts w:ascii="Menlo" w:hAnsi="Menlo" w:cs="Menlo"/>
+          <w:color w:val="000000"/>
+          <w:kern w:val="0"/>
+          <w:sz w:val="22"/>
+          <w:szCs w:val="22"/>
+          <w:lang w:val="en-US"/>
+        </w:rPr>
+        <w:t xml:space="preserve">  ├──────┼───────────────────────────────────────────────┤</w:t>
+      </w:r>
+    </w:p>
+    <w:p>
+      <w:pPr>
+        <w:tabs>
+          <w:tab w:val="left" w:pos="560"/>
+          <w:tab w:val="left" w:pos="1120"/>
+          <w:tab w:val="left" w:pos="1680"/>
+          <w:tab w:val="left" w:pos="2240"/>
+          <w:tab w:val="left" w:pos="2800"/>
+          <w:tab w:val="left" w:pos="3360"/>
+          <w:tab w:val="left" w:pos="3920"/>
+          <w:tab w:val="left" w:pos="4480"/>
+          <w:tab w:val="left" w:pos="5040"/>
+          <w:tab w:val="left" w:pos="5600"/>
+          <w:tab w:val="left" w:pos="6160"/>
+          <w:tab w:val="left" w:pos="6720"/>
+        </w:tabs>
+        <w:autoSpaceDE w:val="0"/>
+        <w:autoSpaceDN w:val="0"/>
+        <w:adjustRightInd w:val="0"/>
+        <w:spacing w:after="0" w:line="240" w:lineRule="auto"/>
+        <w:rPr>
+          <w:rFonts w:ascii="Menlo" w:hAnsi="Menlo" w:cs="Menlo"/>
+          <w:color w:val="000000"/>
+          <w:kern w:val="0"/>
+          <w:sz w:val="22"/>
+          <w:szCs w:val="22"/>
+          <w:lang w:val="en-US"/>
+        </w:rPr>
+      </w:pPr>
+      <w:r>
+        <w:rPr>
+          <w:rFonts w:ascii="Menlo" w:hAnsi="Menlo" w:cs="Menlo"/>
+          <w:color w:val="000000"/>
+          <w:kern w:val="0"/>
+          <w:sz w:val="22"/>
+          <w:szCs w:val="22"/>
+          <w:lang w:val="en-US"/>
+        </w:rPr>
+        <w:t xml:space="preserve">  │ 5    │ Stage 3: gender tagging                       │</w:t>
+      </w:r>
+    </w:p>
+    <w:p>
+      <w:pPr>
+        <w:tabs>
+          <w:tab w:val="left" w:pos="560"/>
+          <w:tab w:val="left" w:pos="1120"/>
+          <w:tab w:val="left" w:pos="1680"/>
+          <w:tab w:val="left" w:pos="2240"/>
+          <w:tab w:val="left" w:pos="2800"/>
+          <w:tab w:val="left" w:pos="3360"/>
+          <w:tab w:val="left" w:pos="3920"/>
+          <w:tab w:val="left" w:pos="4480"/>
+          <w:tab w:val="left" w:pos="5040"/>
+          <w:tab w:val="left" w:pos="5600"/>
+          <w:tab w:val="left" w:pos="6160"/>
+          <w:tab w:val="left" w:pos="6720"/>
+        </w:tabs>
+        <w:autoSpaceDE w:val="0"/>
+        <w:autoSpaceDN w:val="0"/>
+        <w:adjustRightInd w:val="0"/>
+        <w:spacing w:after="0" w:line="240" w:lineRule="auto"/>
+        <w:rPr>
+          <w:rFonts w:ascii="Menlo" w:hAnsi="Menlo" w:cs="Menlo"/>
+          <w:color w:val="000000"/>
+          <w:kern w:val="0"/>
+          <w:sz w:val="22"/>
+          <w:szCs w:val="22"/>
+          <w:lang w:val="en-US"/>
+        </w:rPr>
+      </w:pPr>
+      <w:r>
+        <w:rPr>
+          <w:rFonts w:ascii="Menlo" w:hAnsi="Menlo" w:cs="Menlo"/>
+          <w:color w:val="000000"/>
+          <w:kern w:val="0"/>
+          <w:sz w:val="22"/>
+          <w:szCs w:val="22"/>
+          <w:lang w:val="en-US"/>
+        </w:rPr>
+        <w:t xml:space="preserve">  ├──────┼───────────────────────────────────────────────┤</w:t>
+      </w:r>
+    </w:p>
+    <w:p>
+      <w:pPr>
+        <w:tabs>
+          <w:tab w:val="left" w:pos="560"/>
+          <w:tab w:val="left" w:pos="1120"/>
+          <w:tab w:val="left" w:pos="1680"/>
+          <w:tab w:val="left" w:pos="2240"/>
+          <w:tab w:val="left" w:pos="2800"/>
+          <w:tab w:val="left" w:pos="3360"/>
+          <w:tab w:val="left" w:pos="3920"/>
+          <w:tab w:val="left" w:pos="4480"/>
+          <w:tab w:val="left" w:pos="5040"/>
+          <w:tab w:val="left" w:pos="5600"/>
+          <w:tab w:val="left" w:pos="6160"/>
+          <w:tab w:val="left" w:pos="6720"/>
+        </w:tabs>
+        <w:autoSpaceDE w:val="0"/>
+        <w:autoSpaceDN w:val="0"/>
+        <w:adjustRightInd w:val="0"/>
+        <w:spacing w:after="0" w:line="240" w:lineRule="auto"/>
+        <w:rPr>
+          <w:rFonts w:ascii="Menlo" w:hAnsi="Menlo" w:cs="Menlo"/>
+          <w:color w:val="000000"/>
+          <w:kern w:val="0"/>
+          <w:sz w:val="22"/>
+          <w:szCs w:val="22"/>
+          <w:lang w:val="en-US"/>
+        </w:rPr>
+      </w:pPr>
+      <w:r>
+        <w:rPr>
+          <w:rFonts w:ascii="Menlo" w:hAnsi="Menlo" w:cs="Menlo"/>
+          <w:color w:val="000000"/>
+          <w:kern w:val="0"/>
+          <w:sz w:val="22"/>
+          <w:szCs w:val="22"/>
+          <w:lang w:val="en-US"/>
+        </w:rPr>
+        <w:t xml:space="preserve">  │ 6–</w:t>
+      </w:r>
+      <w:proofErr w:type="gramStart"/>
+      <w:r>
+        <w:rPr>
+          <w:rFonts w:ascii="Menlo" w:hAnsi="Menlo" w:cs="Menlo"/>
+          <w:color w:val="000000"/>
+          <w:kern w:val="0"/>
+          <w:sz w:val="22"/>
+          <w:szCs w:val="22"/>
+          <w:lang w:val="en-US"/>
+        </w:rPr>
+        <w:t>7  │</w:t>
+      </w:r>
+      <w:proofErr w:type="gramEnd"/>
+      <w:r>
+        <w:rPr>
+          <w:rFonts w:ascii="Menlo" w:hAnsi="Menlo" w:cs="Menlo"/>
+          <w:color w:val="000000"/>
+          <w:kern w:val="0"/>
+          <w:sz w:val="22"/>
+          <w:szCs w:val="22"/>
+          <w:lang w:val="en-US"/>
+        </w:rPr>
+        <w:t xml:space="preserve"> Stage 4: analysis + plots                     │</w:t>
+      </w:r>
+    </w:p>
+    <w:p>
+      <w:pPr>
+        <w:tabs>
+          <w:tab w:val="left" w:pos="560"/>
+          <w:tab w:val="left" w:pos="1120"/>
+          <w:tab w:val="left" w:pos="1680"/>
+          <w:tab w:val="left" w:pos="2240"/>
+          <w:tab w:val="left" w:pos="2800"/>
+          <w:tab w:val="left" w:pos="3360"/>
+          <w:tab w:val="left" w:pos="3920"/>
+          <w:tab w:val="left" w:pos="4480"/>
+          <w:tab w:val="left" w:pos="5040"/>
+          <w:tab w:val="left" w:pos="5600"/>
+          <w:tab w:val="left" w:pos="6160"/>
+          <w:tab w:val="left" w:pos="6720"/>
+        </w:tabs>
+        <w:autoSpaceDE w:val="0"/>
+        <w:autoSpaceDN w:val="0"/>
+        <w:adjustRightInd w:val="0"/>
+        <w:spacing w:after="0" w:line="240" w:lineRule="auto"/>
+        <w:rPr>
+          <w:rFonts w:ascii="Menlo" w:hAnsi="Menlo" w:cs="Menlo"/>
+          <w:color w:val="000000"/>
+          <w:kern w:val="0"/>
+          <w:sz w:val="22"/>
+          <w:szCs w:val="22"/>
+          <w:lang w:val="en-US"/>
+        </w:rPr>
+      </w:pPr>
+      <w:r>
+        <w:rPr>
+          <w:rFonts w:ascii="Menlo" w:hAnsi="Menlo" w:cs="Menlo"/>
+          <w:color w:val="000000"/>
+          <w:kern w:val="0"/>
+          <w:sz w:val="22"/>
+          <w:szCs w:val="22"/>
+          <w:lang w:val="en-US"/>
+        </w:rPr>
+        <w:t xml:space="preserve">  ├──────┼───────────────────────────────────────────────┤</w:t>
+      </w:r>
+    </w:p>
+    <w:p>
+      <w:pPr>
+        <w:tabs>
+          <w:tab w:val="left" w:pos="560"/>
+          <w:tab w:val="left" w:pos="1120"/>
+          <w:tab w:val="left" w:pos="1680"/>
+          <w:tab w:val="left" w:pos="2240"/>
+          <w:tab w:val="left" w:pos="2800"/>
+          <w:tab w:val="left" w:pos="3360"/>
+          <w:tab w:val="left" w:pos="3920"/>
+          <w:tab w:val="left" w:pos="4480"/>
+          <w:tab w:val="left" w:pos="5040"/>
+          <w:tab w:val="left" w:pos="5600"/>
+          <w:tab w:val="left" w:pos="6160"/>
+          <w:tab w:val="left" w:pos="6720"/>
+        </w:tabs>
+        <w:autoSpaceDE w:val="0"/>
+        <w:autoSpaceDN w:val="0"/>
+        <w:adjustRightInd w:val="0"/>
+        <w:spacing w:after="0" w:line="240" w:lineRule="auto"/>
+        <w:rPr>
+          <w:rFonts w:ascii="Menlo" w:hAnsi="Menlo" w:cs="Menlo"/>
+          <w:color w:val="000000"/>
+          <w:kern w:val="0"/>
+          <w:sz w:val="22"/>
+          <w:szCs w:val="22"/>
+          <w:lang w:val="en-US"/>
+        </w:rPr>
+      </w:pPr>
+      <w:r>
+        <w:rPr>
+          <w:rFonts w:ascii="Menlo" w:hAnsi="Menlo" w:cs="Menlo"/>
+          <w:color w:val="000000"/>
+          <w:kern w:val="0"/>
+          <w:sz w:val="22"/>
+          <w:szCs w:val="22"/>
+          <w:lang w:val="en-US"/>
+        </w:rPr>
+        <w:t xml:space="preserve">  │ 8    │ Stage 5: recent corpus evaluation             │</w:t>
+      </w:r>
+    </w:p>
+    <w:p>
+      <w:pPr>
+        <w:tabs>
+          <w:tab w:val="left" w:pos="560"/>
+          <w:tab w:val="left" w:pos="1120"/>
+          <w:tab w:val="left" w:pos="1680"/>
+          <w:tab w:val="left" w:pos="2240"/>
+          <w:tab w:val="left" w:pos="2800"/>
+          <w:tab w:val="left" w:pos="3360"/>
+          <w:tab w:val="left" w:pos="3920"/>
+          <w:tab w:val="left" w:pos="4480"/>
+          <w:tab w:val="left" w:pos="5040"/>
+          <w:tab w:val="left" w:pos="5600"/>
+          <w:tab w:val="left" w:pos="6160"/>
+          <w:tab w:val="left" w:pos="6720"/>
+        </w:tabs>
+        <w:autoSpaceDE w:val="0"/>
+        <w:autoSpaceDN w:val="0"/>
+        <w:adjustRightInd w:val="0"/>
+        <w:spacing w:after="0" w:line="240" w:lineRule="auto"/>
+        <w:rPr>
+          <w:rFonts w:ascii="Menlo" w:hAnsi="Menlo" w:cs="Menlo"/>
+          <w:color w:val="000000"/>
+          <w:kern w:val="0"/>
+          <w:sz w:val="22"/>
+          <w:szCs w:val="22"/>
+          <w:lang w:val="en-US"/>
+        </w:rPr>
+      </w:pPr>
+      <w:r>
+        <w:rPr>
+          <w:rFonts w:ascii="Menlo" w:hAnsi="Menlo" w:cs="Menlo"/>
+          <w:color w:val="000000"/>
+          <w:kern w:val="0"/>
+          <w:sz w:val="22"/>
+          <w:szCs w:val="22"/>
+          <w:lang w:val="en-US"/>
+        </w:rPr>
+        <w:t xml:space="preserve">  ├──────┼───────────────────────────────────────────────┤</w:t>
+      </w:r>
+    </w:p>
+    <w:p>
+      <w:pPr>
+        <w:tabs>
+          <w:tab w:val="left" w:pos="560"/>
+          <w:tab w:val="left" w:pos="1120"/>
+          <w:tab w:val="left" w:pos="1680"/>
+          <w:tab w:val="left" w:pos="2240"/>
+          <w:tab w:val="left" w:pos="2800"/>
+          <w:tab w:val="left" w:pos="3360"/>
+          <w:tab w:val="left" w:pos="3920"/>
+          <w:tab w:val="left" w:pos="4480"/>
+          <w:tab w:val="left" w:pos="5040"/>
+          <w:tab w:val="left" w:pos="5600"/>
+          <w:tab w:val="left" w:pos="6160"/>
+          <w:tab w:val="left" w:pos="6720"/>
+        </w:tabs>
+        <w:autoSpaceDE w:val="0"/>
+        <w:autoSpaceDN w:val="0"/>
+        <w:adjustRightInd w:val="0"/>
+        <w:spacing w:after="0" w:line="240" w:lineRule="auto"/>
+        <w:rPr>
+          <w:rFonts w:ascii="Menlo" w:hAnsi="Menlo" w:cs="Menlo"/>
+          <w:color w:val="000000"/>
+          <w:kern w:val="0"/>
+          <w:sz w:val="22"/>
+          <w:szCs w:val="22"/>
+          <w:lang w:val="en-US"/>
+        </w:rPr>
+      </w:pPr>
+      <w:r>
+        <w:rPr>
+          <w:rFonts w:ascii="Menlo" w:hAnsi="Menlo" w:cs="Menlo"/>
+          <w:color w:val="000000"/>
+          <w:kern w:val="0"/>
+          <w:sz w:val="22"/>
+          <w:szCs w:val="22"/>
+          <w:lang w:val="en-US"/>
+        </w:rPr>
+        <w:t xml:space="preserve">  │ 9–10 │ Stage 6: paper writing                        │</w:t>
+      </w:r>
+    </w:p>
+    <w:p>
+      <w:pPr>
+        <w:tabs>
+          <w:tab w:val="left" w:pos="560"/>
+          <w:tab w:val="left" w:pos="1120"/>
+          <w:tab w:val="left" w:pos="1680"/>
+          <w:tab w:val="left" w:pos="2240"/>
+          <w:tab w:val="left" w:pos="2800"/>
+          <w:tab w:val="left" w:pos="3360"/>
+          <w:tab w:val="left" w:pos="3920"/>
+          <w:tab w:val="left" w:pos="4480"/>
+          <w:tab w:val="left" w:pos="5040"/>
+          <w:tab w:val="left" w:pos="5600"/>
+          <w:tab w:val="left" w:pos="6160"/>
+          <w:tab w:val="left" w:pos="6720"/>
+        </w:tabs>
+        <w:autoSpaceDE w:val="0"/>
+        <w:autoSpaceDN w:val="0"/>
+        <w:adjustRightInd w:val="0"/>
+        <w:spacing w:after="0" w:line="240" w:lineRule="auto"/>
+        <w:rPr>
+          <w:rFonts w:ascii="Menlo" w:hAnsi="Menlo" w:cs="Menlo"/>
+          <w:color w:val="000000"/>
+          <w:kern w:val="0"/>
+          <w:sz w:val="22"/>
+          <w:szCs w:val="22"/>
+          <w:lang w:val="en-US"/>
+        </w:rPr>
+      </w:pPr>
+      <w:r>
+        <w:rPr>
+          <w:rFonts w:ascii="Menlo" w:hAnsi="Menlo" w:cs="Menlo"/>
+          <w:color w:val="000000"/>
+          <w:kern w:val="0"/>
+          <w:sz w:val="22"/>
+          <w:szCs w:val="22"/>
+          <w:lang w:val="en-US"/>
+        </w:rPr>
+        <w:t xml:space="preserve">  └──────┴───────────────────────────────────────────────┘</w:t>
+      </w:r>
+    </w:p>
+    <w:p>
+      <w:pPr>
+        <w:tabs>
+          <w:tab w:val="left" w:pos="560"/>
+          <w:tab w:val="left" w:pos="1120"/>
+          <w:tab w:val="left" w:pos="1680"/>
+          <w:tab w:val="left" w:pos="2240"/>
+          <w:tab w:val="left" w:pos="2800"/>
+          <w:tab w:val="left" w:pos="3360"/>
+          <w:tab w:val="left" w:pos="3920"/>
+          <w:tab w:val="left" w:pos="4480"/>
+          <w:tab w:val="left" w:pos="5040"/>
+          <w:tab w:val="left" w:pos="5600"/>
+          <w:tab w:val="left" w:pos="6160"/>
+          <w:tab w:val="left" w:pos="6720"/>
+        </w:tabs>
+        <w:autoSpaceDE w:val="0"/>
+        <w:autoSpaceDN w:val="0"/>
+        <w:adjustRightInd w:val="0"/>
+        <w:spacing w:after="0" w:line="240" w:lineRule="auto"/>
+        <w:rPr>
+          <w:rFonts w:ascii="Menlo" w:hAnsi="Menlo" w:cs="Menlo"/>
+          <w:color w:val="000000"/>
+          <w:kern w:val="0"/>
+          <w:sz w:val="22"/>
+          <w:szCs w:val="22"/>
+          <w:lang w:val="en-US"/>
+        </w:rPr>
+      </w:pPr>
+    </w:p>
+    <w:p>
+      <w:pPr>
+        <w:tabs>
+          <w:tab w:val="left" w:pos="560"/>
+          <w:tab w:val="left" w:pos="1120"/>
+          <w:tab w:val="left" w:pos="1680"/>
+          <w:tab w:val="left" w:pos="2240"/>
+          <w:tab w:val="left" w:pos="2800"/>
+          <w:tab w:val="left" w:pos="3360"/>
+          <w:tab w:val="left" w:pos="3920"/>
+          <w:tab w:val="left" w:pos="4480"/>
+          <w:tab w:val="left" w:pos="5040"/>
+          <w:tab w:val="left" w:pos="5600"/>
+          <w:tab w:val="left" w:pos="6160"/>
+          <w:tab w:val="left" w:pos="6720"/>
+        </w:tabs>
+        <w:autoSpaceDE w:val="0"/>
+        <w:autoSpaceDN w:val="0"/>
+        <w:adjustRightInd w:val="0"/>
+        <w:spacing w:after="0" w:line="240" w:lineRule="auto"/>
+        <w:rPr>
+          <w:rFonts w:ascii="Menlo" w:hAnsi="Menlo" w:cs="Menlo"/>
+          <w:color w:val="000000"/>
+          <w:kern w:val="0"/>
+          <w:sz w:val="22"/>
+          <w:szCs w:val="22"/>
+          <w:lang w:val="en-US"/>
+        </w:rPr>
+      </w:pPr>
+      <w:r>
+        <w:rPr>
+          <w:rFonts w:ascii="Menlo" w:hAnsi="Menlo" w:cs="Menlo"/>
+          <w:color w:val="000000"/>
+          <w:kern w:val="0"/>
+          <w:sz w:val="22"/>
+          <w:szCs w:val="22"/>
+          <w:lang w:val="en-US"/>
+        </w:rPr>
+        <w:t xml:space="preserve">  ---</w:t>
+      </w:r>
+    </w:p>
+    <w:p>
+      <w:pPr>
+        <w:tabs>
+          <w:tab w:val="left" w:pos="560"/>
+          <w:tab w:val="left" w:pos="1120"/>
+          <w:tab w:val="left" w:pos="1680"/>
+          <w:tab w:val="left" w:pos="2240"/>
+          <w:tab w:val="left" w:pos="2800"/>
+          <w:tab w:val="left" w:pos="3360"/>
+          <w:tab w:val="left" w:pos="3920"/>
+          <w:tab w:val="left" w:pos="4480"/>
+          <w:tab w:val="left" w:pos="5040"/>
+          <w:tab w:val="left" w:pos="5600"/>
+          <w:tab w:val="left" w:pos="6160"/>
+          <w:tab w:val="left" w:pos="6720"/>
+        </w:tabs>
+        <w:autoSpaceDE w:val="0"/>
+        <w:autoSpaceDN w:val="0"/>
+        <w:adjustRightInd w:val="0"/>
+        <w:spacing w:after="0" w:line="240" w:lineRule="auto"/>
+        <w:rPr>
+          <w:rFonts w:ascii="Menlo" w:hAnsi="Menlo" w:cs="Menlo"/>
+          <w:color w:val="000000"/>
+          <w:kern w:val="0"/>
+          <w:sz w:val="22"/>
+          <w:szCs w:val="22"/>
+          <w:lang w:val="en-US"/>
+        </w:rPr>
+      </w:pPr>
+      <w:r>
+        <w:rPr>
+          <w:rFonts w:ascii="Menlo" w:hAnsi="Menlo" w:cs="Menlo"/>
+          <w:color w:val="000000"/>
+          <w:kern w:val="0"/>
+          <w:sz w:val="22"/>
+          <w:szCs w:val="22"/>
+          <w:lang w:val="en-US"/>
+        </w:rPr>
+        <w:t xml:space="preserve">  </w:t>
       </w:r>
       <w:r>
         <w:rPr>
@@ -10252,6 +10786,30 @@
           <w:szCs w:val="22"/>
           <w:lang w:val="en-US"/>
         </w:rPr>
+        <w:t>Tech</w:t>
+      </w:r>
+      <w:r>
+        <w:rPr>
+          <w:rFonts w:ascii="Menlo" w:hAnsi="Menlo" w:cs="Menlo"/>
+          <w:color w:val="000000"/>
+          <w:kern w:val="0"/>
+          <w:sz w:val="22"/>
+          <w:szCs w:val="22"/>
+          <w:lang w:val="en-US"/>
+        </w:rPr>
+        <w:t xml:space="preserve"> </w:t>
+      </w:r>
+      <w:r>
+        <w:rPr>
+          <w:rFonts w:ascii="Menlo" w:hAnsi="Menlo" w:cs="Menlo"/>
+          <w:b/>
+          <w:bCs/>
+          <w:color w:val="000000"/>
+          <w:kern w:val="0"/>
+          <w:sz w:val="22"/>
+          <w:szCs w:val="22"/>
+          <w:lang w:val="en-US"/>
+        </w:rPr>
         <w:t>Stack</w:t>
       </w:r>
     </w:p>
@@ -10517,6 +11075,7 @@
         </w:rPr>
         <w:t xml:space="preserve">  - </w:t>
       </w:r>
+      <w:proofErr w:type="spellStart"/>
       <w:r>
         <w:rPr>
           <w:rFonts w:ascii="Menlo" w:hAnsi="Menlo" w:cs="Menlo"/>
@@ -10528,16 +11087,41 @@
         </w:rPr>
         <w:t>SPARQLWrapper</w:t>
       </w:r>
-      <w:r>
-        <w:rPr>
-          <w:rFonts w:ascii="Menlo" w:hAnsi="Menlo" w:cs="Menlo"/>
-          <w:color w:val="000000"/>
-          <w:kern w:val="0"/>
-          <w:sz w:val="22"/>
-          <w:szCs w:val="22"/>
-          <w:lang w:val="en-US"/>
-        </w:rPr>
-        <w:t xml:space="preserve"> — Wikidata queries</w:t>
+      <w:proofErr w:type="spellEnd"/>
+      <w:r>
+        <w:rPr>
+          <w:rFonts w:ascii="Menlo" w:hAnsi="Menlo" w:cs="Menlo"/>
+          <w:color w:val="000000"/>
+          <w:kern w:val="0"/>
+          <w:sz w:val="22"/>
+          <w:szCs w:val="22"/>
+          <w:lang w:val="en-US"/>
+        </w:rPr>
+        <w:t xml:space="preserve"> — </w:t>
+      </w:r>
+      <w:proofErr w:type="spellStart"/>
+      <w:r>
+        <w:rPr>
+          <w:rFonts w:ascii="Menlo" w:hAnsi="Menlo" w:cs="Menlo"/>
+          <w:color w:val="000000"/>
+          <w:kern w:val="0"/>
+          <w:sz w:val="22"/>
+          <w:szCs w:val="22"/>
+          <w:lang w:val="en-US"/>
+        </w:rPr>
+        <w:t>Wikidata</w:t>
+      </w:r>
+      <w:proofErr w:type="spellEnd"/>
+      <w:r>
+        <w:rPr>
+          <w:rFonts w:ascii="Menlo" w:hAnsi="Menlo" w:cs="Menlo"/>
+          <w:color w:val="000000"/>
+          <w:kern w:val="0"/>
+          <w:sz w:val="22"/>
+          <w:szCs w:val="22"/>
+          <w:lang w:val="en-US"/>
+        </w:rPr>
+        <w:t xml:space="preserve"> queries</w:t>
       </w:r>
     </w:p>
     <w:p>
@@ -10580,6 +11164,7 @@
         </w:rPr>
         <w:t xml:space="preserve">  - </w:t>
       </w:r>
+      <w:proofErr w:type="spellStart"/>
       <w:r>
         <w:rPr>
           <w:rFonts w:ascii="Menlo" w:hAnsi="Menlo" w:cs="Menlo"/>
@@ -10591,6 +11176,7 @@
         </w:rPr>
         <w:t>jupyter</w:t>
       </w:r>
+      <w:proofErr w:type="spellEnd"/>
       <w:r>
         <w:rPr>
           <w:rFonts w:ascii="Menlo" w:hAnsi="Menlo" w:cs="Menlo"/>
@@ -10663,38 +11249,2174 @@
           <w:szCs w:val="22"/>
           <w:lang w:val="en-US"/>
         </w:rPr>
-        <w:t xml:space="preserve"> — paper (NeurIPS template you already have)</w:t>
-      </w:r>
-    </w:p>
-    <w:p>
-      <w:pPr>
-        <w:tabs>
-          <w:tab w:val="left" w:pos="560"/>
-          <w:tab w:val="left" w:pos="1120"/>
-          <w:tab w:val="left" w:pos="1680"/>
-          <w:tab w:val="left" w:pos="2240"/>
-          <w:tab w:val="left" w:pos="2800"/>
-          <w:tab w:val="left" w:pos="3360"/>
-          <w:tab w:val="left" w:pos="3920"/>
-          <w:tab w:val="left" w:pos="4480"/>
-          <w:tab w:val="left" w:pos="5040"/>
-          <w:tab w:val="left" w:pos="5600"/>
-          <w:tab w:val="left" w:pos="6160"/>
-          <w:tab w:val="left" w:pos="6720"/>
-        </w:tabs>
-        <w:autoSpaceDE w:val="0"/>
-        <w:autoSpaceDN w:val="0"/>
-        <w:adjustRightInd w:val="0"/>
-        <w:spacing w:after="0" w:line="240" w:lineRule="auto"/>
-        <w:rPr>
-          <w:rFonts w:ascii="Menlo" w:hAnsi="Menlo" w:cs="Menlo"/>
-          <w:color w:val="000000"/>
-          <w:kern w:val="0"/>
-          <w:sz w:val="22"/>
-          <w:szCs w:val="22"/>
-          <w:lang w:val="en-US"/>
-        </w:rPr>
-      </w:pPr>
+        <w:t xml:space="preserve"> — paper (</w:t>
+      </w:r>
+      <w:proofErr w:type="spellStart"/>
+      <w:r>
+        <w:rPr>
+          <w:rFonts w:ascii="Menlo" w:hAnsi="Menlo" w:cs="Menlo"/>
+          <w:color w:val="000000"/>
+          <w:kern w:val="0"/>
+          <w:sz w:val="22"/>
+          <w:szCs w:val="22"/>
+          <w:lang w:val="en-US"/>
+        </w:rPr>
+        <w:t>NeurIPS</w:t>
+      </w:r>
+      <w:proofErr w:type="spellEnd"/>
+      <w:r>
+        <w:rPr>
+          <w:rFonts w:ascii="Menlo" w:hAnsi="Menlo" w:cs="Menlo"/>
+          <w:color w:val="000000"/>
+          <w:kern w:val="0"/>
+          <w:sz w:val="22"/>
+          <w:szCs w:val="22"/>
+          <w:lang w:val="en-US"/>
+        </w:rPr>
+        <w:t xml:space="preserve"> template you already have)</w:t>
+      </w:r>
+    </w:p>
+    <w:p>
+      <w:pPr>
+        <w:tabs>
+          <w:tab w:val="left" w:pos="560"/>
+          <w:tab w:val="left" w:pos="1120"/>
+          <w:tab w:val="left" w:pos="1680"/>
+          <w:tab w:val="left" w:pos="2240"/>
+          <w:tab w:val="left" w:pos="2800"/>
+          <w:tab w:val="left" w:pos="3360"/>
+          <w:tab w:val="left" w:pos="3920"/>
+          <w:tab w:val="left" w:pos="4480"/>
+          <w:tab w:val="left" w:pos="5040"/>
+          <w:tab w:val="left" w:pos="5600"/>
+          <w:tab w:val="left" w:pos="6160"/>
+          <w:tab w:val="left" w:pos="6720"/>
+        </w:tabs>
+        <w:autoSpaceDE w:val="0"/>
+        <w:autoSpaceDN w:val="0"/>
+        <w:adjustRightInd w:val="0"/>
+        <w:spacing w:after="0" w:line="240" w:lineRule="auto"/>
+        <w:rPr>
+          <w:rFonts w:ascii="Menlo" w:hAnsi="Menlo" w:cs="Menlo"/>
+          <w:color w:val="000000"/>
+          <w:kern w:val="0"/>
+          <w:sz w:val="22"/>
+          <w:szCs w:val="22"/>
+          <w:lang w:val="en-US"/>
+        </w:rPr>
+      </w:pPr>
+    </w:p>
+    <w:p>
+      <w:pPr>
+        <w:tabs>
+          <w:tab w:val="left" w:pos="560"/>
+          <w:tab w:val="left" w:pos="1120"/>
+          <w:tab w:val="left" w:pos="1680"/>
+          <w:tab w:val="left" w:pos="2240"/>
+          <w:tab w:val="left" w:pos="2800"/>
+          <w:tab w:val="left" w:pos="3360"/>
+          <w:tab w:val="left" w:pos="3920"/>
+          <w:tab w:val="left" w:pos="4480"/>
+          <w:tab w:val="left" w:pos="5040"/>
+          <w:tab w:val="left" w:pos="5600"/>
+          <w:tab w:val="left" w:pos="6160"/>
+          <w:tab w:val="left" w:pos="6720"/>
+        </w:tabs>
+        <w:autoSpaceDE w:val="0"/>
+        <w:autoSpaceDN w:val="0"/>
+        <w:adjustRightInd w:val="0"/>
+        <w:spacing w:after="0" w:line="240" w:lineRule="auto"/>
+        <w:rPr>
+          <w:rFonts w:ascii="Menlo" w:hAnsi="Menlo" w:cs="Menlo"/>
+          <w:color w:val="000000"/>
+          <w:kern w:val="0"/>
+          <w:sz w:val="22"/>
+          <w:szCs w:val="22"/>
+          <w:lang w:val="en-US"/>
+        </w:rPr>
+      </w:pPr>
+    </w:p>
+    <w:p>
+      <w:pPr>
+        <w:tabs>
+          <w:tab w:val="left" w:pos="560"/>
+          <w:tab w:val="left" w:pos="1120"/>
+          <w:tab w:val="left" w:pos="1680"/>
+          <w:tab w:val="left" w:pos="2240"/>
+          <w:tab w:val="left" w:pos="2800"/>
+          <w:tab w:val="left" w:pos="3360"/>
+          <w:tab w:val="left" w:pos="3920"/>
+          <w:tab w:val="left" w:pos="4480"/>
+          <w:tab w:val="left" w:pos="5040"/>
+          <w:tab w:val="left" w:pos="5600"/>
+          <w:tab w:val="left" w:pos="6160"/>
+          <w:tab w:val="left" w:pos="6720"/>
+        </w:tabs>
+        <w:autoSpaceDE w:val="0"/>
+        <w:autoSpaceDN w:val="0"/>
+        <w:adjustRightInd w:val="0"/>
+        <w:spacing w:after="0" w:line="240" w:lineRule="auto"/>
+        <w:rPr>
+          <w:rFonts w:ascii="Menlo" w:hAnsi="Menlo" w:cs="Menlo"/>
+          <w:color w:val="000000"/>
+          <w:kern w:val="0"/>
+          <w:sz w:val="22"/>
+          <w:szCs w:val="22"/>
+          <w:lang w:val="en-US"/>
+        </w:rPr>
+      </w:pPr>
+    </w:p>
+    <w:p>
+      <w:pPr>
+        <w:tabs>
+          <w:tab w:val="left" w:pos="560"/>
+          <w:tab w:val="left" w:pos="1120"/>
+          <w:tab w:val="left" w:pos="1680"/>
+          <w:tab w:val="left" w:pos="2240"/>
+          <w:tab w:val="left" w:pos="2800"/>
+          <w:tab w:val="left" w:pos="3360"/>
+          <w:tab w:val="left" w:pos="3920"/>
+          <w:tab w:val="left" w:pos="4480"/>
+          <w:tab w:val="left" w:pos="5040"/>
+          <w:tab w:val="left" w:pos="5600"/>
+          <w:tab w:val="left" w:pos="6160"/>
+          <w:tab w:val="left" w:pos="6720"/>
+        </w:tabs>
+        <w:autoSpaceDE w:val="0"/>
+        <w:autoSpaceDN w:val="0"/>
+        <w:adjustRightInd w:val="0"/>
+        <w:spacing w:after="0" w:line="240" w:lineRule="auto"/>
+        <w:rPr>
+          <w:rFonts w:ascii="Menlo" w:hAnsi="Menlo" w:cs="Menlo"/>
+          <w:color w:val="000000"/>
+          <w:kern w:val="0"/>
+          <w:sz w:val="22"/>
+          <w:szCs w:val="22"/>
+          <w:lang w:val="en-US"/>
+        </w:rPr>
+      </w:pPr>
+    </w:p>
+    <w:p>
+      <w:pPr>
+        <w:tabs>
+          <w:tab w:val="left" w:pos="560"/>
+          <w:tab w:val="left" w:pos="1120"/>
+          <w:tab w:val="left" w:pos="1680"/>
+          <w:tab w:val="left" w:pos="2240"/>
+          <w:tab w:val="left" w:pos="2800"/>
+          <w:tab w:val="left" w:pos="3360"/>
+          <w:tab w:val="left" w:pos="3920"/>
+          <w:tab w:val="left" w:pos="4480"/>
+          <w:tab w:val="left" w:pos="5040"/>
+          <w:tab w:val="left" w:pos="5600"/>
+          <w:tab w:val="left" w:pos="6160"/>
+          <w:tab w:val="left" w:pos="6720"/>
+        </w:tabs>
+        <w:autoSpaceDE w:val="0"/>
+        <w:autoSpaceDN w:val="0"/>
+        <w:adjustRightInd w:val="0"/>
+        <w:spacing w:after="0" w:line="240" w:lineRule="auto"/>
+        <w:rPr>
+          <w:rFonts w:ascii="Menlo" w:hAnsi="Menlo" w:cs="Menlo"/>
+          <w:color w:val="000000"/>
+          <w:kern w:val="0"/>
+          <w:sz w:val="22"/>
+          <w:szCs w:val="22"/>
+          <w:lang w:val="en-US"/>
+        </w:rPr>
+      </w:pPr>
+    </w:p>
+    <w:p>
+      <w:pPr>
+        <w:tabs>
+          <w:tab w:val="left" w:pos="560"/>
+          <w:tab w:val="left" w:pos="1120"/>
+          <w:tab w:val="left" w:pos="1680"/>
+          <w:tab w:val="left" w:pos="2240"/>
+          <w:tab w:val="left" w:pos="2800"/>
+          <w:tab w:val="left" w:pos="3360"/>
+          <w:tab w:val="left" w:pos="3920"/>
+          <w:tab w:val="left" w:pos="4480"/>
+          <w:tab w:val="left" w:pos="5040"/>
+          <w:tab w:val="left" w:pos="5600"/>
+          <w:tab w:val="left" w:pos="6160"/>
+          <w:tab w:val="left" w:pos="6720"/>
+        </w:tabs>
+        <w:autoSpaceDE w:val="0"/>
+        <w:autoSpaceDN w:val="0"/>
+        <w:adjustRightInd w:val="0"/>
+        <w:spacing w:after="0" w:line="240" w:lineRule="auto"/>
+        <w:rPr>
+          <w:rFonts w:ascii="Menlo" w:hAnsi="Menlo" w:cs="Menlo"/>
+          <w:color w:val="000000"/>
+          <w:kern w:val="0"/>
+          <w:sz w:val="22"/>
+          <w:szCs w:val="22"/>
+          <w:lang w:val="en-US"/>
+        </w:rPr>
+      </w:pPr>
+      <w:r>
+        <w:rPr>
+          <w:rFonts w:ascii="Menlo" w:hAnsi="Menlo" w:cs="Menlo"/>
+          <w:color w:val="000000"/>
+          <w:kern w:val="0"/>
+          <w:sz w:val="22"/>
+          <w:szCs w:val="22"/>
+          <w:lang w:val="en-US"/>
+        </w:rPr>
+        <w:t>Additionally,</w:t>
+      </w:r>
+      <w:r>
+        <w:rPr>
+          <w:rFonts w:ascii="Menlo" w:hAnsi="Menlo" w:cs="Menlo"/>
+          <w:color w:val="000000"/>
+          <w:kern w:val="0"/>
+          <w:sz w:val="22"/>
+          <w:szCs w:val="22"/>
+          <w:lang w:val="en-US"/>
+        </w:rPr>
+        <w:br/>
+      </w:r>
+      <w:r>
+        <w:rPr>
+          <w:rFonts w:ascii="Menlo" w:hAnsi="Menlo" w:cs="Menlo"/>
+          <w:color w:val="000000"/>
+          <w:kern w:val="0"/>
+          <w:sz w:val="22"/>
+          <w:szCs w:val="22"/>
+          <w:lang w:val="en-US"/>
+        </w:rPr>
+        <w:br/>
+      </w:r>
+      <w:proofErr w:type="spellStart"/>
+      <w:r>
+        <w:rPr>
+          <w:rFonts w:ascii="Menlo" w:hAnsi="Menlo" w:cs="Menlo"/>
+          <w:color w:val="000000"/>
+          <w:kern w:val="0"/>
+          <w:sz w:val="22"/>
+          <w:szCs w:val="22"/>
+          <w:lang w:val="en-US"/>
+        </w:rPr>
+        <w:t>i</w:t>
+      </w:r>
+      <w:proofErr w:type="spellEnd"/>
+      <w:r>
+        <w:rPr>
+          <w:rFonts w:ascii="Menlo" w:hAnsi="Menlo" w:cs="Menlo"/>
+          <w:color w:val="000000"/>
+          <w:kern w:val="0"/>
+          <w:sz w:val="22"/>
+          <w:szCs w:val="22"/>
+          <w:lang w:val="en-US"/>
+        </w:rPr>
+        <w:t xml:space="preserve"> mean, </w:t>
+      </w:r>
+      <w:proofErr w:type="spellStart"/>
+      <w:r>
+        <w:rPr>
+          <w:rFonts w:ascii="Menlo" w:hAnsi="Menlo" w:cs="Menlo"/>
+          <w:color w:val="000000"/>
+          <w:kern w:val="0"/>
+          <w:sz w:val="22"/>
+          <w:szCs w:val="22"/>
+          <w:lang w:val="en-US"/>
+        </w:rPr>
+        <w:t>CamemBERT</w:t>
+      </w:r>
+      <w:proofErr w:type="spellEnd"/>
+      <w:r>
+        <w:rPr>
+          <w:rFonts w:ascii="Menlo" w:hAnsi="Menlo" w:cs="Menlo"/>
+          <w:color w:val="000000"/>
+          <w:kern w:val="0"/>
+          <w:sz w:val="22"/>
+          <w:szCs w:val="22"/>
+          <w:lang w:val="en-US"/>
+        </w:rPr>
+        <w:t xml:space="preserve"> would </w:t>
+      </w:r>
+      <w:proofErr w:type="gramStart"/>
+      <w:r>
+        <w:rPr>
+          <w:rFonts w:ascii="Menlo" w:hAnsi="Menlo" w:cs="Menlo"/>
+          <w:color w:val="000000"/>
+          <w:kern w:val="0"/>
+          <w:sz w:val="22"/>
+          <w:szCs w:val="22"/>
+          <w:lang w:val="en-US"/>
+        </w:rPr>
+        <w:t>definitely do</w:t>
+      </w:r>
+      <w:proofErr w:type="gramEnd"/>
+      <w:r>
+        <w:rPr>
+          <w:rFonts w:ascii="Menlo" w:hAnsi="Menlo" w:cs="Menlo"/>
+          <w:color w:val="000000"/>
+          <w:kern w:val="0"/>
+          <w:sz w:val="22"/>
+          <w:szCs w:val="22"/>
+          <w:lang w:val="en-US"/>
+        </w:rPr>
+        <w:t xml:space="preserve"> a good job because it was trained with  </w:t>
+      </w:r>
+    </w:p>
+    <w:p>
+      <w:pPr>
+        <w:tabs>
+          <w:tab w:val="left" w:pos="560"/>
+          <w:tab w:val="left" w:pos="1120"/>
+          <w:tab w:val="left" w:pos="1680"/>
+          <w:tab w:val="left" w:pos="2240"/>
+          <w:tab w:val="left" w:pos="2800"/>
+          <w:tab w:val="left" w:pos="3360"/>
+          <w:tab w:val="left" w:pos="3920"/>
+          <w:tab w:val="left" w:pos="4480"/>
+          <w:tab w:val="left" w:pos="5040"/>
+          <w:tab w:val="left" w:pos="5600"/>
+          <w:tab w:val="left" w:pos="6160"/>
+          <w:tab w:val="left" w:pos="6720"/>
+        </w:tabs>
+        <w:autoSpaceDE w:val="0"/>
+        <w:autoSpaceDN w:val="0"/>
+        <w:adjustRightInd w:val="0"/>
+        <w:spacing w:after="0" w:line="240" w:lineRule="auto"/>
+        <w:rPr>
+          <w:rFonts w:ascii="Menlo" w:hAnsi="Menlo" w:cs="Menlo"/>
+          <w:color w:val="000000"/>
+          <w:kern w:val="0"/>
+          <w:sz w:val="22"/>
+          <w:szCs w:val="22"/>
+          <w:lang w:val="en-US"/>
+        </w:rPr>
+      </w:pPr>
+      <w:r>
+        <w:rPr>
+          <w:rFonts w:ascii="Menlo" w:hAnsi="Menlo" w:cs="Menlo"/>
+          <w:color w:val="000000"/>
+          <w:kern w:val="0"/>
+          <w:sz w:val="22"/>
+          <w:szCs w:val="22"/>
+          <w:lang w:val="en-US"/>
+        </w:rPr>
+        <w:t xml:space="preserve">  this specific data or not? What data was it used to be </w:t>
+      </w:r>
+      <w:proofErr w:type="spellStart"/>
+      <w:r>
+        <w:rPr>
+          <w:rFonts w:ascii="Menlo" w:hAnsi="Menlo" w:cs="Menlo"/>
+          <w:color w:val="000000"/>
+          <w:kern w:val="0"/>
+          <w:sz w:val="22"/>
+          <w:szCs w:val="22"/>
+          <w:lang w:val="en-US"/>
+        </w:rPr>
+        <w:t>traine</w:t>
+      </w:r>
+      <w:proofErr w:type="spellEnd"/>
+      <w:r>
+        <w:rPr>
+          <w:rFonts w:ascii="Menlo" w:hAnsi="Menlo" w:cs="Menlo"/>
+          <w:color w:val="000000"/>
+          <w:kern w:val="0"/>
+          <w:sz w:val="22"/>
+          <w:szCs w:val="22"/>
+          <w:lang w:val="en-US"/>
+        </w:rPr>
+        <w:t xml:space="preserve"> d?              </w:t>
+      </w:r>
+    </w:p>
+    <w:p>
+      <w:pPr>
+        <w:tabs>
+          <w:tab w:val="left" w:pos="560"/>
+          <w:tab w:val="left" w:pos="1120"/>
+          <w:tab w:val="left" w:pos="1680"/>
+          <w:tab w:val="left" w:pos="2240"/>
+          <w:tab w:val="left" w:pos="2800"/>
+          <w:tab w:val="left" w:pos="3360"/>
+          <w:tab w:val="left" w:pos="3920"/>
+          <w:tab w:val="left" w:pos="4480"/>
+          <w:tab w:val="left" w:pos="5040"/>
+          <w:tab w:val="left" w:pos="5600"/>
+          <w:tab w:val="left" w:pos="6160"/>
+          <w:tab w:val="left" w:pos="6720"/>
+        </w:tabs>
+        <w:autoSpaceDE w:val="0"/>
+        <w:autoSpaceDN w:val="0"/>
+        <w:adjustRightInd w:val="0"/>
+        <w:spacing w:after="0" w:line="240" w:lineRule="auto"/>
+        <w:rPr>
+          <w:rFonts w:ascii="Menlo" w:hAnsi="Menlo" w:cs="Menlo"/>
+          <w:color w:val="000000"/>
+          <w:kern w:val="0"/>
+          <w:sz w:val="22"/>
+          <w:szCs w:val="22"/>
+          <w:lang w:val="en-US"/>
+        </w:rPr>
+      </w:pPr>
+      <w:r>
+        <w:rPr>
+          <w:rFonts w:ascii="Menlo" w:hAnsi="Menlo" w:cs="Menlo"/>
+          <w:color w:val="000000"/>
+          <w:kern w:val="0"/>
+          <w:sz w:val="22"/>
+          <w:szCs w:val="22"/>
+          <w:lang w:val="en-US"/>
+        </w:rPr>
+        <w:t xml:space="preserve">                                                                                </w:t>
+      </w:r>
+    </w:p>
+    <w:p>
+      <w:pPr>
+        <w:tabs>
+          <w:tab w:val="left" w:pos="560"/>
+          <w:tab w:val="left" w:pos="1120"/>
+          <w:tab w:val="left" w:pos="1680"/>
+          <w:tab w:val="left" w:pos="2240"/>
+          <w:tab w:val="left" w:pos="2800"/>
+          <w:tab w:val="left" w:pos="3360"/>
+          <w:tab w:val="left" w:pos="3920"/>
+          <w:tab w:val="left" w:pos="4480"/>
+          <w:tab w:val="left" w:pos="5040"/>
+          <w:tab w:val="left" w:pos="5600"/>
+          <w:tab w:val="left" w:pos="6160"/>
+          <w:tab w:val="left" w:pos="6720"/>
+        </w:tabs>
+        <w:autoSpaceDE w:val="0"/>
+        <w:autoSpaceDN w:val="0"/>
+        <w:adjustRightInd w:val="0"/>
+        <w:spacing w:after="0" w:line="240" w:lineRule="auto"/>
+        <w:rPr>
+          <w:rFonts w:ascii="Menlo" w:hAnsi="Menlo" w:cs="Menlo"/>
+          <w:color w:val="000000"/>
+          <w:kern w:val="0"/>
+          <w:sz w:val="22"/>
+          <w:szCs w:val="22"/>
+          <w:lang w:val="en-US"/>
+        </w:rPr>
+      </w:pPr>
+      <w:r>
+        <w:rPr>
+          <w:rFonts w:ascii="Apple Color Emoji" w:hAnsi="Apple Color Emoji" w:cs="Apple Color Emoji"/>
+          <w:color w:val="000000"/>
+          <w:kern w:val="0"/>
+          <w:sz w:val="22"/>
+          <w:szCs w:val="22"/>
+          <w:lang w:val="en-US"/>
+        </w:rPr>
+        <w:t>⏺</w:t>
+      </w:r>
+      <w:r>
+        <w:rPr>
+          <w:rFonts w:ascii="Menlo" w:hAnsi="Menlo" w:cs="Menlo"/>
+          <w:color w:val="000000"/>
+          <w:kern w:val="0"/>
+          <w:sz w:val="22"/>
+          <w:szCs w:val="22"/>
+          <w:lang w:val="en-US"/>
+        </w:rPr>
+        <w:t xml:space="preserve"> No, </w:t>
+      </w:r>
+      <w:proofErr w:type="spellStart"/>
+      <w:r>
+        <w:rPr>
+          <w:rFonts w:ascii="Menlo" w:hAnsi="Menlo" w:cs="Menlo"/>
+          <w:color w:val="000000"/>
+          <w:kern w:val="0"/>
+          <w:sz w:val="22"/>
+          <w:szCs w:val="22"/>
+          <w:lang w:val="en-US"/>
+        </w:rPr>
+        <w:t>CamemBERT</w:t>
+      </w:r>
+      <w:proofErr w:type="spellEnd"/>
+      <w:r>
+        <w:rPr>
+          <w:rFonts w:ascii="Menlo" w:hAnsi="Menlo" w:cs="Menlo"/>
+          <w:color w:val="000000"/>
+          <w:kern w:val="0"/>
+          <w:sz w:val="22"/>
+          <w:szCs w:val="22"/>
+          <w:lang w:val="en-US"/>
+        </w:rPr>
+        <w:t xml:space="preserve"> was </w:t>
+      </w:r>
+      <w:r>
+        <w:rPr>
+          <w:rFonts w:ascii="Menlo" w:hAnsi="Menlo" w:cs="Menlo"/>
+          <w:b/>
+          <w:bCs/>
+          <w:color w:val="000000"/>
+          <w:kern w:val="0"/>
+          <w:sz w:val="22"/>
+          <w:szCs w:val="22"/>
+          <w:lang w:val="en-US"/>
+        </w:rPr>
+        <w:t>not</w:t>
+      </w:r>
+      <w:r>
+        <w:rPr>
+          <w:rFonts w:ascii="Menlo" w:hAnsi="Menlo" w:cs="Menlo"/>
+          <w:color w:val="000000"/>
+          <w:kern w:val="0"/>
+          <w:sz w:val="22"/>
+          <w:szCs w:val="22"/>
+          <w:lang w:val="en-US"/>
+        </w:rPr>
+        <w:t xml:space="preserve"> trained on this specific data. Here's what it was       </w:t>
+      </w:r>
+    </w:p>
+    <w:p>
+      <w:pPr>
+        <w:tabs>
+          <w:tab w:val="left" w:pos="560"/>
+          <w:tab w:val="left" w:pos="1120"/>
+          <w:tab w:val="left" w:pos="1680"/>
+          <w:tab w:val="left" w:pos="2240"/>
+          <w:tab w:val="left" w:pos="2800"/>
+          <w:tab w:val="left" w:pos="3360"/>
+          <w:tab w:val="left" w:pos="3920"/>
+          <w:tab w:val="left" w:pos="4480"/>
+          <w:tab w:val="left" w:pos="5040"/>
+          <w:tab w:val="left" w:pos="5600"/>
+          <w:tab w:val="left" w:pos="6160"/>
+          <w:tab w:val="left" w:pos="6720"/>
+        </w:tabs>
+        <w:autoSpaceDE w:val="0"/>
+        <w:autoSpaceDN w:val="0"/>
+        <w:adjustRightInd w:val="0"/>
+        <w:spacing w:after="0" w:line="240" w:lineRule="auto"/>
+        <w:rPr>
+          <w:rFonts w:ascii="Menlo" w:hAnsi="Menlo" w:cs="Menlo"/>
+          <w:color w:val="000000"/>
+          <w:kern w:val="0"/>
+          <w:sz w:val="22"/>
+          <w:szCs w:val="22"/>
+          <w:lang w:val="en-US"/>
+        </w:rPr>
+      </w:pPr>
+      <w:r>
+        <w:rPr>
+          <w:rFonts w:ascii="Menlo" w:hAnsi="Menlo" w:cs="Menlo"/>
+          <w:color w:val="000000"/>
+          <w:kern w:val="0"/>
+          <w:sz w:val="22"/>
+          <w:szCs w:val="22"/>
+          <w:lang w:val="en-US"/>
+        </w:rPr>
+        <w:t xml:space="preserve">  </w:t>
+      </w:r>
+      <w:proofErr w:type="gramStart"/>
+      <w:r>
+        <w:rPr>
+          <w:rFonts w:ascii="Menlo" w:hAnsi="Menlo" w:cs="Menlo"/>
+          <w:color w:val="000000"/>
+          <w:kern w:val="0"/>
+          <w:sz w:val="22"/>
+          <w:szCs w:val="22"/>
+          <w:lang w:val="en-US"/>
+        </w:rPr>
+        <w:t>actually</w:t>
+      </w:r>
+      <w:proofErr w:type="gramEnd"/>
+      <w:r>
+        <w:rPr>
+          <w:rFonts w:ascii="Menlo" w:hAnsi="Menlo" w:cs="Menlo"/>
+          <w:color w:val="000000"/>
+          <w:kern w:val="0"/>
+          <w:sz w:val="22"/>
+          <w:szCs w:val="22"/>
+          <w:lang w:val="en-US"/>
+        </w:rPr>
+        <w:t xml:space="preserve"> trained on:</w:t>
+      </w:r>
+    </w:p>
+    <w:p>
+      <w:pPr>
+        <w:tabs>
+          <w:tab w:val="left" w:pos="560"/>
+          <w:tab w:val="left" w:pos="1120"/>
+          <w:tab w:val="left" w:pos="1680"/>
+          <w:tab w:val="left" w:pos="2240"/>
+          <w:tab w:val="left" w:pos="2800"/>
+          <w:tab w:val="left" w:pos="3360"/>
+          <w:tab w:val="left" w:pos="3920"/>
+          <w:tab w:val="left" w:pos="4480"/>
+          <w:tab w:val="left" w:pos="5040"/>
+          <w:tab w:val="left" w:pos="5600"/>
+          <w:tab w:val="left" w:pos="6160"/>
+          <w:tab w:val="left" w:pos="6720"/>
+        </w:tabs>
+        <w:autoSpaceDE w:val="0"/>
+        <w:autoSpaceDN w:val="0"/>
+        <w:adjustRightInd w:val="0"/>
+        <w:spacing w:after="0" w:line="240" w:lineRule="auto"/>
+        <w:rPr>
+          <w:rFonts w:ascii="Menlo" w:hAnsi="Menlo" w:cs="Menlo"/>
+          <w:color w:val="000000"/>
+          <w:kern w:val="0"/>
+          <w:sz w:val="22"/>
+          <w:szCs w:val="22"/>
+          <w:lang w:val="en-US"/>
+        </w:rPr>
+      </w:pPr>
+      <w:r>
+        <w:rPr>
+          <w:rFonts w:ascii="Menlo" w:hAnsi="Menlo" w:cs="Menlo"/>
+          <w:color w:val="000000"/>
+          <w:kern w:val="0"/>
+          <w:sz w:val="22"/>
+          <w:szCs w:val="22"/>
+          <w:lang w:val="en-US"/>
+        </w:rPr>
+        <w:t xml:space="preserve">                                                                                </w:t>
+      </w:r>
+    </w:p>
+    <w:p>
+      <w:pPr>
+        <w:tabs>
+          <w:tab w:val="left" w:pos="560"/>
+          <w:tab w:val="left" w:pos="1120"/>
+          <w:tab w:val="left" w:pos="1680"/>
+          <w:tab w:val="left" w:pos="2240"/>
+          <w:tab w:val="left" w:pos="2800"/>
+          <w:tab w:val="left" w:pos="3360"/>
+          <w:tab w:val="left" w:pos="3920"/>
+          <w:tab w:val="left" w:pos="4480"/>
+          <w:tab w:val="left" w:pos="5040"/>
+          <w:tab w:val="left" w:pos="5600"/>
+          <w:tab w:val="left" w:pos="6160"/>
+          <w:tab w:val="left" w:pos="6720"/>
+        </w:tabs>
+        <w:autoSpaceDE w:val="0"/>
+        <w:autoSpaceDN w:val="0"/>
+        <w:adjustRightInd w:val="0"/>
+        <w:spacing w:after="0" w:line="240" w:lineRule="auto"/>
+        <w:rPr>
+          <w:rFonts w:ascii="Menlo" w:hAnsi="Menlo" w:cs="Menlo"/>
+          <w:color w:val="000000"/>
+          <w:kern w:val="0"/>
+          <w:sz w:val="22"/>
+          <w:szCs w:val="22"/>
+          <w:lang w:val="en-US"/>
+        </w:rPr>
+      </w:pPr>
+      <w:r>
+        <w:rPr>
+          <w:rFonts w:ascii="Menlo" w:hAnsi="Menlo" w:cs="Menlo"/>
+          <w:color w:val="000000"/>
+          <w:kern w:val="0"/>
+          <w:sz w:val="22"/>
+          <w:szCs w:val="22"/>
+          <w:lang w:val="en-US"/>
+        </w:rPr>
+        <w:t xml:space="preserve">  </w:t>
+      </w:r>
+      <w:proofErr w:type="spellStart"/>
+      <w:r>
+        <w:rPr>
+          <w:rFonts w:ascii="Menlo" w:hAnsi="Menlo" w:cs="Menlo"/>
+          <w:b/>
+          <w:bCs/>
+          <w:color w:val="000000"/>
+          <w:kern w:val="0"/>
+          <w:sz w:val="22"/>
+          <w:szCs w:val="22"/>
+          <w:lang w:val="en-US"/>
+        </w:rPr>
+        <w:t>CamemBERT</w:t>
+      </w:r>
+      <w:proofErr w:type="spellEnd"/>
+      <w:r>
+        <w:rPr>
+          <w:rFonts w:ascii="Menlo" w:hAnsi="Menlo" w:cs="Menlo"/>
+          <w:b/>
+          <w:bCs/>
+          <w:color w:val="000000"/>
+          <w:kern w:val="0"/>
+          <w:sz w:val="22"/>
+          <w:szCs w:val="22"/>
+          <w:lang w:val="en-US"/>
+        </w:rPr>
+        <w:t xml:space="preserve"> pre-training data:</w:t>
+      </w:r>
+      <w:r>
+        <w:rPr>
+          <w:rFonts w:ascii="Menlo" w:hAnsi="Menlo" w:cs="Menlo"/>
+          <w:color w:val="000000"/>
+          <w:kern w:val="0"/>
+          <w:sz w:val="22"/>
+          <w:szCs w:val="22"/>
+          <w:lang w:val="en-US"/>
+        </w:rPr>
+        <w:t xml:space="preserve">                                                  </w:t>
+      </w:r>
+    </w:p>
+    <w:p>
+      <w:pPr>
+        <w:tabs>
+          <w:tab w:val="left" w:pos="560"/>
+          <w:tab w:val="left" w:pos="1120"/>
+          <w:tab w:val="left" w:pos="1680"/>
+          <w:tab w:val="left" w:pos="2240"/>
+          <w:tab w:val="left" w:pos="2800"/>
+          <w:tab w:val="left" w:pos="3360"/>
+          <w:tab w:val="left" w:pos="3920"/>
+          <w:tab w:val="left" w:pos="4480"/>
+          <w:tab w:val="left" w:pos="5040"/>
+          <w:tab w:val="left" w:pos="5600"/>
+          <w:tab w:val="left" w:pos="6160"/>
+          <w:tab w:val="left" w:pos="6720"/>
+        </w:tabs>
+        <w:autoSpaceDE w:val="0"/>
+        <w:autoSpaceDN w:val="0"/>
+        <w:adjustRightInd w:val="0"/>
+        <w:spacing w:after="0" w:line="240" w:lineRule="auto"/>
+        <w:rPr>
+          <w:rFonts w:ascii="Menlo" w:hAnsi="Menlo" w:cs="Menlo"/>
+          <w:color w:val="000000"/>
+          <w:kern w:val="0"/>
+          <w:sz w:val="22"/>
+          <w:szCs w:val="22"/>
+          <w:lang w:val="en-US"/>
+        </w:rPr>
+      </w:pPr>
+      <w:r>
+        <w:rPr>
+          <w:rFonts w:ascii="Menlo" w:hAnsi="Menlo" w:cs="Menlo"/>
+          <w:color w:val="000000"/>
+          <w:kern w:val="0"/>
+          <w:sz w:val="22"/>
+          <w:szCs w:val="22"/>
+          <w:lang w:val="en-US"/>
+        </w:rPr>
+        <w:t xml:space="preserve">  - </w:t>
+      </w:r>
+      <w:r>
+        <w:rPr>
+          <w:rFonts w:ascii="Menlo" w:hAnsi="Menlo" w:cs="Menlo"/>
+          <w:b/>
+          <w:bCs/>
+          <w:color w:val="000000"/>
+          <w:kern w:val="0"/>
+          <w:sz w:val="22"/>
+          <w:szCs w:val="22"/>
+          <w:lang w:val="en-US"/>
+        </w:rPr>
+        <w:t>OSCAR corpus</w:t>
+      </w:r>
+      <w:r>
+        <w:rPr>
+          <w:rFonts w:ascii="Menlo" w:hAnsi="Menlo" w:cs="Menlo"/>
+          <w:color w:val="000000"/>
+          <w:kern w:val="0"/>
+          <w:sz w:val="22"/>
+          <w:szCs w:val="22"/>
+          <w:lang w:val="en-US"/>
+        </w:rPr>
+        <w:t xml:space="preserve"> — a large web crawl of French internet text (~138GB)           </w:t>
+      </w:r>
+    </w:p>
+    <w:p>
+      <w:pPr>
+        <w:tabs>
+          <w:tab w:val="left" w:pos="560"/>
+          <w:tab w:val="left" w:pos="1120"/>
+          <w:tab w:val="left" w:pos="1680"/>
+          <w:tab w:val="left" w:pos="2240"/>
+          <w:tab w:val="left" w:pos="2800"/>
+          <w:tab w:val="left" w:pos="3360"/>
+          <w:tab w:val="left" w:pos="3920"/>
+          <w:tab w:val="left" w:pos="4480"/>
+          <w:tab w:val="left" w:pos="5040"/>
+          <w:tab w:val="left" w:pos="5600"/>
+          <w:tab w:val="left" w:pos="6160"/>
+          <w:tab w:val="left" w:pos="6720"/>
+        </w:tabs>
+        <w:autoSpaceDE w:val="0"/>
+        <w:autoSpaceDN w:val="0"/>
+        <w:adjustRightInd w:val="0"/>
+        <w:spacing w:after="0" w:line="240" w:lineRule="auto"/>
+        <w:rPr>
+          <w:rFonts w:ascii="Menlo" w:hAnsi="Menlo" w:cs="Menlo"/>
+          <w:color w:val="000000"/>
+          <w:kern w:val="0"/>
+          <w:sz w:val="22"/>
+          <w:szCs w:val="22"/>
+          <w:lang w:val="en-US"/>
+        </w:rPr>
+      </w:pPr>
+      <w:r>
+        <w:rPr>
+          <w:rFonts w:ascii="Menlo" w:hAnsi="Menlo" w:cs="Menlo"/>
+          <w:color w:val="000000"/>
+          <w:kern w:val="0"/>
+          <w:sz w:val="22"/>
+          <w:szCs w:val="22"/>
+          <w:lang w:val="en-US"/>
+        </w:rPr>
+        <w:t xml:space="preserve">  - General French: news articles, Wikipedia, forums, social media, web pages   </w:t>
+      </w:r>
+    </w:p>
+    <w:p>
+      <w:pPr>
+        <w:tabs>
+          <w:tab w:val="left" w:pos="560"/>
+          <w:tab w:val="left" w:pos="1120"/>
+          <w:tab w:val="left" w:pos="1680"/>
+          <w:tab w:val="left" w:pos="2240"/>
+          <w:tab w:val="left" w:pos="2800"/>
+          <w:tab w:val="left" w:pos="3360"/>
+          <w:tab w:val="left" w:pos="3920"/>
+          <w:tab w:val="left" w:pos="4480"/>
+          <w:tab w:val="left" w:pos="5040"/>
+          <w:tab w:val="left" w:pos="5600"/>
+          <w:tab w:val="left" w:pos="6160"/>
+          <w:tab w:val="left" w:pos="6720"/>
+        </w:tabs>
+        <w:autoSpaceDE w:val="0"/>
+        <w:autoSpaceDN w:val="0"/>
+        <w:adjustRightInd w:val="0"/>
+        <w:spacing w:after="0" w:line="240" w:lineRule="auto"/>
+        <w:rPr>
+          <w:rFonts w:ascii="Menlo" w:hAnsi="Menlo" w:cs="Menlo"/>
+          <w:color w:val="000000"/>
+          <w:kern w:val="0"/>
+          <w:sz w:val="22"/>
+          <w:szCs w:val="22"/>
+          <w:lang w:val="en-US"/>
+        </w:rPr>
+      </w:pPr>
+      <w:r>
+        <w:rPr>
+          <w:rFonts w:ascii="Menlo" w:hAnsi="Menlo" w:cs="Menlo"/>
+          <w:color w:val="000000"/>
+          <w:kern w:val="0"/>
+          <w:sz w:val="22"/>
+          <w:szCs w:val="22"/>
+          <w:lang w:val="en-US"/>
+        </w:rPr>
+        <w:t xml:space="preserve">                                                                             </w:t>
+      </w:r>
+    </w:p>
+    <w:p>
+      <w:pPr>
+        <w:tabs>
+          <w:tab w:val="left" w:pos="560"/>
+          <w:tab w:val="left" w:pos="1120"/>
+          <w:tab w:val="left" w:pos="1680"/>
+          <w:tab w:val="left" w:pos="2240"/>
+          <w:tab w:val="left" w:pos="2800"/>
+          <w:tab w:val="left" w:pos="3360"/>
+          <w:tab w:val="left" w:pos="3920"/>
+          <w:tab w:val="left" w:pos="4480"/>
+          <w:tab w:val="left" w:pos="5040"/>
+          <w:tab w:val="left" w:pos="5600"/>
+          <w:tab w:val="left" w:pos="6160"/>
+          <w:tab w:val="left" w:pos="6720"/>
+        </w:tabs>
+        <w:autoSpaceDE w:val="0"/>
+        <w:autoSpaceDN w:val="0"/>
+        <w:adjustRightInd w:val="0"/>
+        <w:spacing w:after="0" w:line="240" w:lineRule="auto"/>
+        <w:rPr>
+          <w:rFonts w:ascii="Menlo" w:hAnsi="Menlo" w:cs="Menlo"/>
+          <w:color w:val="000000"/>
+          <w:kern w:val="0"/>
+          <w:sz w:val="22"/>
+          <w:szCs w:val="22"/>
+          <w:lang w:val="en-US"/>
+        </w:rPr>
+      </w:pPr>
+      <w:r>
+        <w:rPr>
+          <w:rFonts w:ascii="Menlo" w:hAnsi="Menlo" w:cs="Menlo"/>
+          <w:color w:val="000000"/>
+          <w:kern w:val="0"/>
+          <w:sz w:val="22"/>
+          <w:szCs w:val="22"/>
+          <w:lang w:val="en-US"/>
+        </w:rPr>
+        <w:t xml:space="preserve">  </w:t>
+      </w:r>
+      <w:r>
+        <w:rPr>
+          <w:rFonts w:ascii="Menlo" w:hAnsi="Menlo" w:cs="Menlo"/>
+          <w:b/>
+          <w:bCs/>
+          <w:color w:val="000000"/>
+          <w:kern w:val="0"/>
+          <w:sz w:val="22"/>
+          <w:szCs w:val="22"/>
+          <w:lang w:val="en-US"/>
+        </w:rPr>
+        <w:t>The NER fine-tuning</w:t>
+      </w:r>
+      <w:r>
+        <w:rPr>
+          <w:rFonts w:ascii="Menlo" w:hAnsi="Menlo" w:cs="Menlo"/>
+          <w:color w:val="000000"/>
+          <w:kern w:val="0"/>
+          <w:sz w:val="22"/>
+          <w:szCs w:val="22"/>
+          <w:lang w:val="en-US"/>
+        </w:rPr>
+        <w:t xml:space="preserve"> (what makes it </w:t>
+      </w:r>
+      <w:r>
+        <w:rPr>
+          <w:rFonts w:ascii="Menlo" w:hAnsi="Menlo" w:cs="Menlo"/>
+          <w:color w:val="454DF5"/>
+          <w:kern w:val="0"/>
+          <w:sz w:val="22"/>
+          <w:szCs w:val="22"/>
+          <w:lang w:val="en-US"/>
+        </w:rPr>
+        <w:t>camembert-</w:t>
+      </w:r>
+      <w:proofErr w:type="spellStart"/>
+      <w:r>
+        <w:rPr>
+          <w:rFonts w:ascii="Menlo" w:hAnsi="Menlo" w:cs="Menlo"/>
+          <w:color w:val="454DF5"/>
+          <w:kern w:val="0"/>
+          <w:sz w:val="22"/>
+          <w:szCs w:val="22"/>
+          <w:lang w:val="en-US"/>
+        </w:rPr>
+        <w:t>ner</w:t>
+      </w:r>
+      <w:proofErr w:type="spellEnd"/>
+      <w:r>
+        <w:rPr>
+          <w:rFonts w:ascii="Menlo" w:hAnsi="Menlo" w:cs="Menlo"/>
+          <w:color w:val="000000"/>
+          <w:kern w:val="0"/>
+          <w:sz w:val="22"/>
+          <w:szCs w:val="22"/>
+          <w:lang w:val="en-US"/>
+        </w:rPr>
+        <w:t xml:space="preserve">) was done on:                </w:t>
+      </w:r>
+    </w:p>
+    <w:p>
+      <w:pPr>
+        <w:tabs>
+          <w:tab w:val="left" w:pos="560"/>
+          <w:tab w:val="left" w:pos="1120"/>
+          <w:tab w:val="left" w:pos="1680"/>
+          <w:tab w:val="left" w:pos="2240"/>
+          <w:tab w:val="left" w:pos="2800"/>
+          <w:tab w:val="left" w:pos="3360"/>
+          <w:tab w:val="left" w:pos="3920"/>
+          <w:tab w:val="left" w:pos="4480"/>
+          <w:tab w:val="left" w:pos="5040"/>
+          <w:tab w:val="left" w:pos="5600"/>
+          <w:tab w:val="left" w:pos="6160"/>
+          <w:tab w:val="left" w:pos="6720"/>
+        </w:tabs>
+        <w:autoSpaceDE w:val="0"/>
+        <w:autoSpaceDN w:val="0"/>
+        <w:adjustRightInd w:val="0"/>
+        <w:spacing w:after="0" w:line="240" w:lineRule="auto"/>
+        <w:rPr>
+          <w:rFonts w:ascii="Menlo" w:hAnsi="Menlo" w:cs="Menlo"/>
+          <w:color w:val="000000"/>
+          <w:kern w:val="0"/>
+          <w:sz w:val="22"/>
+          <w:szCs w:val="22"/>
+          <w:lang w:val="en-US"/>
+        </w:rPr>
+      </w:pPr>
+      <w:r>
+        <w:rPr>
+          <w:rFonts w:ascii="Menlo" w:hAnsi="Menlo" w:cs="Menlo"/>
+          <w:color w:val="000000"/>
+          <w:kern w:val="0"/>
+          <w:sz w:val="22"/>
+          <w:szCs w:val="22"/>
+          <w:lang w:val="en-US"/>
+        </w:rPr>
+        <w:t xml:space="preserve">  - </w:t>
+      </w:r>
+      <w:proofErr w:type="spellStart"/>
+      <w:r>
+        <w:rPr>
+          <w:rFonts w:ascii="Menlo" w:hAnsi="Menlo" w:cs="Menlo"/>
+          <w:b/>
+          <w:bCs/>
+          <w:color w:val="000000"/>
+          <w:kern w:val="0"/>
+          <w:sz w:val="22"/>
+          <w:szCs w:val="22"/>
+          <w:lang w:val="en-US"/>
+        </w:rPr>
+        <w:t>WikiNER</w:t>
+      </w:r>
+      <w:proofErr w:type="spellEnd"/>
+      <w:r>
+        <w:rPr>
+          <w:rFonts w:ascii="Menlo" w:hAnsi="Menlo" w:cs="Menlo"/>
+          <w:color w:val="000000"/>
+          <w:kern w:val="0"/>
+          <w:sz w:val="22"/>
+          <w:szCs w:val="22"/>
+          <w:lang w:val="en-US"/>
+        </w:rPr>
+        <w:t xml:space="preserve"> — person/location/organization names extracted from French Wikipedia</w:t>
+      </w:r>
+    </w:p>
+    <w:p>
+      <w:pPr>
+        <w:tabs>
+          <w:tab w:val="left" w:pos="560"/>
+          <w:tab w:val="left" w:pos="1120"/>
+          <w:tab w:val="left" w:pos="1680"/>
+          <w:tab w:val="left" w:pos="2240"/>
+          <w:tab w:val="left" w:pos="2800"/>
+          <w:tab w:val="left" w:pos="3360"/>
+          <w:tab w:val="left" w:pos="3920"/>
+          <w:tab w:val="left" w:pos="4480"/>
+          <w:tab w:val="left" w:pos="5040"/>
+          <w:tab w:val="left" w:pos="5600"/>
+          <w:tab w:val="left" w:pos="6160"/>
+          <w:tab w:val="left" w:pos="6720"/>
+        </w:tabs>
+        <w:autoSpaceDE w:val="0"/>
+        <w:autoSpaceDN w:val="0"/>
+        <w:adjustRightInd w:val="0"/>
+        <w:spacing w:after="0" w:line="240" w:lineRule="auto"/>
+        <w:rPr>
+          <w:rFonts w:ascii="Menlo" w:hAnsi="Menlo" w:cs="Menlo"/>
+          <w:color w:val="000000"/>
+          <w:kern w:val="0"/>
+          <w:sz w:val="22"/>
+          <w:szCs w:val="22"/>
+          <w:lang w:val="en-US"/>
+        </w:rPr>
+      </w:pPr>
+      <w:r>
+        <w:rPr>
+          <w:rFonts w:ascii="Menlo" w:hAnsi="Menlo" w:cs="Menlo"/>
+          <w:color w:val="000000"/>
+          <w:kern w:val="0"/>
+          <w:sz w:val="22"/>
+          <w:szCs w:val="22"/>
+          <w:lang w:val="en-US"/>
+        </w:rPr>
+        <w:t xml:space="preserve">  - </w:t>
+      </w:r>
+      <w:r>
+        <w:rPr>
+          <w:rFonts w:ascii="Menlo" w:hAnsi="Menlo" w:cs="Menlo"/>
+          <w:b/>
+          <w:bCs/>
+          <w:color w:val="000000"/>
+          <w:kern w:val="0"/>
+          <w:sz w:val="22"/>
+          <w:szCs w:val="22"/>
+          <w:lang w:val="en-US"/>
+        </w:rPr>
+        <w:t>FTB</w:t>
+      </w:r>
+      <w:r>
+        <w:rPr>
+          <w:rFonts w:ascii="Menlo" w:hAnsi="Menlo" w:cs="Menlo"/>
+          <w:color w:val="000000"/>
+          <w:kern w:val="0"/>
+          <w:sz w:val="22"/>
+          <w:szCs w:val="22"/>
+          <w:lang w:val="en-US"/>
+        </w:rPr>
+        <w:t xml:space="preserve"> (French </w:t>
+      </w:r>
+      <w:proofErr w:type="spellStart"/>
+      <w:r>
+        <w:rPr>
+          <w:rFonts w:ascii="Menlo" w:hAnsi="Menlo" w:cs="Menlo"/>
+          <w:color w:val="000000"/>
+          <w:kern w:val="0"/>
+          <w:sz w:val="22"/>
+          <w:szCs w:val="22"/>
+          <w:lang w:val="en-US"/>
+        </w:rPr>
+        <w:t>TreeBank</w:t>
+      </w:r>
+      <w:proofErr w:type="spellEnd"/>
+      <w:r>
+        <w:rPr>
+          <w:rFonts w:ascii="Menlo" w:hAnsi="Menlo" w:cs="Menlo"/>
+          <w:color w:val="000000"/>
+          <w:kern w:val="0"/>
+          <w:sz w:val="22"/>
+          <w:szCs w:val="22"/>
+          <w:lang w:val="en-US"/>
+        </w:rPr>
+        <w:t xml:space="preserve">) — newspaper text (Le Monde)                           </w:t>
+      </w:r>
+    </w:p>
+    <w:p>
+      <w:pPr>
+        <w:tabs>
+          <w:tab w:val="left" w:pos="560"/>
+          <w:tab w:val="left" w:pos="1120"/>
+          <w:tab w:val="left" w:pos="1680"/>
+          <w:tab w:val="left" w:pos="2240"/>
+          <w:tab w:val="left" w:pos="2800"/>
+          <w:tab w:val="left" w:pos="3360"/>
+          <w:tab w:val="left" w:pos="3920"/>
+          <w:tab w:val="left" w:pos="4480"/>
+          <w:tab w:val="left" w:pos="5040"/>
+          <w:tab w:val="left" w:pos="5600"/>
+          <w:tab w:val="left" w:pos="6160"/>
+          <w:tab w:val="left" w:pos="6720"/>
+        </w:tabs>
+        <w:autoSpaceDE w:val="0"/>
+        <w:autoSpaceDN w:val="0"/>
+        <w:adjustRightInd w:val="0"/>
+        <w:spacing w:after="0" w:line="240" w:lineRule="auto"/>
+        <w:rPr>
+          <w:rFonts w:ascii="Menlo" w:hAnsi="Menlo" w:cs="Menlo"/>
+          <w:color w:val="000000"/>
+          <w:kern w:val="0"/>
+          <w:sz w:val="22"/>
+          <w:szCs w:val="22"/>
+          <w:lang w:val="en-US"/>
+        </w:rPr>
+      </w:pPr>
+      <w:r>
+        <w:rPr>
+          <w:rFonts w:ascii="Menlo" w:hAnsi="Menlo" w:cs="Menlo"/>
+          <w:color w:val="000000"/>
+          <w:kern w:val="0"/>
+          <w:sz w:val="22"/>
+          <w:szCs w:val="22"/>
+          <w:lang w:val="en-US"/>
+        </w:rPr>
+        <w:t xml:space="preserve">                                                                                </w:t>
+      </w:r>
+    </w:p>
+    <w:p>
+      <w:pPr>
+        <w:tabs>
+          <w:tab w:val="left" w:pos="560"/>
+          <w:tab w:val="left" w:pos="1120"/>
+          <w:tab w:val="left" w:pos="1680"/>
+          <w:tab w:val="left" w:pos="2240"/>
+          <w:tab w:val="left" w:pos="2800"/>
+          <w:tab w:val="left" w:pos="3360"/>
+          <w:tab w:val="left" w:pos="3920"/>
+          <w:tab w:val="left" w:pos="4480"/>
+          <w:tab w:val="left" w:pos="5040"/>
+          <w:tab w:val="left" w:pos="5600"/>
+          <w:tab w:val="left" w:pos="6160"/>
+          <w:tab w:val="left" w:pos="6720"/>
+        </w:tabs>
+        <w:autoSpaceDE w:val="0"/>
+        <w:autoSpaceDN w:val="0"/>
+        <w:adjustRightInd w:val="0"/>
+        <w:spacing w:after="0" w:line="240" w:lineRule="auto"/>
+        <w:rPr>
+          <w:rFonts w:ascii="Menlo" w:hAnsi="Menlo" w:cs="Menlo"/>
+          <w:color w:val="000000"/>
+          <w:kern w:val="0"/>
+          <w:sz w:val="22"/>
+          <w:szCs w:val="22"/>
+          <w:lang w:val="en-US"/>
+        </w:rPr>
+      </w:pPr>
+      <w:r>
+        <w:rPr>
+          <w:rFonts w:ascii="Menlo" w:hAnsi="Menlo" w:cs="Menlo"/>
+          <w:color w:val="000000"/>
+          <w:kern w:val="0"/>
+          <w:sz w:val="22"/>
+          <w:szCs w:val="22"/>
+          <w:lang w:val="en-US"/>
+        </w:rPr>
+        <w:t xml:space="preserve">  </w:t>
+      </w:r>
+      <w:proofErr w:type="gramStart"/>
+      <w:r>
+        <w:rPr>
+          <w:rFonts w:ascii="Menlo" w:hAnsi="Menlo" w:cs="Menlo"/>
+          <w:b/>
+          <w:bCs/>
+          <w:color w:val="000000"/>
+          <w:kern w:val="0"/>
+          <w:sz w:val="22"/>
+          <w:szCs w:val="22"/>
+          <w:lang w:val="en-US"/>
+        </w:rPr>
+        <w:t>So</w:t>
+      </w:r>
+      <w:proofErr w:type="gramEnd"/>
+      <w:r>
+        <w:rPr>
+          <w:rFonts w:ascii="Menlo" w:hAnsi="Menlo" w:cs="Menlo"/>
+          <w:b/>
+          <w:bCs/>
+          <w:color w:val="000000"/>
+          <w:kern w:val="0"/>
+          <w:sz w:val="22"/>
+          <w:szCs w:val="22"/>
+          <w:lang w:val="en-US"/>
+        </w:rPr>
+        <w:t xml:space="preserve"> the gap with your data:</w:t>
+      </w:r>
+      <w:r>
+        <w:rPr>
+          <w:rFonts w:ascii="Menlo" w:hAnsi="Menlo" w:cs="Menlo"/>
+          <w:color w:val="000000"/>
+          <w:kern w:val="0"/>
+          <w:sz w:val="22"/>
+          <w:szCs w:val="22"/>
+          <w:lang w:val="en-US"/>
+        </w:rPr>
+        <w:t xml:space="preserve">                                                    </w:t>
+      </w:r>
+    </w:p>
+    <w:p>
+      <w:pPr>
+        <w:tabs>
+          <w:tab w:val="left" w:pos="560"/>
+          <w:tab w:val="left" w:pos="1120"/>
+          <w:tab w:val="left" w:pos="1680"/>
+          <w:tab w:val="left" w:pos="2240"/>
+          <w:tab w:val="left" w:pos="2800"/>
+          <w:tab w:val="left" w:pos="3360"/>
+          <w:tab w:val="left" w:pos="3920"/>
+          <w:tab w:val="left" w:pos="4480"/>
+          <w:tab w:val="left" w:pos="5040"/>
+          <w:tab w:val="left" w:pos="5600"/>
+          <w:tab w:val="left" w:pos="6160"/>
+          <w:tab w:val="left" w:pos="6720"/>
+        </w:tabs>
+        <w:autoSpaceDE w:val="0"/>
+        <w:autoSpaceDN w:val="0"/>
+        <w:adjustRightInd w:val="0"/>
+        <w:spacing w:after="0" w:line="240" w:lineRule="auto"/>
+        <w:rPr>
+          <w:rFonts w:ascii="Menlo" w:hAnsi="Menlo" w:cs="Menlo"/>
+          <w:color w:val="000000"/>
+          <w:kern w:val="0"/>
+          <w:sz w:val="22"/>
+          <w:szCs w:val="22"/>
+          <w:lang w:val="en-US"/>
+        </w:rPr>
+      </w:pPr>
+      <w:r>
+        <w:rPr>
+          <w:rFonts w:ascii="Menlo" w:hAnsi="Menlo" w:cs="Menlo"/>
+          <w:color w:val="000000"/>
+          <w:kern w:val="0"/>
+          <w:sz w:val="22"/>
+          <w:szCs w:val="22"/>
+          <w:lang w:val="en-US"/>
+        </w:rPr>
+        <w:t xml:space="preserve">                                                                                </w:t>
+      </w:r>
+    </w:p>
+    <w:p>
+      <w:pPr>
+        <w:tabs>
+          <w:tab w:val="left" w:pos="560"/>
+          <w:tab w:val="left" w:pos="1120"/>
+          <w:tab w:val="left" w:pos="1680"/>
+          <w:tab w:val="left" w:pos="2240"/>
+          <w:tab w:val="left" w:pos="2800"/>
+          <w:tab w:val="left" w:pos="3360"/>
+          <w:tab w:val="left" w:pos="3920"/>
+          <w:tab w:val="left" w:pos="4480"/>
+          <w:tab w:val="left" w:pos="5040"/>
+          <w:tab w:val="left" w:pos="5600"/>
+          <w:tab w:val="left" w:pos="6160"/>
+          <w:tab w:val="left" w:pos="6720"/>
+        </w:tabs>
+        <w:autoSpaceDE w:val="0"/>
+        <w:autoSpaceDN w:val="0"/>
+        <w:adjustRightInd w:val="0"/>
+        <w:spacing w:after="0" w:line="240" w:lineRule="auto"/>
+        <w:rPr>
+          <w:rFonts w:ascii="Menlo" w:hAnsi="Menlo" w:cs="Menlo"/>
+          <w:color w:val="000000"/>
+          <w:kern w:val="0"/>
+          <w:sz w:val="22"/>
+          <w:szCs w:val="22"/>
+          <w:lang w:val="en-US"/>
+        </w:rPr>
+      </w:pPr>
+      <w:r>
+        <w:rPr>
+          <w:rFonts w:ascii="Menlo" w:hAnsi="Menlo" w:cs="Menlo"/>
+          <w:color w:val="000000"/>
+          <w:kern w:val="0"/>
+          <w:sz w:val="22"/>
+          <w:szCs w:val="22"/>
+          <w:lang w:val="en-US"/>
+        </w:rPr>
+        <w:t xml:space="preserve">  ┌─────────────────────────────┬───────────────────────────────────────┐       </w:t>
+      </w:r>
+    </w:p>
+    <w:p>
+      <w:pPr>
+        <w:tabs>
+          <w:tab w:val="left" w:pos="560"/>
+          <w:tab w:val="left" w:pos="1120"/>
+          <w:tab w:val="left" w:pos="1680"/>
+          <w:tab w:val="left" w:pos="2240"/>
+          <w:tab w:val="left" w:pos="2800"/>
+          <w:tab w:val="left" w:pos="3360"/>
+          <w:tab w:val="left" w:pos="3920"/>
+          <w:tab w:val="left" w:pos="4480"/>
+          <w:tab w:val="left" w:pos="5040"/>
+          <w:tab w:val="left" w:pos="5600"/>
+          <w:tab w:val="left" w:pos="6160"/>
+          <w:tab w:val="left" w:pos="6720"/>
+        </w:tabs>
+        <w:autoSpaceDE w:val="0"/>
+        <w:autoSpaceDN w:val="0"/>
+        <w:adjustRightInd w:val="0"/>
+        <w:spacing w:after="0" w:line="240" w:lineRule="auto"/>
+        <w:rPr>
+          <w:rFonts w:ascii="Menlo" w:hAnsi="Menlo" w:cs="Menlo"/>
+          <w:color w:val="000000"/>
+          <w:kern w:val="0"/>
+          <w:sz w:val="22"/>
+          <w:szCs w:val="22"/>
+          <w:lang w:val="en-US"/>
+        </w:rPr>
+      </w:pPr>
+      <w:r>
+        <w:rPr>
+          <w:rFonts w:ascii="Menlo" w:hAnsi="Menlo" w:cs="Menlo"/>
+          <w:color w:val="000000"/>
+          <w:kern w:val="0"/>
+          <w:sz w:val="22"/>
+          <w:szCs w:val="22"/>
+          <w:lang w:val="en-US"/>
+        </w:rPr>
+        <w:t xml:space="preserve">  │     </w:t>
+      </w:r>
+      <w:proofErr w:type="spellStart"/>
+      <w:r>
+        <w:rPr>
+          <w:rFonts w:ascii="Menlo" w:hAnsi="Menlo" w:cs="Menlo"/>
+          <w:color w:val="000000"/>
+          <w:kern w:val="0"/>
+          <w:sz w:val="22"/>
+          <w:szCs w:val="22"/>
+          <w:lang w:val="en-US"/>
+        </w:rPr>
+        <w:t>CamemBERT</w:t>
+      </w:r>
+      <w:proofErr w:type="spellEnd"/>
+      <w:r>
+        <w:rPr>
+          <w:rFonts w:ascii="Menlo" w:hAnsi="Menlo" w:cs="Menlo"/>
+          <w:color w:val="000000"/>
+          <w:kern w:val="0"/>
+          <w:sz w:val="22"/>
+          <w:szCs w:val="22"/>
+          <w:lang w:val="en-US"/>
+        </w:rPr>
+        <w:t xml:space="preserve"> training      │               Your data               │       </w:t>
+      </w:r>
+    </w:p>
+    <w:p>
+      <w:pPr>
+        <w:tabs>
+          <w:tab w:val="left" w:pos="560"/>
+          <w:tab w:val="left" w:pos="1120"/>
+          <w:tab w:val="left" w:pos="1680"/>
+          <w:tab w:val="left" w:pos="2240"/>
+          <w:tab w:val="left" w:pos="2800"/>
+          <w:tab w:val="left" w:pos="3360"/>
+          <w:tab w:val="left" w:pos="3920"/>
+          <w:tab w:val="left" w:pos="4480"/>
+          <w:tab w:val="left" w:pos="5040"/>
+          <w:tab w:val="left" w:pos="5600"/>
+          <w:tab w:val="left" w:pos="6160"/>
+          <w:tab w:val="left" w:pos="6720"/>
+        </w:tabs>
+        <w:autoSpaceDE w:val="0"/>
+        <w:autoSpaceDN w:val="0"/>
+        <w:adjustRightInd w:val="0"/>
+        <w:spacing w:after="0" w:line="240" w:lineRule="auto"/>
+        <w:rPr>
+          <w:rFonts w:ascii="Menlo" w:hAnsi="Menlo" w:cs="Menlo"/>
+          <w:color w:val="000000"/>
+          <w:kern w:val="0"/>
+          <w:sz w:val="22"/>
+          <w:szCs w:val="22"/>
+          <w:lang w:val="en-US"/>
+        </w:rPr>
+      </w:pPr>
+      <w:r>
+        <w:rPr>
+          <w:rFonts w:ascii="Menlo" w:hAnsi="Menlo" w:cs="Menlo"/>
+          <w:color w:val="000000"/>
+          <w:kern w:val="0"/>
+          <w:sz w:val="22"/>
+          <w:szCs w:val="22"/>
+          <w:lang w:val="en-US"/>
+        </w:rPr>
+        <w:t xml:space="preserve">  ├─────────────────────────────┼───────────────────────────────────────┤</w:t>
+      </w:r>
+    </w:p>
+    <w:p>
+      <w:pPr>
+        <w:tabs>
+          <w:tab w:val="left" w:pos="560"/>
+          <w:tab w:val="left" w:pos="1120"/>
+          <w:tab w:val="left" w:pos="1680"/>
+          <w:tab w:val="left" w:pos="2240"/>
+          <w:tab w:val="left" w:pos="2800"/>
+          <w:tab w:val="left" w:pos="3360"/>
+          <w:tab w:val="left" w:pos="3920"/>
+          <w:tab w:val="left" w:pos="4480"/>
+          <w:tab w:val="left" w:pos="5040"/>
+          <w:tab w:val="left" w:pos="5600"/>
+          <w:tab w:val="left" w:pos="6160"/>
+          <w:tab w:val="left" w:pos="6720"/>
+        </w:tabs>
+        <w:autoSpaceDE w:val="0"/>
+        <w:autoSpaceDN w:val="0"/>
+        <w:adjustRightInd w:val="0"/>
+        <w:spacing w:after="0" w:line="240" w:lineRule="auto"/>
+        <w:rPr>
+          <w:rFonts w:ascii="Menlo" w:hAnsi="Menlo" w:cs="Menlo"/>
+          <w:color w:val="000000"/>
+          <w:kern w:val="0"/>
+          <w:sz w:val="22"/>
+          <w:szCs w:val="22"/>
+          <w:lang w:val="en-US"/>
+        </w:rPr>
+      </w:pPr>
+      <w:r>
+        <w:rPr>
+          <w:rFonts w:ascii="Menlo" w:hAnsi="Menlo" w:cs="Menlo"/>
+          <w:color w:val="000000"/>
+          <w:kern w:val="0"/>
+          <w:sz w:val="22"/>
+          <w:szCs w:val="22"/>
+          <w:lang w:val="en-US"/>
+        </w:rPr>
+        <w:t xml:space="preserve">  │ Modern French (1990s–2020s) │ Historical French (1973–1993)         │</w:t>
+      </w:r>
+    </w:p>
+    <w:p>
+      <w:pPr>
+        <w:tabs>
+          <w:tab w:val="left" w:pos="560"/>
+          <w:tab w:val="left" w:pos="1120"/>
+          <w:tab w:val="left" w:pos="1680"/>
+          <w:tab w:val="left" w:pos="2240"/>
+          <w:tab w:val="left" w:pos="2800"/>
+          <w:tab w:val="left" w:pos="3360"/>
+          <w:tab w:val="left" w:pos="3920"/>
+          <w:tab w:val="left" w:pos="4480"/>
+          <w:tab w:val="left" w:pos="5040"/>
+          <w:tab w:val="left" w:pos="5600"/>
+          <w:tab w:val="left" w:pos="6160"/>
+          <w:tab w:val="left" w:pos="6720"/>
+        </w:tabs>
+        <w:autoSpaceDE w:val="0"/>
+        <w:autoSpaceDN w:val="0"/>
+        <w:adjustRightInd w:val="0"/>
+        <w:spacing w:after="0" w:line="240" w:lineRule="auto"/>
+        <w:rPr>
+          <w:rFonts w:ascii="Menlo" w:hAnsi="Menlo" w:cs="Menlo"/>
+          <w:color w:val="000000"/>
+          <w:kern w:val="0"/>
+          <w:sz w:val="22"/>
+          <w:szCs w:val="22"/>
+          <w:lang w:val="en-US"/>
+        </w:rPr>
+      </w:pPr>
+      <w:r>
+        <w:rPr>
+          <w:rFonts w:ascii="Menlo" w:hAnsi="Menlo" w:cs="Menlo"/>
+          <w:color w:val="000000"/>
+          <w:kern w:val="0"/>
+          <w:sz w:val="22"/>
+          <w:szCs w:val="22"/>
+          <w:lang w:val="en-US"/>
+        </w:rPr>
+        <w:t xml:space="preserve">  ├─────────────────────────────┼───────────────────────────────────────┤</w:t>
+      </w:r>
+    </w:p>
+    <w:p>
+      <w:pPr>
+        <w:tabs>
+          <w:tab w:val="left" w:pos="560"/>
+          <w:tab w:val="left" w:pos="1120"/>
+          <w:tab w:val="left" w:pos="1680"/>
+          <w:tab w:val="left" w:pos="2240"/>
+          <w:tab w:val="left" w:pos="2800"/>
+          <w:tab w:val="left" w:pos="3360"/>
+          <w:tab w:val="left" w:pos="3920"/>
+          <w:tab w:val="left" w:pos="4480"/>
+          <w:tab w:val="left" w:pos="5040"/>
+          <w:tab w:val="left" w:pos="5600"/>
+          <w:tab w:val="left" w:pos="6160"/>
+          <w:tab w:val="left" w:pos="6720"/>
+        </w:tabs>
+        <w:autoSpaceDE w:val="0"/>
+        <w:autoSpaceDN w:val="0"/>
+        <w:adjustRightInd w:val="0"/>
+        <w:spacing w:after="0" w:line="240" w:lineRule="auto"/>
+        <w:rPr>
+          <w:rFonts w:ascii="Menlo" w:hAnsi="Menlo" w:cs="Menlo"/>
+          <w:color w:val="000000"/>
+          <w:kern w:val="0"/>
+          <w:sz w:val="22"/>
+          <w:szCs w:val="22"/>
+          <w:lang w:val="en-US"/>
+        </w:rPr>
+      </w:pPr>
+      <w:r>
+        <w:rPr>
+          <w:rFonts w:ascii="Menlo" w:hAnsi="Menlo" w:cs="Menlo"/>
+          <w:color w:val="000000"/>
+          <w:kern w:val="0"/>
+          <w:sz w:val="22"/>
+          <w:szCs w:val="22"/>
+          <w:lang w:val="en-US"/>
+        </w:rPr>
+        <w:t xml:space="preserve">  │ Web text, Wikipedia, news   │ Political manifestos, formal register │       </w:t>
+      </w:r>
+    </w:p>
+    <w:p>
+      <w:pPr>
+        <w:tabs>
+          <w:tab w:val="left" w:pos="560"/>
+          <w:tab w:val="left" w:pos="1120"/>
+          <w:tab w:val="left" w:pos="1680"/>
+          <w:tab w:val="left" w:pos="2240"/>
+          <w:tab w:val="left" w:pos="2800"/>
+          <w:tab w:val="left" w:pos="3360"/>
+          <w:tab w:val="left" w:pos="3920"/>
+          <w:tab w:val="left" w:pos="4480"/>
+          <w:tab w:val="left" w:pos="5040"/>
+          <w:tab w:val="left" w:pos="5600"/>
+          <w:tab w:val="left" w:pos="6160"/>
+          <w:tab w:val="left" w:pos="6720"/>
+        </w:tabs>
+        <w:autoSpaceDE w:val="0"/>
+        <w:autoSpaceDN w:val="0"/>
+        <w:adjustRightInd w:val="0"/>
+        <w:spacing w:after="0" w:line="240" w:lineRule="auto"/>
+        <w:rPr>
+          <w:rFonts w:ascii="Menlo" w:hAnsi="Menlo" w:cs="Menlo"/>
+          <w:color w:val="000000"/>
+          <w:kern w:val="0"/>
+          <w:sz w:val="22"/>
+          <w:szCs w:val="22"/>
+          <w:lang w:val="en-US"/>
+        </w:rPr>
+      </w:pPr>
+      <w:r>
+        <w:rPr>
+          <w:rFonts w:ascii="Menlo" w:hAnsi="Menlo" w:cs="Menlo"/>
+          <w:color w:val="000000"/>
+          <w:kern w:val="0"/>
+          <w:sz w:val="22"/>
+          <w:szCs w:val="22"/>
+          <w:lang w:val="en-US"/>
+        </w:rPr>
+        <w:t xml:space="preserve">  ├─────────────────────────────┼───────────────────────────────────────┤       </w:t>
+      </w:r>
+    </w:p>
+    <w:p>
+      <w:pPr>
+        <w:tabs>
+          <w:tab w:val="left" w:pos="560"/>
+          <w:tab w:val="left" w:pos="1120"/>
+          <w:tab w:val="left" w:pos="1680"/>
+          <w:tab w:val="left" w:pos="2240"/>
+          <w:tab w:val="left" w:pos="2800"/>
+          <w:tab w:val="left" w:pos="3360"/>
+          <w:tab w:val="left" w:pos="3920"/>
+          <w:tab w:val="left" w:pos="4480"/>
+          <w:tab w:val="left" w:pos="5040"/>
+          <w:tab w:val="left" w:pos="5600"/>
+          <w:tab w:val="left" w:pos="6160"/>
+          <w:tab w:val="left" w:pos="6720"/>
+        </w:tabs>
+        <w:autoSpaceDE w:val="0"/>
+        <w:autoSpaceDN w:val="0"/>
+        <w:adjustRightInd w:val="0"/>
+        <w:spacing w:after="0" w:line="240" w:lineRule="auto"/>
+        <w:rPr>
+          <w:rFonts w:ascii="Menlo" w:hAnsi="Menlo" w:cs="Menlo"/>
+          <w:color w:val="000000"/>
+          <w:kern w:val="0"/>
+          <w:sz w:val="22"/>
+          <w:szCs w:val="22"/>
+          <w:lang w:val="en-US"/>
+        </w:rPr>
+      </w:pPr>
+      <w:r>
+        <w:rPr>
+          <w:rFonts w:ascii="Menlo" w:hAnsi="Menlo" w:cs="Menlo"/>
+          <w:color w:val="000000"/>
+          <w:kern w:val="0"/>
+          <w:sz w:val="22"/>
+          <w:szCs w:val="22"/>
+          <w:lang w:val="en-US"/>
+        </w:rPr>
+        <w:t xml:space="preserve">  │ Clean digital text          │ </w:t>
+      </w:r>
+      <w:proofErr w:type="spellStart"/>
+      <w:r>
+        <w:rPr>
+          <w:rFonts w:ascii="Menlo" w:hAnsi="Menlo" w:cs="Menlo"/>
+          <w:color w:val="000000"/>
+          <w:kern w:val="0"/>
+          <w:sz w:val="22"/>
+          <w:szCs w:val="22"/>
+          <w:lang w:val="en-US"/>
+        </w:rPr>
+        <w:t>OCR'd</w:t>
+      </w:r>
+      <w:proofErr w:type="spellEnd"/>
+      <w:r>
+        <w:rPr>
+          <w:rFonts w:ascii="Menlo" w:hAnsi="Menlo" w:cs="Menlo"/>
+          <w:color w:val="000000"/>
+          <w:kern w:val="0"/>
+          <w:sz w:val="22"/>
+          <w:szCs w:val="22"/>
+          <w:lang w:val="en-US"/>
+        </w:rPr>
+        <w:t xml:space="preserve"> scanned documents               │       </w:t>
+      </w:r>
+    </w:p>
+    <w:p>
+      <w:pPr>
+        <w:tabs>
+          <w:tab w:val="left" w:pos="560"/>
+          <w:tab w:val="left" w:pos="1120"/>
+          <w:tab w:val="left" w:pos="1680"/>
+          <w:tab w:val="left" w:pos="2240"/>
+          <w:tab w:val="left" w:pos="2800"/>
+          <w:tab w:val="left" w:pos="3360"/>
+          <w:tab w:val="left" w:pos="3920"/>
+          <w:tab w:val="left" w:pos="4480"/>
+          <w:tab w:val="left" w:pos="5040"/>
+          <w:tab w:val="left" w:pos="5600"/>
+          <w:tab w:val="left" w:pos="6160"/>
+          <w:tab w:val="left" w:pos="6720"/>
+        </w:tabs>
+        <w:autoSpaceDE w:val="0"/>
+        <w:autoSpaceDN w:val="0"/>
+        <w:adjustRightInd w:val="0"/>
+        <w:spacing w:after="0" w:line="240" w:lineRule="auto"/>
+        <w:rPr>
+          <w:rFonts w:ascii="Menlo" w:hAnsi="Menlo" w:cs="Menlo"/>
+          <w:color w:val="000000"/>
+          <w:kern w:val="0"/>
+          <w:sz w:val="22"/>
+          <w:szCs w:val="22"/>
+          <w:lang w:val="en-US"/>
+        </w:rPr>
+      </w:pPr>
+      <w:r>
+        <w:rPr>
+          <w:rFonts w:ascii="Menlo" w:hAnsi="Menlo" w:cs="Menlo"/>
+          <w:color w:val="000000"/>
+          <w:kern w:val="0"/>
+          <w:sz w:val="22"/>
+          <w:szCs w:val="22"/>
+          <w:lang w:val="en-US"/>
+        </w:rPr>
+        <w:t xml:space="preserve">  └─────────────────────────────┴───────────────────────────────────────┘       </w:t>
+      </w:r>
+    </w:p>
+    <w:p>
+      <w:pPr>
+        <w:tabs>
+          <w:tab w:val="left" w:pos="560"/>
+          <w:tab w:val="left" w:pos="1120"/>
+          <w:tab w:val="left" w:pos="1680"/>
+          <w:tab w:val="left" w:pos="2240"/>
+          <w:tab w:val="left" w:pos="2800"/>
+          <w:tab w:val="left" w:pos="3360"/>
+          <w:tab w:val="left" w:pos="3920"/>
+          <w:tab w:val="left" w:pos="4480"/>
+          <w:tab w:val="left" w:pos="5040"/>
+          <w:tab w:val="left" w:pos="5600"/>
+          <w:tab w:val="left" w:pos="6160"/>
+          <w:tab w:val="left" w:pos="6720"/>
+        </w:tabs>
+        <w:autoSpaceDE w:val="0"/>
+        <w:autoSpaceDN w:val="0"/>
+        <w:adjustRightInd w:val="0"/>
+        <w:spacing w:after="0" w:line="240" w:lineRule="auto"/>
+        <w:rPr>
+          <w:rFonts w:ascii="Menlo" w:hAnsi="Menlo" w:cs="Menlo"/>
+          <w:color w:val="000000"/>
+          <w:kern w:val="0"/>
+          <w:sz w:val="22"/>
+          <w:szCs w:val="22"/>
+          <w:lang w:val="en-US"/>
+        </w:rPr>
+      </w:pPr>
+      <w:r>
+        <w:rPr>
+          <w:rFonts w:ascii="Menlo" w:hAnsi="Menlo" w:cs="Menlo"/>
+          <w:color w:val="000000"/>
+          <w:kern w:val="0"/>
+          <w:sz w:val="22"/>
+          <w:szCs w:val="22"/>
+          <w:lang w:val="en-US"/>
+        </w:rPr>
+        <w:t xml:space="preserve">                  </w:t>
+      </w:r>
+    </w:p>
+    <w:p>
+      <w:pPr>
+        <w:tabs>
+          <w:tab w:val="left" w:pos="560"/>
+          <w:tab w:val="left" w:pos="1120"/>
+          <w:tab w:val="left" w:pos="1680"/>
+          <w:tab w:val="left" w:pos="2240"/>
+          <w:tab w:val="left" w:pos="2800"/>
+          <w:tab w:val="left" w:pos="3360"/>
+          <w:tab w:val="left" w:pos="3920"/>
+          <w:tab w:val="left" w:pos="4480"/>
+          <w:tab w:val="left" w:pos="5040"/>
+          <w:tab w:val="left" w:pos="5600"/>
+          <w:tab w:val="left" w:pos="6160"/>
+          <w:tab w:val="left" w:pos="6720"/>
+        </w:tabs>
+        <w:autoSpaceDE w:val="0"/>
+        <w:autoSpaceDN w:val="0"/>
+        <w:adjustRightInd w:val="0"/>
+        <w:spacing w:after="0" w:line="240" w:lineRule="auto"/>
+        <w:rPr>
+          <w:rFonts w:ascii="Menlo" w:hAnsi="Menlo" w:cs="Menlo"/>
+          <w:color w:val="000000"/>
+          <w:kern w:val="0"/>
+          <w:sz w:val="22"/>
+          <w:szCs w:val="22"/>
+          <w:lang w:val="en-US"/>
+        </w:rPr>
+      </w:pPr>
+      <w:r>
+        <w:rPr>
+          <w:rFonts w:ascii="Menlo" w:hAnsi="Menlo" w:cs="Menlo"/>
+          <w:color w:val="000000"/>
+          <w:kern w:val="0"/>
+          <w:sz w:val="22"/>
+          <w:szCs w:val="22"/>
+          <w:lang w:val="en-US"/>
+        </w:rPr>
+        <w:t xml:space="preserve">  </w:t>
+      </w:r>
+      <w:r>
+        <w:rPr>
+          <w:rFonts w:ascii="Menlo" w:hAnsi="Menlo" w:cs="Menlo"/>
+          <w:b/>
+          <w:bCs/>
+          <w:color w:val="000000"/>
+          <w:kern w:val="0"/>
+          <w:sz w:val="22"/>
+          <w:szCs w:val="22"/>
+          <w:lang w:val="en-US"/>
+        </w:rPr>
+        <w:t>The honest answer:</w:t>
+      </w:r>
+      <w:r>
+        <w:rPr>
+          <w:rFonts w:ascii="Menlo" w:hAnsi="Menlo" w:cs="Menlo"/>
+          <w:color w:val="000000"/>
+          <w:kern w:val="0"/>
+          <w:sz w:val="22"/>
+          <w:szCs w:val="22"/>
+          <w:lang w:val="en-US"/>
+        </w:rPr>
+        <w:t xml:space="preserve"> </w:t>
+      </w:r>
+      <w:proofErr w:type="spellStart"/>
+      <w:r>
+        <w:rPr>
+          <w:rFonts w:ascii="Menlo" w:hAnsi="Menlo" w:cs="Menlo"/>
+          <w:color w:val="000000"/>
+          <w:kern w:val="0"/>
+          <w:sz w:val="22"/>
+          <w:szCs w:val="22"/>
+          <w:lang w:val="en-US"/>
+        </w:rPr>
+        <w:t>CamemBERT</w:t>
+      </w:r>
+      <w:proofErr w:type="spellEnd"/>
+      <w:r>
+        <w:rPr>
+          <w:rFonts w:ascii="Menlo" w:hAnsi="Menlo" w:cs="Menlo"/>
+          <w:color w:val="000000"/>
+          <w:kern w:val="0"/>
+          <w:sz w:val="22"/>
+          <w:szCs w:val="22"/>
+          <w:lang w:val="en-US"/>
+        </w:rPr>
+        <w:t xml:space="preserve"> will do a reasonable job because person names in </w:t>
+      </w:r>
+    </w:p>
+    <w:p>
+      <w:pPr>
+        <w:tabs>
+          <w:tab w:val="left" w:pos="560"/>
+          <w:tab w:val="left" w:pos="1120"/>
+          <w:tab w:val="left" w:pos="1680"/>
+          <w:tab w:val="left" w:pos="2240"/>
+          <w:tab w:val="left" w:pos="2800"/>
+          <w:tab w:val="left" w:pos="3360"/>
+          <w:tab w:val="left" w:pos="3920"/>
+          <w:tab w:val="left" w:pos="4480"/>
+          <w:tab w:val="left" w:pos="5040"/>
+          <w:tab w:val="left" w:pos="5600"/>
+          <w:tab w:val="left" w:pos="6160"/>
+          <w:tab w:val="left" w:pos="6720"/>
+        </w:tabs>
+        <w:autoSpaceDE w:val="0"/>
+        <w:autoSpaceDN w:val="0"/>
+        <w:adjustRightInd w:val="0"/>
+        <w:spacing w:after="0" w:line="240" w:lineRule="auto"/>
+        <w:rPr>
+          <w:rFonts w:ascii="Menlo" w:hAnsi="Menlo" w:cs="Menlo"/>
+          <w:color w:val="000000"/>
+          <w:kern w:val="0"/>
+          <w:sz w:val="22"/>
+          <w:szCs w:val="22"/>
+          <w:lang w:val="en-US"/>
+        </w:rPr>
+      </w:pPr>
+      <w:r>
+        <w:rPr>
+          <w:rFonts w:ascii="Menlo" w:hAnsi="Menlo" w:cs="Menlo"/>
+          <w:color w:val="000000"/>
+          <w:kern w:val="0"/>
+          <w:sz w:val="22"/>
+          <w:szCs w:val="22"/>
+          <w:lang w:val="en-US"/>
+        </w:rPr>
+        <w:lastRenderedPageBreak/>
+        <w:t xml:space="preserve">  French are relatively consistent across time and register — "De Gaulle",</w:t>
+      </w:r>
+    </w:p>
+    <w:p>
+      <w:pPr>
+        <w:tabs>
+          <w:tab w:val="left" w:pos="560"/>
+          <w:tab w:val="left" w:pos="1120"/>
+          <w:tab w:val="left" w:pos="1680"/>
+          <w:tab w:val="left" w:pos="2240"/>
+          <w:tab w:val="left" w:pos="2800"/>
+          <w:tab w:val="left" w:pos="3360"/>
+          <w:tab w:val="left" w:pos="3920"/>
+          <w:tab w:val="left" w:pos="4480"/>
+          <w:tab w:val="left" w:pos="5040"/>
+          <w:tab w:val="left" w:pos="5600"/>
+          <w:tab w:val="left" w:pos="6160"/>
+          <w:tab w:val="left" w:pos="6720"/>
+        </w:tabs>
+        <w:autoSpaceDE w:val="0"/>
+        <w:autoSpaceDN w:val="0"/>
+        <w:adjustRightInd w:val="0"/>
+        <w:spacing w:after="0" w:line="240" w:lineRule="auto"/>
+        <w:rPr>
+          <w:rFonts w:ascii="Menlo" w:hAnsi="Menlo" w:cs="Menlo"/>
+          <w:color w:val="000000"/>
+          <w:kern w:val="0"/>
+          <w:sz w:val="22"/>
+          <w:szCs w:val="22"/>
+          <w:lang w:val="en-US"/>
+        </w:rPr>
+      </w:pPr>
+      <w:r>
+        <w:rPr>
+          <w:rFonts w:ascii="Menlo" w:hAnsi="Menlo" w:cs="Menlo"/>
+          <w:color w:val="000000"/>
+          <w:kern w:val="0"/>
+          <w:sz w:val="22"/>
+          <w:szCs w:val="22"/>
+          <w:lang w:val="en-US"/>
+        </w:rPr>
+        <w:t xml:space="preserve">  "Mitterrand", "Simone Veil" look the same in 1978 as in Wikipedia. But it was </w:t>
+      </w:r>
+    </w:p>
+    <w:p>
+      <w:pPr>
+        <w:tabs>
+          <w:tab w:val="left" w:pos="560"/>
+          <w:tab w:val="left" w:pos="1120"/>
+          <w:tab w:val="left" w:pos="1680"/>
+          <w:tab w:val="left" w:pos="2240"/>
+          <w:tab w:val="left" w:pos="2800"/>
+          <w:tab w:val="left" w:pos="3360"/>
+          <w:tab w:val="left" w:pos="3920"/>
+          <w:tab w:val="left" w:pos="4480"/>
+          <w:tab w:val="left" w:pos="5040"/>
+          <w:tab w:val="left" w:pos="5600"/>
+          <w:tab w:val="left" w:pos="6160"/>
+          <w:tab w:val="left" w:pos="6720"/>
+        </w:tabs>
+        <w:autoSpaceDE w:val="0"/>
+        <w:autoSpaceDN w:val="0"/>
+        <w:adjustRightInd w:val="0"/>
+        <w:spacing w:after="0" w:line="240" w:lineRule="auto"/>
+        <w:rPr>
+          <w:rFonts w:ascii="Menlo" w:hAnsi="Menlo" w:cs="Menlo"/>
+          <w:color w:val="000000"/>
+          <w:kern w:val="0"/>
+          <w:sz w:val="22"/>
+          <w:szCs w:val="22"/>
+          <w:lang w:val="en-US"/>
+        </w:rPr>
+      </w:pPr>
+      <w:r>
+        <w:rPr>
+          <w:rFonts w:ascii="Menlo" w:hAnsi="Menlo" w:cs="Menlo"/>
+          <w:color w:val="000000"/>
+          <w:kern w:val="0"/>
+          <w:sz w:val="22"/>
+          <w:szCs w:val="22"/>
+          <w:lang w:val="en-US"/>
+        </w:rPr>
+        <w:t xml:space="preserve">  not specifically designed for this corpus.</w:t>
+      </w:r>
+    </w:p>
+    <w:p>
+      <w:pPr>
+        <w:tabs>
+          <w:tab w:val="left" w:pos="560"/>
+          <w:tab w:val="left" w:pos="1120"/>
+          <w:tab w:val="left" w:pos="1680"/>
+          <w:tab w:val="left" w:pos="2240"/>
+          <w:tab w:val="left" w:pos="2800"/>
+          <w:tab w:val="left" w:pos="3360"/>
+          <w:tab w:val="left" w:pos="3920"/>
+          <w:tab w:val="left" w:pos="4480"/>
+          <w:tab w:val="left" w:pos="5040"/>
+          <w:tab w:val="left" w:pos="5600"/>
+          <w:tab w:val="left" w:pos="6160"/>
+          <w:tab w:val="left" w:pos="6720"/>
+        </w:tabs>
+        <w:autoSpaceDE w:val="0"/>
+        <w:autoSpaceDN w:val="0"/>
+        <w:adjustRightInd w:val="0"/>
+        <w:spacing w:after="0" w:line="240" w:lineRule="auto"/>
+        <w:rPr>
+          <w:rFonts w:ascii="Menlo" w:hAnsi="Menlo" w:cs="Menlo"/>
+          <w:color w:val="000000"/>
+          <w:kern w:val="0"/>
+          <w:sz w:val="22"/>
+          <w:szCs w:val="22"/>
+          <w:lang w:val="en-US"/>
+        </w:rPr>
+      </w:pPr>
+    </w:p>
+    <w:p>
+      <w:pPr>
+        <w:tabs>
+          <w:tab w:val="left" w:pos="560"/>
+          <w:tab w:val="left" w:pos="1120"/>
+          <w:tab w:val="left" w:pos="1680"/>
+          <w:tab w:val="left" w:pos="2240"/>
+          <w:tab w:val="left" w:pos="2800"/>
+          <w:tab w:val="left" w:pos="3360"/>
+          <w:tab w:val="left" w:pos="3920"/>
+          <w:tab w:val="left" w:pos="4480"/>
+          <w:tab w:val="left" w:pos="5040"/>
+          <w:tab w:val="left" w:pos="5600"/>
+          <w:tab w:val="left" w:pos="6160"/>
+          <w:tab w:val="left" w:pos="6720"/>
+        </w:tabs>
+        <w:autoSpaceDE w:val="0"/>
+        <w:autoSpaceDN w:val="0"/>
+        <w:adjustRightInd w:val="0"/>
+        <w:spacing w:after="0" w:line="240" w:lineRule="auto"/>
+        <w:rPr>
+          <w:rFonts w:ascii="Menlo" w:hAnsi="Menlo" w:cs="Menlo"/>
+          <w:color w:val="000000"/>
+          <w:kern w:val="0"/>
+          <w:sz w:val="22"/>
+          <w:szCs w:val="22"/>
+          <w:lang w:val="en-US"/>
+        </w:rPr>
+      </w:pPr>
+      <w:r>
+        <w:rPr>
+          <w:rFonts w:ascii="Menlo" w:hAnsi="Menlo" w:cs="Menlo"/>
+          <w:color w:val="000000"/>
+          <w:kern w:val="0"/>
+          <w:sz w:val="22"/>
+          <w:szCs w:val="22"/>
+          <w:lang w:val="en-US"/>
+        </w:rPr>
+        <w:t xml:space="preserve">  </w:t>
+      </w:r>
+      <w:r>
+        <w:rPr>
+          <w:rFonts w:ascii="Menlo" w:hAnsi="Menlo" w:cs="Menlo"/>
+          <w:b/>
+          <w:bCs/>
+          <w:color w:val="000000"/>
+          <w:kern w:val="0"/>
+          <w:sz w:val="22"/>
+          <w:szCs w:val="22"/>
+          <w:lang w:val="en-US"/>
+        </w:rPr>
+        <w:t xml:space="preserve">For your paper this is </w:t>
+      </w:r>
+      <w:proofErr w:type="gramStart"/>
+      <w:r>
+        <w:rPr>
+          <w:rFonts w:ascii="Menlo" w:hAnsi="Menlo" w:cs="Menlo"/>
+          <w:b/>
+          <w:bCs/>
+          <w:color w:val="000000"/>
+          <w:kern w:val="0"/>
+          <w:sz w:val="22"/>
+          <w:szCs w:val="22"/>
+          <w:lang w:val="en-US"/>
+        </w:rPr>
+        <w:t>actually useful</w:t>
+      </w:r>
+      <w:proofErr w:type="gramEnd"/>
+      <w:r>
+        <w:rPr>
+          <w:rFonts w:ascii="Menlo" w:hAnsi="Menlo" w:cs="Menlo"/>
+          <w:b/>
+          <w:bCs/>
+          <w:color w:val="000000"/>
+          <w:kern w:val="0"/>
+          <w:sz w:val="22"/>
+          <w:szCs w:val="22"/>
+          <w:lang w:val="en-US"/>
+        </w:rPr>
+        <w:t>:</w:t>
+      </w:r>
+      <w:r>
+        <w:rPr>
+          <w:rFonts w:ascii="Menlo" w:hAnsi="Menlo" w:cs="Menlo"/>
+          <w:color w:val="000000"/>
+          <w:kern w:val="0"/>
+          <w:sz w:val="22"/>
+          <w:szCs w:val="22"/>
+          <w:lang w:val="en-US"/>
+        </w:rPr>
+        <w:t xml:space="preserve"> you can frame the NER evaluation step </w:t>
+      </w:r>
+    </w:p>
+    <w:p>
+      <w:pPr>
+        <w:tabs>
+          <w:tab w:val="left" w:pos="560"/>
+          <w:tab w:val="left" w:pos="1120"/>
+          <w:tab w:val="left" w:pos="1680"/>
+          <w:tab w:val="left" w:pos="2240"/>
+          <w:tab w:val="left" w:pos="2800"/>
+          <w:tab w:val="left" w:pos="3360"/>
+          <w:tab w:val="left" w:pos="3920"/>
+          <w:tab w:val="left" w:pos="4480"/>
+          <w:tab w:val="left" w:pos="5040"/>
+          <w:tab w:val="left" w:pos="5600"/>
+          <w:tab w:val="left" w:pos="6160"/>
+          <w:tab w:val="left" w:pos="6720"/>
+        </w:tabs>
+        <w:autoSpaceDE w:val="0"/>
+        <w:autoSpaceDN w:val="0"/>
+        <w:adjustRightInd w:val="0"/>
+        <w:spacing w:after="0" w:line="240" w:lineRule="auto"/>
+        <w:rPr>
+          <w:rFonts w:ascii="Menlo" w:hAnsi="Menlo" w:cs="Menlo"/>
+          <w:color w:val="000000"/>
+          <w:kern w:val="0"/>
+          <w:sz w:val="22"/>
+          <w:szCs w:val="22"/>
+          <w:lang w:val="en-US"/>
+        </w:rPr>
+      </w:pPr>
+      <w:r>
+        <w:rPr>
+          <w:rFonts w:ascii="Menlo" w:hAnsi="Menlo" w:cs="Menlo"/>
+          <w:color w:val="000000"/>
+          <w:kern w:val="0"/>
+          <w:sz w:val="22"/>
+          <w:szCs w:val="22"/>
+          <w:lang w:val="en-US"/>
+        </w:rPr>
+        <w:t xml:space="preserve">  as testing how well a general-purpose French NER model transfers </w:t>
+      </w:r>
+      <w:proofErr w:type="gramStart"/>
+      <w:r>
+        <w:rPr>
+          <w:rFonts w:ascii="Menlo" w:hAnsi="Menlo" w:cs="Menlo"/>
+          <w:color w:val="000000"/>
+          <w:kern w:val="0"/>
+          <w:sz w:val="22"/>
+          <w:szCs w:val="22"/>
+          <w:lang w:val="en-US"/>
+        </w:rPr>
+        <w:t>to</w:t>
+      </w:r>
+      <w:proofErr w:type="gramEnd"/>
+      <w:r>
+        <w:rPr>
+          <w:rFonts w:ascii="Menlo" w:hAnsi="Menlo" w:cs="Menlo"/>
+          <w:color w:val="000000"/>
+          <w:kern w:val="0"/>
+          <w:sz w:val="22"/>
+          <w:szCs w:val="22"/>
+          <w:lang w:val="en-US"/>
+        </w:rPr>
+        <w:t xml:space="preserve"> historical</w:t>
+      </w:r>
+    </w:p>
+    <w:p>
+      <w:pPr>
+        <w:tabs>
+          <w:tab w:val="left" w:pos="560"/>
+          <w:tab w:val="left" w:pos="1120"/>
+          <w:tab w:val="left" w:pos="1680"/>
+          <w:tab w:val="left" w:pos="2240"/>
+          <w:tab w:val="left" w:pos="2800"/>
+          <w:tab w:val="left" w:pos="3360"/>
+          <w:tab w:val="left" w:pos="3920"/>
+          <w:tab w:val="left" w:pos="4480"/>
+          <w:tab w:val="left" w:pos="5040"/>
+          <w:tab w:val="left" w:pos="5600"/>
+          <w:tab w:val="left" w:pos="6160"/>
+          <w:tab w:val="left" w:pos="6720"/>
+        </w:tabs>
+        <w:autoSpaceDE w:val="0"/>
+        <w:autoSpaceDN w:val="0"/>
+        <w:adjustRightInd w:val="0"/>
+        <w:spacing w:after="0" w:line="240" w:lineRule="auto"/>
+        <w:rPr>
+          <w:rFonts w:ascii="Menlo" w:hAnsi="Menlo" w:cs="Menlo"/>
+          <w:color w:val="000000"/>
+          <w:kern w:val="0"/>
+          <w:sz w:val="22"/>
+          <w:szCs w:val="22"/>
+          <w:lang w:val="en-US"/>
+        </w:rPr>
+      </w:pPr>
+      <w:r>
+        <w:rPr>
+          <w:rFonts w:ascii="Menlo" w:hAnsi="Menlo" w:cs="Menlo"/>
+          <w:color w:val="000000"/>
+          <w:kern w:val="0"/>
+          <w:sz w:val="22"/>
+          <w:szCs w:val="22"/>
+          <w:lang w:val="en-US"/>
+        </w:rPr>
+        <w:t xml:space="preserve">   political text — that's a legitimate research contribution in itself.  </w:t>
+      </w:r>
     </w:p>
     <w:p/>
     <w:sectPr>
@@ -17120,6 +19842,7 @@
   <w:style w:type="paragraph" w:default="1" w:styleId="Normal">
     <w:name w:val="Normal"/>
     <w:qFormat/>
+    <w:rsid w:val="000950EE"/>
   </w:style>
   <w:style w:type="paragraph" w:styleId="Heading1">
     <w:name w:val="heading 1"/>

--- a/Plan.docx
+++ b/Plan.docx
@@ -15463,6 +15463,16 @@
       </w:r>
     </w:p>
     <w:p>
+      <w:pPr>
+        <w:rPr>
+          <w:rFonts w:ascii="Menlo" w:hAnsi="Menlo" w:cs="Menlo"/>
+          <w:color w:val="000000"/>
+          <w:kern w:val="0"/>
+          <w:sz w:val="22"/>
+          <w:szCs w:val="22"/>
+          <w:lang w:val="en-US"/>
+        </w:rPr>
+      </w:pPr>
       <w:r>
         <w:rPr>
           <w:rFonts w:ascii="Menlo" w:hAnsi="Menlo" w:cs="Menlo"/>
@@ -15473,6 +15483,6893 @@
           <w:lang w:val="en-US"/>
         </w:rPr>
         <w:t xml:space="preserve">  male political discourse: they constructed a distinct political world, anchored in feminism, humanism, and anti-capitalism.</w:t>
+      </w:r>
+    </w:p>
+    <w:p>
+      <w:pPr>
+        <w:rPr>
+          <w:rFonts w:ascii="Menlo" w:hAnsi="Menlo" w:cs="Menlo"/>
+          <w:color w:val="000000"/>
+          <w:kern w:val="0"/>
+          <w:sz w:val="22"/>
+          <w:szCs w:val="22"/>
+          <w:lang w:val="en-US"/>
+        </w:rPr>
+      </w:pPr>
+    </w:p>
+    <w:p>
+      <w:pPr>
+        <w:rPr>
+          <w:rFonts w:ascii="Menlo" w:hAnsi="Menlo" w:cs="Menlo"/>
+          <w:color w:val="000000"/>
+          <w:kern w:val="0"/>
+          <w:sz w:val="22"/>
+          <w:szCs w:val="22"/>
+          <w:lang w:val="en-US"/>
+        </w:rPr>
+      </w:pPr>
+    </w:p>
+    <w:p>
+      <w:pPr>
+        <w:rPr>
+          <w:rFonts w:ascii="Menlo" w:hAnsi="Menlo" w:cs="Menlo"/>
+          <w:color w:val="000000"/>
+          <w:kern w:val="0"/>
+          <w:sz w:val="22"/>
+          <w:szCs w:val="22"/>
+          <w:lang w:val="en-US"/>
+        </w:rPr>
+      </w:pPr>
+    </w:p>
+    <w:p>
+      <w:pPr>
+        <w:tabs>
+          <w:tab w:val="left" w:pos="560"/>
+          <w:tab w:val="left" w:pos="1120"/>
+          <w:tab w:val="left" w:pos="1680"/>
+          <w:tab w:val="left" w:pos="2240"/>
+          <w:tab w:val="left" w:pos="2800"/>
+          <w:tab w:val="left" w:pos="3360"/>
+          <w:tab w:val="left" w:pos="3920"/>
+          <w:tab w:val="left" w:pos="4480"/>
+          <w:tab w:val="left" w:pos="5040"/>
+          <w:tab w:val="left" w:pos="5600"/>
+          <w:tab w:val="left" w:pos="6160"/>
+          <w:tab w:val="left" w:pos="6720"/>
+        </w:tabs>
+        <w:autoSpaceDE w:val="0"/>
+        <w:autoSpaceDN w:val="0"/>
+        <w:adjustRightInd w:val="0"/>
+        <w:spacing w:after="0" w:line="240" w:lineRule="auto"/>
+        <w:rPr>
+          <w:rFonts w:ascii="Menlo" w:hAnsi="Menlo" w:cs="Menlo"/>
+          <w:color w:val="000000"/>
+          <w:kern w:val="0"/>
+          <w:sz w:val="22"/>
+          <w:szCs w:val="22"/>
+          <w:lang w:val="en-US"/>
+        </w:rPr>
+      </w:pPr>
+      <w:r>
+        <w:rPr>
+          <w:rFonts w:ascii="Menlo" w:hAnsi="Menlo" w:cs="Menlo"/>
+          <w:color w:val="000000"/>
+          <w:kern w:val="0"/>
+          <w:sz w:val="22"/>
+          <w:szCs w:val="22"/>
+          <w:lang w:val="en-US"/>
+        </w:rPr>
+        <w:t xml:space="preserve">  </w:t>
+      </w:r>
+      <w:r>
+        <w:rPr>
+          <w:rFonts w:ascii="Menlo" w:hAnsi="Menlo" w:cs="Menlo"/>
+          <w:color w:val="999999"/>
+          <w:kern w:val="0"/>
+          <w:sz w:val="22"/>
+          <w:szCs w:val="22"/>
+          <w:lang w:val="en-US"/>
+        </w:rPr>
+        <w:t>▎</w:t>
+      </w:r>
+      <w:r>
+        <w:rPr>
+          <w:rFonts w:ascii="Menlo" w:hAnsi="Menlo" w:cs="Menlo"/>
+          <w:color w:val="000000"/>
+          <w:kern w:val="0"/>
+          <w:sz w:val="22"/>
+          <w:szCs w:val="22"/>
+          <w:lang w:val="en-US"/>
+        </w:rPr>
+        <w:t xml:space="preserve"> </w:t>
+      </w:r>
+      <w:r>
+        <w:rPr>
+          <w:rFonts w:ascii="Menlo" w:hAnsi="Menlo" w:cs="Menlo"/>
+          <w:b/>
+          <w:bCs/>
+          <w:i/>
+          <w:iCs/>
+          <w:color w:val="000000"/>
+          <w:kern w:val="0"/>
+          <w:sz w:val="22"/>
+          <w:szCs w:val="22"/>
+          <w:lang w:val="en-US"/>
+        </w:rPr>
+        <w:t>Potential gender bias in resolution:</w:t>
+      </w:r>
+      <w:r>
+        <w:rPr>
+          <w:rFonts w:ascii="Menlo" w:hAnsi="Menlo" w:cs="Menlo"/>
+          <w:i/>
+          <w:iCs/>
+          <w:color w:val="000000"/>
+          <w:kern w:val="0"/>
+          <w:sz w:val="22"/>
+          <w:szCs w:val="22"/>
+          <w:lang w:val="en-US"/>
+        </w:rPr>
+        <w:t xml:space="preserve"> </w:t>
+      </w:r>
+      <w:proofErr w:type="spellStart"/>
+      <w:r>
+        <w:rPr>
+          <w:rFonts w:ascii="Menlo" w:hAnsi="Menlo" w:cs="Menlo"/>
+          <w:i/>
+          <w:iCs/>
+          <w:color w:val="000000"/>
+          <w:kern w:val="0"/>
+          <w:sz w:val="22"/>
+          <w:szCs w:val="22"/>
+          <w:lang w:val="en-US"/>
+        </w:rPr>
+        <w:t>Wikidata's</w:t>
+      </w:r>
+      <w:proofErr w:type="spellEnd"/>
+      <w:r>
+        <w:rPr>
+          <w:rFonts w:ascii="Menlo" w:hAnsi="Menlo" w:cs="Menlo"/>
+          <w:i/>
+          <w:iCs/>
+          <w:color w:val="000000"/>
+          <w:kern w:val="0"/>
+          <w:sz w:val="22"/>
+          <w:szCs w:val="22"/>
+          <w:lang w:val="en-US"/>
+        </w:rPr>
+        <w:t xml:space="preserve"> known gender gap means female </w:t>
+      </w:r>
+    </w:p>
+    <w:p>
+      <w:pPr>
+        <w:tabs>
+          <w:tab w:val="left" w:pos="560"/>
+          <w:tab w:val="left" w:pos="1120"/>
+          <w:tab w:val="left" w:pos="1680"/>
+          <w:tab w:val="left" w:pos="2240"/>
+          <w:tab w:val="left" w:pos="2800"/>
+          <w:tab w:val="left" w:pos="3360"/>
+          <w:tab w:val="left" w:pos="3920"/>
+          <w:tab w:val="left" w:pos="4480"/>
+          <w:tab w:val="left" w:pos="5040"/>
+          <w:tab w:val="left" w:pos="5600"/>
+          <w:tab w:val="left" w:pos="6160"/>
+          <w:tab w:val="left" w:pos="6720"/>
+        </w:tabs>
+        <w:autoSpaceDE w:val="0"/>
+        <w:autoSpaceDN w:val="0"/>
+        <w:adjustRightInd w:val="0"/>
+        <w:spacing w:after="0" w:line="240" w:lineRule="auto"/>
+        <w:rPr>
+          <w:rFonts w:ascii="Menlo" w:hAnsi="Menlo" w:cs="Menlo"/>
+          <w:color w:val="000000"/>
+          <w:kern w:val="0"/>
+          <w:sz w:val="22"/>
+          <w:szCs w:val="22"/>
+          <w:lang w:val="en-US"/>
+        </w:rPr>
+      </w:pPr>
+      <w:r>
+        <w:rPr>
+          <w:rFonts w:ascii="Menlo" w:hAnsi="Menlo" w:cs="Menlo"/>
+          <w:color w:val="000000"/>
+          <w:kern w:val="0"/>
+          <w:sz w:val="22"/>
+          <w:szCs w:val="22"/>
+          <w:lang w:val="en-US"/>
+        </w:rPr>
+        <w:t xml:space="preserve">  </w:t>
+      </w:r>
+      <w:r>
+        <w:rPr>
+          <w:rFonts w:ascii="Menlo" w:hAnsi="Menlo" w:cs="Menlo"/>
+          <w:color w:val="999999"/>
+          <w:kern w:val="0"/>
+          <w:sz w:val="22"/>
+          <w:szCs w:val="22"/>
+          <w:lang w:val="en-US"/>
+        </w:rPr>
+        <w:t>▎</w:t>
+      </w:r>
+      <w:r>
+        <w:rPr>
+          <w:rFonts w:ascii="Menlo" w:hAnsi="Menlo" w:cs="Menlo"/>
+          <w:color w:val="000000"/>
+          <w:kern w:val="0"/>
+          <w:sz w:val="22"/>
+          <w:szCs w:val="22"/>
+          <w:lang w:val="en-US"/>
+        </w:rPr>
+        <w:t xml:space="preserve"> </w:t>
+      </w:r>
+      <w:r>
+        <w:rPr>
+          <w:rFonts w:ascii="Menlo" w:hAnsi="Menlo" w:cs="Menlo"/>
+          <w:i/>
+          <w:iCs/>
+          <w:color w:val="000000"/>
+          <w:kern w:val="0"/>
+          <w:sz w:val="22"/>
+          <w:szCs w:val="22"/>
+          <w:lang w:val="en-US"/>
+        </w:rPr>
+        <w:t>figures — especially those with regional rather than national prominence — are</w:t>
+      </w:r>
+    </w:p>
+    <w:p>
+      <w:pPr>
+        <w:tabs>
+          <w:tab w:val="left" w:pos="560"/>
+          <w:tab w:val="left" w:pos="1120"/>
+          <w:tab w:val="left" w:pos="1680"/>
+          <w:tab w:val="left" w:pos="2240"/>
+          <w:tab w:val="left" w:pos="2800"/>
+          <w:tab w:val="left" w:pos="3360"/>
+          <w:tab w:val="left" w:pos="3920"/>
+          <w:tab w:val="left" w:pos="4480"/>
+          <w:tab w:val="left" w:pos="5040"/>
+          <w:tab w:val="left" w:pos="5600"/>
+          <w:tab w:val="left" w:pos="6160"/>
+          <w:tab w:val="left" w:pos="6720"/>
+        </w:tabs>
+        <w:autoSpaceDE w:val="0"/>
+        <w:autoSpaceDN w:val="0"/>
+        <w:adjustRightInd w:val="0"/>
+        <w:spacing w:after="0" w:line="240" w:lineRule="auto"/>
+        <w:rPr>
+          <w:rFonts w:ascii="Menlo" w:hAnsi="Menlo" w:cs="Menlo"/>
+          <w:color w:val="000000"/>
+          <w:kern w:val="0"/>
+          <w:sz w:val="22"/>
+          <w:szCs w:val="22"/>
+          <w:lang w:val="en-US"/>
+        </w:rPr>
+      </w:pPr>
+      <w:r>
+        <w:rPr>
+          <w:rFonts w:ascii="Menlo" w:hAnsi="Menlo" w:cs="Menlo"/>
+          <w:color w:val="000000"/>
+          <w:kern w:val="0"/>
+          <w:sz w:val="22"/>
+          <w:szCs w:val="22"/>
+          <w:lang w:val="en-US"/>
+        </w:rPr>
+        <w:t xml:space="preserve">  </w:t>
+      </w:r>
+      <w:proofErr w:type="gramStart"/>
+      <w:r>
+        <w:rPr>
+          <w:rFonts w:ascii="Menlo" w:hAnsi="Menlo" w:cs="Menlo"/>
+          <w:color w:val="999999"/>
+          <w:kern w:val="0"/>
+          <w:sz w:val="22"/>
+          <w:szCs w:val="22"/>
+          <w:lang w:val="en-US"/>
+        </w:rPr>
+        <w:t>▎</w:t>
+      </w:r>
+      <w:r>
+        <w:rPr>
+          <w:rFonts w:ascii="Menlo" w:hAnsi="Menlo" w:cs="Menlo"/>
+          <w:color w:val="000000"/>
+          <w:kern w:val="0"/>
+          <w:sz w:val="22"/>
+          <w:szCs w:val="22"/>
+          <w:lang w:val="en-US"/>
+        </w:rPr>
+        <w:t xml:space="preserve"> </w:t>
+      </w:r>
+      <w:r>
+        <w:rPr>
+          <w:rFonts w:ascii="Menlo" w:hAnsi="Menlo" w:cs="Menlo"/>
+          <w:i/>
+          <w:iCs/>
+          <w:color w:val="000000"/>
+          <w:kern w:val="0"/>
+          <w:sz w:val="22"/>
+          <w:szCs w:val="22"/>
+          <w:lang w:val="en-US"/>
+        </w:rPr>
+        <w:t xml:space="preserve"> less</w:t>
+      </w:r>
+      <w:proofErr w:type="gramEnd"/>
+      <w:r>
+        <w:rPr>
+          <w:rFonts w:ascii="Menlo" w:hAnsi="Menlo" w:cs="Menlo"/>
+          <w:i/>
+          <w:iCs/>
+          <w:color w:val="000000"/>
+          <w:kern w:val="0"/>
+          <w:sz w:val="22"/>
+          <w:szCs w:val="22"/>
+          <w:lang w:val="en-US"/>
+        </w:rPr>
+        <w:t xml:space="preserve"> likely to appear in the knowledge base. The 49.8% overall resolution </w:t>
+      </w:r>
+    </w:p>
+    <w:p>
+      <w:pPr>
+        <w:tabs>
+          <w:tab w:val="left" w:pos="560"/>
+          <w:tab w:val="left" w:pos="1120"/>
+          <w:tab w:val="left" w:pos="1680"/>
+          <w:tab w:val="left" w:pos="2240"/>
+          <w:tab w:val="left" w:pos="2800"/>
+          <w:tab w:val="left" w:pos="3360"/>
+          <w:tab w:val="left" w:pos="3920"/>
+          <w:tab w:val="left" w:pos="4480"/>
+          <w:tab w:val="left" w:pos="5040"/>
+          <w:tab w:val="left" w:pos="5600"/>
+          <w:tab w:val="left" w:pos="6160"/>
+          <w:tab w:val="left" w:pos="6720"/>
+        </w:tabs>
+        <w:autoSpaceDE w:val="0"/>
+        <w:autoSpaceDN w:val="0"/>
+        <w:adjustRightInd w:val="0"/>
+        <w:spacing w:after="0" w:line="240" w:lineRule="auto"/>
+        <w:rPr>
+          <w:rFonts w:ascii="Menlo" w:hAnsi="Menlo" w:cs="Menlo"/>
+          <w:color w:val="000000"/>
+          <w:kern w:val="0"/>
+          <w:sz w:val="22"/>
+          <w:szCs w:val="22"/>
+          <w:lang w:val="en-US"/>
+        </w:rPr>
+      </w:pPr>
+      <w:r>
+        <w:rPr>
+          <w:rFonts w:ascii="Menlo" w:hAnsi="Menlo" w:cs="Menlo"/>
+          <w:color w:val="000000"/>
+          <w:kern w:val="0"/>
+          <w:sz w:val="22"/>
+          <w:szCs w:val="22"/>
+          <w:lang w:val="en-US"/>
+        </w:rPr>
+        <w:t xml:space="preserve">  </w:t>
+      </w:r>
+      <w:r>
+        <w:rPr>
+          <w:rFonts w:ascii="Menlo" w:hAnsi="Menlo" w:cs="Menlo"/>
+          <w:color w:val="999999"/>
+          <w:kern w:val="0"/>
+          <w:sz w:val="22"/>
+          <w:szCs w:val="22"/>
+          <w:lang w:val="en-US"/>
+        </w:rPr>
+        <w:t>▎</w:t>
+      </w:r>
+      <w:r>
+        <w:rPr>
+          <w:rFonts w:ascii="Menlo" w:hAnsi="Menlo" w:cs="Menlo"/>
+          <w:color w:val="000000"/>
+          <w:kern w:val="0"/>
+          <w:sz w:val="22"/>
+          <w:szCs w:val="22"/>
+          <w:lang w:val="en-US"/>
+        </w:rPr>
+        <w:t xml:space="preserve"> </w:t>
+      </w:r>
+      <w:r>
+        <w:rPr>
+          <w:rFonts w:ascii="Menlo" w:hAnsi="Menlo" w:cs="Menlo"/>
+          <w:i/>
+          <w:iCs/>
+          <w:color w:val="000000"/>
+          <w:kern w:val="0"/>
+          <w:sz w:val="22"/>
+          <w:szCs w:val="22"/>
+          <w:lang w:val="en-US"/>
+        </w:rPr>
+        <w:t>rate may therefore under-count women relative to men. A robustness check using</w:t>
+      </w:r>
+    </w:p>
+    <w:p>
+      <w:pPr>
+        <w:tabs>
+          <w:tab w:val="left" w:pos="560"/>
+          <w:tab w:val="left" w:pos="1120"/>
+          <w:tab w:val="left" w:pos="1680"/>
+          <w:tab w:val="left" w:pos="2240"/>
+          <w:tab w:val="left" w:pos="2800"/>
+          <w:tab w:val="left" w:pos="3360"/>
+          <w:tab w:val="left" w:pos="3920"/>
+          <w:tab w:val="left" w:pos="4480"/>
+          <w:tab w:val="left" w:pos="5040"/>
+          <w:tab w:val="left" w:pos="5600"/>
+          <w:tab w:val="left" w:pos="6160"/>
+          <w:tab w:val="left" w:pos="6720"/>
+        </w:tabs>
+        <w:autoSpaceDE w:val="0"/>
+        <w:autoSpaceDN w:val="0"/>
+        <w:adjustRightInd w:val="0"/>
+        <w:spacing w:after="0" w:line="240" w:lineRule="auto"/>
+        <w:rPr>
+          <w:rFonts w:ascii="Menlo" w:hAnsi="Menlo" w:cs="Menlo"/>
+          <w:color w:val="000000"/>
+          <w:kern w:val="0"/>
+          <w:sz w:val="22"/>
+          <w:szCs w:val="22"/>
+          <w:lang w:val="en-US"/>
+        </w:rPr>
+      </w:pPr>
+      <w:r>
+        <w:rPr>
+          <w:rFonts w:ascii="Menlo" w:hAnsi="Menlo" w:cs="Menlo"/>
+          <w:color w:val="000000"/>
+          <w:kern w:val="0"/>
+          <w:sz w:val="22"/>
+          <w:szCs w:val="22"/>
+          <w:lang w:val="en-US"/>
+        </w:rPr>
+        <w:t xml:space="preserve">  </w:t>
+      </w:r>
+      <w:proofErr w:type="gramStart"/>
+      <w:r>
+        <w:rPr>
+          <w:rFonts w:ascii="Menlo" w:hAnsi="Menlo" w:cs="Menlo"/>
+          <w:color w:val="999999"/>
+          <w:kern w:val="0"/>
+          <w:sz w:val="22"/>
+          <w:szCs w:val="22"/>
+          <w:lang w:val="en-US"/>
+        </w:rPr>
+        <w:t>▎</w:t>
+      </w:r>
+      <w:r>
+        <w:rPr>
+          <w:rFonts w:ascii="Menlo" w:hAnsi="Menlo" w:cs="Menlo"/>
+          <w:color w:val="000000"/>
+          <w:kern w:val="0"/>
+          <w:sz w:val="22"/>
+          <w:szCs w:val="22"/>
+          <w:lang w:val="en-US"/>
+        </w:rPr>
+        <w:t xml:space="preserve"> </w:t>
+      </w:r>
+      <w:r>
+        <w:rPr>
+          <w:rFonts w:ascii="Menlo" w:hAnsi="Menlo" w:cs="Menlo"/>
+          <w:i/>
+          <w:iCs/>
+          <w:color w:val="000000"/>
+          <w:kern w:val="0"/>
+          <w:sz w:val="22"/>
+          <w:szCs w:val="22"/>
+          <w:lang w:val="en-US"/>
+        </w:rPr>
+        <w:t xml:space="preserve"> a</w:t>
+      </w:r>
+      <w:proofErr w:type="gramEnd"/>
+      <w:r>
+        <w:rPr>
+          <w:rFonts w:ascii="Menlo" w:hAnsi="Menlo" w:cs="Menlo"/>
+          <w:i/>
+          <w:iCs/>
+          <w:color w:val="000000"/>
+          <w:kern w:val="0"/>
+          <w:sz w:val="22"/>
+          <w:szCs w:val="22"/>
+          <w:lang w:val="en-US"/>
+        </w:rPr>
+        <w:t xml:space="preserve"> name-gender classifier on the unresolved names is recommended before </w:t>
+      </w:r>
+    </w:p>
+    <w:p>
+      <w:pPr>
+        <w:rPr>
+          <w:rFonts w:ascii="Menlo" w:hAnsi="Menlo" w:cs="Menlo"/>
+          <w:i/>
+          <w:iCs/>
+          <w:color w:val="000000"/>
+          <w:kern w:val="0"/>
+          <w:sz w:val="22"/>
+          <w:szCs w:val="22"/>
+          <w:lang w:val="en-US"/>
+        </w:rPr>
+      </w:pPr>
+      <w:r>
+        <w:rPr>
+          <w:rFonts w:ascii="Menlo" w:hAnsi="Menlo" w:cs="Menlo"/>
+          <w:color w:val="000000"/>
+          <w:kern w:val="0"/>
+          <w:sz w:val="22"/>
+          <w:szCs w:val="22"/>
+          <w:lang w:val="en-US"/>
+        </w:rPr>
+        <w:t xml:space="preserve">  </w:t>
+      </w:r>
+      <w:r>
+        <w:rPr>
+          <w:rFonts w:ascii="Menlo" w:hAnsi="Menlo" w:cs="Menlo"/>
+          <w:color w:val="999999"/>
+          <w:kern w:val="0"/>
+          <w:sz w:val="22"/>
+          <w:szCs w:val="22"/>
+          <w:lang w:val="en-US"/>
+        </w:rPr>
+        <w:t>▎</w:t>
+      </w:r>
+      <w:r>
+        <w:rPr>
+          <w:rFonts w:ascii="Menlo" w:hAnsi="Menlo" w:cs="Menlo"/>
+          <w:color w:val="000000"/>
+          <w:kern w:val="0"/>
+          <w:sz w:val="22"/>
+          <w:szCs w:val="22"/>
+          <w:lang w:val="en-US"/>
+        </w:rPr>
+        <w:t xml:space="preserve"> </w:t>
+      </w:r>
+      <w:r>
+        <w:rPr>
+          <w:rFonts w:ascii="Menlo" w:hAnsi="Menlo" w:cs="Menlo"/>
+          <w:i/>
+          <w:iCs/>
+          <w:color w:val="000000"/>
+          <w:kern w:val="0"/>
+          <w:sz w:val="22"/>
+          <w:szCs w:val="22"/>
+          <w:lang w:val="en-US"/>
+        </w:rPr>
+        <w:t>drawing</w:t>
+      </w:r>
+      <w:r>
+        <w:rPr>
+          <w:rFonts w:ascii="Menlo" w:hAnsi="Menlo" w:cs="Menlo"/>
+          <w:color w:val="000000"/>
+          <w:kern w:val="0"/>
+          <w:sz w:val="22"/>
+          <w:szCs w:val="22"/>
+          <w:lang w:val="en-US"/>
+        </w:rPr>
+        <w:t xml:space="preserve"> </w:t>
+      </w:r>
+      <w:r>
+        <w:rPr>
+          <w:rFonts w:ascii="Menlo" w:hAnsi="Menlo" w:cs="Menlo"/>
+          <w:i/>
+          <w:iCs/>
+          <w:color w:val="000000"/>
+          <w:kern w:val="0"/>
+          <w:sz w:val="22"/>
+          <w:szCs w:val="22"/>
+          <w:lang w:val="en-US"/>
+        </w:rPr>
+        <w:t>distributional</w:t>
+      </w:r>
+      <w:r>
+        <w:rPr>
+          <w:rFonts w:ascii="Menlo" w:hAnsi="Menlo" w:cs="Menlo"/>
+          <w:color w:val="000000"/>
+          <w:kern w:val="0"/>
+          <w:sz w:val="22"/>
+          <w:szCs w:val="22"/>
+          <w:lang w:val="en-US"/>
+        </w:rPr>
+        <w:t xml:space="preserve"> </w:t>
+      </w:r>
+      <w:r>
+        <w:rPr>
+          <w:rFonts w:ascii="Menlo" w:hAnsi="Menlo" w:cs="Menlo"/>
+          <w:i/>
+          <w:iCs/>
+          <w:color w:val="000000"/>
+          <w:kern w:val="0"/>
+          <w:sz w:val="22"/>
+          <w:szCs w:val="22"/>
+          <w:lang w:val="en-US"/>
+        </w:rPr>
+        <w:t>conclusions.</w:t>
+      </w:r>
+      <w:r>
+        <w:t xml:space="preserve"> </w:t>
+      </w:r>
+      <w:r>
+        <w:rPr>
+          <w:rFonts w:ascii="Menlo" w:hAnsi="Menlo" w:cs="Menlo"/>
+          <w:i/>
+          <w:iCs/>
+          <w:color w:val="000000"/>
+          <w:kern w:val="0"/>
+          <w:sz w:val="22"/>
+          <w:szCs w:val="22"/>
+          <w:lang w:val="en-US"/>
+        </w:rPr>
+        <w:t>https://en.wikipedia.org/wiki/Gender_bias_on_Wikipedia</w:t>
+      </w:r>
+    </w:p>
+    <w:p>
+      <w:pPr>
+        <w:rPr>
+          <w:rFonts w:ascii="Menlo" w:hAnsi="Menlo" w:cs="Menlo"/>
+          <w:i/>
+          <w:iCs/>
+          <w:color w:val="000000"/>
+          <w:kern w:val="0"/>
+          <w:sz w:val="22"/>
+          <w:szCs w:val="22"/>
+          <w:lang w:val="en-US"/>
+        </w:rPr>
+      </w:pPr>
+    </w:p>
+    <w:p>
+      <w:pPr>
+        <w:tabs>
+          <w:tab w:val="left" w:pos="560"/>
+          <w:tab w:val="left" w:pos="1120"/>
+          <w:tab w:val="left" w:pos="1680"/>
+          <w:tab w:val="left" w:pos="2240"/>
+          <w:tab w:val="left" w:pos="2800"/>
+          <w:tab w:val="left" w:pos="3360"/>
+          <w:tab w:val="left" w:pos="3920"/>
+          <w:tab w:val="left" w:pos="4480"/>
+          <w:tab w:val="left" w:pos="5040"/>
+          <w:tab w:val="left" w:pos="5600"/>
+          <w:tab w:val="left" w:pos="6160"/>
+          <w:tab w:val="left" w:pos="6720"/>
+        </w:tabs>
+        <w:autoSpaceDE w:val="0"/>
+        <w:autoSpaceDN w:val="0"/>
+        <w:adjustRightInd w:val="0"/>
+        <w:spacing w:after="0" w:line="240" w:lineRule="auto"/>
+        <w:rPr>
+          <w:rFonts w:ascii="Menlo" w:hAnsi="Menlo" w:cs="Menlo"/>
+          <w:color w:val="000000"/>
+          <w:kern w:val="0"/>
+          <w:sz w:val="22"/>
+          <w:szCs w:val="22"/>
+          <w:lang w:val="en-US"/>
+        </w:rPr>
+      </w:pPr>
+      <w:r>
+        <w:rPr>
+          <w:rFonts w:ascii="Menlo" w:hAnsi="Menlo" w:cs="Menlo"/>
+          <w:b/>
+          <w:bCs/>
+          <w:color w:val="000000"/>
+          <w:kern w:val="0"/>
+          <w:sz w:val="22"/>
+          <w:szCs w:val="22"/>
+          <w:lang w:val="en-US"/>
+        </w:rPr>
+        <w:t>3. The existing numbers already hint at it</w:t>
+      </w:r>
+      <w:r>
+        <w:rPr>
+          <w:rFonts w:ascii="Menlo" w:hAnsi="Menlo" w:cs="Menlo"/>
+          <w:color w:val="000000"/>
+          <w:kern w:val="0"/>
+          <w:sz w:val="22"/>
+          <w:szCs w:val="22"/>
+          <w:lang w:val="en-US"/>
+        </w:rPr>
+        <w:t xml:space="preserve">                                      </w:t>
+      </w:r>
+    </w:p>
+    <w:p>
+      <w:pPr>
+        <w:tabs>
+          <w:tab w:val="left" w:pos="560"/>
+          <w:tab w:val="left" w:pos="1120"/>
+          <w:tab w:val="left" w:pos="1680"/>
+          <w:tab w:val="left" w:pos="2240"/>
+          <w:tab w:val="left" w:pos="2800"/>
+          <w:tab w:val="left" w:pos="3360"/>
+          <w:tab w:val="left" w:pos="3920"/>
+          <w:tab w:val="left" w:pos="4480"/>
+          <w:tab w:val="left" w:pos="5040"/>
+          <w:tab w:val="left" w:pos="5600"/>
+          <w:tab w:val="left" w:pos="6160"/>
+          <w:tab w:val="left" w:pos="6720"/>
+        </w:tabs>
+        <w:autoSpaceDE w:val="0"/>
+        <w:autoSpaceDN w:val="0"/>
+        <w:adjustRightInd w:val="0"/>
+        <w:spacing w:after="0" w:line="240" w:lineRule="auto"/>
+        <w:rPr>
+          <w:rFonts w:ascii="Menlo" w:hAnsi="Menlo" w:cs="Menlo"/>
+          <w:color w:val="000000"/>
+          <w:kern w:val="0"/>
+          <w:sz w:val="22"/>
+          <w:szCs w:val="22"/>
+          <w:lang w:val="en-US"/>
+        </w:rPr>
+      </w:pPr>
+      <w:r>
+        <w:rPr>
+          <w:rFonts w:ascii="Menlo" w:hAnsi="Menlo" w:cs="Menlo"/>
+          <w:color w:val="000000"/>
+          <w:kern w:val="0"/>
+          <w:sz w:val="22"/>
+          <w:szCs w:val="22"/>
+          <w:lang w:val="en-US"/>
+        </w:rPr>
+        <w:t xml:space="preserve">   </w:t>
+      </w:r>
+    </w:p>
+    <w:p>
+      <w:pPr>
+        <w:tabs>
+          <w:tab w:val="left" w:pos="560"/>
+          <w:tab w:val="left" w:pos="1120"/>
+          <w:tab w:val="left" w:pos="1680"/>
+          <w:tab w:val="left" w:pos="2240"/>
+          <w:tab w:val="left" w:pos="2800"/>
+          <w:tab w:val="left" w:pos="3360"/>
+          <w:tab w:val="left" w:pos="3920"/>
+          <w:tab w:val="left" w:pos="4480"/>
+          <w:tab w:val="left" w:pos="5040"/>
+          <w:tab w:val="left" w:pos="5600"/>
+          <w:tab w:val="left" w:pos="6160"/>
+          <w:tab w:val="left" w:pos="6720"/>
+        </w:tabs>
+        <w:autoSpaceDE w:val="0"/>
+        <w:autoSpaceDN w:val="0"/>
+        <w:adjustRightInd w:val="0"/>
+        <w:spacing w:after="0" w:line="240" w:lineRule="auto"/>
+        <w:rPr>
+          <w:rFonts w:ascii="Menlo" w:hAnsi="Menlo" w:cs="Menlo"/>
+          <w:color w:val="000000"/>
+          <w:kern w:val="0"/>
+          <w:sz w:val="22"/>
+          <w:szCs w:val="22"/>
+          <w:lang w:val="en-US"/>
+        </w:rPr>
+      </w:pPr>
+      <w:r>
+        <w:rPr>
+          <w:rFonts w:ascii="Menlo" w:hAnsi="Menlo" w:cs="Menlo"/>
+          <w:color w:val="000000"/>
+          <w:kern w:val="0"/>
+          <w:sz w:val="22"/>
+          <w:szCs w:val="22"/>
+          <w:lang w:val="en-US"/>
+        </w:rPr>
+        <w:t xml:space="preserve">  Of the resolved citations, </w:t>
+      </w:r>
+      <w:r>
+        <w:rPr>
+          <w:rFonts w:ascii="Menlo" w:hAnsi="Menlo" w:cs="Menlo"/>
+          <w:b/>
+          <w:bCs/>
+          <w:color w:val="000000"/>
+          <w:kern w:val="0"/>
+          <w:sz w:val="22"/>
+          <w:szCs w:val="22"/>
+          <w:lang w:val="en-US"/>
+        </w:rPr>
+        <w:t>93% are male</w:t>
+      </w:r>
+      <w:r>
+        <w:rPr>
+          <w:rFonts w:ascii="Menlo" w:hAnsi="Menlo" w:cs="Menlo"/>
+          <w:color w:val="000000"/>
+          <w:kern w:val="0"/>
+          <w:sz w:val="22"/>
+          <w:szCs w:val="22"/>
+          <w:lang w:val="en-US"/>
+        </w:rPr>
+        <w:t xml:space="preserve"> (30,995 vs. 2,337). Even if the         </w:t>
+      </w:r>
+    </w:p>
+    <w:p>
+      <w:pPr>
+        <w:tabs>
+          <w:tab w:val="left" w:pos="560"/>
+          <w:tab w:val="left" w:pos="1120"/>
+          <w:tab w:val="left" w:pos="1680"/>
+          <w:tab w:val="left" w:pos="2240"/>
+          <w:tab w:val="left" w:pos="2800"/>
+          <w:tab w:val="left" w:pos="3360"/>
+          <w:tab w:val="left" w:pos="3920"/>
+          <w:tab w:val="left" w:pos="4480"/>
+          <w:tab w:val="left" w:pos="5040"/>
+          <w:tab w:val="left" w:pos="5600"/>
+          <w:tab w:val="left" w:pos="6160"/>
+          <w:tab w:val="left" w:pos="6720"/>
+        </w:tabs>
+        <w:autoSpaceDE w:val="0"/>
+        <w:autoSpaceDN w:val="0"/>
+        <w:adjustRightInd w:val="0"/>
+        <w:spacing w:after="0" w:line="240" w:lineRule="auto"/>
+        <w:rPr>
+          <w:rFonts w:ascii="Menlo" w:hAnsi="Menlo" w:cs="Menlo"/>
+          <w:color w:val="000000"/>
+          <w:kern w:val="0"/>
+          <w:sz w:val="22"/>
+          <w:szCs w:val="22"/>
+          <w:lang w:val="en-US"/>
+        </w:rPr>
+      </w:pPr>
+      <w:r>
+        <w:rPr>
+          <w:rFonts w:ascii="Menlo" w:hAnsi="Menlo" w:cs="Menlo"/>
+          <w:color w:val="000000"/>
+          <w:kern w:val="0"/>
+          <w:sz w:val="22"/>
+          <w:szCs w:val="22"/>
+          <w:lang w:val="en-US"/>
+        </w:rPr>
+        <w:t xml:space="preserve">  underlying citations are </w:t>
+      </w:r>
+      <w:proofErr w:type="gramStart"/>
+      <w:r>
+        <w:rPr>
+          <w:rFonts w:ascii="Menlo" w:hAnsi="Menlo" w:cs="Menlo"/>
+          <w:color w:val="000000"/>
+          <w:kern w:val="0"/>
+          <w:sz w:val="22"/>
+          <w:szCs w:val="22"/>
+          <w:lang w:val="en-US"/>
+        </w:rPr>
+        <w:t>male-dominated</w:t>
+      </w:r>
+      <w:proofErr w:type="gramEnd"/>
+      <w:r>
+        <w:rPr>
+          <w:rFonts w:ascii="Menlo" w:hAnsi="Menlo" w:cs="Menlo"/>
+          <w:color w:val="000000"/>
+          <w:kern w:val="0"/>
+          <w:sz w:val="22"/>
+          <w:szCs w:val="22"/>
+          <w:lang w:val="en-US"/>
+        </w:rPr>
+        <w:t>, a ratio that extreme warrants scrutiny.</w:t>
+      </w:r>
+    </w:p>
+    <w:p>
+      <w:pPr>
+        <w:tabs>
+          <w:tab w:val="left" w:pos="560"/>
+          <w:tab w:val="left" w:pos="1120"/>
+          <w:tab w:val="left" w:pos="1680"/>
+          <w:tab w:val="left" w:pos="2240"/>
+          <w:tab w:val="left" w:pos="2800"/>
+          <w:tab w:val="left" w:pos="3360"/>
+          <w:tab w:val="left" w:pos="3920"/>
+          <w:tab w:val="left" w:pos="4480"/>
+          <w:tab w:val="left" w:pos="5040"/>
+          <w:tab w:val="left" w:pos="5600"/>
+          <w:tab w:val="left" w:pos="6160"/>
+          <w:tab w:val="left" w:pos="6720"/>
+        </w:tabs>
+        <w:autoSpaceDE w:val="0"/>
+        <w:autoSpaceDN w:val="0"/>
+        <w:adjustRightInd w:val="0"/>
+        <w:spacing w:after="0" w:line="240" w:lineRule="auto"/>
+        <w:rPr>
+          <w:rFonts w:ascii="Menlo" w:hAnsi="Menlo" w:cs="Menlo"/>
+          <w:color w:val="000000"/>
+          <w:kern w:val="0"/>
+          <w:sz w:val="22"/>
+          <w:szCs w:val="22"/>
+          <w:lang w:val="en-US"/>
+        </w:rPr>
+      </w:pPr>
+      <w:r>
+        <w:rPr>
+          <w:rFonts w:ascii="Menlo" w:hAnsi="Menlo" w:cs="Menlo"/>
+          <w:color w:val="000000"/>
+          <w:kern w:val="0"/>
+          <w:sz w:val="22"/>
+          <w:szCs w:val="22"/>
+          <w:lang w:val="en-US"/>
+        </w:rPr>
+        <w:t xml:space="preserve">   You can frame it explicitly:                                                   </w:t>
+      </w:r>
+    </w:p>
+    <w:p>
+      <w:pPr>
+        <w:tabs>
+          <w:tab w:val="left" w:pos="560"/>
+          <w:tab w:val="left" w:pos="1120"/>
+          <w:tab w:val="left" w:pos="1680"/>
+          <w:tab w:val="left" w:pos="2240"/>
+          <w:tab w:val="left" w:pos="2800"/>
+          <w:tab w:val="left" w:pos="3360"/>
+          <w:tab w:val="left" w:pos="3920"/>
+          <w:tab w:val="left" w:pos="4480"/>
+          <w:tab w:val="left" w:pos="5040"/>
+          <w:tab w:val="left" w:pos="5600"/>
+          <w:tab w:val="left" w:pos="6160"/>
+          <w:tab w:val="left" w:pos="6720"/>
+        </w:tabs>
+        <w:autoSpaceDE w:val="0"/>
+        <w:autoSpaceDN w:val="0"/>
+        <w:adjustRightInd w:val="0"/>
+        <w:spacing w:after="0" w:line="240" w:lineRule="auto"/>
+        <w:rPr>
+          <w:rFonts w:ascii="Menlo" w:hAnsi="Menlo" w:cs="Menlo"/>
+          <w:color w:val="000000"/>
+          <w:kern w:val="0"/>
+          <w:sz w:val="22"/>
+          <w:szCs w:val="22"/>
+          <w:lang w:val="en-US"/>
+        </w:rPr>
+      </w:pPr>
+      <w:r>
+        <w:rPr>
+          <w:rFonts w:ascii="Menlo" w:hAnsi="Menlo" w:cs="Menlo"/>
+          <w:color w:val="000000"/>
+          <w:kern w:val="0"/>
+          <w:sz w:val="22"/>
+          <w:szCs w:val="22"/>
+          <w:lang w:val="en-US"/>
+        </w:rPr>
+        <w:t xml:space="preserve">                  </w:t>
+      </w:r>
+    </w:p>
+    <w:p>
+      <w:pPr>
+        <w:tabs>
+          <w:tab w:val="left" w:pos="560"/>
+          <w:tab w:val="left" w:pos="1120"/>
+          <w:tab w:val="left" w:pos="1680"/>
+          <w:tab w:val="left" w:pos="2240"/>
+          <w:tab w:val="left" w:pos="2800"/>
+          <w:tab w:val="left" w:pos="3360"/>
+          <w:tab w:val="left" w:pos="3920"/>
+          <w:tab w:val="left" w:pos="4480"/>
+          <w:tab w:val="left" w:pos="5040"/>
+          <w:tab w:val="left" w:pos="5600"/>
+          <w:tab w:val="left" w:pos="6160"/>
+          <w:tab w:val="left" w:pos="6720"/>
+        </w:tabs>
+        <w:autoSpaceDE w:val="0"/>
+        <w:autoSpaceDN w:val="0"/>
+        <w:adjustRightInd w:val="0"/>
+        <w:spacing w:after="0" w:line="240" w:lineRule="auto"/>
+        <w:rPr>
+          <w:rFonts w:ascii="Menlo" w:hAnsi="Menlo" w:cs="Menlo"/>
+          <w:color w:val="000000"/>
+          <w:kern w:val="0"/>
+          <w:sz w:val="22"/>
+          <w:szCs w:val="22"/>
+          <w:lang w:val="en-US"/>
+        </w:rPr>
+      </w:pPr>
+      <w:r>
+        <w:rPr>
+          <w:rFonts w:ascii="Menlo" w:hAnsi="Menlo" w:cs="Menlo"/>
+          <w:color w:val="000000"/>
+          <w:kern w:val="0"/>
+          <w:sz w:val="22"/>
+          <w:szCs w:val="22"/>
+          <w:lang w:val="en-US"/>
+        </w:rPr>
+        <w:t xml:space="preserve">  </w:t>
+      </w:r>
+      <w:r>
+        <w:rPr>
+          <w:rFonts w:ascii="Menlo" w:hAnsi="Menlo" w:cs="Menlo"/>
+          <w:color w:val="999999"/>
+          <w:kern w:val="0"/>
+          <w:sz w:val="22"/>
+          <w:szCs w:val="22"/>
+          <w:lang w:val="en-US"/>
+        </w:rPr>
+        <w:t>▎</w:t>
+      </w:r>
+      <w:r>
+        <w:rPr>
+          <w:rFonts w:ascii="Menlo" w:hAnsi="Menlo" w:cs="Menlo"/>
+          <w:color w:val="000000"/>
+          <w:kern w:val="0"/>
+          <w:sz w:val="22"/>
+          <w:szCs w:val="22"/>
+          <w:lang w:val="en-US"/>
+        </w:rPr>
+        <w:t xml:space="preserve"> </w:t>
+      </w:r>
+      <w:r>
+        <w:rPr>
+          <w:rFonts w:ascii="Menlo" w:hAnsi="Menlo" w:cs="Menlo"/>
+          <w:i/>
+          <w:iCs/>
+          <w:color w:val="000000"/>
+          <w:kern w:val="0"/>
+          <w:sz w:val="22"/>
+          <w:szCs w:val="22"/>
+          <w:lang w:val="en-US"/>
+        </w:rPr>
+        <w:t xml:space="preserve">The resolution rate alone cannot confirm whether women are systematically </w:t>
+      </w:r>
+      <w:r>
+        <w:rPr>
+          <w:rFonts w:ascii="Menlo" w:hAnsi="Menlo" w:cs="Menlo"/>
+          <w:color w:val="000000"/>
+          <w:kern w:val="0"/>
+          <w:sz w:val="22"/>
+          <w:szCs w:val="22"/>
+          <w:lang w:val="en-US"/>
+        </w:rPr>
+        <w:t xml:space="preserve">    </w:t>
+      </w:r>
+    </w:p>
+    <w:p>
+      <w:pPr>
+        <w:tabs>
+          <w:tab w:val="left" w:pos="560"/>
+          <w:tab w:val="left" w:pos="1120"/>
+          <w:tab w:val="left" w:pos="1680"/>
+          <w:tab w:val="left" w:pos="2240"/>
+          <w:tab w:val="left" w:pos="2800"/>
+          <w:tab w:val="left" w:pos="3360"/>
+          <w:tab w:val="left" w:pos="3920"/>
+          <w:tab w:val="left" w:pos="4480"/>
+          <w:tab w:val="left" w:pos="5040"/>
+          <w:tab w:val="left" w:pos="5600"/>
+          <w:tab w:val="left" w:pos="6160"/>
+          <w:tab w:val="left" w:pos="6720"/>
+        </w:tabs>
+        <w:autoSpaceDE w:val="0"/>
+        <w:autoSpaceDN w:val="0"/>
+        <w:adjustRightInd w:val="0"/>
+        <w:spacing w:after="0" w:line="240" w:lineRule="auto"/>
+        <w:rPr>
+          <w:rFonts w:ascii="Menlo" w:hAnsi="Menlo" w:cs="Menlo"/>
+          <w:color w:val="000000"/>
+          <w:kern w:val="0"/>
+          <w:sz w:val="22"/>
+          <w:szCs w:val="22"/>
+          <w:lang w:val="en-US"/>
+        </w:rPr>
+      </w:pPr>
+      <w:r>
+        <w:rPr>
+          <w:rFonts w:ascii="Menlo" w:hAnsi="Menlo" w:cs="Menlo"/>
+          <w:color w:val="000000"/>
+          <w:kern w:val="0"/>
+          <w:sz w:val="22"/>
+          <w:szCs w:val="22"/>
+          <w:lang w:val="en-US"/>
+        </w:rPr>
+        <w:t xml:space="preserve">  </w:t>
+      </w:r>
+      <w:r>
+        <w:rPr>
+          <w:rFonts w:ascii="Menlo" w:hAnsi="Menlo" w:cs="Menlo"/>
+          <w:color w:val="999999"/>
+          <w:kern w:val="0"/>
+          <w:sz w:val="22"/>
+          <w:szCs w:val="22"/>
+          <w:lang w:val="en-US"/>
+        </w:rPr>
+        <w:t>▎</w:t>
+      </w:r>
+      <w:r>
+        <w:rPr>
+          <w:rFonts w:ascii="Menlo" w:hAnsi="Menlo" w:cs="Menlo"/>
+          <w:color w:val="000000"/>
+          <w:kern w:val="0"/>
+          <w:sz w:val="22"/>
+          <w:szCs w:val="22"/>
+          <w:lang w:val="en-US"/>
+        </w:rPr>
+        <w:t xml:space="preserve"> </w:t>
+      </w:r>
+      <w:r>
+        <w:rPr>
+          <w:rFonts w:ascii="Menlo" w:hAnsi="Menlo" w:cs="Menlo"/>
+          <w:i/>
+          <w:iCs/>
+          <w:color w:val="000000"/>
+          <w:kern w:val="0"/>
+          <w:sz w:val="22"/>
+          <w:szCs w:val="22"/>
+          <w:lang w:val="en-US"/>
+        </w:rPr>
+        <w:t xml:space="preserve">missed. However, the 93:7 male-to-female ratio among resolved citations </w:t>
+      </w:r>
+    </w:p>
+    <w:p>
+      <w:pPr>
+        <w:tabs>
+          <w:tab w:val="left" w:pos="560"/>
+          <w:tab w:val="left" w:pos="1120"/>
+          <w:tab w:val="left" w:pos="1680"/>
+          <w:tab w:val="left" w:pos="2240"/>
+          <w:tab w:val="left" w:pos="2800"/>
+          <w:tab w:val="left" w:pos="3360"/>
+          <w:tab w:val="left" w:pos="3920"/>
+          <w:tab w:val="left" w:pos="4480"/>
+          <w:tab w:val="left" w:pos="5040"/>
+          <w:tab w:val="left" w:pos="5600"/>
+          <w:tab w:val="left" w:pos="6160"/>
+          <w:tab w:val="left" w:pos="6720"/>
+        </w:tabs>
+        <w:autoSpaceDE w:val="0"/>
+        <w:autoSpaceDN w:val="0"/>
+        <w:adjustRightInd w:val="0"/>
+        <w:spacing w:after="0" w:line="240" w:lineRule="auto"/>
+        <w:rPr>
+          <w:rFonts w:ascii="Menlo" w:hAnsi="Menlo" w:cs="Menlo"/>
+          <w:color w:val="000000"/>
+          <w:kern w:val="0"/>
+          <w:sz w:val="22"/>
+          <w:szCs w:val="22"/>
+          <w:lang w:val="en-US"/>
+        </w:rPr>
+      </w:pPr>
+      <w:r>
+        <w:rPr>
+          <w:rFonts w:ascii="Menlo" w:hAnsi="Menlo" w:cs="Menlo"/>
+          <w:color w:val="000000"/>
+          <w:kern w:val="0"/>
+          <w:sz w:val="22"/>
+          <w:szCs w:val="22"/>
+          <w:lang w:val="en-US"/>
+        </w:rPr>
+        <w:t xml:space="preserve">  </w:t>
+      </w:r>
+      <w:r>
+        <w:rPr>
+          <w:rFonts w:ascii="Menlo" w:hAnsi="Menlo" w:cs="Menlo"/>
+          <w:color w:val="999999"/>
+          <w:kern w:val="0"/>
+          <w:sz w:val="22"/>
+          <w:szCs w:val="22"/>
+          <w:lang w:val="en-US"/>
+        </w:rPr>
+        <w:t>▎</w:t>
+      </w:r>
+      <w:r>
+        <w:rPr>
+          <w:rFonts w:ascii="Menlo" w:hAnsi="Menlo" w:cs="Menlo"/>
+          <w:color w:val="000000"/>
+          <w:kern w:val="0"/>
+          <w:sz w:val="22"/>
+          <w:szCs w:val="22"/>
+          <w:lang w:val="en-US"/>
+        </w:rPr>
+        <w:t xml:space="preserve"> </w:t>
+      </w:r>
+      <w:r>
+        <w:rPr>
+          <w:rFonts w:ascii="Menlo" w:hAnsi="Menlo" w:cs="Menlo"/>
+          <w:i/>
+          <w:iCs/>
+          <w:color w:val="000000"/>
+          <w:kern w:val="0"/>
+          <w:sz w:val="22"/>
+          <w:szCs w:val="22"/>
+          <w:lang w:val="en-US"/>
+        </w:rPr>
+        <w:t xml:space="preserve">suggests either a genuine citation imbalance or </w:t>
+      </w:r>
+      <w:proofErr w:type="spellStart"/>
+      <w:r>
+        <w:rPr>
+          <w:rFonts w:ascii="Menlo" w:hAnsi="Menlo" w:cs="Menlo"/>
+          <w:i/>
+          <w:iCs/>
+          <w:color w:val="000000"/>
+          <w:kern w:val="0"/>
+          <w:sz w:val="22"/>
+          <w:szCs w:val="22"/>
+          <w:lang w:val="en-US"/>
+        </w:rPr>
+        <w:t>Wikidata</w:t>
+      </w:r>
+      <w:proofErr w:type="spellEnd"/>
+      <w:r>
+        <w:rPr>
+          <w:rFonts w:ascii="Menlo" w:hAnsi="Menlo" w:cs="Menlo"/>
+          <w:i/>
+          <w:iCs/>
+          <w:color w:val="000000"/>
+          <w:kern w:val="0"/>
+          <w:sz w:val="22"/>
+          <w:szCs w:val="22"/>
+          <w:lang w:val="en-US"/>
+        </w:rPr>
+        <w:t xml:space="preserve"> under-coverage of </w:t>
+      </w:r>
+      <w:r>
+        <w:rPr>
+          <w:rFonts w:ascii="Menlo" w:hAnsi="Menlo" w:cs="Menlo"/>
+          <w:color w:val="000000"/>
+          <w:kern w:val="0"/>
+          <w:sz w:val="22"/>
+          <w:szCs w:val="22"/>
+          <w:lang w:val="en-US"/>
+        </w:rPr>
+        <w:t xml:space="preserve">   </w:t>
+      </w:r>
+    </w:p>
+    <w:p>
+      <w:pPr>
+        <w:tabs>
+          <w:tab w:val="left" w:pos="560"/>
+          <w:tab w:val="left" w:pos="1120"/>
+          <w:tab w:val="left" w:pos="1680"/>
+          <w:tab w:val="left" w:pos="2240"/>
+          <w:tab w:val="left" w:pos="2800"/>
+          <w:tab w:val="left" w:pos="3360"/>
+          <w:tab w:val="left" w:pos="3920"/>
+          <w:tab w:val="left" w:pos="4480"/>
+          <w:tab w:val="left" w:pos="5040"/>
+          <w:tab w:val="left" w:pos="5600"/>
+          <w:tab w:val="left" w:pos="6160"/>
+          <w:tab w:val="left" w:pos="6720"/>
+        </w:tabs>
+        <w:autoSpaceDE w:val="0"/>
+        <w:autoSpaceDN w:val="0"/>
+        <w:adjustRightInd w:val="0"/>
+        <w:spacing w:after="0" w:line="240" w:lineRule="auto"/>
+        <w:rPr>
+          <w:rFonts w:ascii="Menlo" w:hAnsi="Menlo" w:cs="Menlo"/>
+          <w:color w:val="000000"/>
+          <w:kern w:val="0"/>
+          <w:sz w:val="22"/>
+          <w:szCs w:val="22"/>
+          <w:lang w:val="en-US"/>
+        </w:rPr>
+      </w:pPr>
+      <w:r>
+        <w:rPr>
+          <w:rFonts w:ascii="Menlo" w:hAnsi="Menlo" w:cs="Menlo"/>
+          <w:color w:val="000000"/>
+          <w:kern w:val="0"/>
+          <w:sz w:val="22"/>
+          <w:szCs w:val="22"/>
+          <w:lang w:val="en-US"/>
+        </w:rPr>
+        <w:t xml:space="preserve">  </w:t>
+      </w:r>
+      <w:r>
+        <w:rPr>
+          <w:rFonts w:ascii="Menlo" w:hAnsi="Menlo" w:cs="Menlo"/>
+          <w:color w:val="999999"/>
+          <w:kern w:val="0"/>
+          <w:sz w:val="22"/>
+          <w:szCs w:val="22"/>
+          <w:lang w:val="en-US"/>
+        </w:rPr>
+        <w:t>▎</w:t>
+      </w:r>
+      <w:r>
+        <w:rPr>
+          <w:rFonts w:ascii="Menlo" w:hAnsi="Menlo" w:cs="Menlo"/>
+          <w:color w:val="000000"/>
+          <w:kern w:val="0"/>
+          <w:sz w:val="22"/>
+          <w:szCs w:val="22"/>
+          <w:lang w:val="en-US"/>
+        </w:rPr>
+        <w:t xml:space="preserve"> </w:t>
+      </w:r>
+      <w:r>
+        <w:rPr>
+          <w:rFonts w:ascii="Menlo" w:hAnsi="Menlo" w:cs="Menlo"/>
+          <w:i/>
+          <w:iCs/>
+          <w:color w:val="000000"/>
+          <w:kern w:val="0"/>
+          <w:sz w:val="22"/>
+          <w:szCs w:val="22"/>
+          <w:lang w:val="en-US"/>
+        </w:rPr>
+        <w:t xml:space="preserve">women — consistent with known </w:t>
+      </w:r>
+      <w:proofErr w:type="spellStart"/>
+      <w:r>
+        <w:rPr>
+          <w:rFonts w:ascii="Menlo" w:hAnsi="Menlo" w:cs="Menlo"/>
+          <w:i/>
+          <w:iCs/>
+          <w:color w:val="000000"/>
+          <w:kern w:val="0"/>
+          <w:sz w:val="22"/>
+          <w:szCs w:val="22"/>
+          <w:lang w:val="en-US"/>
+        </w:rPr>
+        <w:t>Wikidata</w:t>
+      </w:r>
+      <w:proofErr w:type="spellEnd"/>
+      <w:r>
+        <w:rPr>
+          <w:rFonts w:ascii="Menlo" w:hAnsi="Menlo" w:cs="Menlo"/>
+          <w:i/>
+          <w:iCs/>
+          <w:color w:val="000000"/>
+          <w:kern w:val="0"/>
+          <w:sz w:val="22"/>
+          <w:szCs w:val="22"/>
+          <w:lang w:val="en-US"/>
+        </w:rPr>
+        <w:t xml:space="preserve"> gender-gap literature (roughly 20–25% </w:t>
+      </w:r>
+    </w:p>
+    <w:p>
+      <w:pPr>
+        <w:rPr>
+          <w:rFonts w:ascii="Menlo" w:hAnsi="Menlo" w:cs="Menlo"/>
+          <w:i/>
+          <w:iCs/>
+          <w:color w:val="000000"/>
+          <w:kern w:val="0"/>
+          <w:sz w:val="22"/>
+          <w:szCs w:val="22"/>
+          <w:lang w:val="en-US"/>
+        </w:rPr>
+      </w:pPr>
+      <w:r>
+        <w:rPr>
+          <w:rFonts w:ascii="Menlo" w:hAnsi="Menlo" w:cs="Menlo"/>
+          <w:color w:val="000000"/>
+          <w:kern w:val="0"/>
+          <w:sz w:val="22"/>
+          <w:szCs w:val="22"/>
+          <w:lang w:val="en-US"/>
+        </w:rPr>
+        <w:t xml:space="preserve">  </w:t>
+      </w:r>
+      <w:r>
+        <w:rPr>
+          <w:rFonts w:ascii="Menlo" w:hAnsi="Menlo" w:cs="Menlo"/>
+          <w:color w:val="999999"/>
+          <w:kern w:val="0"/>
+          <w:sz w:val="22"/>
+          <w:szCs w:val="22"/>
+          <w:lang w:val="en-US"/>
+        </w:rPr>
+        <w:t>▎</w:t>
+      </w:r>
+      <w:r>
+        <w:rPr>
+          <w:rFonts w:ascii="Menlo" w:hAnsi="Menlo" w:cs="Menlo"/>
+          <w:color w:val="000000"/>
+          <w:kern w:val="0"/>
+          <w:sz w:val="22"/>
+          <w:szCs w:val="22"/>
+          <w:lang w:val="en-US"/>
+        </w:rPr>
+        <w:t xml:space="preserve"> </w:t>
+      </w:r>
+      <w:r>
+        <w:rPr>
+          <w:rFonts w:ascii="Menlo" w:hAnsi="Menlo" w:cs="Menlo"/>
+          <w:i/>
+          <w:iCs/>
+          <w:color w:val="000000"/>
+          <w:kern w:val="0"/>
+          <w:sz w:val="22"/>
+          <w:szCs w:val="22"/>
+          <w:lang w:val="en-US"/>
+        </w:rPr>
+        <w:t>of</w:t>
+      </w:r>
+      <w:r>
+        <w:rPr>
+          <w:rFonts w:ascii="Menlo" w:hAnsi="Menlo" w:cs="Menlo"/>
+          <w:color w:val="000000"/>
+          <w:kern w:val="0"/>
+          <w:sz w:val="22"/>
+          <w:szCs w:val="22"/>
+          <w:lang w:val="en-US"/>
+        </w:rPr>
+        <w:t xml:space="preserve"> </w:t>
+      </w:r>
+      <w:r>
+        <w:rPr>
+          <w:rFonts w:ascii="Menlo" w:hAnsi="Menlo" w:cs="Menlo"/>
+          <w:i/>
+          <w:iCs/>
+          <w:color w:val="000000"/>
+          <w:kern w:val="0"/>
+          <w:sz w:val="22"/>
+          <w:szCs w:val="22"/>
+          <w:lang w:val="en-US"/>
+        </w:rPr>
+        <w:t>documented</w:t>
+      </w:r>
+      <w:r>
+        <w:rPr>
+          <w:rFonts w:ascii="Menlo" w:hAnsi="Menlo" w:cs="Menlo"/>
+          <w:color w:val="000000"/>
+          <w:kern w:val="0"/>
+          <w:sz w:val="22"/>
+          <w:szCs w:val="22"/>
+          <w:lang w:val="en-US"/>
+        </w:rPr>
+        <w:t xml:space="preserve"> </w:t>
+      </w:r>
+      <w:r>
+        <w:rPr>
+          <w:rFonts w:ascii="Menlo" w:hAnsi="Menlo" w:cs="Menlo"/>
+          <w:i/>
+          <w:iCs/>
+          <w:color w:val="000000"/>
+          <w:kern w:val="0"/>
+          <w:sz w:val="22"/>
+          <w:szCs w:val="22"/>
+          <w:lang w:val="en-US"/>
+        </w:rPr>
+        <w:t>humans</w:t>
+      </w:r>
+      <w:r>
+        <w:rPr>
+          <w:rFonts w:ascii="Menlo" w:hAnsi="Menlo" w:cs="Menlo"/>
+          <w:color w:val="000000"/>
+          <w:kern w:val="0"/>
+          <w:sz w:val="22"/>
+          <w:szCs w:val="22"/>
+          <w:lang w:val="en-US"/>
+        </w:rPr>
+        <w:t xml:space="preserve"> </w:t>
+      </w:r>
+      <w:r>
+        <w:rPr>
+          <w:rFonts w:ascii="Menlo" w:hAnsi="Menlo" w:cs="Menlo"/>
+          <w:i/>
+          <w:iCs/>
+          <w:color w:val="000000"/>
+          <w:kern w:val="0"/>
+          <w:sz w:val="22"/>
+          <w:szCs w:val="22"/>
+          <w:lang w:val="en-US"/>
+        </w:rPr>
+        <w:t>on</w:t>
+      </w:r>
+      <w:r>
+        <w:rPr>
+          <w:rFonts w:ascii="Menlo" w:hAnsi="Menlo" w:cs="Menlo"/>
+          <w:color w:val="000000"/>
+          <w:kern w:val="0"/>
+          <w:sz w:val="22"/>
+          <w:szCs w:val="22"/>
+          <w:lang w:val="en-US"/>
+        </w:rPr>
+        <w:t xml:space="preserve"> </w:t>
+      </w:r>
+      <w:proofErr w:type="spellStart"/>
+      <w:r>
+        <w:rPr>
+          <w:rFonts w:ascii="Menlo" w:hAnsi="Menlo" w:cs="Menlo"/>
+          <w:i/>
+          <w:iCs/>
+          <w:color w:val="000000"/>
+          <w:kern w:val="0"/>
+          <w:sz w:val="22"/>
+          <w:szCs w:val="22"/>
+          <w:lang w:val="en-US"/>
+        </w:rPr>
+        <w:t>Wikidata</w:t>
+      </w:r>
+      <w:proofErr w:type="spellEnd"/>
+      <w:r>
+        <w:rPr>
+          <w:rFonts w:ascii="Menlo" w:hAnsi="Menlo" w:cs="Menlo"/>
+          <w:color w:val="000000"/>
+          <w:kern w:val="0"/>
+          <w:sz w:val="22"/>
+          <w:szCs w:val="22"/>
+          <w:lang w:val="en-US"/>
+        </w:rPr>
+        <w:t xml:space="preserve"> </w:t>
+      </w:r>
+      <w:r>
+        <w:rPr>
+          <w:rFonts w:ascii="Menlo" w:hAnsi="Menlo" w:cs="Menlo"/>
+          <w:i/>
+          <w:iCs/>
+          <w:color w:val="000000"/>
+          <w:kern w:val="0"/>
+          <w:sz w:val="22"/>
+          <w:szCs w:val="22"/>
+          <w:lang w:val="en-US"/>
+        </w:rPr>
+        <w:t>are</w:t>
+      </w:r>
+      <w:r>
+        <w:rPr>
+          <w:rFonts w:ascii="Menlo" w:hAnsi="Menlo" w:cs="Menlo"/>
+          <w:color w:val="000000"/>
+          <w:kern w:val="0"/>
+          <w:sz w:val="22"/>
+          <w:szCs w:val="22"/>
+          <w:lang w:val="en-US"/>
+        </w:rPr>
+        <w:t xml:space="preserve"> </w:t>
+      </w:r>
+      <w:r>
+        <w:rPr>
+          <w:rFonts w:ascii="Menlo" w:hAnsi="Menlo" w:cs="Menlo"/>
+          <w:i/>
+          <w:iCs/>
+          <w:color w:val="000000"/>
+          <w:kern w:val="0"/>
+          <w:sz w:val="22"/>
+          <w:szCs w:val="22"/>
+          <w:lang w:val="en-US"/>
+        </w:rPr>
+        <w:t>women).</w:t>
+      </w:r>
+    </w:p>
+    <w:p>
+      <w:pPr>
+        <w:rPr>
+          <w:rFonts w:ascii="Menlo" w:hAnsi="Menlo" w:cs="Menlo"/>
+          <w:i/>
+          <w:iCs/>
+          <w:color w:val="000000"/>
+          <w:kern w:val="0"/>
+          <w:sz w:val="22"/>
+          <w:szCs w:val="22"/>
+          <w:lang w:val="en-US"/>
+        </w:rPr>
+      </w:pPr>
+    </w:p>
+    <w:p>
+      <w:pPr>
+        <w:rPr>
+          <w:rFonts w:ascii="Menlo" w:hAnsi="Menlo" w:cs="Menlo"/>
+          <w:i/>
+          <w:iCs/>
+          <w:color w:val="000000"/>
+          <w:kern w:val="0"/>
+          <w:sz w:val="22"/>
+          <w:szCs w:val="22"/>
+          <w:lang w:val="en-US"/>
+        </w:rPr>
+      </w:pPr>
+    </w:p>
+    <w:p>
+      <w:pPr>
+        <w:tabs>
+          <w:tab w:val="left" w:pos="560"/>
+          <w:tab w:val="left" w:pos="1120"/>
+          <w:tab w:val="left" w:pos="1680"/>
+          <w:tab w:val="left" w:pos="2240"/>
+          <w:tab w:val="left" w:pos="2800"/>
+          <w:tab w:val="left" w:pos="3360"/>
+          <w:tab w:val="left" w:pos="3920"/>
+          <w:tab w:val="left" w:pos="4480"/>
+          <w:tab w:val="left" w:pos="5040"/>
+          <w:tab w:val="left" w:pos="5600"/>
+          <w:tab w:val="left" w:pos="6160"/>
+          <w:tab w:val="left" w:pos="6720"/>
+        </w:tabs>
+        <w:autoSpaceDE w:val="0"/>
+        <w:autoSpaceDN w:val="0"/>
+        <w:adjustRightInd w:val="0"/>
+        <w:spacing w:after="0" w:line="240" w:lineRule="auto"/>
+        <w:rPr>
+          <w:rFonts w:ascii="Menlo" w:hAnsi="Menlo" w:cs="Menlo"/>
+          <w:color w:val="000000"/>
+          <w:kern w:val="0"/>
+          <w:sz w:val="22"/>
+          <w:szCs w:val="22"/>
+          <w:lang w:val="en-US"/>
+        </w:rPr>
+      </w:pPr>
+      <w:r>
+        <w:rPr>
+          <w:rFonts w:ascii="Menlo" w:hAnsi="Menlo" w:cs="Menlo"/>
+          <w:color w:val="000000"/>
+          <w:kern w:val="0"/>
+          <w:sz w:val="22"/>
+          <w:szCs w:val="22"/>
+          <w:lang w:val="en-US"/>
+        </w:rPr>
+        <w:lastRenderedPageBreak/>
+        <w:t xml:space="preserve">The unique-figures line is the more honest measure here: it hovers between 2–5% </w:t>
+      </w:r>
+    </w:p>
+    <w:p>
+      <w:pPr>
+        <w:tabs>
+          <w:tab w:val="left" w:pos="560"/>
+          <w:tab w:val="left" w:pos="1120"/>
+          <w:tab w:val="left" w:pos="1680"/>
+          <w:tab w:val="left" w:pos="2240"/>
+          <w:tab w:val="left" w:pos="2800"/>
+          <w:tab w:val="left" w:pos="3360"/>
+          <w:tab w:val="left" w:pos="3920"/>
+          <w:tab w:val="left" w:pos="4480"/>
+          <w:tab w:val="left" w:pos="5040"/>
+          <w:tab w:val="left" w:pos="5600"/>
+          <w:tab w:val="left" w:pos="6160"/>
+          <w:tab w:val="left" w:pos="6720"/>
+        </w:tabs>
+        <w:autoSpaceDE w:val="0"/>
+        <w:autoSpaceDN w:val="0"/>
+        <w:adjustRightInd w:val="0"/>
+        <w:spacing w:after="0" w:line="240" w:lineRule="auto"/>
+        <w:rPr>
+          <w:rFonts w:ascii="Menlo" w:hAnsi="Menlo" w:cs="Menlo"/>
+          <w:color w:val="000000"/>
+          <w:kern w:val="0"/>
+          <w:sz w:val="22"/>
+          <w:szCs w:val="22"/>
+          <w:lang w:val="en-US"/>
+        </w:rPr>
+      </w:pPr>
+      <w:r>
+        <w:rPr>
+          <w:rFonts w:ascii="Menlo" w:hAnsi="Menlo" w:cs="Menlo"/>
+          <w:color w:val="000000"/>
+          <w:kern w:val="0"/>
+          <w:sz w:val="22"/>
+          <w:szCs w:val="22"/>
+          <w:lang w:val="en-US"/>
+        </w:rPr>
+        <w:t xml:space="preserve">  across all five elections with no consistent direction. </w:t>
+      </w:r>
+      <w:r>
+        <w:rPr>
+          <w:rFonts w:ascii="Menlo" w:hAnsi="Menlo" w:cs="Menlo"/>
+          <w:b/>
+          <w:bCs/>
+          <w:color w:val="000000"/>
+          <w:kern w:val="0"/>
+          <w:sz w:val="22"/>
+          <w:szCs w:val="22"/>
+          <w:lang w:val="en-US"/>
+        </w:rPr>
+        <w:t xml:space="preserve">Male candidates do not </w:t>
+      </w:r>
+    </w:p>
+    <w:p>
+      <w:pPr>
+        <w:tabs>
+          <w:tab w:val="left" w:pos="560"/>
+          <w:tab w:val="left" w:pos="1120"/>
+          <w:tab w:val="left" w:pos="1680"/>
+          <w:tab w:val="left" w:pos="2240"/>
+          <w:tab w:val="left" w:pos="2800"/>
+          <w:tab w:val="left" w:pos="3360"/>
+          <w:tab w:val="left" w:pos="3920"/>
+          <w:tab w:val="left" w:pos="4480"/>
+          <w:tab w:val="left" w:pos="5040"/>
+          <w:tab w:val="left" w:pos="5600"/>
+          <w:tab w:val="left" w:pos="6160"/>
+          <w:tab w:val="left" w:pos="6720"/>
+        </w:tabs>
+        <w:autoSpaceDE w:val="0"/>
+        <w:autoSpaceDN w:val="0"/>
+        <w:adjustRightInd w:val="0"/>
+        <w:spacing w:after="0" w:line="240" w:lineRule="auto"/>
+        <w:rPr>
+          <w:rFonts w:ascii="Menlo" w:hAnsi="Menlo" w:cs="Menlo"/>
+          <w:color w:val="000000"/>
+          <w:kern w:val="0"/>
+          <w:sz w:val="22"/>
+          <w:szCs w:val="22"/>
+          <w:lang w:val="en-US"/>
+        </w:rPr>
+      </w:pPr>
+      <w:r>
+        <w:rPr>
+          <w:rFonts w:ascii="Menlo" w:hAnsi="Menlo" w:cs="Menlo"/>
+          <w:color w:val="000000"/>
+          <w:kern w:val="0"/>
+          <w:sz w:val="22"/>
+          <w:szCs w:val="22"/>
+          <w:lang w:val="en-US"/>
+        </w:rPr>
+        <w:t xml:space="preserve">  </w:t>
+      </w:r>
+      <w:r>
+        <w:rPr>
+          <w:rFonts w:ascii="Menlo" w:hAnsi="Menlo" w:cs="Menlo"/>
+          <w:b/>
+          <w:bCs/>
+          <w:color w:val="000000"/>
+          <w:kern w:val="0"/>
+          <w:sz w:val="22"/>
+          <w:szCs w:val="22"/>
+          <w:lang w:val="en-US"/>
+        </w:rPr>
+        <w:t>cite meaningfully more women over time.</w:t>
+      </w:r>
+      <w:r>
+        <w:rPr>
+          <w:rFonts w:ascii="Menlo" w:hAnsi="Menlo" w:cs="Menlo"/>
+          <w:color w:val="000000"/>
+          <w:kern w:val="0"/>
+          <w:sz w:val="22"/>
+          <w:szCs w:val="22"/>
+          <w:lang w:val="en-US"/>
+        </w:rPr>
+        <w:t xml:space="preserve">                                         </w:t>
+      </w:r>
+    </w:p>
+    <w:p>
+      <w:pPr>
+        <w:tabs>
+          <w:tab w:val="left" w:pos="560"/>
+          <w:tab w:val="left" w:pos="1120"/>
+          <w:tab w:val="left" w:pos="1680"/>
+          <w:tab w:val="left" w:pos="2240"/>
+          <w:tab w:val="left" w:pos="2800"/>
+          <w:tab w:val="left" w:pos="3360"/>
+          <w:tab w:val="left" w:pos="3920"/>
+          <w:tab w:val="left" w:pos="4480"/>
+          <w:tab w:val="left" w:pos="5040"/>
+          <w:tab w:val="left" w:pos="5600"/>
+          <w:tab w:val="left" w:pos="6160"/>
+          <w:tab w:val="left" w:pos="6720"/>
+        </w:tabs>
+        <w:autoSpaceDE w:val="0"/>
+        <w:autoSpaceDN w:val="0"/>
+        <w:adjustRightInd w:val="0"/>
+        <w:spacing w:after="0" w:line="240" w:lineRule="auto"/>
+        <w:rPr>
+          <w:rFonts w:ascii="Menlo" w:hAnsi="Menlo" w:cs="Menlo"/>
+          <w:color w:val="000000"/>
+          <w:kern w:val="0"/>
+          <w:sz w:val="22"/>
+          <w:szCs w:val="22"/>
+          <w:lang w:val="en-US"/>
+        </w:rPr>
+      </w:pPr>
+      <w:r>
+        <w:rPr>
+          <w:rFonts w:ascii="Menlo" w:hAnsi="Menlo" w:cs="Menlo"/>
+          <w:color w:val="000000"/>
+          <w:kern w:val="0"/>
+          <w:sz w:val="22"/>
+          <w:szCs w:val="22"/>
+          <w:lang w:val="en-US"/>
+        </w:rPr>
+        <w:t xml:space="preserve">                  </w:t>
+      </w:r>
+    </w:p>
+    <w:p>
+      <w:pPr>
+        <w:tabs>
+          <w:tab w:val="left" w:pos="560"/>
+          <w:tab w:val="left" w:pos="1120"/>
+          <w:tab w:val="left" w:pos="1680"/>
+          <w:tab w:val="left" w:pos="2240"/>
+          <w:tab w:val="left" w:pos="2800"/>
+          <w:tab w:val="left" w:pos="3360"/>
+          <w:tab w:val="left" w:pos="3920"/>
+          <w:tab w:val="left" w:pos="4480"/>
+          <w:tab w:val="left" w:pos="5040"/>
+          <w:tab w:val="left" w:pos="5600"/>
+          <w:tab w:val="left" w:pos="6160"/>
+          <w:tab w:val="left" w:pos="6720"/>
+        </w:tabs>
+        <w:autoSpaceDE w:val="0"/>
+        <w:autoSpaceDN w:val="0"/>
+        <w:adjustRightInd w:val="0"/>
+        <w:spacing w:after="0" w:line="240" w:lineRule="auto"/>
+        <w:rPr>
+          <w:rFonts w:ascii="Menlo" w:hAnsi="Menlo" w:cs="Menlo"/>
+          <w:color w:val="000000"/>
+          <w:kern w:val="0"/>
+          <w:sz w:val="22"/>
+          <w:szCs w:val="22"/>
+          <w:lang w:val="en-US"/>
+        </w:rPr>
+      </w:pPr>
+      <w:r>
+        <w:rPr>
+          <w:rFonts w:ascii="Menlo" w:hAnsi="Menlo" w:cs="Menlo"/>
+          <w:color w:val="000000"/>
+          <w:kern w:val="0"/>
+          <w:sz w:val="22"/>
+          <w:szCs w:val="22"/>
+          <w:lang w:val="en-US"/>
+        </w:rPr>
+        <w:t xml:space="preserve">  This is </w:t>
+      </w:r>
+      <w:proofErr w:type="gramStart"/>
+      <w:r>
+        <w:rPr>
+          <w:rFonts w:ascii="Menlo" w:hAnsi="Menlo" w:cs="Menlo"/>
+          <w:color w:val="000000"/>
+          <w:kern w:val="0"/>
+          <w:sz w:val="22"/>
+          <w:szCs w:val="22"/>
+          <w:lang w:val="en-US"/>
+        </w:rPr>
+        <w:t>actually a</w:t>
+      </w:r>
+      <w:proofErr w:type="gramEnd"/>
+      <w:r>
+        <w:rPr>
+          <w:rFonts w:ascii="Menlo" w:hAnsi="Menlo" w:cs="Menlo"/>
+          <w:color w:val="000000"/>
+          <w:kern w:val="0"/>
+          <w:sz w:val="22"/>
+          <w:szCs w:val="22"/>
+          <w:lang w:val="en-US"/>
+        </w:rPr>
+        <w:t xml:space="preserve"> strong result for your paper: over 20 years (1973–1993), the </w:t>
+      </w:r>
+    </w:p>
+    <w:p>
+      <w:pPr>
+        <w:tabs>
+          <w:tab w:val="left" w:pos="560"/>
+          <w:tab w:val="left" w:pos="1120"/>
+          <w:tab w:val="left" w:pos="1680"/>
+          <w:tab w:val="left" w:pos="2240"/>
+          <w:tab w:val="left" w:pos="2800"/>
+          <w:tab w:val="left" w:pos="3360"/>
+          <w:tab w:val="left" w:pos="3920"/>
+          <w:tab w:val="left" w:pos="4480"/>
+          <w:tab w:val="left" w:pos="5040"/>
+          <w:tab w:val="left" w:pos="5600"/>
+          <w:tab w:val="left" w:pos="6160"/>
+          <w:tab w:val="left" w:pos="6720"/>
+        </w:tabs>
+        <w:autoSpaceDE w:val="0"/>
+        <w:autoSpaceDN w:val="0"/>
+        <w:adjustRightInd w:val="0"/>
+        <w:spacing w:after="0" w:line="240" w:lineRule="auto"/>
+        <w:rPr>
+          <w:rFonts w:ascii="Menlo" w:hAnsi="Menlo" w:cs="Menlo"/>
+          <w:color w:val="000000"/>
+          <w:kern w:val="0"/>
+          <w:sz w:val="22"/>
+          <w:szCs w:val="22"/>
+          <w:lang w:val="en-US"/>
+        </w:rPr>
+      </w:pPr>
+      <w:r>
+        <w:rPr>
+          <w:rFonts w:ascii="Menlo" w:hAnsi="Menlo" w:cs="Menlo"/>
+          <w:color w:val="000000"/>
+          <w:kern w:val="0"/>
+          <w:sz w:val="22"/>
+          <w:szCs w:val="22"/>
+          <w:lang w:val="en-US"/>
+        </w:rPr>
+        <w:t xml:space="preserve">  gender gap in citation behavior does not close on the male side. The increase in</w:t>
+      </w:r>
+    </w:p>
+    <w:p>
+      <w:pPr>
+        <w:tabs>
+          <w:tab w:val="left" w:pos="560"/>
+          <w:tab w:val="left" w:pos="1120"/>
+          <w:tab w:val="left" w:pos="1680"/>
+          <w:tab w:val="left" w:pos="2240"/>
+          <w:tab w:val="left" w:pos="2800"/>
+          <w:tab w:val="left" w:pos="3360"/>
+          <w:tab w:val="left" w:pos="3920"/>
+          <w:tab w:val="left" w:pos="4480"/>
+          <w:tab w:val="left" w:pos="5040"/>
+          <w:tab w:val="left" w:pos="5600"/>
+          <w:tab w:val="left" w:pos="6160"/>
+          <w:tab w:val="left" w:pos="6720"/>
+        </w:tabs>
+        <w:autoSpaceDE w:val="0"/>
+        <w:autoSpaceDN w:val="0"/>
+        <w:adjustRightInd w:val="0"/>
+        <w:spacing w:after="0" w:line="240" w:lineRule="auto"/>
+        <w:rPr>
+          <w:rFonts w:ascii="Menlo" w:hAnsi="Menlo" w:cs="Menlo"/>
+          <w:color w:val="000000"/>
+          <w:kern w:val="0"/>
+          <w:sz w:val="22"/>
+          <w:szCs w:val="22"/>
+          <w:lang w:val="en-US"/>
+        </w:rPr>
+      </w:pPr>
+      <w:r>
+        <w:rPr>
+          <w:rFonts w:ascii="Menlo" w:hAnsi="Menlo" w:cs="Menlo"/>
+          <w:color w:val="000000"/>
+          <w:kern w:val="0"/>
+          <w:sz w:val="22"/>
+          <w:szCs w:val="22"/>
+          <w:lang w:val="en-US"/>
+        </w:rPr>
+        <w:t xml:space="preserve">   female citation diversity comes entirely from female candidates expanding </w:t>
+      </w:r>
+      <w:proofErr w:type="gramStart"/>
+      <w:r>
+        <w:rPr>
+          <w:rFonts w:ascii="Menlo" w:hAnsi="Menlo" w:cs="Menlo"/>
+          <w:color w:val="000000"/>
+          <w:kern w:val="0"/>
+          <w:sz w:val="22"/>
+          <w:szCs w:val="22"/>
+          <w:lang w:val="en-US"/>
+        </w:rPr>
+        <w:t>their</w:t>
+      </w:r>
+      <w:proofErr w:type="gramEnd"/>
+    </w:p>
+    <w:p>
+      <w:pPr>
+        <w:rPr>
+          <w:rFonts w:ascii="Menlo" w:hAnsi="Menlo" w:cs="Menlo"/>
+          <w:color w:val="000000"/>
+          <w:kern w:val="0"/>
+          <w:sz w:val="22"/>
+          <w:szCs w:val="22"/>
+          <w:lang w:val="en-US"/>
+        </w:rPr>
+      </w:pPr>
+      <w:r>
+        <w:rPr>
+          <w:rFonts w:ascii="Menlo" w:hAnsi="Menlo" w:cs="Menlo"/>
+          <w:color w:val="000000"/>
+          <w:kern w:val="0"/>
+          <w:sz w:val="22"/>
+          <w:szCs w:val="22"/>
+          <w:lang w:val="en-US"/>
+        </w:rPr>
+        <w:t xml:space="preserve">   repertoire — not from male candidates changing their habits.</w:t>
+      </w:r>
+    </w:p>
+    <w:p>
+      <w:pPr>
+        <w:rPr>
+          <w:rFonts w:ascii="Menlo" w:hAnsi="Menlo" w:cs="Menlo"/>
+          <w:color w:val="000000"/>
+          <w:kern w:val="0"/>
+          <w:sz w:val="22"/>
+          <w:szCs w:val="22"/>
+          <w:lang w:val="en-US"/>
+        </w:rPr>
+      </w:pPr>
+    </w:p>
+    <w:p>
+      <w:pPr>
+        <w:rPr>
+          <w:rFonts w:ascii="Menlo" w:hAnsi="Menlo" w:cs="Menlo"/>
+          <w:color w:val="000000"/>
+          <w:kern w:val="0"/>
+          <w:sz w:val="22"/>
+          <w:szCs w:val="22"/>
+          <w:lang w:val="en-US"/>
+        </w:rPr>
+      </w:pPr>
+    </w:p>
+    <w:p>
+      <w:pPr>
+        <w:tabs>
+          <w:tab w:val="left" w:pos="560"/>
+          <w:tab w:val="left" w:pos="1120"/>
+          <w:tab w:val="left" w:pos="1680"/>
+          <w:tab w:val="left" w:pos="2240"/>
+          <w:tab w:val="left" w:pos="2800"/>
+          <w:tab w:val="left" w:pos="3360"/>
+          <w:tab w:val="left" w:pos="3920"/>
+          <w:tab w:val="left" w:pos="4480"/>
+          <w:tab w:val="left" w:pos="5040"/>
+          <w:tab w:val="left" w:pos="5600"/>
+          <w:tab w:val="left" w:pos="6160"/>
+          <w:tab w:val="left" w:pos="6720"/>
+        </w:tabs>
+        <w:autoSpaceDE w:val="0"/>
+        <w:autoSpaceDN w:val="0"/>
+        <w:adjustRightInd w:val="0"/>
+        <w:spacing w:after="0" w:line="240" w:lineRule="auto"/>
+        <w:rPr>
+          <w:rFonts w:ascii="Menlo" w:hAnsi="Menlo" w:cs="Menlo"/>
+          <w:color w:val="000000"/>
+          <w:kern w:val="0"/>
+          <w:sz w:val="22"/>
+          <w:szCs w:val="22"/>
+          <w:lang w:val="en-US"/>
+        </w:rPr>
+      </w:pPr>
+      <w:r>
+        <w:rPr>
+          <w:rFonts w:ascii="Menlo" w:hAnsi="Menlo" w:cs="Menlo"/>
+          <w:b/>
+          <w:bCs/>
+          <w:i/>
+          <w:iCs/>
+          <w:color w:val="000000"/>
+          <w:kern w:val="0"/>
+          <w:sz w:val="22"/>
+          <w:szCs w:val="22"/>
+          <w:lang w:val="en-US"/>
+        </w:rPr>
+        <w:t>Limitation &amp; future work:</w:t>
+      </w:r>
+      <w:r>
+        <w:rPr>
+          <w:rFonts w:ascii="Menlo" w:hAnsi="Menlo" w:cs="Menlo"/>
+          <w:i/>
+          <w:iCs/>
+          <w:color w:val="000000"/>
+          <w:kern w:val="0"/>
+          <w:sz w:val="22"/>
+          <w:szCs w:val="22"/>
+          <w:lang w:val="en-US"/>
+        </w:rPr>
+        <w:t xml:space="preserve"> The 33.9% unknown citations reflect </w:t>
+      </w:r>
+      <w:proofErr w:type="spellStart"/>
+      <w:r>
+        <w:rPr>
+          <w:rFonts w:ascii="Menlo" w:hAnsi="Menlo" w:cs="Menlo"/>
+          <w:i/>
+          <w:iCs/>
+          <w:color w:val="000000"/>
+          <w:kern w:val="0"/>
+          <w:sz w:val="22"/>
+          <w:szCs w:val="22"/>
+          <w:lang w:val="en-US"/>
+        </w:rPr>
+        <w:t>Wikidata's</w:t>
+      </w:r>
+      <w:proofErr w:type="spellEnd"/>
+      <w:r>
+        <w:rPr>
+          <w:rFonts w:ascii="Menlo" w:hAnsi="Menlo" w:cs="Menlo"/>
+          <w:i/>
+          <w:iCs/>
+          <w:color w:val="000000"/>
+          <w:kern w:val="0"/>
+          <w:sz w:val="22"/>
+          <w:szCs w:val="22"/>
+          <w:lang w:val="en-US"/>
+        </w:rPr>
+        <w:t xml:space="preserve"> </w:t>
+      </w:r>
+      <w:r>
+        <w:rPr>
+          <w:rFonts w:ascii="Menlo" w:hAnsi="Menlo" w:cs="Menlo"/>
+          <w:color w:val="000000"/>
+          <w:kern w:val="0"/>
+          <w:sz w:val="22"/>
+          <w:szCs w:val="22"/>
+          <w:lang w:val="en-US"/>
+        </w:rPr>
+        <w:t xml:space="preserve">     </w:t>
+      </w:r>
+    </w:p>
+    <w:p>
+      <w:pPr>
+        <w:tabs>
+          <w:tab w:val="left" w:pos="560"/>
+          <w:tab w:val="left" w:pos="1120"/>
+          <w:tab w:val="left" w:pos="1680"/>
+          <w:tab w:val="left" w:pos="2240"/>
+          <w:tab w:val="left" w:pos="2800"/>
+          <w:tab w:val="left" w:pos="3360"/>
+          <w:tab w:val="left" w:pos="3920"/>
+          <w:tab w:val="left" w:pos="4480"/>
+          <w:tab w:val="left" w:pos="5040"/>
+          <w:tab w:val="left" w:pos="5600"/>
+          <w:tab w:val="left" w:pos="6160"/>
+          <w:tab w:val="left" w:pos="6720"/>
+        </w:tabs>
+        <w:autoSpaceDE w:val="0"/>
+        <w:autoSpaceDN w:val="0"/>
+        <w:adjustRightInd w:val="0"/>
+        <w:spacing w:after="0" w:line="240" w:lineRule="auto"/>
+        <w:rPr>
+          <w:rFonts w:ascii="Menlo" w:hAnsi="Menlo" w:cs="Menlo"/>
+          <w:color w:val="000000"/>
+          <w:kern w:val="0"/>
+          <w:sz w:val="22"/>
+          <w:szCs w:val="22"/>
+          <w:lang w:val="en-US"/>
+        </w:rPr>
+      </w:pPr>
+      <w:r>
+        <w:rPr>
+          <w:rFonts w:ascii="Menlo" w:hAnsi="Menlo" w:cs="Menlo"/>
+          <w:color w:val="000000"/>
+          <w:kern w:val="0"/>
+          <w:sz w:val="22"/>
+          <w:szCs w:val="22"/>
+          <w:lang w:val="en-US"/>
+        </w:rPr>
+        <w:t xml:space="preserve">  </w:t>
+      </w:r>
+      <w:r>
+        <w:rPr>
+          <w:rFonts w:ascii="Menlo" w:hAnsi="Menlo" w:cs="Menlo"/>
+          <w:color w:val="999999"/>
+          <w:kern w:val="0"/>
+          <w:sz w:val="22"/>
+          <w:szCs w:val="22"/>
+          <w:lang w:val="en-US"/>
+        </w:rPr>
+        <w:t>▎</w:t>
+      </w:r>
+      <w:r>
+        <w:rPr>
+          <w:rFonts w:ascii="Menlo" w:hAnsi="Menlo" w:cs="Menlo"/>
+          <w:color w:val="000000"/>
+          <w:kern w:val="0"/>
+          <w:sz w:val="22"/>
+          <w:szCs w:val="22"/>
+          <w:lang w:val="en-US"/>
+        </w:rPr>
+        <w:t xml:space="preserve"> </w:t>
+      </w:r>
+      <w:r>
+        <w:rPr>
+          <w:rFonts w:ascii="Menlo" w:hAnsi="Menlo" w:cs="Menlo"/>
+          <w:i/>
+          <w:iCs/>
+          <w:color w:val="000000"/>
+          <w:kern w:val="0"/>
+          <w:sz w:val="22"/>
+          <w:szCs w:val="22"/>
+          <w:lang w:val="en-US"/>
+        </w:rPr>
+        <w:t xml:space="preserve">documented gender gap — women, particularly local politicians and minor party </w:t>
+      </w:r>
+    </w:p>
+    <w:p>
+      <w:pPr>
+        <w:tabs>
+          <w:tab w:val="left" w:pos="560"/>
+          <w:tab w:val="left" w:pos="1120"/>
+          <w:tab w:val="left" w:pos="1680"/>
+          <w:tab w:val="left" w:pos="2240"/>
+          <w:tab w:val="left" w:pos="2800"/>
+          <w:tab w:val="left" w:pos="3360"/>
+          <w:tab w:val="left" w:pos="3920"/>
+          <w:tab w:val="left" w:pos="4480"/>
+          <w:tab w:val="left" w:pos="5040"/>
+          <w:tab w:val="left" w:pos="5600"/>
+          <w:tab w:val="left" w:pos="6160"/>
+          <w:tab w:val="left" w:pos="6720"/>
+        </w:tabs>
+        <w:autoSpaceDE w:val="0"/>
+        <w:autoSpaceDN w:val="0"/>
+        <w:adjustRightInd w:val="0"/>
+        <w:spacing w:after="0" w:line="240" w:lineRule="auto"/>
+        <w:rPr>
+          <w:rFonts w:ascii="Menlo" w:hAnsi="Menlo" w:cs="Menlo"/>
+          <w:color w:val="000000"/>
+          <w:kern w:val="0"/>
+          <w:sz w:val="22"/>
+          <w:szCs w:val="22"/>
+          <w:lang w:val="en-US"/>
+        </w:rPr>
+      </w:pPr>
+      <w:r>
+        <w:rPr>
+          <w:rFonts w:ascii="Menlo" w:hAnsi="Menlo" w:cs="Menlo"/>
+          <w:color w:val="000000"/>
+          <w:kern w:val="0"/>
+          <w:sz w:val="22"/>
+          <w:szCs w:val="22"/>
+          <w:lang w:val="en-US"/>
+        </w:rPr>
+        <w:t xml:space="preserve">  </w:t>
+      </w:r>
+      <w:r>
+        <w:rPr>
+          <w:rFonts w:ascii="Menlo" w:hAnsi="Menlo" w:cs="Menlo"/>
+          <w:color w:val="999999"/>
+          <w:kern w:val="0"/>
+          <w:sz w:val="22"/>
+          <w:szCs w:val="22"/>
+          <w:lang w:val="en-US"/>
+        </w:rPr>
+        <w:t>▎</w:t>
+      </w:r>
+      <w:r>
+        <w:rPr>
+          <w:rFonts w:ascii="Menlo" w:hAnsi="Menlo" w:cs="Menlo"/>
+          <w:color w:val="000000"/>
+          <w:kern w:val="0"/>
+          <w:sz w:val="22"/>
+          <w:szCs w:val="22"/>
+          <w:lang w:val="en-US"/>
+        </w:rPr>
+        <w:t xml:space="preserve"> </w:t>
+      </w:r>
+      <w:r>
+        <w:rPr>
+          <w:rFonts w:ascii="Menlo" w:hAnsi="Menlo" w:cs="Menlo"/>
+          <w:i/>
+          <w:iCs/>
+          <w:color w:val="000000"/>
+          <w:kern w:val="0"/>
+          <w:sz w:val="22"/>
+          <w:szCs w:val="22"/>
+          <w:lang w:val="en-US"/>
+        </w:rPr>
+        <w:t xml:space="preserve">figures, are systematically less likely to have entries. All citation rates </w:t>
+      </w:r>
+      <w:r>
+        <w:rPr>
+          <w:rFonts w:ascii="Menlo" w:hAnsi="Menlo" w:cs="Menlo"/>
+          <w:color w:val="000000"/>
+          <w:kern w:val="0"/>
+          <w:sz w:val="22"/>
+          <w:szCs w:val="22"/>
+          <w:lang w:val="en-US"/>
+        </w:rPr>
+        <w:t xml:space="preserve">  </w:t>
+      </w:r>
+    </w:p>
+    <w:p>
+      <w:pPr>
+        <w:tabs>
+          <w:tab w:val="left" w:pos="560"/>
+          <w:tab w:val="left" w:pos="1120"/>
+          <w:tab w:val="left" w:pos="1680"/>
+          <w:tab w:val="left" w:pos="2240"/>
+          <w:tab w:val="left" w:pos="2800"/>
+          <w:tab w:val="left" w:pos="3360"/>
+          <w:tab w:val="left" w:pos="3920"/>
+          <w:tab w:val="left" w:pos="4480"/>
+          <w:tab w:val="left" w:pos="5040"/>
+          <w:tab w:val="left" w:pos="5600"/>
+          <w:tab w:val="left" w:pos="6160"/>
+          <w:tab w:val="left" w:pos="6720"/>
+        </w:tabs>
+        <w:autoSpaceDE w:val="0"/>
+        <w:autoSpaceDN w:val="0"/>
+        <w:adjustRightInd w:val="0"/>
+        <w:spacing w:after="0" w:line="240" w:lineRule="auto"/>
+        <w:rPr>
+          <w:rFonts w:ascii="Menlo" w:hAnsi="Menlo" w:cs="Menlo"/>
+          <w:color w:val="000000"/>
+          <w:kern w:val="0"/>
+          <w:sz w:val="22"/>
+          <w:szCs w:val="22"/>
+          <w:lang w:val="en-US"/>
+        </w:rPr>
+      </w:pPr>
+      <w:r>
+        <w:rPr>
+          <w:rFonts w:ascii="Menlo" w:hAnsi="Menlo" w:cs="Menlo"/>
+          <w:color w:val="000000"/>
+          <w:kern w:val="0"/>
+          <w:sz w:val="22"/>
+          <w:szCs w:val="22"/>
+          <w:lang w:val="en-US"/>
+        </w:rPr>
+        <w:t xml:space="preserve">  </w:t>
+      </w:r>
+      <w:r>
+        <w:rPr>
+          <w:rFonts w:ascii="Menlo" w:hAnsi="Menlo" w:cs="Menlo"/>
+          <w:color w:val="999999"/>
+          <w:kern w:val="0"/>
+          <w:sz w:val="22"/>
+          <w:szCs w:val="22"/>
+          <w:lang w:val="en-US"/>
+        </w:rPr>
+        <w:t>▎</w:t>
+      </w:r>
+      <w:r>
+        <w:rPr>
+          <w:rFonts w:ascii="Menlo" w:hAnsi="Menlo" w:cs="Menlo"/>
+          <w:color w:val="000000"/>
+          <w:kern w:val="0"/>
+          <w:sz w:val="22"/>
+          <w:szCs w:val="22"/>
+          <w:lang w:val="en-US"/>
+        </w:rPr>
+        <w:t xml:space="preserve"> </w:t>
+      </w:r>
+      <w:r>
+        <w:rPr>
+          <w:rFonts w:ascii="Menlo" w:hAnsi="Menlo" w:cs="Menlo"/>
+          <w:i/>
+          <w:iCs/>
+          <w:color w:val="000000"/>
+          <w:kern w:val="0"/>
+          <w:sz w:val="22"/>
+          <w:szCs w:val="22"/>
+          <w:lang w:val="en-US"/>
+        </w:rPr>
+        <w:t xml:space="preserve">reported are therefore conservative estimates computed on the resolved subset </w:t>
+      </w:r>
+    </w:p>
+    <w:p>
+      <w:pPr>
+        <w:tabs>
+          <w:tab w:val="left" w:pos="560"/>
+          <w:tab w:val="left" w:pos="1120"/>
+          <w:tab w:val="left" w:pos="1680"/>
+          <w:tab w:val="left" w:pos="2240"/>
+          <w:tab w:val="left" w:pos="2800"/>
+          <w:tab w:val="left" w:pos="3360"/>
+          <w:tab w:val="left" w:pos="3920"/>
+          <w:tab w:val="left" w:pos="4480"/>
+          <w:tab w:val="left" w:pos="5040"/>
+          <w:tab w:val="left" w:pos="5600"/>
+          <w:tab w:val="left" w:pos="6160"/>
+          <w:tab w:val="left" w:pos="6720"/>
+        </w:tabs>
+        <w:autoSpaceDE w:val="0"/>
+        <w:autoSpaceDN w:val="0"/>
+        <w:adjustRightInd w:val="0"/>
+        <w:spacing w:after="0" w:line="240" w:lineRule="auto"/>
+        <w:rPr>
+          <w:rFonts w:ascii="Menlo" w:hAnsi="Menlo" w:cs="Menlo"/>
+          <w:color w:val="000000"/>
+          <w:kern w:val="0"/>
+          <w:sz w:val="22"/>
+          <w:szCs w:val="22"/>
+          <w:lang w:val="en-US"/>
+        </w:rPr>
+      </w:pPr>
+      <w:r>
+        <w:rPr>
+          <w:rFonts w:ascii="Menlo" w:hAnsi="Menlo" w:cs="Menlo"/>
+          <w:color w:val="000000"/>
+          <w:kern w:val="0"/>
+          <w:sz w:val="22"/>
+          <w:szCs w:val="22"/>
+          <w:lang w:val="en-US"/>
+        </w:rPr>
+        <w:t xml:space="preserve">  </w:t>
+      </w:r>
+      <w:r>
+        <w:rPr>
+          <w:rFonts w:ascii="Menlo" w:hAnsi="Menlo" w:cs="Menlo"/>
+          <w:color w:val="999999"/>
+          <w:kern w:val="0"/>
+          <w:sz w:val="22"/>
+          <w:szCs w:val="22"/>
+          <w:lang w:val="en-US"/>
+        </w:rPr>
+        <w:t>▎</w:t>
+      </w:r>
+      <w:r>
+        <w:rPr>
+          <w:rFonts w:ascii="Menlo" w:hAnsi="Menlo" w:cs="Menlo"/>
+          <w:color w:val="000000"/>
+          <w:kern w:val="0"/>
+          <w:sz w:val="22"/>
+          <w:szCs w:val="22"/>
+          <w:lang w:val="en-US"/>
+        </w:rPr>
+        <w:t xml:space="preserve"> </w:t>
+      </w:r>
+      <w:r>
+        <w:rPr>
+          <w:rFonts w:ascii="Menlo" w:hAnsi="Menlo" w:cs="Menlo"/>
+          <w:i/>
+          <w:iCs/>
+          <w:color w:val="000000"/>
+          <w:kern w:val="0"/>
+          <w:sz w:val="22"/>
+          <w:szCs w:val="22"/>
+          <w:lang w:val="en-US"/>
+        </w:rPr>
+        <w:t>only.</w:t>
+      </w:r>
+      <w:r>
+        <w:rPr>
+          <w:rFonts w:ascii="Menlo" w:hAnsi="Menlo" w:cs="Menlo"/>
+          <w:color w:val="000000"/>
+          <w:kern w:val="0"/>
+          <w:sz w:val="22"/>
+          <w:szCs w:val="22"/>
+          <w:lang w:val="en-US"/>
+        </w:rPr>
+        <w:t xml:space="preserve"> </w:t>
+      </w:r>
+      <w:r>
+        <w:rPr>
+          <w:rFonts w:ascii="Menlo" w:hAnsi="Menlo" w:cs="Menlo"/>
+          <w:i/>
+          <w:iCs/>
+          <w:color w:val="000000"/>
+          <w:kern w:val="0"/>
+          <w:sz w:val="22"/>
+          <w:szCs w:val="22"/>
+          <w:lang w:val="en-US"/>
+        </w:rPr>
+        <w:t>A</w:t>
+      </w:r>
+      <w:r>
+        <w:rPr>
+          <w:rFonts w:ascii="Menlo" w:hAnsi="Menlo" w:cs="Menlo"/>
+          <w:color w:val="000000"/>
+          <w:kern w:val="0"/>
+          <w:sz w:val="22"/>
+          <w:szCs w:val="22"/>
+          <w:lang w:val="en-US"/>
+        </w:rPr>
+        <w:t xml:space="preserve"> </w:t>
+      </w:r>
+      <w:r>
+        <w:rPr>
+          <w:rFonts w:ascii="Menlo" w:hAnsi="Menlo" w:cs="Menlo"/>
+          <w:i/>
+          <w:iCs/>
+          <w:color w:val="000000"/>
+          <w:kern w:val="0"/>
+          <w:sz w:val="22"/>
+          <w:szCs w:val="22"/>
+          <w:lang w:val="en-US"/>
+        </w:rPr>
+        <w:t>natural</w:t>
+      </w:r>
+      <w:r>
+        <w:rPr>
+          <w:rFonts w:ascii="Menlo" w:hAnsi="Menlo" w:cs="Menlo"/>
+          <w:color w:val="000000"/>
+          <w:kern w:val="0"/>
+          <w:sz w:val="22"/>
+          <w:szCs w:val="22"/>
+          <w:lang w:val="en-US"/>
+        </w:rPr>
+        <w:t xml:space="preserve"> </w:t>
+      </w:r>
+      <w:r>
+        <w:rPr>
+          <w:rFonts w:ascii="Menlo" w:hAnsi="Menlo" w:cs="Menlo"/>
+          <w:i/>
+          <w:iCs/>
+          <w:color w:val="000000"/>
+          <w:kern w:val="0"/>
+          <w:sz w:val="22"/>
+          <w:szCs w:val="22"/>
+          <w:lang w:val="en-US"/>
+        </w:rPr>
+        <w:t>extension</w:t>
+      </w:r>
+      <w:r>
+        <w:rPr>
+          <w:rFonts w:ascii="Menlo" w:hAnsi="Menlo" w:cs="Menlo"/>
+          <w:color w:val="000000"/>
+          <w:kern w:val="0"/>
+          <w:sz w:val="22"/>
+          <w:szCs w:val="22"/>
+          <w:lang w:val="en-US"/>
+        </w:rPr>
+        <w:t xml:space="preserve"> </w:t>
+      </w:r>
+      <w:r>
+        <w:rPr>
+          <w:rFonts w:ascii="Menlo" w:hAnsi="Menlo" w:cs="Menlo"/>
+          <w:i/>
+          <w:iCs/>
+          <w:color w:val="000000"/>
+          <w:kern w:val="0"/>
+          <w:sz w:val="22"/>
+          <w:szCs w:val="22"/>
+          <w:lang w:val="en-US"/>
+        </w:rPr>
+        <w:t>would</w:t>
+      </w:r>
+      <w:r>
+        <w:rPr>
+          <w:rFonts w:ascii="Menlo" w:hAnsi="Menlo" w:cs="Menlo"/>
+          <w:color w:val="000000"/>
+          <w:kern w:val="0"/>
+          <w:sz w:val="22"/>
+          <w:szCs w:val="22"/>
+          <w:lang w:val="en-US"/>
+        </w:rPr>
+        <w:t xml:space="preserve"> </w:t>
+      </w:r>
+      <w:r>
+        <w:rPr>
+          <w:rFonts w:ascii="Menlo" w:hAnsi="Menlo" w:cs="Menlo"/>
+          <w:i/>
+          <w:iCs/>
+          <w:color w:val="000000"/>
+          <w:kern w:val="0"/>
+          <w:sz w:val="22"/>
+          <w:szCs w:val="22"/>
+          <w:lang w:val="en-US"/>
+        </w:rPr>
+        <w:t>apply</w:t>
+      </w:r>
+      <w:r>
+        <w:rPr>
+          <w:rFonts w:ascii="Menlo" w:hAnsi="Menlo" w:cs="Menlo"/>
+          <w:color w:val="000000"/>
+          <w:kern w:val="0"/>
+          <w:sz w:val="22"/>
+          <w:szCs w:val="22"/>
+          <w:lang w:val="en-US"/>
+        </w:rPr>
+        <w:t xml:space="preserve"> </w:t>
+      </w:r>
+      <w:r>
+        <w:rPr>
+          <w:rFonts w:ascii="Menlo" w:hAnsi="Menlo" w:cs="Menlo"/>
+          <w:i/>
+          <w:iCs/>
+          <w:color w:val="000000"/>
+          <w:kern w:val="0"/>
+          <w:sz w:val="22"/>
+          <w:szCs w:val="22"/>
+          <w:lang w:val="en-US"/>
+        </w:rPr>
+        <w:t>a</w:t>
+      </w:r>
+      <w:r>
+        <w:rPr>
+          <w:rFonts w:ascii="Menlo" w:hAnsi="Menlo" w:cs="Menlo"/>
+          <w:color w:val="000000"/>
+          <w:kern w:val="0"/>
+          <w:sz w:val="22"/>
+          <w:szCs w:val="22"/>
+          <w:lang w:val="en-US"/>
+        </w:rPr>
+        <w:t xml:space="preserve"> </w:t>
+      </w:r>
+      <w:r>
+        <w:rPr>
+          <w:rFonts w:ascii="Menlo" w:hAnsi="Menlo" w:cs="Menlo"/>
+          <w:i/>
+          <w:iCs/>
+          <w:color w:val="000000"/>
+          <w:kern w:val="0"/>
+          <w:sz w:val="22"/>
+          <w:szCs w:val="22"/>
+          <w:lang w:val="en-US"/>
+        </w:rPr>
+        <w:t>name-based</w:t>
+      </w:r>
+      <w:r>
+        <w:rPr>
+          <w:rFonts w:ascii="Menlo" w:hAnsi="Menlo" w:cs="Menlo"/>
+          <w:color w:val="000000"/>
+          <w:kern w:val="0"/>
+          <w:sz w:val="22"/>
+          <w:szCs w:val="22"/>
+          <w:lang w:val="en-US"/>
+        </w:rPr>
+        <w:t xml:space="preserve"> </w:t>
+      </w:r>
+      <w:r>
+        <w:rPr>
+          <w:rFonts w:ascii="Menlo" w:hAnsi="Menlo" w:cs="Menlo"/>
+          <w:i/>
+          <w:iCs/>
+          <w:color w:val="000000"/>
+          <w:kern w:val="0"/>
+          <w:sz w:val="22"/>
+          <w:szCs w:val="22"/>
+          <w:lang w:val="en-US"/>
+        </w:rPr>
+        <w:t>gender</w:t>
+      </w:r>
+      <w:r>
+        <w:rPr>
+          <w:rFonts w:ascii="Menlo" w:hAnsi="Menlo" w:cs="Menlo"/>
+          <w:color w:val="000000"/>
+          <w:kern w:val="0"/>
+          <w:sz w:val="22"/>
+          <w:szCs w:val="22"/>
+          <w:lang w:val="en-US"/>
+        </w:rPr>
+        <w:t xml:space="preserve"> </w:t>
+      </w:r>
+      <w:r>
+        <w:rPr>
+          <w:rFonts w:ascii="Menlo" w:hAnsi="Menlo" w:cs="Menlo"/>
+          <w:i/>
+          <w:iCs/>
+          <w:color w:val="000000"/>
+          <w:kern w:val="0"/>
+          <w:sz w:val="22"/>
+          <w:szCs w:val="22"/>
+          <w:lang w:val="en-US"/>
+        </w:rPr>
+        <w:t>classifier</w:t>
+      </w:r>
+      <w:r>
+        <w:rPr>
+          <w:rFonts w:ascii="Menlo" w:hAnsi="Menlo" w:cs="Menlo"/>
+          <w:color w:val="000000"/>
+          <w:kern w:val="0"/>
+          <w:sz w:val="22"/>
+          <w:szCs w:val="22"/>
+          <w:lang w:val="en-US"/>
+        </w:rPr>
+        <w:t xml:space="preserve"> </w:t>
+      </w:r>
+      <w:r>
+        <w:rPr>
+          <w:rFonts w:ascii="Menlo" w:hAnsi="Menlo" w:cs="Menlo"/>
+          <w:i/>
+          <w:iCs/>
+          <w:color w:val="000000"/>
+          <w:kern w:val="0"/>
+          <w:sz w:val="22"/>
+          <w:szCs w:val="22"/>
+          <w:lang w:val="en-US"/>
+        </w:rPr>
+        <w:t>(e.g.,</w:t>
+      </w:r>
+    </w:p>
+    <w:p>
+      <w:pPr>
+        <w:tabs>
+          <w:tab w:val="left" w:pos="560"/>
+          <w:tab w:val="left" w:pos="1120"/>
+          <w:tab w:val="left" w:pos="1680"/>
+          <w:tab w:val="left" w:pos="2240"/>
+          <w:tab w:val="left" w:pos="2800"/>
+          <w:tab w:val="left" w:pos="3360"/>
+          <w:tab w:val="left" w:pos="3920"/>
+          <w:tab w:val="left" w:pos="4480"/>
+          <w:tab w:val="left" w:pos="5040"/>
+          <w:tab w:val="left" w:pos="5600"/>
+          <w:tab w:val="left" w:pos="6160"/>
+          <w:tab w:val="left" w:pos="6720"/>
+        </w:tabs>
+        <w:autoSpaceDE w:val="0"/>
+        <w:autoSpaceDN w:val="0"/>
+        <w:adjustRightInd w:val="0"/>
+        <w:spacing w:after="0" w:line="240" w:lineRule="auto"/>
+        <w:rPr>
+          <w:rFonts w:ascii="Menlo" w:hAnsi="Menlo" w:cs="Menlo"/>
+          <w:color w:val="000000"/>
+          <w:kern w:val="0"/>
+          <w:sz w:val="22"/>
+          <w:szCs w:val="22"/>
+          <w:lang w:val="en-US"/>
+        </w:rPr>
+      </w:pPr>
+      <w:r>
+        <w:rPr>
+          <w:rFonts w:ascii="Menlo" w:hAnsi="Menlo" w:cs="Menlo"/>
+          <w:color w:val="000000"/>
+          <w:kern w:val="0"/>
+          <w:sz w:val="22"/>
+          <w:szCs w:val="22"/>
+          <w:lang w:val="en-US"/>
+        </w:rPr>
+        <w:t xml:space="preserve">  </w:t>
+      </w:r>
+      <w:r>
+        <w:rPr>
+          <w:rFonts w:ascii="Menlo" w:hAnsi="Menlo" w:cs="Menlo"/>
+          <w:color w:val="999999"/>
+          <w:kern w:val="0"/>
+          <w:sz w:val="22"/>
+          <w:szCs w:val="22"/>
+          <w:lang w:val="en-US"/>
+        </w:rPr>
+        <w:t>▎</w:t>
+      </w:r>
+      <w:r>
+        <w:rPr>
+          <w:rFonts w:ascii="Menlo" w:hAnsi="Menlo" w:cs="Menlo"/>
+          <w:color w:val="000000"/>
+          <w:kern w:val="0"/>
+          <w:sz w:val="22"/>
+          <w:szCs w:val="22"/>
+          <w:lang w:val="en-US"/>
+        </w:rPr>
+        <w:t xml:space="preserve"> </w:t>
+      </w:r>
+      <w:proofErr w:type="spellStart"/>
+      <w:r>
+        <w:rPr>
+          <w:rFonts w:ascii="Menlo" w:hAnsi="Menlo" w:cs="Menlo"/>
+          <w:i/>
+          <w:iCs/>
+          <w:color w:val="454DF5"/>
+          <w:kern w:val="0"/>
+          <w:sz w:val="22"/>
+          <w:szCs w:val="22"/>
+          <w:lang w:val="en-US"/>
+        </w:rPr>
+        <w:t>gender_guesser</w:t>
+      </w:r>
+      <w:proofErr w:type="spellEnd"/>
+      <w:r>
+        <w:rPr>
+          <w:rFonts w:ascii="Menlo" w:hAnsi="Menlo" w:cs="Menlo"/>
+          <w:i/>
+          <w:iCs/>
+          <w:color w:val="000000"/>
+          <w:kern w:val="0"/>
+          <w:sz w:val="22"/>
+          <w:szCs w:val="22"/>
+          <w:lang w:val="en-US"/>
+        </w:rPr>
+        <w:t>)</w:t>
+      </w:r>
+      <w:r>
+        <w:rPr>
+          <w:rFonts w:ascii="Menlo" w:hAnsi="Menlo" w:cs="Menlo"/>
+          <w:color w:val="000000"/>
+          <w:kern w:val="0"/>
+          <w:sz w:val="22"/>
+          <w:szCs w:val="22"/>
+          <w:lang w:val="en-US"/>
+        </w:rPr>
+        <w:t xml:space="preserve"> </w:t>
+      </w:r>
+      <w:r>
+        <w:rPr>
+          <w:rFonts w:ascii="Menlo" w:hAnsi="Menlo" w:cs="Menlo"/>
+          <w:i/>
+          <w:iCs/>
+          <w:color w:val="000000"/>
+          <w:kern w:val="0"/>
+          <w:sz w:val="22"/>
+          <w:szCs w:val="22"/>
+          <w:lang w:val="en-US"/>
+        </w:rPr>
+        <w:t>to</w:t>
+      </w:r>
+      <w:r>
+        <w:rPr>
+          <w:rFonts w:ascii="Menlo" w:hAnsi="Menlo" w:cs="Menlo"/>
+          <w:color w:val="000000"/>
+          <w:kern w:val="0"/>
+          <w:sz w:val="22"/>
+          <w:szCs w:val="22"/>
+          <w:lang w:val="en-US"/>
+        </w:rPr>
+        <w:t xml:space="preserve"> </w:t>
+      </w:r>
+      <w:r>
+        <w:rPr>
+          <w:rFonts w:ascii="Menlo" w:hAnsi="Menlo" w:cs="Menlo"/>
+          <w:i/>
+          <w:iCs/>
+          <w:color w:val="000000"/>
+          <w:kern w:val="0"/>
+          <w:sz w:val="22"/>
+          <w:szCs w:val="22"/>
+          <w:lang w:val="en-US"/>
+        </w:rPr>
+        <w:t>the</w:t>
+      </w:r>
+      <w:r>
+        <w:rPr>
+          <w:rFonts w:ascii="Menlo" w:hAnsi="Menlo" w:cs="Menlo"/>
+          <w:color w:val="000000"/>
+          <w:kern w:val="0"/>
+          <w:sz w:val="22"/>
+          <w:szCs w:val="22"/>
+          <w:lang w:val="en-US"/>
+        </w:rPr>
+        <w:t xml:space="preserve"> </w:t>
+      </w:r>
+      <w:r>
+        <w:rPr>
+          <w:rFonts w:ascii="Menlo" w:hAnsi="Menlo" w:cs="Menlo"/>
+          <w:i/>
+          <w:iCs/>
+          <w:color w:val="000000"/>
+          <w:kern w:val="0"/>
+          <w:sz w:val="22"/>
+          <w:szCs w:val="22"/>
+          <w:lang w:val="en-US"/>
+        </w:rPr>
+        <w:t>unresolved</w:t>
+      </w:r>
+      <w:r>
+        <w:rPr>
+          <w:rFonts w:ascii="Menlo" w:hAnsi="Menlo" w:cs="Menlo"/>
+          <w:color w:val="000000"/>
+          <w:kern w:val="0"/>
+          <w:sz w:val="22"/>
+          <w:szCs w:val="22"/>
+          <w:lang w:val="en-US"/>
+        </w:rPr>
+        <w:t xml:space="preserve"> </w:t>
+      </w:r>
+      <w:r>
+        <w:rPr>
+          <w:rFonts w:ascii="Menlo" w:hAnsi="Menlo" w:cs="Menlo"/>
+          <w:i/>
+          <w:iCs/>
+          <w:color w:val="000000"/>
+          <w:kern w:val="0"/>
+          <w:sz w:val="22"/>
+          <w:szCs w:val="22"/>
+          <w:lang w:val="en-US"/>
+        </w:rPr>
+        <w:t>names</w:t>
+      </w:r>
+      <w:r>
+        <w:rPr>
+          <w:rFonts w:ascii="Menlo" w:hAnsi="Menlo" w:cs="Menlo"/>
+          <w:color w:val="000000"/>
+          <w:kern w:val="0"/>
+          <w:sz w:val="22"/>
+          <w:szCs w:val="22"/>
+          <w:lang w:val="en-US"/>
+        </w:rPr>
+        <w:t xml:space="preserve"> </w:t>
+      </w:r>
+      <w:r>
+        <w:rPr>
+          <w:rFonts w:ascii="Menlo" w:hAnsi="Menlo" w:cs="Menlo"/>
+          <w:i/>
+          <w:iCs/>
+          <w:color w:val="000000"/>
+          <w:kern w:val="0"/>
+          <w:sz w:val="22"/>
+          <w:szCs w:val="22"/>
+          <w:lang w:val="en-US"/>
+        </w:rPr>
+        <w:t>to</w:t>
+      </w:r>
+      <w:r>
+        <w:rPr>
+          <w:rFonts w:ascii="Menlo" w:hAnsi="Menlo" w:cs="Menlo"/>
+          <w:color w:val="000000"/>
+          <w:kern w:val="0"/>
+          <w:sz w:val="22"/>
+          <w:szCs w:val="22"/>
+          <w:lang w:val="en-US"/>
+        </w:rPr>
+        <w:t xml:space="preserve"> </w:t>
+      </w:r>
+      <w:r>
+        <w:rPr>
+          <w:rFonts w:ascii="Menlo" w:hAnsi="Menlo" w:cs="Menlo"/>
+          <w:i/>
+          <w:iCs/>
+          <w:color w:val="000000"/>
+          <w:kern w:val="0"/>
+          <w:sz w:val="22"/>
+          <w:szCs w:val="22"/>
+          <w:lang w:val="en-US"/>
+        </w:rPr>
+        <w:t>quantify</w:t>
+      </w:r>
+      <w:r>
+        <w:rPr>
+          <w:rFonts w:ascii="Menlo" w:hAnsi="Menlo" w:cs="Menlo"/>
+          <w:color w:val="000000"/>
+          <w:kern w:val="0"/>
+          <w:sz w:val="22"/>
+          <w:szCs w:val="22"/>
+          <w:lang w:val="en-US"/>
+        </w:rPr>
+        <w:t xml:space="preserve"> </w:t>
+      </w:r>
+      <w:r>
+        <w:rPr>
+          <w:rFonts w:ascii="Menlo" w:hAnsi="Menlo" w:cs="Menlo"/>
+          <w:i/>
+          <w:iCs/>
+          <w:color w:val="000000"/>
+          <w:kern w:val="0"/>
+          <w:sz w:val="22"/>
+          <w:szCs w:val="22"/>
+          <w:lang w:val="en-US"/>
+        </w:rPr>
+        <w:t>this</w:t>
+      </w:r>
+      <w:r>
+        <w:rPr>
+          <w:rFonts w:ascii="Menlo" w:hAnsi="Menlo" w:cs="Menlo"/>
+          <w:color w:val="000000"/>
+          <w:kern w:val="0"/>
+          <w:sz w:val="22"/>
+          <w:szCs w:val="22"/>
+          <w:lang w:val="en-US"/>
+        </w:rPr>
+        <w:t xml:space="preserve"> </w:t>
+      </w:r>
+      <w:r>
+        <w:rPr>
+          <w:rFonts w:ascii="Menlo" w:hAnsi="Menlo" w:cs="Menlo"/>
+          <w:i/>
+          <w:iCs/>
+          <w:color w:val="000000"/>
+          <w:kern w:val="0"/>
+          <w:sz w:val="22"/>
+          <w:szCs w:val="22"/>
+          <w:lang w:val="en-US"/>
+        </w:rPr>
+        <w:t>bias</w:t>
+      </w:r>
+      <w:r>
+        <w:rPr>
+          <w:rFonts w:ascii="Menlo" w:hAnsi="Menlo" w:cs="Menlo"/>
+          <w:color w:val="000000"/>
+          <w:kern w:val="0"/>
+          <w:sz w:val="22"/>
+          <w:szCs w:val="22"/>
+          <w:lang w:val="en-US"/>
+        </w:rPr>
+        <w:t xml:space="preserve"> </w:t>
+      </w:r>
+      <w:r>
+        <w:rPr>
+          <w:rFonts w:ascii="Menlo" w:hAnsi="Menlo" w:cs="Menlo"/>
+          <w:i/>
+          <w:iCs/>
+          <w:color w:val="000000"/>
+          <w:kern w:val="0"/>
+          <w:sz w:val="22"/>
+          <w:szCs w:val="22"/>
+          <w:lang w:val="en-US"/>
+        </w:rPr>
+        <w:t>and</w:t>
+      </w:r>
+      <w:r>
+        <w:rPr>
+          <w:rFonts w:ascii="Menlo" w:hAnsi="Menlo" w:cs="Menlo"/>
+          <w:color w:val="000000"/>
+          <w:kern w:val="0"/>
+          <w:sz w:val="22"/>
+          <w:szCs w:val="22"/>
+          <w:lang w:val="en-US"/>
+        </w:rPr>
+        <w:t xml:space="preserve"> </w:t>
+      </w:r>
+      <w:r>
+        <w:rPr>
+          <w:rFonts w:ascii="Menlo" w:hAnsi="Menlo" w:cs="Menlo"/>
+          <w:i/>
+          <w:iCs/>
+          <w:color w:val="000000"/>
+          <w:kern w:val="0"/>
+          <w:sz w:val="22"/>
+          <w:szCs w:val="22"/>
+          <w:lang w:val="en-US"/>
+        </w:rPr>
+        <w:t>produce</w:t>
+      </w:r>
+    </w:p>
+    <w:p>
+      <w:pPr>
+        <w:rPr>
+          <w:rFonts w:ascii="Menlo" w:hAnsi="Menlo" w:cs="Menlo"/>
+          <w:i/>
+          <w:iCs/>
+          <w:color w:val="000000"/>
+          <w:kern w:val="0"/>
+          <w:sz w:val="22"/>
+          <w:szCs w:val="22"/>
+          <w:lang w:val="en-US"/>
+        </w:rPr>
+      </w:pPr>
+      <w:r>
+        <w:rPr>
+          <w:rFonts w:ascii="Menlo" w:hAnsi="Menlo" w:cs="Menlo"/>
+          <w:color w:val="000000"/>
+          <w:kern w:val="0"/>
+          <w:sz w:val="22"/>
+          <w:szCs w:val="22"/>
+          <w:lang w:val="en-US"/>
+        </w:rPr>
+        <w:t xml:space="preserve">  </w:t>
+      </w:r>
+      <w:r>
+        <w:rPr>
+          <w:rFonts w:ascii="Menlo" w:hAnsi="Menlo" w:cs="Menlo"/>
+          <w:color w:val="999999"/>
+          <w:kern w:val="0"/>
+          <w:sz w:val="22"/>
+          <w:szCs w:val="22"/>
+          <w:lang w:val="en-US"/>
+        </w:rPr>
+        <w:t>▎</w:t>
+      </w:r>
+      <w:r>
+        <w:rPr>
+          <w:rFonts w:ascii="Menlo" w:hAnsi="Menlo" w:cs="Menlo"/>
+          <w:color w:val="000000"/>
+          <w:kern w:val="0"/>
+          <w:sz w:val="22"/>
+          <w:szCs w:val="22"/>
+          <w:lang w:val="en-US"/>
+        </w:rPr>
+        <w:t xml:space="preserve"> </w:t>
+      </w:r>
+      <w:r>
+        <w:rPr>
+          <w:rFonts w:ascii="Menlo" w:hAnsi="Menlo" w:cs="Menlo"/>
+          <w:i/>
+          <w:iCs/>
+          <w:color w:val="000000"/>
+          <w:kern w:val="0"/>
+          <w:sz w:val="22"/>
+          <w:szCs w:val="22"/>
+          <w:lang w:val="en-US"/>
+        </w:rPr>
+        <w:t>corrected</w:t>
+      </w:r>
+      <w:r>
+        <w:rPr>
+          <w:rFonts w:ascii="Menlo" w:hAnsi="Menlo" w:cs="Menlo"/>
+          <w:color w:val="000000"/>
+          <w:kern w:val="0"/>
+          <w:sz w:val="22"/>
+          <w:szCs w:val="22"/>
+          <w:lang w:val="en-US"/>
+        </w:rPr>
+        <w:t xml:space="preserve"> </w:t>
+      </w:r>
+      <w:r>
+        <w:rPr>
+          <w:rFonts w:ascii="Menlo" w:hAnsi="Menlo" w:cs="Menlo"/>
+          <w:i/>
+          <w:iCs/>
+          <w:color w:val="000000"/>
+          <w:kern w:val="0"/>
+          <w:sz w:val="22"/>
+          <w:szCs w:val="22"/>
+          <w:lang w:val="en-US"/>
+        </w:rPr>
+        <w:t>estimates.</w:t>
+      </w:r>
+    </w:p>
+    <w:p>
+      <w:pPr>
+        <w:rPr>
+          <w:rFonts w:ascii="Menlo" w:hAnsi="Menlo" w:cs="Menlo"/>
+          <w:i/>
+          <w:iCs/>
+          <w:color w:val="000000"/>
+          <w:kern w:val="0"/>
+          <w:sz w:val="22"/>
+          <w:szCs w:val="22"/>
+          <w:lang w:val="en-US"/>
+        </w:rPr>
+      </w:pPr>
+    </w:p>
+    <w:p>
+      <w:pPr>
+        <w:rPr>
+          <w:rFonts w:ascii="Menlo" w:hAnsi="Menlo" w:cs="Menlo"/>
+          <w:i/>
+          <w:iCs/>
+          <w:color w:val="000000"/>
+          <w:kern w:val="0"/>
+          <w:sz w:val="22"/>
+          <w:szCs w:val="22"/>
+          <w:lang w:val="en-US"/>
+        </w:rPr>
+      </w:pPr>
+    </w:p>
+    <w:p>
+      <w:pPr>
+        <w:rPr>
+          <w:rFonts w:ascii="Menlo" w:hAnsi="Menlo" w:cs="Menlo"/>
+          <w:i/>
+          <w:iCs/>
+          <w:color w:val="000000"/>
+          <w:kern w:val="0"/>
+          <w:sz w:val="22"/>
+          <w:szCs w:val="22"/>
+          <w:lang w:val="en-US"/>
+        </w:rPr>
+      </w:pPr>
+    </w:p>
+    <w:p>
+      <w:pPr>
+        <w:tabs>
+          <w:tab w:val="left" w:pos="560"/>
+          <w:tab w:val="left" w:pos="1120"/>
+          <w:tab w:val="left" w:pos="1680"/>
+          <w:tab w:val="left" w:pos="2240"/>
+          <w:tab w:val="left" w:pos="2800"/>
+          <w:tab w:val="left" w:pos="3360"/>
+          <w:tab w:val="left" w:pos="3920"/>
+          <w:tab w:val="left" w:pos="4480"/>
+          <w:tab w:val="left" w:pos="5040"/>
+          <w:tab w:val="left" w:pos="5600"/>
+          <w:tab w:val="left" w:pos="6160"/>
+          <w:tab w:val="left" w:pos="6720"/>
+        </w:tabs>
+        <w:autoSpaceDE w:val="0"/>
+        <w:autoSpaceDN w:val="0"/>
+        <w:adjustRightInd w:val="0"/>
+        <w:spacing w:after="0" w:line="240" w:lineRule="auto"/>
+        <w:rPr>
+          <w:rFonts w:ascii="Menlo" w:hAnsi="Menlo" w:cs="Menlo"/>
+          <w:color w:val="000000"/>
+          <w:kern w:val="0"/>
+          <w:sz w:val="22"/>
+          <w:szCs w:val="22"/>
+          <w:lang w:val="en-US"/>
+        </w:rPr>
+      </w:pPr>
+      <w:r>
+        <w:rPr>
+          <w:rFonts w:ascii="Menlo" w:hAnsi="Menlo" w:cs="Menlo"/>
+          <w:color w:val="000000"/>
+          <w:kern w:val="0"/>
+          <w:sz w:val="22"/>
+          <w:szCs w:val="22"/>
+          <w:lang w:val="en-US"/>
+        </w:rPr>
+        <w:t xml:space="preserve">Here's a breakdown of the political profile of each:                            </w:t>
+      </w:r>
+    </w:p>
+    <w:p>
+      <w:pPr>
+        <w:tabs>
+          <w:tab w:val="left" w:pos="560"/>
+          <w:tab w:val="left" w:pos="1120"/>
+          <w:tab w:val="left" w:pos="1680"/>
+          <w:tab w:val="left" w:pos="2240"/>
+          <w:tab w:val="left" w:pos="2800"/>
+          <w:tab w:val="left" w:pos="3360"/>
+          <w:tab w:val="left" w:pos="3920"/>
+          <w:tab w:val="left" w:pos="4480"/>
+          <w:tab w:val="left" w:pos="5040"/>
+          <w:tab w:val="left" w:pos="5600"/>
+          <w:tab w:val="left" w:pos="6160"/>
+          <w:tab w:val="left" w:pos="6720"/>
+        </w:tabs>
+        <w:autoSpaceDE w:val="0"/>
+        <w:autoSpaceDN w:val="0"/>
+        <w:adjustRightInd w:val="0"/>
+        <w:spacing w:after="0" w:line="240" w:lineRule="auto"/>
+        <w:rPr>
+          <w:rFonts w:ascii="Menlo" w:hAnsi="Menlo" w:cs="Menlo"/>
+          <w:color w:val="000000"/>
+          <w:kern w:val="0"/>
+          <w:sz w:val="22"/>
+          <w:szCs w:val="22"/>
+          <w:lang w:val="en-US"/>
+        </w:rPr>
+      </w:pPr>
+      <w:r>
+        <w:rPr>
+          <w:rFonts w:ascii="Menlo" w:hAnsi="Menlo" w:cs="Menlo"/>
+          <w:color w:val="000000"/>
+          <w:kern w:val="0"/>
+          <w:sz w:val="22"/>
+          <w:szCs w:val="22"/>
+          <w:lang w:val="en-US"/>
+        </w:rPr>
+        <w:t xml:space="preserve">                                                                                </w:t>
+      </w:r>
+    </w:p>
+    <w:p>
+      <w:pPr>
+        <w:tabs>
+          <w:tab w:val="left" w:pos="560"/>
+          <w:tab w:val="left" w:pos="1120"/>
+          <w:tab w:val="left" w:pos="1680"/>
+          <w:tab w:val="left" w:pos="2240"/>
+          <w:tab w:val="left" w:pos="2800"/>
+          <w:tab w:val="left" w:pos="3360"/>
+          <w:tab w:val="left" w:pos="3920"/>
+          <w:tab w:val="left" w:pos="4480"/>
+          <w:tab w:val="left" w:pos="5040"/>
+          <w:tab w:val="left" w:pos="5600"/>
+          <w:tab w:val="left" w:pos="6160"/>
+          <w:tab w:val="left" w:pos="6720"/>
+        </w:tabs>
+        <w:autoSpaceDE w:val="0"/>
+        <w:autoSpaceDN w:val="0"/>
+        <w:adjustRightInd w:val="0"/>
+        <w:spacing w:after="0" w:line="240" w:lineRule="auto"/>
+        <w:rPr>
+          <w:rFonts w:ascii="Menlo" w:hAnsi="Menlo" w:cs="Menlo"/>
+          <w:color w:val="000000"/>
+          <w:kern w:val="0"/>
+          <w:sz w:val="22"/>
+          <w:szCs w:val="22"/>
+          <w:lang w:val="en-US"/>
+        </w:rPr>
+      </w:pPr>
+      <w:r>
+        <w:rPr>
+          <w:rFonts w:ascii="Menlo" w:hAnsi="Menlo" w:cs="Menlo"/>
+          <w:color w:val="000000"/>
+          <w:kern w:val="0"/>
+          <w:sz w:val="22"/>
+          <w:szCs w:val="22"/>
+          <w:lang w:val="en-US"/>
+        </w:rPr>
+        <w:t xml:space="preserve">  </w:t>
+      </w:r>
+      <w:r>
+        <w:rPr>
+          <w:rFonts w:ascii="Menlo" w:hAnsi="Menlo" w:cs="Menlo"/>
+          <w:b/>
+          <w:bCs/>
+          <w:color w:val="000000"/>
+          <w:kern w:val="0"/>
+          <w:sz w:val="22"/>
+          <w:szCs w:val="22"/>
+          <w:lang w:val="en-US"/>
+        </w:rPr>
+        <w:t>Arlette Laguiller</w:t>
+      </w:r>
+      <w:r>
+        <w:rPr>
+          <w:rFonts w:ascii="Menlo" w:hAnsi="Menlo" w:cs="Menlo"/>
+          <w:color w:val="000000"/>
+          <w:kern w:val="0"/>
+          <w:sz w:val="22"/>
+          <w:szCs w:val="22"/>
+          <w:lang w:val="en-US"/>
+        </w:rPr>
+        <w:t xml:space="preserve"> — Far-left, Trotskyist. Leader of </w:t>
+      </w:r>
+      <w:r>
+        <w:rPr>
+          <w:rFonts w:ascii="Menlo" w:hAnsi="Menlo" w:cs="Menlo"/>
+          <w:i/>
+          <w:iCs/>
+          <w:color w:val="000000"/>
+          <w:kern w:val="0"/>
+          <w:sz w:val="22"/>
+          <w:szCs w:val="22"/>
+          <w:lang w:val="en-US"/>
+        </w:rPr>
+        <w:t xml:space="preserve">Lutte </w:t>
+      </w:r>
+      <w:proofErr w:type="spellStart"/>
+      <w:r>
+        <w:rPr>
+          <w:rFonts w:ascii="Menlo" w:hAnsi="Menlo" w:cs="Menlo"/>
+          <w:i/>
+          <w:iCs/>
+          <w:color w:val="000000"/>
+          <w:kern w:val="0"/>
+          <w:sz w:val="22"/>
+          <w:szCs w:val="22"/>
+          <w:lang w:val="en-US"/>
+        </w:rPr>
+        <w:t>Ouvrière</w:t>
+      </w:r>
+      <w:proofErr w:type="spellEnd"/>
+      <w:r>
+        <w:rPr>
+          <w:rFonts w:ascii="Menlo" w:hAnsi="Menlo" w:cs="Menlo"/>
+          <w:color w:val="000000"/>
+          <w:kern w:val="0"/>
+          <w:sz w:val="22"/>
+          <w:szCs w:val="22"/>
+          <w:lang w:val="en-US"/>
+        </w:rPr>
+        <w:t>, she was the</w:t>
+      </w:r>
+    </w:p>
+    <w:p>
+      <w:pPr>
+        <w:tabs>
+          <w:tab w:val="left" w:pos="560"/>
+          <w:tab w:val="left" w:pos="1120"/>
+          <w:tab w:val="left" w:pos="1680"/>
+          <w:tab w:val="left" w:pos="2240"/>
+          <w:tab w:val="left" w:pos="2800"/>
+          <w:tab w:val="left" w:pos="3360"/>
+          <w:tab w:val="left" w:pos="3920"/>
+          <w:tab w:val="left" w:pos="4480"/>
+          <w:tab w:val="left" w:pos="5040"/>
+          <w:tab w:val="left" w:pos="5600"/>
+          <w:tab w:val="left" w:pos="6160"/>
+          <w:tab w:val="left" w:pos="6720"/>
+        </w:tabs>
+        <w:autoSpaceDE w:val="0"/>
+        <w:autoSpaceDN w:val="0"/>
+        <w:adjustRightInd w:val="0"/>
+        <w:spacing w:after="0" w:line="240" w:lineRule="auto"/>
+        <w:rPr>
+          <w:rFonts w:ascii="Menlo" w:hAnsi="Menlo" w:cs="Menlo"/>
+          <w:color w:val="000000"/>
+          <w:kern w:val="0"/>
+          <w:sz w:val="22"/>
+          <w:szCs w:val="22"/>
+          <w:lang w:val="en-US"/>
+        </w:rPr>
+      </w:pPr>
+      <w:r>
+        <w:rPr>
+          <w:rFonts w:ascii="Menlo" w:hAnsi="Menlo" w:cs="Menlo"/>
+          <w:color w:val="000000"/>
+          <w:kern w:val="0"/>
+          <w:sz w:val="22"/>
+          <w:szCs w:val="22"/>
+          <w:lang w:val="en-US"/>
+        </w:rPr>
+        <w:t xml:space="preserve">  first woman to run for president in France (1974) and ran in every presidential</w:t>
+      </w:r>
+    </w:p>
+    <w:p>
+      <w:pPr>
+        <w:tabs>
+          <w:tab w:val="left" w:pos="560"/>
+          <w:tab w:val="left" w:pos="1120"/>
+          <w:tab w:val="left" w:pos="1680"/>
+          <w:tab w:val="left" w:pos="2240"/>
+          <w:tab w:val="left" w:pos="2800"/>
+          <w:tab w:val="left" w:pos="3360"/>
+          <w:tab w:val="left" w:pos="3920"/>
+          <w:tab w:val="left" w:pos="4480"/>
+          <w:tab w:val="left" w:pos="5040"/>
+          <w:tab w:val="left" w:pos="5600"/>
+          <w:tab w:val="left" w:pos="6160"/>
+          <w:tab w:val="left" w:pos="6720"/>
+        </w:tabs>
+        <w:autoSpaceDE w:val="0"/>
+        <w:autoSpaceDN w:val="0"/>
+        <w:adjustRightInd w:val="0"/>
+        <w:spacing w:after="0" w:line="240" w:lineRule="auto"/>
+        <w:rPr>
+          <w:rFonts w:ascii="Menlo" w:hAnsi="Menlo" w:cs="Menlo"/>
+          <w:color w:val="000000"/>
+          <w:kern w:val="0"/>
+          <w:sz w:val="22"/>
+          <w:szCs w:val="22"/>
+          <w:lang w:val="en-US"/>
+        </w:rPr>
+      </w:pPr>
+      <w:r>
+        <w:rPr>
+          <w:rFonts w:ascii="Menlo" w:hAnsi="Menlo" w:cs="Menlo"/>
+          <w:color w:val="000000"/>
+          <w:kern w:val="0"/>
+          <w:sz w:val="22"/>
+          <w:szCs w:val="22"/>
+          <w:lang w:val="en-US"/>
+        </w:rPr>
+        <w:t xml:space="preserve">  election through 2007. A factory worker turned working-class icon, she's a</w:t>
+      </w:r>
+    </w:p>
+    <w:p>
+      <w:pPr>
+        <w:tabs>
+          <w:tab w:val="left" w:pos="560"/>
+          <w:tab w:val="left" w:pos="1120"/>
+          <w:tab w:val="left" w:pos="1680"/>
+          <w:tab w:val="left" w:pos="2240"/>
+          <w:tab w:val="left" w:pos="2800"/>
+          <w:tab w:val="left" w:pos="3360"/>
+          <w:tab w:val="left" w:pos="3920"/>
+          <w:tab w:val="left" w:pos="4480"/>
+          <w:tab w:val="left" w:pos="5040"/>
+          <w:tab w:val="left" w:pos="5600"/>
+          <w:tab w:val="left" w:pos="6160"/>
+          <w:tab w:val="left" w:pos="6720"/>
+        </w:tabs>
+        <w:autoSpaceDE w:val="0"/>
+        <w:autoSpaceDN w:val="0"/>
+        <w:adjustRightInd w:val="0"/>
+        <w:spacing w:after="0" w:line="240" w:lineRule="auto"/>
+        <w:rPr>
+          <w:rFonts w:ascii="Menlo" w:hAnsi="Menlo" w:cs="Menlo"/>
+          <w:color w:val="000000"/>
+          <w:kern w:val="0"/>
+          <w:sz w:val="22"/>
+          <w:szCs w:val="22"/>
+          <w:lang w:val="en-US"/>
+        </w:rPr>
+      </w:pPr>
+      <w:r>
+        <w:rPr>
+          <w:rFonts w:ascii="Menlo" w:hAnsi="Menlo" w:cs="Menlo"/>
+          <w:color w:val="000000"/>
+          <w:kern w:val="0"/>
+          <w:sz w:val="22"/>
+          <w:szCs w:val="22"/>
+          <w:lang w:val="en-US"/>
+        </w:rPr>
+        <w:t xml:space="preserve">  fixture of French electoral politics across the entire period — which explains  </w:t>
+      </w:r>
+    </w:p>
+    <w:p>
+      <w:pPr>
+        <w:tabs>
+          <w:tab w:val="left" w:pos="560"/>
+          <w:tab w:val="left" w:pos="1120"/>
+          <w:tab w:val="left" w:pos="1680"/>
+          <w:tab w:val="left" w:pos="2240"/>
+          <w:tab w:val="left" w:pos="2800"/>
+          <w:tab w:val="left" w:pos="3360"/>
+          <w:tab w:val="left" w:pos="3920"/>
+          <w:tab w:val="left" w:pos="4480"/>
+          <w:tab w:val="left" w:pos="5040"/>
+          <w:tab w:val="left" w:pos="5600"/>
+          <w:tab w:val="left" w:pos="6160"/>
+          <w:tab w:val="left" w:pos="6720"/>
+        </w:tabs>
+        <w:autoSpaceDE w:val="0"/>
+        <w:autoSpaceDN w:val="0"/>
+        <w:adjustRightInd w:val="0"/>
+        <w:spacing w:after="0" w:line="240" w:lineRule="auto"/>
+        <w:rPr>
+          <w:rFonts w:ascii="Menlo" w:hAnsi="Menlo" w:cs="Menlo"/>
+          <w:color w:val="000000"/>
+          <w:kern w:val="0"/>
+          <w:sz w:val="22"/>
+          <w:szCs w:val="22"/>
+          <w:lang w:val="en-US"/>
+        </w:rPr>
+      </w:pPr>
+      <w:r>
+        <w:rPr>
+          <w:rFonts w:ascii="Menlo" w:hAnsi="Menlo" w:cs="Menlo"/>
+          <w:color w:val="000000"/>
+          <w:kern w:val="0"/>
+          <w:sz w:val="22"/>
+          <w:szCs w:val="22"/>
+          <w:lang w:val="en-US"/>
+        </w:rPr>
+        <w:t xml:space="preserve">  why she appears in </w:t>
+      </w:r>
+      <w:r>
+        <w:rPr>
+          <w:rFonts w:ascii="Menlo" w:hAnsi="Menlo" w:cs="Menlo"/>
+          <w:i/>
+          <w:iCs/>
+          <w:color w:val="000000"/>
+          <w:kern w:val="0"/>
+          <w:sz w:val="22"/>
+          <w:szCs w:val="22"/>
+          <w:lang w:val="en-US"/>
+        </w:rPr>
+        <w:t>both</w:t>
+      </w:r>
+      <w:r>
+        <w:rPr>
+          <w:rFonts w:ascii="Menlo" w:hAnsi="Menlo" w:cs="Menlo"/>
+          <w:color w:val="000000"/>
+          <w:kern w:val="0"/>
+          <w:sz w:val="22"/>
+          <w:szCs w:val="22"/>
+          <w:lang w:val="en-US"/>
+        </w:rPr>
+        <w:t xml:space="preserve"> male and female manifestos. She's a political candidate,</w:t>
+      </w:r>
+    </w:p>
+    <w:p>
+      <w:pPr>
+        <w:tabs>
+          <w:tab w:val="left" w:pos="560"/>
+          <w:tab w:val="left" w:pos="1120"/>
+          <w:tab w:val="left" w:pos="1680"/>
+          <w:tab w:val="left" w:pos="2240"/>
+          <w:tab w:val="left" w:pos="2800"/>
+          <w:tab w:val="left" w:pos="3360"/>
+          <w:tab w:val="left" w:pos="3920"/>
+          <w:tab w:val="left" w:pos="4480"/>
+          <w:tab w:val="left" w:pos="5040"/>
+          <w:tab w:val="left" w:pos="5600"/>
+          <w:tab w:val="left" w:pos="6160"/>
+          <w:tab w:val="left" w:pos="6720"/>
+        </w:tabs>
+        <w:autoSpaceDE w:val="0"/>
+        <w:autoSpaceDN w:val="0"/>
+        <w:adjustRightInd w:val="0"/>
+        <w:spacing w:after="0" w:line="240" w:lineRule="auto"/>
+        <w:rPr>
+          <w:rFonts w:ascii="Menlo" w:hAnsi="Menlo" w:cs="Menlo"/>
+          <w:color w:val="000000"/>
+          <w:kern w:val="0"/>
+          <w:sz w:val="22"/>
+          <w:szCs w:val="22"/>
+          <w:lang w:val="en-US"/>
+        </w:rPr>
+      </w:pPr>
+      <w:r>
+        <w:rPr>
+          <w:rFonts w:ascii="Menlo" w:hAnsi="Menlo" w:cs="Menlo"/>
+          <w:color w:val="000000"/>
+          <w:kern w:val="0"/>
+          <w:sz w:val="22"/>
+          <w:szCs w:val="22"/>
+          <w:lang w:val="en-US"/>
+        </w:rPr>
+        <w:t xml:space="preserve">   not primarily a feminist figure.                                               </w:t>
+      </w:r>
+    </w:p>
+    <w:p>
+      <w:pPr>
+        <w:tabs>
+          <w:tab w:val="left" w:pos="560"/>
+          <w:tab w:val="left" w:pos="1120"/>
+          <w:tab w:val="left" w:pos="1680"/>
+          <w:tab w:val="left" w:pos="2240"/>
+          <w:tab w:val="left" w:pos="2800"/>
+          <w:tab w:val="left" w:pos="3360"/>
+          <w:tab w:val="left" w:pos="3920"/>
+          <w:tab w:val="left" w:pos="4480"/>
+          <w:tab w:val="left" w:pos="5040"/>
+          <w:tab w:val="left" w:pos="5600"/>
+          <w:tab w:val="left" w:pos="6160"/>
+          <w:tab w:val="left" w:pos="6720"/>
+        </w:tabs>
+        <w:autoSpaceDE w:val="0"/>
+        <w:autoSpaceDN w:val="0"/>
+        <w:adjustRightInd w:val="0"/>
+        <w:spacing w:after="0" w:line="240" w:lineRule="auto"/>
+        <w:rPr>
+          <w:rFonts w:ascii="Menlo" w:hAnsi="Menlo" w:cs="Menlo"/>
+          <w:color w:val="000000"/>
+          <w:kern w:val="0"/>
+          <w:sz w:val="22"/>
+          <w:szCs w:val="22"/>
+          <w:lang w:val="en-US"/>
+        </w:rPr>
+      </w:pPr>
+      <w:r>
+        <w:rPr>
+          <w:rFonts w:ascii="Menlo" w:hAnsi="Menlo" w:cs="Menlo"/>
+          <w:color w:val="000000"/>
+          <w:kern w:val="0"/>
+          <w:sz w:val="22"/>
+          <w:szCs w:val="22"/>
+          <w:lang w:val="en-US"/>
+        </w:rPr>
+        <w:t xml:space="preserve">                  </w:t>
+      </w:r>
+    </w:p>
+    <w:p>
+      <w:pPr>
+        <w:tabs>
+          <w:tab w:val="left" w:pos="560"/>
+          <w:tab w:val="left" w:pos="1120"/>
+          <w:tab w:val="left" w:pos="1680"/>
+          <w:tab w:val="left" w:pos="2240"/>
+          <w:tab w:val="left" w:pos="2800"/>
+          <w:tab w:val="left" w:pos="3360"/>
+          <w:tab w:val="left" w:pos="3920"/>
+          <w:tab w:val="left" w:pos="4480"/>
+          <w:tab w:val="left" w:pos="5040"/>
+          <w:tab w:val="left" w:pos="5600"/>
+          <w:tab w:val="left" w:pos="6160"/>
+          <w:tab w:val="left" w:pos="6720"/>
+        </w:tabs>
+        <w:autoSpaceDE w:val="0"/>
+        <w:autoSpaceDN w:val="0"/>
+        <w:adjustRightInd w:val="0"/>
+        <w:spacing w:after="0" w:line="240" w:lineRule="auto"/>
+        <w:rPr>
+          <w:rFonts w:ascii="Menlo" w:hAnsi="Menlo" w:cs="Menlo"/>
+          <w:color w:val="000000"/>
+          <w:kern w:val="0"/>
+          <w:sz w:val="22"/>
+          <w:szCs w:val="22"/>
+          <w:lang w:val="en-US"/>
+        </w:rPr>
+      </w:pPr>
+      <w:r>
+        <w:rPr>
+          <w:rFonts w:ascii="Menlo" w:hAnsi="Menlo" w:cs="Menlo"/>
+          <w:color w:val="000000"/>
+          <w:kern w:val="0"/>
+          <w:sz w:val="22"/>
+          <w:szCs w:val="22"/>
+          <w:lang w:val="en-US"/>
+        </w:rPr>
+        <w:lastRenderedPageBreak/>
+        <w:t xml:space="preserve">  </w:t>
+      </w:r>
+      <w:r>
+        <w:rPr>
+          <w:rFonts w:ascii="Menlo" w:hAnsi="Menlo" w:cs="Menlo"/>
+          <w:b/>
+          <w:bCs/>
+          <w:color w:val="000000"/>
+          <w:kern w:val="0"/>
+          <w:sz w:val="22"/>
+          <w:szCs w:val="22"/>
+          <w:lang w:val="en-US"/>
+        </w:rPr>
+        <w:t>Huguette Bouchardeau</w:t>
+      </w:r>
+      <w:r>
+        <w:rPr>
+          <w:rFonts w:ascii="Menlo" w:hAnsi="Menlo" w:cs="Menlo"/>
+          <w:color w:val="000000"/>
+          <w:kern w:val="0"/>
+          <w:sz w:val="22"/>
+          <w:szCs w:val="22"/>
+          <w:lang w:val="en-US"/>
+        </w:rPr>
+        <w:t xml:space="preserve"> — Left, PSU then PS. Presidential candidate in 1981, later</w:t>
+      </w:r>
+    </w:p>
+    <w:p>
+      <w:pPr>
+        <w:tabs>
+          <w:tab w:val="left" w:pos="560"/>
+          <w:tab w:val="left" w:pos="1120"/>
+          <w:tab w:val="left" w:pos="1680"/>
+          <w:tab w:val="left" w:pos="2240"/>
+          <w:tab w:val="left" w:pos="2800"/>
+          <w:tab w:val="left" w:pos="3360"/>
+          <w:tab w:val="left" w:pos="3920"/>
+          <w:tab w:val="left" w:pos="4480"/>
+          <w:tab w:val="left" w:pos="5040"/>
+          <w:tab w:val="left" w:pos="5600"/>
+          <w:tab w:val="left" w:pos="6160"/>
+          <w:tab w:val="left" w:pos="6720"/>
+        </w:tabs>
+        <w:autoSpaceDE w:val="0"/>
+        <w:autoSpaceDN w:val="0"/>
+        <w:adjustRightInd w:val="0"/>
+        <w:spacing w:after="0" w:line="240" w:lineRule="auto"/>
+        <w:rPr>
+          <w:rFonts w:ascii="Menlo" w:hAnsi="Menlo" w:cs="Menlo"/>
+          <w:color w:val="000000"/>
+          <w:kern w:val="0"/>
+          <w:sz w:val="22"/>
+          <w:szCs w:val="22"/>
+          <w:lang w:val="en-US"/>
+        </w:rPr>
+      </w:pPr>
+      <w:r>
+        <w:rPr>
+          <w:rFonts w:ascii="Menlo" w:hAnsi="Menlo" w:cs="Menlo"/>
+          <w:color w:val="000000"/>
+          <w:kern w:val="0"/>
+          <w:sz w:val="22"/>
+          <w:szCs w:val="22"/>
+          <w:lang w:val="en-US"/>
+        </w:rPr>
+        <w:t xml:space="preserve">  Minister of Environment under Mitterrand. A politician who worked within</w:t>
+      </w:r>
+    </w:p>
+    <w:p>
+      <w:pPr>
+        <w:tabs>
+          <w:tab w:val="left" w:pos="560"/>
+          <w:tab w:val="left" w:pos="1120"/>
+          <w:tab w:val="left" w:pos="1680"/>
+          <w:tab w:val="left" w:pos="2240"/>
+          <w:tab w:val="left" w:pos="2800"/>
+          <w:tab w:val="left" w:pos="3360"/>
+          <w:tab w:val="left" w:pos="3920"/>
+          <w:tab w:val="left" w:pos="4480"/>
+          <w:tab w:val="left" w:pos="5040"/>
+          <w:tab w:val="left" w:pos="5600"/>
+          <w:tab w:val="left" w:pos="6160"/>
+          <w:tab w:val="left" w:pos="6720"/>
+        </w:tabs>
+        <w:autoSpaceDE w:val="0"/>
+        <w:autoSpaceDN w:val="0"/>
+        <w:adjustRightInd w:val="0"/>
+        <w:spacing w:after="0" w:line="240" w:lineRule="auto"/>
+        <w:rPr>
+          <w:rFonts w:ascii="Menlo" w:hAnsi="Menlo" w:cs="Menlo"/>
+          <w:color w:val="000000"/>
+          <w:kern w:val="0"/>
+          <w:sz w:val="22"/>
+          <w:szCs w:val="22"/>
+          <w:lang w:val="en-US"/>
+        </w:rPr>
+      </w:pPr>
+      <w:r>
+        <w:rPr>
+          <w:rFonts w:ascii="Menlo" w:hAnsi="Menlo" w:cs="Menlo"/>
+          <w:color w:val="000000"/>
+          <w:kern w:val="0"/>
+          <w:sz w:val="22"/>
+          <w:szCs w:val="22"/>
+          <w:lang w:val="en-US"/>
+        </w:rPr>
+        <w:t xml:space="preserve">  institutional left-wing structures.</w:t>
+      </w:r>
+    </w:p>
+    <w:p>
+      <w:pPr>
+        <w:tabs>
+          <w:tab w:val="left" w:pos="560"/>
+          <w:tab w:val="left" w:pos="1120"/>
+          <w:tab w:val="left" w:pos="1680"/>
+          <w:tab w:val="left" w:pos="2240"/>
+          <w:tab w:val="left" w:pos="2800"/>
+          <w:tab w:val="left" w:pos="3360"/>
+          <w:tab w:val="left" w:pos="3920"/>
+          <w:tab w:val="left" w:pos="4480"/>
+          <w:tab w:val="left" w:pos="5040"/>
+          <w:tab w:val="left" w:pos="5600"/>
+          <w:tab w:val="left" w:pos="6160"/>
+          <w:tab w:val="left" w:pos="6720"/>
+        </w:tabs>
+        <w:autoSpaceDE w:val="0"/>
+        <w:autoSpaceDN w:val="0"/>
+        <w:adjustRightInd w:val="0"/>
+        <w:spacing w:after="0" w:line="240" w:lineRule="auto"/>
+        <w:rPr>
+          <w:rFonts w:ascii="Menlo" w:hAnsi="Menlo" w:cs="Menlo"/>
+          <w:color w:val="000000"/>
+          <w:kern w:val="0"/>
+          <w:sz w:val="22"/>
+          <w:szCs w:val="22"/>
+          <w:lang w:val="en-US"/>
+        </w:rPr>
+      </w:pPr>
+      <w:r>
+        <w:rPr>
+          <w:rFonts w:ascii="Menlo" w:hAnsi="Menlo" w:cs="Menlo"/>
+          <w:color w:val="000000"/>
+          <w:kern w:val="0"/>
+          <w:sz w:val="22"/>
+          <w:szCs w:val="22"/>
+          <w:lang w:val="en-US"/>
+        </w:rPr>
+        <w:t xml:space="preserve">                                                                                  </w:t>
+      </w:r>
+    </w:p>
+    <w:p>
+      <w:pPr>
+        <w:tabs>
+          <w:tab w:val="left" w:pos="560"/>
+          <w:tab w:val="left" w:pos="1120"/>
+          <w:tab w:val="left" w:pos="1680"/>
+          <w:tab w:val="left" w:pos="2240"/>
+          <w:tab w:val="left" w:pos="2800"/>
+          <w:tab w:val="left" w:pos="3360"/>
+          <w:tab w:val="left" w:pos="3920"/>
+          <w:tab w:val="left" w:pos="4480"/>
+          <w:tab w:val="left" w:pos="5040"/>
+          <w:tab w:val="left" w:pos="5600"/>
+          <w:tab w:val="left" w:pos="6160"/>
+          <w:tab w:val="left" w:pos="6720"/>
+        </w:tabs>
+        <w:autoSpaceDE w:val="0"/>
+        <w:autoSpaceDN w:val="0"/>
+        <w:adjustRightInd w:val="0"/>
+        <w:spacing w:after="0" w:line="240" w:lineRule="auto"/>
+        <w:rPr>
+          <w:rFonts w:ascii="Menlo" w:hAnsi="Menlo" w:cs="Menlo"/>
+          <w:color w:val="000000"/>
+          <w:kern w:val="0"/>
+          <w:sz w:val="22"/>
+          <w:szCs w:val="22"/>
+          <w:lang w:val="en-US"/>
+        </w:rPr>
+      </w:pPr>
+      <w:r>
+        <w:rPr>
+          <w:rFonts w:ascii="Menlo" w:hAnsi="Menlo" w:cs="Menlo"/>
+          <w:color w:val="000000"/>
+          <w:kern w:val="0"/>
+          <w:sz w:val="22"/>
+          <w:szCs w:val="22"/>
+          <w:lang w:val="en-US"/>
+        </w:rPr>
+        <w:t xml:space="preserve">  </w:t>
+      </w:r>
+      <w:r>
+        <w:rPr>
+          <w:rFonts w:ascii="Menlo" w:hAnsi="Menlo" w:cs="Menlo"/>
+          <w:b/>
+          <w:bCs/>
+          <w:color w:val="000000"/>
+          <w:kern w:val="0"/>
+          <w:sz w:val="22"/>
+          <w:szCs w:val="22"/>
+          <w:lang w:val="en-US"/>
+        </w:rPr>
+        <w:t xml:space="preserve">Dominique </w:t>
+      </w:r>
+      <w:proofErr w:type="spellStart"/>
+      <w:r>
+        <w:rPr>
+          <w:rFonts w:ascii="Menlo" w:hAnsi="Menlo" w:cs="Menlo"/>
+          <w:b/>
+          <w:bCs/>
+          <w:color w:val="000000"/>
+          <w:kern w:val="0"/>
+          <w:sz w:val="22"/>
+          <w:szCs w:val="22"/>
+          <w:lang w:val="en-US"/>
+        </w:rPr>
+        <w:t>Voynet</w:t>
+      </w:r>
+      <w:proofErr w:type="spellEnd"/>
+      <w:r>
+        <w:rPr>
+          <w:rFonts w:ascii="Menlo" w:hAnsi="Menlo" w:cs="Menlo"/>
+          <w:color w:val="000000"/>
+          <w:kern w:val="0"/>
+          <w:sz w:val="22"/>
+          <w:szCs w:val="22"/>
+          <w:lang w:val="en-US"/>
+        </w:rPr>
+        <w:t xml:space="preserve"> — Green left. Leader of </w:t>
+      </w:r>
+      <w:r>
+        <w:rPr>
+          <w:rFonts w:ascii="Menlo" w:hAnsi="Menlo" w:cs="Menlo"/>
+          <w:i/>
+          <w:iCs/>
+          <w:color w:val="000000"/>
+          <w:kern w:val="0"/>
+          <w:sz w:val="22"/>
+          <w:szCs w:val="22"/>
+          <w:lang w:val="en-US"/>
+        </w:rPr>
+        <w:t>Les Verts</w:t>
+      </w:r>
+      <w:r>
+        <w:rPr>
+          <w:rFonts w:ascii="Menlo" w:hAnsi="Menlo" w:cs="Menlo"/>
+          <w:color w:val="000000"/>
+          <w:kern w:val="0"/>
+          <w:sz w:val="22"/>
+          <w:szCs w:val="22"/>
+          <w:lang w:val="en-US"/>
+        </w:rPr>
+        <w:t>, presidential candidate in</w:t>
+      </w:r>
+    </w:p>
+    <w:p>
+      <w:pPr>
+        <w:tabs>
+          <w:tab w:val="left" w:pos="560"/>
+          <w:tab w:val="left" w:pos="1120"/>
+          <w:tab w:val="left" w:pos="1680"/>
+          <w:tab w:val="left" w:pos="2240"/>
+          <w:tab w:val="left" w:pos="2800"/>
+          <w:tab w:val="left" w:pos="3360"/>
+          <w:tab w:val="left" w:pos="3920"/>
+          <w:tab w:val="left" w:pos="4480"/>
+          <w:tab w:val="left" w:pos="5040"/>
+          <w:tab w:val="left" w:pos="5600"/>
+          <w:tab w:val="left" w:pos="6160"/>
+          <w:tab w:val="left" w:pos="6720"/>
+        </w:tabs>
+        <w:autoSpaceDE w:val="0"/>
+        <w:autoSpaceDN w:val="0"/>
+        <w:adjustRightInd w:val="0"/>
+        <w:spacing w:after="0" w:line="240" w:lineRule="auto"/>
+        <w:rPr>
+          <w:rFonts w:ascii="Menlo" w:hAnsi="Menlo" w:cs="Menlo"/>
+          <w:color w:val="000000"/>
+          <w:kern w:val="0"/>
+          <w:sz w:val="22"/>
+          <w:szCs w:val="22"/>
+          <w:lang w:val="en-US"/>
+        </w:rPr>
+      </w:pPr>
+      <w:r>
+        <w:rPr>
+          <w:rFonts w:ascii="Menlo" w:hAnsi="Menlo" w:cs="Menlo"/>
+          <w:color w:val="000000"/>
+          <w:kern w:val="0"/>
+          <w:sz w:val="22"/>
+          <w:szCs w:val="22"/>
+          <w:lang w:val="en-US"/>
+        </w:rPr>
+        <w:t xml:space="preserve">  1995 (just after your study period). Her citations likely come from             </w:t>
+      </w:r>
+    </w:p>
+    <w:p>
+      <w:pPr>
+        <w:tabs>
+          <w:tab w:val="left" w:pos="560"/>
+          <w:tab w:val="left" w:pos="1120"/>
+          <w:tab w:val="left" w:pos="1680"/>
+          <w:tab w:val="left" w:pos="2240"/>
+          <w:tab w:val="left" w:pos="2800"/>
+          <w:tab w:val="left" w:pos="3360"/>
+          <w:tab w:val="left" w:pos="3920"/>
+          <w:tab w:val="left" w:pos="4480"/>
+          <w:tab w:val="left" w:pos="5040"/>
+          <w:tab w:val="left" w:pos="5600"/>
+          <w:tab w:val="left" w:pos="6160"/>
+          <w:tab w:val="left" w:pos="6720"/>
+        </w:tabs>
+        <w:autoSpaceDE w:val="0"/>
+        <w:autoSpaceDN w:val="0"/>
+        <w:adjustRightInd w:val="0"/>
+        <w:spacing w:after="0" w:line="240" w:lineRule="auto"/>
+        <w:rPr>
+          <w:rFonts w:ascii="Menlo" w:hAnsi="Menlo" w:cs="Menlo"/>
+          <w:color w:val="000000"/>
+          <w:kern w:val="0"/>
+          <w:sz w:val="22"/>
+          <w:szCs w:val="22"/>
+          <w:lang w:val="en-US"/>
+        </w:rPr>
+      </w:pPr>
+      <w:r>
+        <w:rPr>
+          <w:rFonts w:ascii="Menlo" w:hAnsi="Menlo" w:cs="Menlo"/>
+          <w:color w:val="000000"/>
+          <w:kern w:val="0"/>
+          <w:sz w:val="22"/>
+          <w:szCs w:val="22"/>
+          <w:lang w:val="en-US"/>
+        </w:rPr>
+        <w:t xml:space="preserve">  ecologist-leaning candidates.</w:t>
+      </w:r>
+    </w:p>
+    <w:p>
+      <w:pPr>
+        <w:tabs>
+          <w:tab w:val="left" w:pos="560"/>
+          <w:tab w:val="left" w:pos="1120"/>
+          <w:tab w:val="left" w:pos="1680"/>
+          <w:tab w:val="left" w:pos="2240"/>
+          <w:tab w:val="left" w:pos="2800"/>
+          <w:tab w:val="left" w:pos="3360"/>
+          <w:tab w:val="left" w:pos="3920"/>
+          <w:tab w:val="left" w:pos="4480"/>
+          <w:tab w:val="left" w:pos="5040"/>
+          <w:tab w:val="left" w:pos="5600"/>
+          <w:tab w:val="left" w:pos="6160"/>
+          <w:tab w:val="left" w:pos="6720"/>
+        </w:tabs>
+        <w:autoSpaceDE w:val="0"/>
+        <w:autoSpaceDN w:val="0"/>
+        <w:adjustRightInd w:val="0"/>
+        <w:spacing w:after="0" w:line="240" w:lineRule="auto"/>
+        <w:rPr>
+          <w:rFonts w:ascii="Menlo" w:hAnsi="Menlo" w:cs="Menlo"/>
+          <w:color w:val="000000"/>
+          <w:kern w:val="0"/>
+          <w:sz w:val="22"/>
+          <w:szCs w:val="22"/>
+          <w:lang w:val="en-US"/>
+        </w:rPr>
+      </w:pPr>
+      <w:r>
+        <w:rPr>
+          <w:rFonts w:ascii="Menlo" w:hAnsi="Menlo" w:cs="Menlo"/>
+          <w:color w:val="000000"/>
+          <w:kern w:val="0"/>
+          <w:sz w:val="22"/>
+          <w:szCs w:val="22"/>
+          <w:lang w:val="en-US"/>
+        </w:rPr>
+        <w:t xml:space="preserve">                                                                                  </w:t>
+      </w:r>
+    </w:p>
+    <w:p>
+      <w:pPr>
+        <w:tabs>
+          <w:tab w:val="left" w:pos="560"/>
+          <w:tab w:val="left" w:pos="1120"/>
+          <w:tab w:val="left" w:pos="1680"/>
+          <w:tab w:val="left" w:pos="2240"/>
+          <w:tab w:val="left" w:pos="2800"/>
+          <w:tab w:val="left" w:pos="3360"/>
+          <w:tab w:val="left" w:pos="3920"/>
+          <w:tab w:val="left" w:pos="4480"/>
+          <w:tab w:val="left" w:pos="5040"/>
+          <w:tab w:val="left" w:pos="5600"/>
+          <w:tab w:val="left" w:pos="6160"/>
+          <w:tab w:val="left" w:pos="6720"/>
+        </w:tabs>
+        <w:autoSpaceDE w:val="0"/>
+        <w:autoSpaceDN w:val="0"/>
+        <w:adjustRightInd w:val="0"/>
+        <w:spacing w:after="0" w:line="240" w:lineRule="auto"/>
+        <w:rPr>
+          <w:rFonts w:ascii="Menlo" w:hAnsi="Menlo" w:cs="Menlo"/>
+          <w:color w:val="000000"/>
+          <w:kern w:val="0"/>
+          <w:sz w:val="22"/>
+          <w:szCs w:val="22"/>
+          <w:lang w:val="en-US"/>
+        </w:rPr>
+      </w:pPr>
+      <w:r>
+        <w:rPr>
+          <w:rFonts w:ascii="Menlo" w:hAnsi="Menlo" w:cs="Menlo"/>
+          <w:color w:val="000000"/>
+          <w:kern w:val="0"/>
+          <w:sz w:val="22"/>
+          <w:szCs w:val="22"/>
+          <w:lang w:val="en-US"/>
+        </w:rPr>
+        <w:t xml:space="preserve">  </w:t>
+      </w:r>
+      <w:r>
+        <w:rPr>
+          <w:rFonts w:ascii="Menlo" w:hAnsi="Menlo" w:cs="Menlo"/>
+          <w:b/>
+          <w:bCs/>
+          <w:color w:val="000000"/>
+          <w:kern w:val="0"/>
+          <w:sz w:val="22"/>
+          <w:szCs w:val="22"/>
+          <w:lang w:val="en-US"/>
+        </w:rPr>
+        <w:t>Simone Veil</w:t>
+      </w:r>
+      <w:r>
+        <w:rPr>
+          <w:rFonts w:ascii="Menlo" w:hAnsi="Menlo" w:cs="Menlo"/>
+          <w:color w:val="000000"/>
+          <w:kern w:val="0"/>
+          <w:sz w:val="22"/>
+          <w:szCs w:val="22"/>
+          <w:lang w:val="en-US"/>
+        </w:rPr>
+        <w:t xml:space="preserve"> — Centre-right (UDF). Holocaust survivor, Minister of Health who</w:t>
+      </w:r>
+    </w:p>
+    <w:p>
+      <w:pPr>
+        <w:tabs>
+          <w:tab w:val="left" w:pos="560"/>
+          <w:tab w:val="left" w:pos="1120"/>
+          <w:tab w:val="left" w:pos="1680"/>
+          <w:tab w:val="left" w:pos="2240"/>
+          <w:tab w:val="left" w:pos="2800"/>
+          <w:tab w:val="left" w:pos="3360"/>
+          <w:tab w:val="left" w:pos="3920"/>
+          <w:tab w:val="left" w:pos="4480"/>
+          <w:tab w:val="left" w:pos="5040"/>
+          <w:tab w:val="left" w:pos="5600"/>
+          <w:tab w:val="left" w:pos="6160"/>
+          <w:tab w:val="left" w:pos="6720"/>
+        </w:tabs>
+        <w:autoSpaceDE w:val="0"/>
+        <w:autoSpaceDN w:val="0"/>
+        <w:adjustRightInd w:val="0"/>
+        <w:spacing w:after="0" w:line="240" w:lineRule="auto"/>
+        <w:rPr>
+          <w:rFonts w:ascii="Menlo" w:hAnsi="Menlo" w:cs="Menlo"/>
+          <w:color w:val="000000"/>
+          <w:kern w:val="0"/>
+          <w:sz w:val="22"/>
+          <w:szCs w:val="22"/>
+          <w:lang w:val="en-US"/>
+        </w:rPr>
+      </w:pPr>
+      <w:r>
+        <w:rPr>
+          <w:rFonts w:ascii="Menlo" w:hAnsi="Menlo" w:cs="Menlo"/>
+          <w:color w:val="000000"/>
+          <w:kern w:val="0"/>
+          <w:sz w:val="22"/>
+          <w:szCs w:val="22"/>
+          <w:lang w:val="en-US"/>
+        </w:rPr>
+        <w:t xml:space="preserve">  passed the 1975 abortion law. She's cited by male candidates as an institutional</w:t>
+      </w:r>
+    </w:p>
+    <w:p>
+      <w:pPr>
+        <w:tabs>
+          <w:tab w:val="left" w:pos="560"/>
+          <w:tab w:val="left" w:pos="1120"/>
+          <w:tab w:val="left" w:pos="1680"/>
+          <w:tab w:val="left" w:pos="2240"/>
+          <w:tab w:val="left" w:pos="2800"/>
+          <w:tab w:val="left" w:pos="3360"/>
+          <w:tab w:val="left" w:pos="3920"/>
+          <w:tab w:val="left" w:pos="4480"/>
+          <w:tab w:val="left" w:pos="5040"/>
+          <w:tab w:val="left" w:pos="5600"/>
+          <w:tab w:val="left" w:pos="6160"/>
+          <w:tab w:val="left" w:pos="6720"/>
+        </w:tabs>
+        <w:autoSpaceDE w:val="0"/>
+        <w:autoSpaceDN w:val="0"/>
+        <w:adjustRightInd w:val="0"/>
+        <w:spacing w:after="0" w:line="240" w:lineRule="auto"/>
+        <w:rPr>
+          <w:rFonts w:ascii="Menlo" w:hAnsi="Menlo" w:cs="Menlo"/>
+          <w:color w:val="000000"/>
+          <w:kern w:val="0"/>
+          <w:sz w:val="22"/>
+          <w:szCs w:val="22"/>
+          <w:lang w:val="en-US"/>
+        </w:rPr>
+      </w:pPr>
+      <w:r>
+        <w:rPr>
+          <w:rFonts w:ascii="Menlo" w:hAnsi="Menlo" w:cs="Menlo"/>
+          <w:color w:val="000000"/>
+          <w:kern w:val="0"/>
+          <w:sz w:val="22"/>
+          <w:szCs w:val="22"/>
+          <w:lang w:val="en-US"/>
+        </w:rPr>
+        <w:t xml:space="preserve">   figure — someone who achieved a major policy reform </w:t>
+      </w:r>
+      <w:r>
+        <w:rPr>
+          <w:rFonts w:ascii="Menlo" w:hAnsi="Menlo" w:cs="Menlo"/>
+          <w:i/>
+          <w:iCs/>
+          <w:color w:val="000000"/>
+          <w:kern w:val="0"/>
+          <w:sz w:val="22"/>
+          <w:szCs w:val="22"/>
+          <w:lang w:val="en-US"/>
+        </w:rPr>
+        <w:t>within</w:t>
+      </w:r>
+      <w:r>
+        <w:rPr>
+          <w:rFonts w:ascii="Menlo" w:hAnsi="Menlo" w:cs="Menlo"/>
+          <w:color w:val="000000"/>
+          <w:kern w:val="0"/>
+          <w:sz w:val="22"/>
+          <w:szCs w:val="22"/>
+          <w:lang w:val="en-US"/>
+        </w:rPr>
+        <w:t xml:space="preserve"> the establishment,</w:t>
+      </w:r>
+    </w:p>
+    <w:p>
+      <w:pPr>
+        <w:tabs>
+          <w:tab w:val="left" w:pos="560"/>
+          <w:tab w:val="left" w:pos="1120"/>
+          <w:tab w:val="left" w:pos="1680"/>
+          <w:tab w:val="left" w:pos="2240"/>
+          <w:tab w:val="left" w:pos="2800"/>
+          <w:tab w:val="left" w:pos="3360"/>
+          <w:tab w:val="left" w:pos="3920"/>
+          <w:tab w:val="left" w:pos="4480"/>
+          <w:tab w:val="left" w:pos="5040"/>
+          <w:tab w:val="left" w:pos="5600"/>
+          <w:tab w:val="left" w:pos="6160"/>
+          <w:tab w:val="left" w:pos="6720"/>
+        </w:tabs>
+        <w:autoSpaceDE w:val="0"/>
+        <w:autoSpaceDN w:val="0"/>
+        <w:adjustRightInd w:val="0"/>
+        <w:spacing w:after="0" w:line="240" w:lineRule="auto"/>
+        <w:rPr>
+          <w:rFonts w:ascii="Menlo" w:hAnsi="Menlo" w:cs="Menlo"/>
+          <w:color w:val="000000"/>
+          <w:kern w:val="0"/>
+          <w:sz w:val="22"/>
+          <w:szCs w:val="22"/>
+          <w:lang w:val="en-US"/>
+        </w:rPr>
+      </w:pPr>
+      <w:r>
+        <w:rPr>
+          <w:rFonts w:ascii="Menlo" w:hAnsi="Menlo" w:cs="Menlo"/>
+          <w:color w:val="000000"/>
+          <w:kern w:val="0"/>
+          <w:sz w:val="22"/>
+          <w:szCs w:val="22"/>
+          <w:lang w:val="en-US"/>
+        </w:rPr>
+        <w:t xml:space="preserve">  not as a feminist activist.                                                     </w:t>
+      </w:r>
+    </w:p>
+    <w:p>
+      <w:pPr>
+        <w:tabs>
+          <w:tab w:val="left" w:pos="560"/>
+          <w:tab w:val="left" w:pos="1120"/>
+          <w:tab w:val="left" w:pos="1680"/>
+          <w:tab w:val="left" w:pos="2240"/>
+          <w:tab w:val="left" w:pos="2800"/>
+          <w:tab w:val="left" w:pos="3360"/>
+          <w:tab w:val="left" w:pos="3920"/>
+          <w:tab w:val="left" w:pos="4480"/>
+          <w:tab w:val="left" w:pos="5040"/>
+          <w:tab w:val="left" w:pos="5600"/>
+          <w:tab w:val="left" w:pos="6160"/>
+          <w:tab w:val="left" w:pos="6720"/>
+        </w:tabs>
+        <w:autoSpaceDE w:val="0"/>
+        <w:autoSpaceDN w:val="0"/>
+        <w:adjustRightInd w:val="0"/>
+        <w:spacing w:after="0" w:line="240" w:lineRule="auto"/>
+        <w:rPr>
+          <w:rFonts w:ascii="Menlo" w:hAnsi="Menlo" w:cs="Menlo"/>
+          <w:color w:val="000000"/>
+          <w:kern w:val="0"/>
+          <w:sz w:val="22"/>
+          <w:szCs w:val="22"/>
+          <w:lang w:val="en-US"/>
+        </w:rPr>
+      </w:pPr>
+      <w:r>
+        <w:rPr>
+          <w:rFonts w:ascii="Menlo" w:hAnsi="Menlo" w:cs="Menlo"/>
+          <w:color w:val="000000"/>
+          <w:kern w:val="0"/>
+          <w:sz w:val="22"/>
+          <w:szCs w:val="22"/>
+          <w:lang w:val="en-US"/>
+        </w:rPr>
+        <w:t xml:space="preserve">  </w:t>
+      </w:r>
+    </w:p>
+    <w:p>
+      <w:pPr>
+        <w:tabs>
+          <w:tab w:val="left" w:pos="560"/>
+          <w:tab w:val="left" w:pos="1120"/>
+          <w:tab w:val="left" w:pos="1680"/>
+          <w:tab w:val="left" w:pos="2240"/>
+          <w:tab w:val="left" w:pos="2800"/>
+          <w:tab w:val="left" w:pos="3360"/>
+          <w:tab w:val="left" w:pos="3920"/>
+          <w:tab w:val="left" w:pos="4480"/>
+          <w:tab w:val="left" w:pos="5040"/>
+          <w:tab w:val="left" w:pos="5600"/>
+          <w:tab w:val="left" w:pos="6160"/>
+          <w:tab w:val="left" w:pos="6720"/>
+        </w:tabs>
+        <w:autoSpaceDE w:val="0"/>
+        <w:autoSpaceDN w:val="0"/>
+        <w:adjustRightInd w:val="0"/>
+        <w:spacing w:after="0" w:line="240" w:lineRule="auto"/>
+        <w:rPr>
+          <w:rFonts w:ascii="Menlo" w:hAnsi="Menlo" w:cs="Menlo"/>
+          <w:color w:val="000000"/>
+          <w:kern w:val="0"/>
+          <w:sz w:val="22"/>
+          <w:szCs w:val="22"/>
+          <w:lang w:val="en-US"/>
+        </w:rPr>
+      </w:pPr>
+      <w:r>
+        <w:rPr>
+          <w:rFonts w:ascii="Menlo" w:hAnsi="Menlo" w:cs="Menlo"/>
+          <w:color w:val="000000"/>
+          <w:kern w:val="0"/>
+          <w:sz w:val="22"/>
+          <w:szCs w:val="22"/>
+          <w:lang w:val="en-US"/>
+        </w:rPr>
+        <w:t xml:space="preserve">  ---                                                                             </w:t>
+      </w:r>
+    </w:p>
+    <w:p>
+      <w:pPr>
+        <w:tabs>
+          <w:tab w:val="left" w:pos="560"/>
+          <w:tab w:val="left" w:pos="1120"/>
+          <w:tab w:val="left" w:pos="1680"/>
+          <w:tab w:val="left" w:pos="2240"/>
+          <w:tab w:val="left" w:pos="2800"/>
+          <w:tab w:val="left" w:pos="3360"/>
+          <w:tab w:val="left" w:pos="3920"/>
+          <w:tab w:val="left" w:pos="4480"/>
+          <w:tab w:val="left" w:pos="5040"/>
+          <w:tab w:val="left" w:pos="5600"/>
+          <w:tab w:val="left" w:pos="6160"/>
+          <w:tab w:val="left" w:pos="6720"/>
+        </w:tabs>
+        <w:autoSpaceDE w:val="0"/>
+        <w:autoSpaceDN w:val="0"/>
+        <w:adjustRightInd w:val="0"/>
+        <w:spacing w:after="0" w:line="240" w:lineRule="auto"/>
+        <w:rPr>
+          <w:rFonts w:ascii="Menlo" w:hAnsi="Menlo" w:cs="Menlo"/>
+          <w:color w:val="000000"/>
+          <w:kern w:val="0"/>
+          <w:sz w:val="22"/>
+          <w:szCs w:val="22"/>
+          <w:lang w:val="en-US"/>
+        </w:rPr>
+      </w:pPr>
+      <w:r>
+        <w:rPr>
+          <w:rFonts w:ascii="Menlo" w:hAnsi="Menlo" w:cs="Menlo"/>
+          <w:color w:val="000000"/>
+          <w:kern w:val="0"/>
+          <w:sz w:val="22"/>
+          <w:szCs w:val="22"/>
+          <w:lang w:val="en-US"/>
+        </w:rPr>
+        <w:t xml:space="preserve">  </w:t>
+      </w:r>
+      <w:r>
+        <w:rPr>
+          <w:rFonts w:ascii="Menlo" w:hAnsi="Menlo" w:cs="Menlo"/>
+          <w:b/>
+          <w:bCs/>
+          <w:color w:val="000000"/>
+          <w:kern w:val="0"/>
+          <w:sz w:val="22"/>
+          <w:szCs w:val="22"/>
+          <w:lang w:val="en-US"/>
+        </w:rPr>
+        <w:t>The contrast with female candidates' choices is striking:</w:t>
+      </w:r>
+    </w:p>
+    <w:p>
+      <w:pPr>
+        <w:tabs>
+          <w:tab w:val="left" w:pos="560"/>
+          <w:tab w:val="left" w:pos="1120"/>
+          <w:tab w:val="left" w:pos="1680"/>
+          <w:tab w:val="left" w:pos="2240"/>
+          <w:tab w:val="left" w:pos="2800"/>
+          <w:tab w:val="left" w:pos="3360"/>
+          <w:tab w:val="left" w:pos="3920"/>
+          <w:tab w:val="left" w:pos="4480"/>
+          <w:tab w:val="left" w:pos="5040"/>
+          <w:tab w:val="left" w:pos="5600"/>
+          <w:tab w:val="left" w:pos="6160"/>
+          <w:tab w:val="left" w:pos="6720"/>
+        </w:tabs>
+        <w:autoSpaceDE w:val="0"/>
+        <w:autoSpaceDN w:val="0"/>
+        <w:adjustRightInd w:val="0"/>
+        <w:spacing w:after="0" w:line="240" w:lineRule="auto"/>
+        <w:rPr>
+          <w:rFonts w:ascii="Menlo" w:hAnsi="Menlo" w:cs="Menlo"/>
+          <w:color w:val="000000"/>
+          <w:kern w:val="0"/>
+          <w:sz w:val="22"/>
+          <w:szCs w:val="22"/>
+          <w:lang w:val="en-US"/>
+        </w:rPr>
+      </w:pPr>
+      <w:r>
+        <w:rPr>
+          <w:rFonts w:ascii="Menlo" w:hAnsi="Menlo" w:cs="Menlo"/>
+          <w:color w:val="000000"/>
+          <w:kern w:val="0"/>
+          <w:sz w:val="22"/>
+          <w:szCs w:val="22"/>
+          <w:lang w:val="en-US"/>
+        </w:rPr>
+        <w:t xml:space="preserve">                                                           </w:t>
+      </w:r>
+    </w:p>
+    <w:p>
+      <w:pPr>
+        <w:tabs>
+          <w:tab w:val="left" w:pos="560"/>
+          <w:tab w:val="left" w:pos="1120"/>
+          <w:tab w:val="left" w:pos="1680"/>
+          <w:tab w:val="left" w:pos="2240"/>
+          <w:tab w:val="left" w:pos="2800"/>
+          <w:tab w:val="left" w:pos="3360"/>
+          <w:tab w:val="left" w:pos="3920"/>
+          <w:tab w:val="left" w:pos="4480"/>
+          <w:tab w:val="left" w:pos="5040"/>
+          <w:tab w:val="left" w:pos="5600"/>
+          <w:tab w:val="left" w:pos="6160"/>
+          <w:tab w:val="left" w:pos="6720"/>
+        </w:tabs>
+        <w:autoSpaceDE w:val="0"/>
+        <w:autoSpaceDN w:val="0"/>
+        <w:adjustRightInd w:val="0"/>
+        <w:spacing w:after="0" w:line="240" w:lineRule="auto"/>
+        <w:rPr>
+          <w:rFonts w:ascii="Menlo" w:hAnsi="Menlo" w:cs="Menlo"/>
+          <w:color w:val="000000"/>
+          <w:kern w:val="0"/>
+          <w:sz w:val="22"/>
+          <w:szCs w:val="22"/>
+          <w:lang w:val="en-US"/>
+        </w:rPr>
+      </w:pPr>
+      <w:r>
+        <w:rPr>
+          <w:rFonts w:ascii="Menlo" w:hAnsi="Menlo" w:cs="Menlo"/>
+          <w:color w:val="000000"/>
+          <w:kern w:val="0"/>
+          <w:sz w:val="22"/>
+          <w:szCs w:val="22"/>
+          <w:lang w:val="en-US"/>
+        </w:rPr>
+        <w:t xml:space="preserve">  </w:t>
+      </w:r>
+      <w:r>
+        <w:rPr>
+          <w:rFonts w:ascii="Menlo" w:hAnsi="Menlo" w:cs="Menlo"/>
+          <w:b/>
+          <w:bCs/>
+          <w:color w:val="000000"/>
+          <w:kern w:val="0"/>
+          <w:sz w:val="22"/>
+          <w:szCs w:val="22"/>
+          <w:lang w:val="en-US"/>
+        </w:rPr>
+        <w:t>Gisèle Halimi</w:t>
+      </w:r>
+      <w:r>
+        <w:rPr>
+          <w:rFonts w:ascii="Menlo" w:hAnsi="Menlo" w:cs="Menlo"/>
+          <w:color w:val="000000"/>
+          <w:kern w:val="0"/>
+          <w:sz w:val="22"/>
+          <w:szCs w:val="22"/>
+          <w:lang w:val="en-US"/>
+        </w:rPr>
+        <w:t xml:space="preserve"> — Feminist lawyer and activist. Founded </w:t>
+      </w:r>
+      <w:proofErr w:type="spellStart"/>
+      <w:r>
+        <w:rPr>
+          <w:rFonts w:ascii="Menlo" w:hAnsi="Menlo" w:cs="Menlo"/>
+          <w:i/>
+          <w:iCs/>
+          <w:color w:val="000000"/>
+          <w:kern w:val="0"/>
+          <w:sz w:val="22"/>
+          <w:szCs w:val="22"/>
+          <w:lang w:val="en-US"/>
+        </w:rPr>
+        <w:t>Choisir</w:t>
+      </w:r>
+      <w:proofErr w:type="spellEnd"/>
+      <w:r>
+        <w:rPr>
+          <w:rFonts w:ascii="Menlo" w:hAnsi="Menlo" w:cs="Menlo"/>
+          <w:i/>
+          <w:iCs/>
+          <w:color w:val="000000"/>
+          <w:kern w:val="0"/>
+          <w:sz w:val="22"/>
+          <w:szCs w:val="22"/>
+          <w:lang w:val="en-US"/>
+        </w:rPr>
+        <w:t xml:space="preserve"> la cause des </w:t>
+      </w:r>
+    </w:p>
+    <w:p>
+      <w:pPr>
+        <w:tabs>
+          <w:tab w:val="left" w:pos="560"/>
+          <w:tab w:val="left" w:pos="1120"/>
+          <w:tab w:val="left" w:pos="1680"/>
+          <w:tab w:val="left" w:pos="2240"/>
+          <w:tab w:val="left" w:pos="2800"/>
+          <w:tab w:val="left" w:pos="3360"/>
+          <w:tab w:val="left" w:pos="3920"/>
+          <w:tab w:val="left" w:pos="4480"/>
+          <w:tab w:val="left" w:pos="5040"/>
+          <w:tab w:val="left" w:pos="5600"/>
+          <w:tab w:val="left" w:pos="6160"/>
+          <w:tab w:val="left" w:pos="6720"/>
+        </w:tabs>
+        <w:autoSpaceDE w:val="0"/>
+        <w:autoSpaceDN w:val="0"/>
+        <w:adjustRightInd w:val="0"/>
+        <w:spacing w:after="0" w:line="240" w:lineRule="auto"/>
+        <w:rPr>
+          <w:rFonts w:ascii="Menlo" w:hAnsi="Menlo" w:cs="Menlo"/>
+          <w:color w:val="000000"/>
+          <w:kern w:val="0"/>
+          <w:sz w:val="22"/>
+          <w:szCs w:val="22"/>
+          <w:lang w:val="en-US"/>
+        </w:rPr>
+      </w:pPr>
+      <w:r>
+        <w:rPr>
+          <w:rFonts w:ascii="Menlo" w:hAnsi="Menlo" w:cs="Menlo"/>
+          <w:color w:val="000000"/>
+          <w:kern w:val="0"/>
+          <w:sz w:val="22"/>
+          <w:szCs w:val="22"/>
+          <w:lang w:val="en-US"/>
+        </w:rPr>
+        <w:t xml:space="preserve">  </w:t>
+      </w:r>
+      <w:r>
+        <w:rPr>
+          <w:rFonts w:ascii="Menlo" w:hAnsi="Menlo" w:cs="Menlo"/>
+          <w:i/>
+          <w:iCs/>
+          <w:color w:val="000000"/>
+          <w:kern w:val="0"/>
+          <w:sz w:val="22"/>
+          <w:szCs w:val="22"/>
+          <w:lang w:val="en-US"/>
+        </w:rPr>
+        <w:t>femmes</w:t>
+      </w:r>
+      <w:r>
+        <w:rPr>
+          <w:rFonts w:ascii="Menlo" w:hAnsi="Menlo" w:cs="Menlo"/>
+          <w:color w:val="000000"/>
+          <w:kern w:val="0"/>
+          <w:sz w:val="22"/>
+          <w:szCs w:val="22"/>
+          <w:lang w:val="en-US"/>
+        </w:rPr>
+        <w:t xml:space="preserve">. Famous for the 1972 </w:t>
+      </w:r>
+      <w:proofErr w:type="spellStart"/>
+      <w:r>
+        <w:rPr>
+          <w:rFonts w:ascii="Menlo" w:hAnsi="Menlo" w:cs="Menlo"/>
+          <w:color w:val="000000"/>
+          <w:kern w:val="0"/>
+          <w:sz w:val="22"/>
+          <w:szCs w:val="22"/>
+          <w:lang w:val="en-US"/>
+        </w:rPr>
+        <w:t>Bobigny</w:t>
+      </w:r>
+      <w:proofErr w:type="spellEnd"/>
+      <w:r>
+        <w:rPr>
+          <w:rFonts w:ascii="Menlo" w:hAnsi="Menlo" w:cs="Menlo"/>
+          <w:color w:val="000000"/>
+          <w:kern w:val="0"/>
+          <w:sz w:val="22"/>
+          <w:szCs w:val="22"/>
+          <w:lang w:val="en-US"/>
+        </w:rPr>
+        <w:t xml:space="preserve"> trial defending a teenager prosecuted for</w:t>
+      </w:r>
+    </w:p>
+    <w:p>
+      <w:pPr>
+        <w:tabs>
+          <w:tab w:val="left" w:pos="560"/>
+          <w:tab w:val="left" w:pos="1120"/>
+          <w:tab w:val="left" w:pos="1680"/>
+          <w:tab w:val="left" w:pos="2240"/>
+          <w:tab w:val="left" w:pos="2800"/>
+          <w:tab w:val="left" w:pos="3360"/>
+          <w:tab w:val="left" w:pos="3920"/>
+          <w:tab w:val="left" w:pos="4480"/>
+          <w:tab w:val="left" w:pos="5040"/>
+          <w:tab w:val="left" w:pos="5600"/>
+          <w:tab w:val="left" w:pos="6160"/>
+          <w:tab w:val="left" w:pos="6720"/>
+        </w:tabs>
+        <w:autoSpaceDE w:val="0"/>
+        <w:autoSpaceDN w:val="0"/>
+        <w:adjustRightInd w:val="0"/>
+        <w:spacing w:after="0" w:line="240" w:lineRule="auto"/>
+        <w:rPr>
+          <w:rFonts w:ascii="Menlo" w:hAnsi="Menlo" w:cs="Menlo"/>
+          <w:color w:val="000000"/>
+          <w:kern w:val="0"/>
+          <w:sz w:val="22"/>
+          <w:szCs w:val="22"/>
+          <w:lang w:val="en-US"/>
+        </w:rPr>
+      </w:pPr>
+      <w:r>
+        <w:rPr>
+          <w:rFonts w:ascii="Menlo" w:hAnsi="Menlo" w:cs="Menlo"/>
+          <w:color w:val="000000"/>
+          <w:kern w:val="0"/>
+          <w:sz w:val="22"/>
+          <w:szCs w:val="22"/>
+          <w:lang w:val="en-US"/>
+        </w:rPr>
+        <w:t xml:space="preserve">  abortion. Not primarily an electoral politician — a feminist advocate.          </w:t>
+      </w:r>
+    </w:p>
+    <w:p>
+      <w:pPr>
+        <w:tabs>
+          <w:tab w:val="left" w:pos="560"/>
+          <w:tab w:val="left" w:pos="1120"/>
+          <w:tab w:val="left" w:pos="1680"/>
+          <w:tab w:val="left" w:pos="2240"/>
+          <w:tab w:val="left" w:pos="2800"/>
+          <w:tab w:val="left" w:pos="3360"/>
+          <w:tab w:val="left" w:pos="3920"/>
+          <w:tab w:val="left" w:pos="4480"/>
+          <w:tab w:val="left" w:pos="5040"/>
+          <w:tab w:val="left" w:pos="5600"/>
+          <w:tab w:val="left" w:pos="6160"/>
+          <w:tab w:val="left" w:pos="6720"/>
+        </w:tabs>
+        <w:autoSpaceDE w:val="0"/>
+        <w:autoSpaceDN w:val="0"/>
+        <w:adjustRightInd w:val="0"/>
+        <w:spacing w:after="0" w:line="240" w:lineRule="auto"/>
+        <w:rPr>
+          <w:rFonts w:ascii="Menlo" w:hAnsi="Menlo" w:cs="Menlo"/>
+          <w:color w:val="000000"/>
+          <w:kern w:val="0"/>
+          <w:sz w:val="22"/>
+          <w:szCs w:val="22"/>
+          <w:lang w:val="en-US"/>
+        </w:rPr>
+      </w:pPr>
+      <w:r>
+        <w:rPr>
+          <w:rFonts w:ascii="Menlo" w:hAnsi="Menlo" w:cs="Menlo"/>
+          <w:color w:val="000000"/>
+          <w:kern w:val="0"/>
+          <w:sz w:val="22"/>
+          <w:szCs w:val="22"/>
+          <w:lang w:val="en-US"/>
+        </w:rPr>
+        <w:t xml:space="preserve">  </w:t>
+      </w:r>
+    </w:p>
+    <w:p>
+      <w:pPr>
+        <w:tabs>
+          <w:tab w:val="left" w:pos="560"/>
+          <w:tab w:val="left" w:pos="1120"/>
+          <w:tab w:val="left" w:pos="1680"/>
+          <w:tab w:val="left" w:pos="2240"/>
+          <w:tab w:val="left" w:pos="2800"/>
+          <w:tab w:val="left" w:pos="3360"/>
+          <w:tab w:val="left" w:pos="3920"/>
+          <w:tab w:val="left" w:pos="4480"/>
+          <w:tab w:val="left" w:pos="5040"/>
+          <w:tab w:val="left" w:pos="5600"/>
+          <w:tab w:val="left" w:pos="6160"/>
+          <w:tab w:val="left" w:pos="6720"/>
+        </w:tabs>
+        <w:autoSpaceDE w:val="0"/>
+        <w:autoSpaceDN w:val="0"/>
+        <w:adjustRightInd w:val="0"/>
+        <w:spacing w:after="0" w:line="240" w:lineRule="auto"/>
+        <w:rPr>
+          <w:rFonts w:ascii="Menlo" w:hAnsi="Menlo" w:cs="Menlo"/>
+          <w:color w:val="000000"/>
+          <w:kern w:val="0"/>
+          <w:sz w:val="22"/>
+          <w:szCs w:val="22"/>
+          <w:lang w:val="en-US"/>
+        </w:rPr>
+      </w:pPr>
+      <w:r>
+        <w:rPr>
+          <w:rFonts w:ascii="Menlo" w:hAnsi="Menlo" w:cs="Menlo"/>
+          <w:color w:val="000000"/>
+          <w:kern w:val="0"/>
+          <w:sz w:val="22"/>
+          <w:szCs w:val="22"/>
+          <w:lang w:val="en-US"/>
+        </w:rPr>
+        <w:t xml:space="preserve">  </w:t>
+      </w:r>
+      <w:r>
+        <w:rPr>
+          <w:rFonts w:ascii="Menlo" w:hAnsi="Menlo" w:cs="Menlo"/>
+          <w:b/>
+          <w:bCs/>
+          <w:color w:val="000000"/>
+          <w:kern w:val="0"/>
+          <w:sz w:val="22"/>
+          <w:szCs w:val="22"/>
+          <w:lang w:val="en-US"/>
+        </w:rPr>
+        <w:t>Simone de Beauvoir</w:t>
+      </w:r>
+      <w:r>
+        <w:rPr>
+          <w:rFonts w:ascii="Menlo" w:hAnsi="Menlo" w:cs="Menlo"/>
+          <w:color w:val="000000"/>
+          <w:kern w:val="0"/>
+          <w:sz w:val="22"/>
+          <w:szCs w:val="22"/>
+          <w:lang w:val="en-US"/>
+        </w:rPr>
+        <w:t xml:space="preserve"> — Philosopher, author of </w:t>
+      </w:r>
+      <w:r>
+        <w:rPr>
+          <w:rFonts w:ascii="Menlo" w:hAnsi="Menlo" w:cs="Menlo"/>
+          <w:i/>
+          <w:iCs/>
+          <w:color w:val="000000"/>
+          <w:kern w:val="0"/>
+          <w:sz w:val="22"/>
+          <w:szCs w:val="22"/>
+          <w:lang w:val="en-US"/>
+        </w:rPr>
+        <w:t>The Second Sex</w:t>
+      </w:r>
+      <w:r>
+        <w:rPr>
+          <w:rFonts w:ascii="Menlo" w:hAnsi="Menlo" w:cs="Menlo"/>
+          <w:color w:val="000000"/>
+          <w:kern w:val="0"/>
+          <w:sz w:val="22"/>
+          <w:szCs w:val="22"/>
+          <w:lang w:val="en-US"/>
+        </w:rPr>
+        <w:t xml:space="preserve"> (1949). Not a        </w:t>
+      </w:r>
+    </w:p>
+    <w:p>
+      <w:pPr>
+        <w:tabs>
+          <w:tab w:val="left" w:pos="560"/>
+          <w:tab w:val="left" w:pos="1120"/>
+          <w:tab w:val="left" w:pos="1680"/>
+          <w:tab w:val="left" w:pos="2240"/>
+          <w:tab w:val="left" w:pos="2800"/>
+          <w:tab w:val="left" w:pos="3360"/>
+          <w:tab w:val="left" w:pos="3920"/>
+          <w:tab w:val="left" w:pos="4480"/>
+          <w:tab w:val="left" w:pos="5040"/>
+          <w:tab w:val="left" w:pos="5600"/>
+          <w:tab w:val="left" w:pos="6160"/>
+          <w:tab w:val="left" w:pos="6720"/>
+        </w:tabs>
+        <w:autoSpaceDE w:val="0"/>
+        <w:autoSpaceDN w:val="0"/>
+        <w:adjustRightInd w:val="0"/>
+        <w:spacing w:after="0" w:line="240" w:lineRule="auto"/>
+        <w:rPr>
+          <w:rFonts w:ascii="Menlo" w:hAnsi="Menlo" w:cs="Menlo"/>
+          <w:color w:val="000000"/>
+          <w:kern w:val="0"/>
+          <w:sz w:val="22"/>
+          <w:szCs w:val="22"/>
+          <w:lang w:val="en-US"/>
+        </w:rPr>
+      </w:pPr>
+      <w:r>
+        <w:rPr>
+          <w:rFonts w:ascii="Menlo" w:hAnsi="Menlo" w:cs="Menlo"/>
+          <w:color w:val="000000"/>
+          <w:kern w:val="0"/>
+          <w:sz w:val="22"/>
+          <w:szCs w:val="22"/>
+          <w:lang w:val="en-US"/>
+        </w:rPr>
+        <w:t xml:space="preserve">  politician at all — a feminist intellectual.</w:t>
+      </w:r>
+    </w:p>
+    <w:p>
+      <w:pPr>
+        <w:tabs>
+          <w:tab w:val="left" w:pos="560"/>
+          <w:tab w:val="left" w:pos="1120"/>
+          <w:tab w:val="left" w:pos="1680"/>
+          <w:tab w:val="left" w:pos="2240"/>
+          <w:tab w:val="left" w:pos="2800"/>
+          <w:tab w:val="left" w:pos="3360"/>
+          <w:tab w:val="left" w:pos="3920"/>
+          <w:tab w:val="left" w:pos="4480"/>
+          <w:tab w:val="left" w:pos="5040"/>
+          <w:tab w:val="left" w:pos="5600"/>
+          <w:tab w:val="left" w:pos="6160"/>
+          <w:tab w:val="left" w:pos="6720"/>
+        </w:tabs>
+        <w:autoSpaceDE w:val="0"/>
+        <w:autoSpaceDN w:val="0"/>
+        <w:adjustRightInd w:val="0"/>
+        <w:spacing w:after="0" w:line="240" w:lineRule="auto"/>
+        <w:rPr>
+          <w:rFonts w:ascii="Menlo" w:hAnsi="Menlo" w:cs="Menlo"/>
+          <w:color w:val="000000"/>
+          <w:kern w:val="0"/>
+          <w:sz w:val="22"/>
+          <w:szCs w:val="22"/>
+          <w:lang w:val="en-US"/>
+        </w:rPr>
+      </w:pPr>
+      <w:r>
+        <w:rPr>
+          <w:rFonts w:ascii="Menlo" w:hAnsi="Menlo" w:cs="Menlo"/>
+          <w:color w:val="000000"/>
+          <w:kern w:val="0"/>
+          <w:sz w:val="22"/>
+          <w:szCs w:val="22"/>
+          <w:lang w:val="en-US"/>
+        </w:rPr>
+        <w:t xml:space="preserve">                                                                                  </w:t>
+      </w:r>
+    </w:p>
+    <w:p>
+      <w:pPr>
+        <w:rPr>
+          <w:rFonts w:ascii="Menlo" w:hAnsi="Menlo" w:cs="Menlo"/>
+          <w:color w:val="000000"/>
+          <w:kern w:val="0"/>
+          <w:sz w:val="22"/>
+          <w:szCs w:val="22"/>
+          <w:lang w:val="en-US"/>
+        </w:rPr>
+      </w:pPr>
+      <w:r>
+        <w:rPr>
+          <w:rFonts w:ascii="Menlo" w:hAnsi="Menlo" w:cs="Menlo"/>
+          <w:color w:val="000000"/>
+          <w:kern w:val="0"/>
+          <w:sz w:val="22"/>
+          <w:szCs w:val="22"/>
+          <w:lang w:val="en-US"/>
+        </w:rPr>
+        <w:t xml:space="preserve">  ---                              </w:t>
+      </w:r>
+    </w:p>
+    <w:p>
+      <w:pPr>
+        <w:rPr>
+          <w:rFonts w:ascii="Menlo" w:hAnsi="Menlo" w:cs="Menlo"/>
+          <w:color w:val="000000"/>
+          <w:kern w:val="0"/>
+          <w:sz w:val="22"/>
+          <w:szCs w:val="22"/>
+          <w:lang w:val="en-US"/>
+        </w:rPr>
+      </w:pPr>
+    </w:p>
+    <w:p>
+      <w:pPr>
+        <w:tabs>
+          <w:tab w:val="left" w:pos="560"/>
+          <w:tab w:val="left" w:pos="1120"/>
+          <w:tab w:val="left" w:pos="1680"/>
+          <w:tab w:val="left" w:pos="2240"/>
+          <w:tab w:val="left" w:pos="2800"/>
+          <w:tab w:val="left" w:pos="3360"/>
+          <w:tab w:val="left" w:pos="3920"/>
+          <w:tab w:val="left" w:pos="4480"/>
+          <w:tab w:val="left" w:pos="5040"/>
+          <w:tab w:val="left" w:pos="5600"/>
+          <w:tab w:val="left" w:pos="6160"/>
+          <w:tab w:val="left" w:pos="6720"/>
+        </w:tabs>
+        <w:autoSpaceDE w:val="0"/>
+        <w:autoSpaceDN w:val="0"/>
+        <w:adjustRightInd w:val="0"/>
+        <w:spacing w:after="0" w:line="240" w:lineRule="auto"/>
+        <w:rPr>
+          <w:rFonts w:ascii="Menlo" w:hAnsi="Menlo" w:cs="Menlo"/>
+          <w:color w:val="000000"/>
+          <w:kern w:val="0"/>
+          <w:sz w:val="22"/>
+          <w:szCs w:val="22"/>
+          <w:lang w:val="en-US"/>
+        </w:rPr>
+      </w:pPr>
+      <w:r>
+        <w:rPr>
+          <w:rFonts w:ascii="Menlo" w:hAnsi="Menlo" w:cs="Menlo"/>
+          <w:color w:val="000000"/>
+          <w:kern w:val="0"/>
+          <w:sz w:val="22"/>
+          <w:szCs w:val="22"/>
+          <w:lang w:val="en-US"/>
+        </w:rPr>
+        <w:t xml:space="preserve">  </w:t>
+      </w:r>
+      <w:r>
+        <w:rPr>
+          <w:rFonts w:ascii="Menlo" w:hAnsi="Menlo" w:cs="Menlo"/>
+          <w:b/>
+          <w:bCs/>
+          <w:color w:val="000000"/>
+          <w:kern w:val="0"/>
+          <w:sz w:val="22"/>
+          <w:szCs w:val="22"/>
+          <w:lang w:val="en-US"/>
+        </w:rPr>
+        <w:t>Male candidates' rhetoric</w:t>
+      </w:r>
+      <w:r>
+        <w:rPr>
+          <w:rFonts w:ascii="Menlo" w:hAnsi="Menlo" w:cs="Menlo"/>
+          <w:color w:val="000000"/>
+          <w:kern w:val="0"/>
+          <w:sz w:val="22"/>
+          <w:szCs w:val="22"/>
+          <w:lang w:val="en-US"/>
+        </w:rPr>
+        <w:t xml:space="preserve"> (when they cite women at all) is electoral and        </w:t>
+      </w:r>
+    </w:p>
+    <w:p>
+      <w:pPr>
+        <w:tabs>
+          <w:tab w:val="left" w:pos="560"/>
+          <w:tab w:val="left" w:pos="1120"/>
+          <w:tab w:val="left" w:pos="1680"/>
+          <w:tab w:val="left" w:pos="2240"/>
+          <w:tab w:val="left" w:pos="2800"/>
+          <w:tab w:val="left" w:pos="3360"/>
+          <w:tab w:val="left" w:pos="3920"/>
+          <w:tab w:val="left" w:pos="4480"/>
+          <w:tab w:val="left" w:pos="5040"/>
+          <w:tab w:val="left" w:pos="5600"/>
+          <w:tab w:val="left" w:pos="6160"/>
+          <w:tab w:val="left" w:pos="6720"/>
+        </w:tabs>
+        <w:autoSpaceDE w:val="0"/>
+        <w:autoSpaceDN w:val="0"/>
+        <w:adjustRightInd w:val="0"/>
+        <w:spacing w:after="0" w:line="240" w:lineRule="auto"/>
+        <w:rPr>
+          <w:rFonts w:ascii="Menlo" w:hAnsi="Menlo" w:cs="Menlo"/>
+          <w:color w:val="000000"/>
+          <w:kern w:val="0"/>
+          <w:sz w:val="22"/>
+          <w:szCs w:val="22"/>
+          <w:lang w:val="en-US"/>
+        </w:rPr>
+      </w:pPr>
+      <w:r>
+        <w:rPr>
+          <w:rFonts w:ascii="Menlo" w:hAnsi="Menlo" w:cs="Menlo"/>
+          <w:color w:val="000000"/>
+          <w:kern w:val="0"/>
+          <w:sz w:val="22"/>
+          <w:szCs w:val="22"/>
+          <w:lang w:val="en-US"/>
+        </w:rPr>
+        <w:t xml:space="preserve">  institutional. </w:t>
+      </w:r>
+      <w:proofErr w:type="spellStart"/>
+      <w:r>
+        <w:rPr>
+          <w:rFonts w:ascii="Menlo" w:hAnsi="Menlo" w:cs="Menlo"/>
+          <w:color w:val="000000"/>
+          <w:kern w:val="0"/>
+          <w:sz w:val="22"/>
+          <w:szCs w:val="22"/>
+          <w:lang w:val="en-US"/>
+        </w:rPr>
+        <w:t>Laguiller</w:t>
+      </w:r>
+      <w:proofErr w:type="spellEnd"/>
+      <w:r>
+        <w:rPr>
+          <w:rFonts w:ascii="Menlo" w:hAnsi="Menlo" w:cs="Menlo"/>
+          <w:color w:val="000000"/>
+          <w:kern w:val="0"/>
+          <w:sz w:val="22"/>
+          <w:szCs w:val="22"/>
+          <w:lang w:val="en-US"/>
+        </w:rPr>
+        <w:t xml:space="preserve"> appears because she is a political competitor — you    </w:t>
+      </w:r>
+    </w:p>
+    <w:p>
+      <w:pPr>
+        <w:tabs>
+          <w:tab w:val="left" w:pos="560"/>
+          <w:tab w:val="left" w:pos="1120"/>
+          <w:tab w:val="left" w:pos="1680"/>
+          <w:tab w:val="left" w:pos="2240"/>
+          <w:tab w:val="left" w:pos="2800"/>
+          <w:tab w:val="left" w:pos="3360"/>
+          <w:tab w:val="left" w:pos="3920"/>
+          <w:tab w:val="left" w:pos="4480"/>
+          <w:tab w:val="left" w:pos="5040"/>
+          <w:tab w:val="left" w:pos="5600"/>
+          <w:tab w:val="left" w:pos="6160"/>
+          <w:tab w:val="left" w:pos="6720"/>
+        </w:tabs>
+        <w:autoSpaceDE w:val="0"/>
+        <w:autoSpaceDN w:val="0"/>
+        <w:adjustRightInd w:val="0"/>
+        <w:spacing w:after="0" w:line="240" w:lineRule="auto"/>
+        <w:rPr>
+          <w:rFonts w:ascii="Menlo" w:hAnsi="Menlo" w:cs="Menlo"/>
+          <w:color w:val="000000"/>
+          <w:kern w:val="0"/>
+          <w:sz w:val="22"/>
+          <w:szCs w:val="22"/>
+          <w:lang w:val="en-US"/>
+        </w:rPr>
+      </w:pPr>
+      <w:r>
+        <w:rPr>
+          <w:rFonts w:ascii="Menlo" w:hAnsi="Menlo" w:cs="Menlo"/>
+          <w:color w:val="000000"/>
+          <w:kern w:val="0"/>
+          <w:sz w:val="22"/>
+          <w:szCs w:val="22"/>
+          <w:lang w:val="en-US"/>
+        </w:rPr>
+        <w:t xml:space="preserve">  cite your rivals to position yourself against them. Veil appears because the    </w:t>
+      </w:r>
+    </w:p>
+    <w:p>
+      <w:pPr>
+        <w:tabs>
+          <w:tab w:val="left" w:pos="560"/>
+          <w:tab w:val="left" w:pos="1120"/>
+          <w:tab w:val="left" w:pos="1680"/>
+          <w:tab w:val="left" w:pos="2240"/>
+          <w:tab w:val="left" w:pos="2800"/>
+          <w:tab w:val="left" w:pos="3360"/>
+          <w:tab w:val="left" w:pos="3920"/>
+          <w:tab w:val="left" w:pos="4480"/>
+          <w:tab w:val="left" w:pos="5040"/>
+          <w:tab w:val="left" w:pos="5600"/>
+          <w:tab w:val="left" w:pos="6160"/>
+          <w:tab w:val="left" w:pos="6720"/>
+        </w:tabs>
+        <w:autoSpaceDE w:val="0"/>
+        <w:autoSpaceDN w:val="0"/>
+        <w:adjustRightInd w:val="0"/>
+        <w:spacing w:after="0" w:line="240" w:lineRule="auto"/>
+        <w:rPr>
+          <w:rFonts w:ascii="Menlo" w:hAnsi="Menlo" w:cs="Menlo"/>
+          <w:color w:val="000000"/>
+          <w:kern w:val="0"/>
+          <w:sz w:val="22"/>
+          <w:szCs w:val="22"/>
+          <w:lang w:val="en-US"/>
+        </w:rPr>
+      </w:pPr>
+      <w:r>
+        <w:rPr>
+          <w:rFonts w:ascii="Menlo" w:hAnsi="Menlo" w:cs="Menlo"/>
+          <w:color w:val="000000"/>
+          <w:kern w:val="0"/>
+          <w:sz w:val="22"/>
+          <w:szCs w:val="22"/>
+          <w:lang w:val="en-US"/>
+        </w:rPr>
+        <w:t xml:space="preserve">  abortion law is a policy landmark. These citations say </w:t>
+      </w:r>
+      <w:r>
+        <w:rPr>
+          <w:rFonts w:ascii="Menlo" w:hAnsi="Menlo" w:cs="Menlo"/>
+          <w:i/>
+          <w:iCs/>
+          <w:color w:val="000000"/>
+          <w:kern w:val="0"/>
+          <w:sz w:val="22"/>
+          <w:szCs w:val="22"/>
+          <w:lang w:val="en-US"/>
+        </w:rPr>
+        <w:t xml:space="preserve">"here is the political </w:t>
+      </w:r>
+      <w:r>
+        <w:rPr>
+          <w:rFonts w:ascii="Menlo" w:hAnsi="Menlo" w:cs="Menlo"/>
+          <w:color w:val="000000"/>
+          <w:kern w:val="0"/>
+          <w:sz w:val="22"/>
+          <w:szCs w:val="22"/>
+          <w:lang w:val="en-US"/>
+        </w:rPr>
+        <w:t xml:space="preserve">  </w:t>
+      </w:r>
+    </w:p>
+    <w:p>
+      <w:pPr>
+        <w:tabs>
+          <w:tab w:val="left" w:pos="560"/>
+          <w:tab w:val="left" w:pos="1120"/>
+          <w:tab w:val="left" w:pos="1680"/>
+          <w:tab w:val="left" w:pos="2240"/>
+          <w:tab w:val="left" w:pos="2800"/>
+          <w:tab w:val="left" w:pos="3360"/>
+          <w:tab w:val="left" w:pos="3920"/>
+          <w:tab w:val="left" w:pos="4480"/>
+          <w:tab w:val="left" w:pos="5040"/>
+          <w:tab w:val="left" w:pos="5600"/>
+          <w:tab w:val="left" w:pos="6160"/>
+          <w:tab w:val="left" w:pos="6720"/>
+        </w:tabs>
+        <w:autoSpaceDE w:val="0"/>
+        <w:autoSpaceDN w:val="0"/>
+        <w:adjustRightInd w:val="0"/>
+        <w:spacing w:after="0" w:line="240" w:lineRule="auto"/>
+        <w:rPr>
+          <w:rFonts w:ascii="Menlo" w:hAnsi="Menlo" w:cs="Menlo"/>
+          <w:color w:val="000000"/>
+          <w:kern w:val="0"/>
+          <w:sz w:val="22"/>
+          <w:szCs w:val="22"/>
+          <w:lang w:val="en-US"/>
+        </w:rPr>
+      </w:pPr>
+      <w:r>
+        <w:rPr>
+          <w:rFonts w:ascii="Menlo" w:hAnsi="Menlo" w:cs="Menlo"/>
+          <w:color w:val="000000"/>
+          <w:kern w:val="0"/>
+          <w:sz w:val="22"/>
+          <w:szCs w:val="22"/>
+          <w:lang w:val="en-US"/>
+        </w:rPr>
+        <w:t xml:space="preserve">  </w:t>
+      </w:r>
+      <w:r>
+        <w:rPr>
+          <w:rFonts w:ascii="Menlo" w:hAnsi="Menlo" w:cs="Menlo"/>
+          <w:i/>
+          <w:iCs/>
+          <w:color w:val="000000"/>
+          <w:kern w:val="0"/>
+          <w:sz w:val="22"/>
+          <w:szCs w:val="22"/>
+          <w:lang w:val="en-US"/>
+        </w:rPr>
+        <w:t>landscape"</w:t>
+      </w:r>
+      <w:r>
+        <w:rPr>
+          <w:rFonts w:ascii="Menlo" w:hAnsi="Menlo" w:cs="Menlo"/>
+          <w:color w:val="000000"/>
+          <w:kern w:val="0"/>
+          <w:sz w:val="22"/>
+          <w:szCs w:val="22"/>
+          <w:lang w:val="en-US"/>
+        </w:rPr>
+        <w:t xml:space="preserve">, not </w:t>
+      </w:r>
+      <w:r>
+        <w:rPr>
+          <w:rFonts w:ascii="Menlo" w:hAnsi="Menlo" w:cs="Menlo"/>
+          <w:i/>
+          <w:iCs/>
+          <w:color w:val="000000"/>
+          <w:kern w:val="0"/>
+          <w:sz w:val="22"/>
+          <w:szCs w:val="22"/>
+          <w:lang w:val="en-US"/>
+        </w:rPr>
+        <w:t>"here is what I believe about gender."</w:t>
+      </w:r>
+    </w:p>
+    <w:p>
+      <w:pPr>
+        <w:tabs>
+          <w:tab w:val="left" w:pos="560"/>
+          <w:tab w:val="left" w:pos="1120"/>
+          <w:tab w:val="left" w:pos="1680"/>
+          <w:tab w:val="left" w:pos="2240"/>
+          <w:tab w:val="left" w:pos="2800"/>
+          <w:tab w:val="left" w:pos="3360"/>
+          <w:tab w:val="left" w:pos="3920"/>
+          <w:tab w:val="left" w:pos="4480"/>
+          <w:tab w:val="left" w:pos="5040"/>
+          <w:tab w:val="left" w:pos="5600"/>
+          <w:tab w:val="left" w:pos="6160"/>
+          <w:tab w:val="left" w:pos="6720"/>
+        </w:tabs>
+        <w:autoSpaceDE w:val="0"/>
+        <w:autoSpaceDN w:val="0"/>
+        <w:adjustRightInd w:val="0"/>
+        <w:spacing w:after="0" w:line="240" w:lineRule="auto"/>
+        <w:rPr>
+          <w:rFonts w:ascii="Menlo" w:hAnsi="Menlo" w:cs="Menlo"/>
+          <w:color w:val="000000"/>
+          <w:kern w:val="0"/>
+          <w:sz w:val="22"/>
+          <w:szCs w:val="22"/>
+          <w:lang w:val="en-US"/>
+        </w:rPr>
+      </w:pPr>
+      <w:r>
+        <w:rPr>
+          <w:rFonts w:ascii="Menlo" w:hAnsi="Menlo" w:cs="Menlo"/>
+          <w:color w:val="000000"/>
+          <w:kern w:val="0"/>
+          <w:sz w:val="22"/>
+          <w:szCs w:val="22"/>
+          <w:lang w:val="en-US"/>
+        </w:rPr>
+        <w:t xml:space="preserve">                                                                                  </w:t>
+      </w:r>
+    </w:p>
+    <w:p>
+      <w:pPr>
+        <w:tabs>
+          <w:tab w:val="left" w:pos="560"/>
+          <w:tab w:val="left" w:pos="1120"/>
+          <w:tab w:val="left" w:pos="1680"/>
+          <w:tab w:val="left" w:pos="2240"/>
+          <w:tab w:val="left" w:pos="2800"/>
+          <w:tab w:val="left" w:pos="3360"/>
+          <w:tab w:val="left" w:pos="3920"/>
+          <w:tab w:val="left" w:pos="4480"/>
+          <w:tab w:val="left" w:pos="5040"/>
+          <w:tab w:val="left" w:pos="5600"/>
+          <w:tab w:val="left" w:pos="6160"/>
+          <w:tab w:val="left" w:pos="6720"/>
+        </w:tabs>
+        <w:autoSpaceDE w:val="0"/>
+        <w:autoSpaceDN w:val="0"/>
+        <w:adjustRightInd w:val="0"/>
+        <w:spacing w:after="0" w:line="240" w:lineRule="auto"/>
+        <w:rPr>
+          <w:rFonts w:ascii="Menlo" w:hAnsi="Menlo" w:cs="Menlo"/>
+          <w:color w:val="000000"/>
+          <w:kern w:val="0"/>
+          <w:sz w:val="22"/>
+          <w:szCs w:val="22"/>
+          <w:lang w:val="en-US"/>
+        </w:rPr>
+      </w:pPr>
+      <w:r>
+        <w:rPr>
+          <w:rFonts w:ascii="Menlo" w:hAnsi="Menlo" w:cs="Menlo"/>
+          <w:color w:val="000000"/>
+          <w:kern w:val="0"/>
+          <w:sz w:val="22"/>
+          <w:szCs w:val="22"/>
+          <w:lang w:val="en-US"/>
+        </w:rPr>
+        <w:t xml:space="preserve">  </w:t>
+      </w:r>
+      <w:r>
+        <w:rPr>
+          <w:rFonts w:ascii="Menlo" w:hAnsi="Menlo" w:cs="Menlo"/>
+          <w:b/>
+          <w:bCs/>
+          <w:color w:val="000000"/>
+          <w:kern w:val="0"/>
+          <w:sz w:val="22"/>
+          <w:szCs w:val="22"/>
+          <w:lang w:val="en-US"/>
+        </w:rPr>
+        <w:t>Female candidates' rhetoric</w:t>
+      </w:r>
+      <w:r>
+        <w:rPr>
+          <w:rFonts w:ascii="Menlo" w:hAnsi="Menlo" w:cs="Menlo"/>
+          <w:color w:val="000000"/>
+          <w:kern w:val="0"/>
+          <w:sz w:val="22"/>
+          <w:szCs w:val="22"/>
+          <w:lang w:val="en-US"/>
+        </w:rPr>
+        <w:t xml:space="preserve"> is different in kind. Citing Halimi and Beauvoir is</w:t>
+      </w:r>
+    </w:p>
+    <w:p>
+      <w:pPr>
+        <w:tabs>
+          <w:tab w:val="left" w:pos="560"/>
+          <w:tab w:val="left" w:pos="1120"/>
+          <w:tab w:val="left" w:pos="1680"/>
+          <w:tab w:val="left" w:pos="2240"/>
+          <w:tab w:val="left" w:pos="2800"/>
+          <w:tab w:val="left" w:pos="3360"/>
+          <w:tab w:val="left" w:pos="3920"/>
+          <w:tab w:val="left" w:pos="4480"/>
+          <w:tab w:val="left" w:pos="5040"/>
+          <w:tab w:val="left" w:pos="5600"/>
+          <w:tab w:val="left" w:pos="6160"/>
+          <w:tab w:val="left" w:pos="6720"/>
+        </w:tabs>
+        <w:autoSpaceDE w:val="0"/>
+        <w:autoSpaceDN w:val="0"/>
+        <w:adjustRightInd w:val="0"/>
+        <w:spacing w:after="0" w:line="240" w:lineRule="auto"/>
+        <w:rPr>
+          <w:rFonts w:ascii="Menlo" w:hAnsi="Menlo" w:cs="Menlo"/>
+          <w:color w:val="000000"/>
+          <w:kern w:val="0"/>
+          <w:sz w:val="22"/>
+          <w:szCs w:val="22"/>
+          <w:lang w:val="en-US"/>
+        </w:rPr>
+      </w:pPr>
+      <w:r>
+        <w:rPr>
+          <w:rFonts w:ascii="Menlo" w:hAnsi="Menlo" w:cs="Menlo"/>
+          <w:color w:val="000000"/>
+          <w:kern w:val="0"/>
+          <w:sz w:val="22"/>
+          <w:szCs w:val="22"/>
+          <w:lang w:val="en-US"/>
+        </w:rPr>
+        <w:t xml:space="preserve">  not about electoral positioning — neither ran serious national campaigns. Citing</w:t>
+      </w:r>
+    </w:p>
+    <w:p>
+      <w:pPr>
+        <w:tabs>
+          <w:tab w:val="left" w:pos="560"/>
+          <w:tab w:val="left" w:pos="1120"/>
+          <w:tab w:val="left" w:pos="1680"/>
+          <w:tab w:val="left" w:pos="2240"/>
+          <w:tab w:val="left" w:pos="2800"/>
+          <w:tab w:val="left" w:pos="3360"/>
+          <w:tab w:val="left" w:pos="3920"/>
+          <w:tab w:val="left" w:pos="4480"/>
+          <w:tab w:val="left" w:pos="5040"/>
+          <w:tab w:val="left" w:pos="5600"/>
+          <w:tab w:val="left" w:pos="6160"/>
+          <w:tab w:val="left" w:pos="6720"/>
+        </w:tabs>
+        <w:autoSpaceDE w:val="0"/>
+        <w:autoSpaceDN w:val="0"/>
+        <w:adjustRightInd w:val="0"/>
+        <w:spacing w:after="0" w:line="240" w:lineRule="auto"/>
+        <w:rPr>
+          <w:rFonts w:ascii="Menlo" w:hAnsi="Menlo" w:cs="Menlo"/>
+          <w:color w:val="000000"/>
+          <w:kern w:val="0"/>
+          <w:sz w:val="22"/>
+          <w:szCs w:val="22"/>
+          <w:lang w:val="en-US"/>
+        </w:rPr>
+      </w:pPr>
+      <w:r>
+        <w:rPr>
+          <w:rFonts w:ascii="Menlo" w:hAnsi="Menlo" w:cs="Menlo"/>
+          <w:color w:val="000000"/>
+          <w:kern w:val="0"/>
+          <w:sz w:val="22"/>
+          <w:szCs w:val="22"/>
+          <w:lang w:val="en-US"/>
+        </w:rPr>
+        <w:lastRenderedPageBreak/>
+        <w:t xml:space="preserve">   them is a political statement in itself: it signals that the candidate frames</w:t>
+      </w:r>
+    </w:p>
+    <w:p>
+      <w:pPr>
+        <w:tabs>
+          <w:tab w:val="left" w:pos="560"/>
+          <w:tab w:val="left" w:pos="1120"/>
+          <w:tab w:val="left" w:pos="1680"/>
+          <w:tab w:val="left" w:pos="2240"/>
+          <w:tab w:val="left" w:pos="2800"/>
+          <w:tab w:val="left" w:pos="3360"/>
+          <w:tab w:val="left" w:pos="3920"/>
+          <w:tab w:val="left" w:pos="4480"/>
+          <w:tab w:val="left" w:pos="5040"/>
+          <w:tab w:val="left" w:pos="5600"/>
+          <w:tab w:val="left" w:pos="6160"/>
+          <w:tab w:val="left" w:pos="6720"/>
+        </w:tabs>
+        <w:autoSpaceDE w:val="0"/>
+        <w:autoSpaceDN w:val="0"/>
+        <w:adjustRightInd w:val="0"/>
+        <w:spacing w:after="0" w:line="240" w:lineRule="auto"/>
+        <w:rPr>
+          <w:rFonts w:ascii="Menlo" w:hAnsi="Menlo" w:cs="Menlo"/>
+          <w:color w:val="000000"/>
+          <w:kern w:val="0"/>
+          <w:sz w:val="22"/>
+          <w:szCs w:val="22"/>
+          <w:lang w:val="en-US"/>
+        </w:rPr>
+      </w:pPr>
+      <w:r>
+        <w:rPr>
+          <w:rFonts w:ascii="Menlo" w:hAnsi="Menlo" w:cs="Menlo"/>
+          <w:color w:val="000000"/>
+          <w:kern w:val="0"/>
+          <w:sz w:val="22"/>
+          <w:szCs w:val="22"/>
+          <w:lang w:val="en-US"/>
+        </w:rPr>
+        <w:t xml:space="preserve">  her politics through the lens of women's rights, feminist thought, and the      </w:t>
+      </w:r>
+    </w:p>
+    <w:p>
+      <w:pPr>
+        <w:tabs>
+          <w:tab w:val="left" w:pos="560"/>
+          <w:tab w:val="left" w:pos="1120"/>
+          <w:tab w:val="left" w:pos="1680"/>
+          <w:tab w:val="left" w:pos="2240"/>
+          <w:tab w:val="left" w:pos="2800"/>
+          <w:tab w:val="left" w:pos="3360"/>
+          <w:tab w:val="left" w:pos="3920"/>
+          <w:tab w:val="left" w:pos="4480"/>
+          <w:tab w:val="left" w:pos="5040"/>
+          <w:tab w:val="left" w:pos="5600"/>
+          <w:tab w:val="left" w:pos="6160"/>
+          <w:tab w:val="left" w:pos="6720"/>
+        </w:tabs>
+        <w:autoSpaceDE w:val="0"/>
+        <w:autoSpaceDN w:val="0"/>
+        <w:adjustRightInd w:val="0"/>
+        <w:spacing w:after="0" w:line="240" w:lineRule="auto"/>
+        <w:rPr>
+          <w:rFonts w:ascii="Menlo" w:hAnsi="Menlo" w:cs="Menlo"/>
+          <w:color w:val="000000"/>
+          <w:kern w:val="0"/>
+          <w:sz w:val="22"/>
+          <w:szCs w:val="22"/>
+          <w:lang w:val="en-US"/>
+        </w:rPr>
+      </w:pPr>
+      <w:r>
+        <w:rPr>
+          <w:rFonts w:ascii="Menlo" w:hAnsi="Menlo" w:cs="Menlo"/>
+          <w:color w:val="000000"/>
+          <w:kern w:val="0"/>
+          <w:sz w:val="22"/>
+          <w:szCs w:val="22"/>
+          <w:lang w:val="en-US"/>
+        </w:rPr>
+        <w:t xml:space="preserve">  struggle for recognition. The manifesto becomes a space to say </w:t>
+      </w:r>
+      <w:r>
+        <w:rPr>
+          <w:rFonts w:ascii="Menlo" w:hAnsi="Menlo" w:cs="Menlo"/>
+          <w:i/>
+          <w:iCs/>
+          <w:color w:val="000000"/>
+          <w:kern w:val="0"/>
+          <w:sz w:val="22"/>
+          <w:szCs w:val="22"/>
+          <w:lang w:val="en-US"/>
+        </w:rPr>
+        <w:t xml:space="preserve">"these are the </w:t>
+      </w:r>
+    </w:p>
+    <w:p>
+      <w:pPr>
+        <w:tabs>
+          <w:tab w:val="left" w:pos="560"/>
+          <w:tab w:val="left" w:pos="1120"/>
+          <w:tab w:val="left" w:pos="1680"/>
+          <w:tab w:val="left" w:pos="2240"/>
+          <w:tab w:val="left" w:pos="2800"/>
+          <w:tab w:val="left" w:pos="3360"/>
+          <w:tab w:val="left" w:pos="3920"/>
+          <w:tab w:val="left" w:pos="4480"/>
+          <w:tab w:val="left" w:pos="5040"/>
+          <w:tab w:val="left" w:pos="5600"/>
+          <w:tab w:val="left" w:pos="6160"/>
+          <w:tab w:val="left" w:pos="6720"/>
+        </w:tabs>
+        <w:autoSpaceDE w:val="0"/>
+        <w:autoSpaceDN w:val="0"/>
+        <w:adjustRightInd w:val="0"/>
+        <w:spacing w:after="0" w:line="240" w:lineRule="auto"/>
+        <w:rPr>
+          <w:rFonts w:ascii="Menlo" w:hAnsi="Menlo" w:cs="Menlo"/>
+          <w:color w:val="000000"/>
+          <w:kern w:val="0"/>
+          <w:sz w:val="22"/>
+          <w:szCs w:val="22"/>
+          <w:lang w:val="en-US"/>
+        </w:rPr>
+      </w:pPr>
+      <w:r>
+        <w:rPr>
+          <w:rFonts w:ascii="Menlo" w:hAnsi="Menlo" w:cs="Menlo"/>
+          <w:color w:val="000000"/>
+          <w:kern w:val="0"/>
+          <w:sz w:val="22"/>
+          <w:szCs w:val="22"/>
+          <w:lang w:val="en-US"/>
+        </w:rPr>
+        <w:t xml:space="preserve">  </w:t>
+      </w:r>
+      <w:r>
+        <w:rPr>
+          <w:rFonts w:ascii="Menlo" w:hAnsi="Menlo" w:cs="Menlo"/>
+          <w:i/>
+          <w:iCs/>
+          <w:color w:val="000000"/>
+          <w:kern w:val="0"/>
+          <w:sz w:val="22"/>
+          <w:szCs w:val="22"/>
+          <w:lang w:val="en-US"/>
+        </w:rPr>
+        <w:t>ideas that animate me."</w:t>
+      </w:r>
+      <w:r>
+        <w:rPr>
+          <w:rFonts w:ascii="Menlo" w:hAnsi="Menlo" w:cs="Menlo"/>
+          <w:color w:val="000000"/>
+          <w:kern w:val="0"/>
+          <w:sz w:val="22"/>
+          <w:szCs w:val="22"/>
+          <w:lang w:val="en-US"/>
+        </w:rPr>
+        <w:t xml:space="preserve">                                                         </w:t>
+      </w:r>
+    </w:p>
+    <w:p>
+      <w:pPr>
+        <w:tabs>
+          <w:tab w:val="left" w:pos="560"/>
+          <w:tab w:val="left" w:pos="1120"/>
+          <w:tab w:val="left" w:pos="1680"/>
+          <w:tab w:val="left" w:pos="2240"/>
+          <w:tab w:val="left" w:pos="2800"/>
+          <w:tab w:val="left" w:pos="3360"/>
+          <w:tab w:val="left" w:pos="3920"/>
+          <w:tab w:val="left" w:pos="4480"/>
+          <w:tab w:val="left" w:pos="5040"/>
+          <w:tab w:val="left" w:pos="5600"/>
+          <w:tab w:val="left" w:pos="6160"/>
+          <w:tab w:val="left" w:pos="6720"/>
+        </w:tabs>
+        <w:autoSpaceDE w:val="0"/>
+        <w:autoSpaceDN w:val="0"/>
+        <w:adjustRightInd w:val="0"/>
+        <w:spacing w:after="0" w:line="240" w:lineRule="auto"/>
+        <w:rPr>
+          <w:rFonts w:ascii="Menlo" w:hAnsi="Menlo" w:cs="Menlo"/>
+          <w:color w:val="000000"/>
+          <w:kern w:val="0"/>
+          <w:sz w:val="22"/>
+          <w:szCs w:val="22"/>
+          <w:lang w:val="en-US"/>
+        </w:rPr>
+      </w:pPr>
+      <w:r>
+        <w:rPr>
+          <w:rFonts w:ascii="Menlo" w:hAnsi="Menlo" w:cs="Menlo"/>
+          <w:color w:val="000000"/>
+          <w:kern w:val="0"/>
+          <w:sz w:val="22"/>
+          <w:szCs w:val="22"/>
+          <w:lang w:val="en-US"/>
+        </w:rPr>
+        <w:t xml:space="preserve">                  </w:t>
+      </w:r>
+    </w:p>
+    <w:p>
+      <w:pPr>
+        <w:tabs>
+          <w:tab w:val="left" w:pos="560"/>
+          <w:tab w:val="left" w:pos="1120"/>
+          <w:tab w:val="left" w:pos="1680"/>
+          <w:tab w:val="left" w:pos="2240"/>
+          <w:tab w:val="left" w:pos="2800"/>
+          <w:tab w:val="left" w:pos="3360"/>
+          <w:tab w:val="left" w:pos="3920"/>
+          <w:tab w:val="left" w:pos="4480"/>
+          <w:tab w:val="left" w:pos="5040"/>
+          <w:tab w:val="left" w:pos="5600"/>
+          <w:tab w:val="left" w:pos="6160"/>
+          <w:tab w:val="left" w:pos="6720"/>
+        </w:tabs>
+        <w:autoSpaceDE w:val="0"/>
+        <w:autoSpaceDN w:val="0"/>
+        <w:adjustRightInd w:val="0"/>
+        <w:spacing w:after="0" w:line="240" w:lineRule="auto"/>
+        <w:rPr>
+          <w:rFonts w:ascii="Menlo" w:hAnsi="Menlo" w:cs="Menlo"/>
+          <w:color w:val="000000"/>
+          <w:kern w:val="0"/>
+          <w:sz w:val="22"/>
+          <w:szCs w:val="22"/>
+          <w:lang w:val="en-US"/>
+        </w:rPr>
+      </w:pPr>
+      <w:r>
+        <w:rPr>
+          <w:rFonts w:ascii="Menlo" w:hAnsi="Menlo" w:cs="Menlo"/>
+          <w:color w:val="000000"/>
+          <w:kern w:val="0"/>
+          <w:sz w:val="22"/>
+          <w:szCs w:val="22"/>
+          <w:lang w:val="en-US"/>
+        </w:rPr>
+        <w:t xml:space="preserve">  </w:t>
+      </w:r>
+      <w:proofErr w:type="gramStart"/>
+      <w:r>
+        <w:rPr>
+          <w:rFonts w:ascii="Menlo" w:hAnsi="Menlo" w:cs="Menlo"/>
+          <w:color w:val="000000"/>
+          <w:kern w:val="0"/>
+          <w:sz w:val="22"/>
+          <w:szCs w:val="22"/>
+          <w:lang w:val="en-US"/>
+        </w:rPr>
+        <w:t>So</w:t>
+      </w:r>
+      <w:proofErr w:type="gramEnd"/>
+      <w:r>
+        <w:rPr>
+          <w:rFonts w:ascii="Menlo" w:hAnsi="Menlo" w:cs="Menlo"/>
+          <w:color w:val="000000"/>
+          <w:kern w:val="0"/>
+          <w:sz w:val="22"/>
+          <w:szCs w:val="22"/>
+          <w:lang w:val="en-US"/>
+        </w:rPr>
+        <w:t xml:space="preserve"> the gap is not just quantitative (women cite women more) — it's qualitative.</w:t>
+      </w:r>
+    </w:p>
+    <w:p>
+      <w:pPr>
+        <w:tabs>
+          <w:tab w:val="left" w:pos="560"/>
+          <w:tab w:val="left" w:pos="1120"/>
+          <w:tab w:val="left" w:pos="1680"/>
+          <w:tab w:val="left" w:pos="2240"/>
+          <w:tab w:val="left" w:pos="2800"/>
+          <w:tab w:val="left" w:pos="3360"/>
+          <w:tab w:val="left" w:pos="3920"/>
+          <w:tab w:val="left" w:pos="4480"/>
+          <w:tab w:val="left" w:pos="5040"/>
+          <w:tab w:val="left" w:pos="5600"/>
+          <w:tab w:val="left" w:pos="6160"/>
+          <w:tab w:val="left" w:pos="6720"/>
+        </w:tabs>
+        <w:autoSpaceDE w:val="0"/>
+        <w:autoSpaceDN w:val="0"/>
+        <w:adjustRightInd w:val="0"/>
+        <w:spacing w:after="0" w:line="240" w:lineRule="auto"/>
+        <w:rPr>
+          <w:rFonts w:ascii="Menlo" w:hAnsi="Menlo" w:cs="Menlo"/>
+          <w:color w:val="000000"/>
+          <w:kern w:val="0"/>
+          <w:sz w:val="22"/>
+          <w:szCs w:val="22"/>
+          <w:lang w:val="en-US"/>
+        </w:rPr>
+      </w:pPr>
+      <w:r>
+        <w:rPr>
+          <w:rFonts w:ascii="Menlo" w:hAnsi="Menlo" w:cs="Menlo"/>
+          <w:color w:val="000000"/>
+          <w:kern w:val="0"/>
+          <w:sz w:val="22"/>
+          <w:szCs w:val="22"/>
+          <w:lang w:val="en-US"/>
+        </w:rPr>
+        <w:t xml:space="preserve">  Female candidates are doing something rhetorically distinct: they are using</w:t>
+      </w:r>
+    </w:p>
+    <w:p>
+      <w:pPr>
+        <w:tabs>
+          <w:tab w:val="left" w:pos="560"/>
+          <w:tab w:val="left" w:pos="1120"/>
+          <w:tab w:val="left" w:pos="1680"/>
+          <w:tab w:val="left" w:pos="2240"/>
+          <w:tab w:val="left" w:pos="2800"/>
+          <w:tab w:val="left" w:pos="3360"/>
+          <w:tab w:val="left" w:pos="3920"/>
+          <w:tab w:val="left" w:pos="4480"/>
+          <w:tab w:val="left" w:pos="5040"/>
+          <w:tab w:val="left" w:pos="5600"/>
+          <w:tab w:val="left" w:pos="6160"/>
+          <w:tab w:val="left" w:pos="6720"/>
+        </w:tabs>
+        <w:autoSpaceDE w:val="0"/>
+        <w:autoSpaceDN w:val="0"/>
+        <w:adjustRightInd w:val="0"/>
+        <w:spacing w:after="0" w:line="240" w:lineRule="auto"/>
+        <w:rPr>
+          <w:rFonts w:ascii="Menlo" w:hAnsi="Menlo" w:cs="Menlo"/>
+          <w:color w:val="000000"/>
+          <w:kern w:val="0"/>
+          <w:sz w:val="22"/>
+          <w:szCs w:val="22"/>
+          <w:lang w:val="en-US"/>
+        </w:rPr>
+      </w:pPr>
+      <w:r>
+        <w:rPr>
+          <w:rFonts w:ascii="Menlo" w:hAnsi="Menlo" w:cs="Menlo"/>
+          <w:color w:val="000000"/>
+          <w:kern w:val="0"/>
+          <w:sz w:val="22"/>
+          <w:szCs w:val="22"/>
+          <w:lang w:val="en-US"/>
+        </w:rPr>
+        <w:t xml:space="preserve">  citations to construct a feminist political identity, drawing on both activists</w:t>
+      </w:r>
+    </w:p>
+    <w:p>
+      <w:pPr>
+        <w:tabs>
+          <w:tab w:val="left" w:pos="560"/>
+          <w:tab w:val="left" w:pos="1120"/>
+          <w:tab w:val="left" w:pos="1680"/>
+          <w:tab w:val="left" w:pos="2240"/>
+          <w:tab w:val="left" w:pos="2800"/>
+          <w:tab w:val="left" w:pos="3360"/>
+          <w:tab w:val="left" w:pos="3920"/>
+          <w:tab w:val="left" w:pos="4480"/>
+          <w:tab w:val="left" w:pos="5040"/>
+          <w:tab w:val="left" w:pos="5600"/>
+          <w:tab w:val="left" w:pos="6160"/>
+          <w:tab w:val="left" w:pos="6720"/>
+        </w:tabs>
+        <w:autoSpaceDE w:val="0"/>
+        <w:autoSpaceDN w:val="0"/>
+        <w:adjustRightInd w:val="0"/>
+        <w:spacing w:after="0" w:line="240" w:lineRule="auto"/>
+        <w:rPr>
+          <w:rFonts w:ascii="Menlo" w:hAnsi="Menlo" w:cs="Menlo"/>
+          <w:color w:val="000000"/>
+          <w:kern w:val="0"/>
+          <w:sz w:val="22"/>
+          <w:szCs w:val="22"/>
+          <w:lang w:val="en-US"/>
+        </w:rPr>
+      </w:pPr>
+      <w:r>
+        <w:rPr>
+          <w:rFonts w:ascii="Menlo" w:hAnsi="Menlo" w:cs="Menlo"/>
+          <w:color w:val="000000"/>
+          <w:kern w:val="0"/>
+          <w:sz w:val="22"/>
+          <w:szCs w:val="22"/>
+          <w:lang w:val="en-US"/>
+        </w:rPr>
+        <w:t xml:space="preserve">  (Halimi) and philosophers (Beauvoir). Male candidates, when they cite women,    </w:t>
+      </w:r>
+    </w:p>
+    <w:p>
+      <w:pPr>
+        <w:tabs>
+          <w:tab w:val="left" w:pos="560"/>
+          <w:tab w:val="left" w:pos="1120"/>
+          <w:tab w:val="left" w:pos="1680"/>
+          <w:tab w:val="left" w:pos="2240"/>
+          <w:tab w:val="left" w:pos="2800"/>
+          <w:tab w:val="left" w:pos="3360"/>
+          <w:tab w:val="left" w:pos="3920"/>
+          <w:tab w:val="left" w:pos="4480"/>
+          <w:tab w:val="left" w:pos="5040"/>
+          <w:tab w:val="left" w:pos="5600"/>
+          <w:tab w:val="left" w:pos="6160"/>
+          <w:tab w:val="left" w:pos="6720"/>
+        </w:tabs>
+        <w:autoSpaceDE w:val="0"/>
+        <w:autoSpaceDN w:val="0"/>
+        <w:adjustRightInd w:val="0"/>
+        <w:spacing w:after="0" w:line="240" w:lineRule="auto"/>
+        <w:rPr>
+          <w:rFonts w:ascii="Menlo" w:hAnsi="Menlo" w:cs="Menlo"/>
+          <w:color w:val="000000"/>
+          <w:kern w:val="0"/>
+          <w:sz w:val="22"/>
+          <w:szCs w:val="22"/>
+          <w:lang w:val="en-US"/>
+        </w:rPr>
+      </w:pPr>
+      <w:r>
+        <w:rPr>
+          <w:rFonts w:ascii="Menlo" w:hAnsi="Menlo" w:cs="Menlo"/>
+          <w:color w:val="000000"/>
+          <w:kern w:val="0"/>
+          <w:sz w:val="22"/>
+          <w:szCs w:val="22"/>
+          <w:lang w:val="en-US"/>
+        </w:rPr>
+        <w:t xml:space="preserve">  treat them as part of the ordinary political furniture.</w:t>
+      </w:r>
+    </w:p>
+    <w:p>
+      <w:pPr>
+        <w:tabs>
+          <w:tab w:val="left" w:pos="560"/>
+          <w:tab w:val="left" w:pos="1120"/>
+          <w:tab w:val="left" w:pos="1680"/>
+          <w:tab w:val="left" w:pos="2240"/>
+          <w:tab w:val="left" w:pos="2800"/>
+          <w:tab w:val="left" w:pos="3360"/>
+          <w:tab w:val="left" w:pos="3920"/>
+          <w:tab w:val="left" w:pos="4480"/>
+          <w:tab w:val="left" w:pos="5040"/>
+          <w:tab w:val="left" w:pos="5600"/>
+          <w:tab w:val="left" w:pos="6160"/>
+          <w:tab w:val="left" w:pos="6720"/>
+        </w:tabs>
+        <w:autoSpaceDE w:val="0"/>
+        <w:autoSpaceDN w:val="0"/>
+        <w:adjustRightInd w:val="0"/>
+        <w:spacing w:after="0" w:line="240" w:lineRule="auto"/>
+        <w:rPr>
+          <w:rFonts w:ascii="Menlo" w:hAnsi="Menlo" w:cs="Menlo"/>
+          <w:color w:val="000000"/>
+          <w:kern w:val="0"/>
+          <w:sz w:val="22"/>
+          <w:szCs w:val="22"/>
+          <w:lang w:val="en-US"/>
+        </w:rPr>
+      </w:pPr>
+      <w:r>
+        <w:rPr>
+          <w:rFonts w:ascii="Menlo" w:hAnsi="Menlo" w:cs="Menlo"/>
+          <w:color w:val="000000"/>
+          <w:kern w:val="0"/>
+          <w:sz w:val="22"/>
+          <w:szCs w:val="22"/>
+          <w:lang w:val="en-US"/>
+        </w:rPr>
+        <w:t xml:space="preserve">                                                                                  </w:t>
+      </w:r>
+    </w:p>
+    <w:p>
+      <w:pPr>
+        <w:tabs>
+          <w:tab w:val="left" w:pos="560"/>
+          <w:tab w:val="left" w:pos="1120"/>
+          <w:tab w:val="left" w:pos="1680"/>
+          <w:tab w:val="left" w:pos="2240"/>
+          <w:tab w:val="left" w:pos="2800"/>
+          <w:tab w:val="left" w:pos="3360"/>
+          <w:tab w:val="left" w:pos="3920"/>
+          <w:tab w:val="left" w:pos="4480"/>
+          <w:tab w:val="left" w:pos="5040"/>
+          <w:tab w:val="left" w:pos="5600"/>
+          <w:tab w:val="left" w:pos="6160"/>
+          <w:tab w:val="left" w:pos="6720"/>
+        </w:tabs>
+        <w:autoSpaceDE w:val="0"/>
+        <w:autoSpaceDN w:val="0"/>
+        <w:adjustRightInd w:val="0"/>
+        <w:spacing w:after="0" w:line="240" w:lineRule="auto"/>
+        <w:rPr>
+          <w:rFonts w:ascii="Menlo" w:hAnsi="Menlo" w:cs="Menlo"/>
+          <w:color w:val="000000"/>
+          <w:kern w:val="0"/>
+          <w:sz w:val="22"/>
+          <w:szCs w:val="22"/>
+          <w:lang w:val="en-US"/>
+        </w:rPr>
+      </w:pPr>
+      <w:r>
+        <w:rPr>
+          <w:rFonts w:ascii="Menlo" w:hAnsi="Menlo" w:cs="Menlo"/>
+          <w:color w:val="000000"/>
+          <w:kern w:val="0"/>
+          <w:sz w:val="22"/>
+          <w:szCs w:val="22"/>
+          <w:lang w:val="en-US"/>
+        </w:rPr>
+        <w:t xml:space="preserve">  This is worth stating explicitly in your paper — it reframes the finding from a</w:t>
+      </w:r>
+    </w:p>
+    <w:p>
+      <w:pPr>
+        <w:tabs>
+          <w:tab w:val="left" w:pos="560"/>
+          <w:tab w:val="left" w:pos="1120"/>
+          <w:tab w:val="left" w:pos="1680"/>
+          <w:tab w:val="left" w:pos="2240"/>
+          <w:tab w:val="left" w:pos="2800"/>
+          <w:tab w:val="left" w:pos="3360"/>
+          <w:tab w:val="left" w:pos="3920"/>
+          <w:tab w:val="left" w:pos="4480"/>
+          <w:tab w:val="left" w:pos="5040"/>
+          <w:tab w:val="left" w:pos="5600"/>
+          <w:tab w:val="left" w:pos="6160"/>
+          <w:tab w:val="left" w:pos="6720"/>
+        </w:tabs>
+        <w:autoSpaceDE w:val="0"/>
+        <w:autoSpaceDN w:val="0"/>
+        <w:adjustRightInd w:val="0"/>
+        <w:spacing w:after="0" w:line="240" w:lineRule="auto"/>
+        <w:rPr>
+          <w:rFonts w:ascii="Menlo" w:hAnsi="Menlo" w:cs="Menlo"/>
+          <w:color w:val="000000"/>
+          <w:kern w:val="0"/>
+          <w:sz w:val="22"/>
+          <w:szCs w:val="22"/>
+          <w:lang w:val="en-US"/>
+        </w:rPr>
+      </w:pPr>
+      <w:r>
+        <w:rPr>
+          <w:rFonts w:ascii="Menlo" w:hAnsi="Menlo" w:cs="Menlo"/>
+          <w:color w:val="000000"/>
+          <w:kern w:val="0"/>
+          <w:sz w:val="22"/>
+          <w:szCs w:val="22"/>
+          <w:lang w:val="en-US"/>
+        </w:rPr>
+        <w:t xml:space="preserve">  simple "gender gap in citations" to a deeper point about </w:t>
+      </w:r>
+      <w:r>
+        <w:rPr>
+          <w:rFonts w:ascii="Menlo" w:hAnsi="Menlo" w:cs="Menlo"/>
+          <w:b/>
+          <w:bCs/>
+          <w:color w:val="000000"/>
+          <w:kern w:val="0"/>
+          <w:sz w:val="22"/>
+          <w:szCs w:val="22"/>
+          <w:lang w:val="en-US"/>
+        </w:rPr>
+        <w:t xml:space="preserve">what citations are </w:t>
+      </w:r>
+    </w:p>
+    <w:p>
+      <w:pPr>
+        <w:rPr>
+          <w:rFonts w:ascii="Menlo" w:hAnsi="Menlo" w:cs="Menlo"/>
+          <w:color w:val="000000"/>
+          <w:kern w:val="0"/>
+          <w:sz w:val="22"/>
+          <w:szCs w:val="22"/>
+          <w:lang w:val="en-US"/>
+        </w:rPr>
+      </w:pPr>
+      <w:r>
+        <w:rPr>
+          <w:rFonts w:ascii="Menlo" w:hAnsi="Menlo" w:cs="Menlo"/>
+          <w:color w:val="000000"/>
+          <w:kern w:val="0"/>
+          <w:sz w:val="22"/>
+          <w:szCs w:val="22"/>
+          <w:lang w:val="en-US"/>
+        </w:rPr>
+        <w:t xml:space="preserve">  </w:t>
+      </w:r>
+      <w:r>
+        <w:rPr>
+          <w:rFonts w:ascii="Menlo" w:hAnsi="Menlo" w:cs="Menlo"/>
+          <w:b/>
+          <w:bCs/>
+          <w:color w:val="000000"/>
+          <w:kern w:val="0"/>
+          <w:sz w:val="22"/>
+          <w:szCs w:val="22"/>
+          <w:lang w:val="en-US"/>
+        </w:rPr>
+        <w:t>doing</w:t>
+      </w:r>
+      <w:r>
+        <w:rPr>
+          <w:rFonts w:ascii="Menlo" w:hAnsi="Menlo" w:cs="Menlo"/>
+          <w:color w:val="000000"/>
+          <w:kern w:val="0"/>
+          <w:sz w:val="22"/>
+          <w:szCs w:val="22"/>
+          <w:lang w:val="en-US"/>
+        </w:rPr>
+        <w:t xml:space="preserve"> in each group's discourse.</w:t>
+      </w:r>
+    </w:p>
+    <w:p>
+      <w:pPr>
+        <w:rPr>
+          <w:rFonts w:ascii="Menlo" w:hAnsi="Menlo" w:cs="Menlo"/>
+          <w:color w:val="000000"/>
+          <w:kern w:val="0"/>
+          <w:sz w:val="22"/>
+          <w:szCs w:val="22"/>
+          <w:lang w:val="en-US"/>
+        </w:rPr>
+      </w:pPr>
+    </w:p>
+    <w:p>
+      <w:pPr>
+        <w:rPr>
+          <w:rFonts w:ascii="Menlo" w:hAnsi="Menlo" w:cs="Menlo"/>
+          <w:color w:val="000000"/>
+          <w:kern w:val="0"/>
+          <w:sz w:val="22"/>
+          <w:szCs w:val="22"/>
+          <w:lang w:val="en-US"/>
+        </w:rPr>
+      </w:pPr>
+    </w:p>
+    <w:p>
+      <w:pPr>
+        <w:tabs>
+          <w:tab w:val="left" w:pos="560"/>
+          <w:tab w:val="left" w:pos="1120"/>
+          <w:tab w:val="left" w:pos="1680"/>
+          <w:tab w:val="left" w:pos="2240"/>
+          <w:tab w:val="left" w:pos="2800"/>
+          <w:tab w:val="left" w:pos="3360"/>
+          <w:tab w:val="left" w:pos="3920"/>
+          <w:tab w:val="left" w:pos="4480"/>
+          <w:tab w:val="left" w:pos="5040"/>
+          <w:tab w:val="left" w:pos="5600"/>
+          <w:tab w:val="left" w:pos="6160"/>
+          <w:tab w:val="left" w:pos="6720"/>
+        </w:tabs>
+        <w:autoSpaceDE w:val="0"/>
+        <w:autoSpaceDN w:val="0"/>
+        <w:adjustRightInd w:val="0"/>
+        <w:spacing w:after="0" w:line="240" w:lineRule="auto"/>
+        <w:rPr>
+          <w:rFonts w:ascii="Menlo" w:hAnsi="Menlo" w:cs="Menlo"/>
+          <w:color w:val="000000"/>
+          <w:kern w:val="0"/>
+          <w:sz w:val="22"/>
+          <w:szCs w:val="22"/>
+          <w:lang w:val="en-US"/>
+        </w:rPr>
+      </w:pPr>
+      <w:r>
+        <w:rPr>
+          <w:rFonts w:ascii="Menlo" w:hAnsi="Menlo" w:cs="Menlo"/>
+          <w:color w:val="000000"/>
+          <w:kern w:val="0"/>
+          <w:sz w:val="22"/>
+          <w:szCs w:val="22"/>
+          <w:lang w:val="en-US"/>
+        </w:rPr>
+        <w:t xml:space="preserve">Yes — and that's a more nuanced and probably more accurate reading. There are   </w:t>
+      </w:r>
+    </w:p>
+    <w:p>
+      <w:pPr>
+        <w:tabs>
+          <w:tab w:val="left" w:pos="560"/>
+          <w:tab w:val="left" w:pos="1120"/>
+          <w:tab w:val="left" w:pos="1680"/>
+          <w:tab w:val="left" w:pos="2240"/>
+          <w:tab w:val="left" w:pos="2800"/>
+          <w:tab w:val="left" w:pos="3360"/>
+          <w:tab w:val="left" w:pos="3920"/>
+          <w:tab w:val="left" w:pos="4480"/>
+          <w:tab w:val="left" w:pos="5040"/>
+          <w:tab w:val="left" w:pos="5600"/>
+          <w:tab w:val="left" w:pos="6160"/>
+          <w:tab w:val="left" w:pos="6720"/>
+        </w:tabs>
+        <w:autoSpaceDE w:val="0"/>
+        <w:autoSpaceDN w:val="0"/>
+        <w:adjustRightInd w:val="0"/>
+        <w:spacing w:after="0" w:line="240" w:lineRule="auto"/>
+        <w:rPr>
+          <w:rFonts w:ascii="Menlo" w:hAnsi="Menlo" w:cs="Menlo"/>
+          <w:color w:val="000000"/>
+          <w:kern w:val="0"/>
+          <w:sz w:val="22"/>
+          <w:szCs w:val="22"/>
+          <w:lang w:val="en-US"/>
+        </w:rPr>
+      </w:pPr>
+      <w:r>
+        <w:rPr>
+          <w:rFonts w:ascii="Menlo" w:hAnsi="Menlo" w:cs="Menlo"/>
+          <w:color w:val="000000"/>
+          <w:kern w:val="0"/>
+          <w:sz w:val="22"/>
+          <w:szCs w:val="22"/>
+          <w:lang w:val="en-US"/>
+        </w:rPr>
+        <w:t xml:space="preserve">  two separate things happening:                                                  </w:t>
+      </w:r>
+    </w:p>
+    <w:p>
+      <w:pPr>
+        <w:tabs>
+          <w:tab w:val="left" w:pos="560"/>
+          <w:tab w:val="left" w:pos="1120"/>
+          <w:tab w:val="left" w:pos="1680"/>
+          <w:tab w:val="left" w:pos="2240"/>
+          <w:tab w:val="left" w:pos="2800"/>
+          <w:tab w:val="left" w:pos="3360"/>
+          <w:tab w:val="left" w:pos="3920"/>
+          <w:tab w:val="left" w:pos="4480"/>
+          <w:tab w:val="left" w:pos="5040"/>
+          <w:tab w:val="left" w:pos="5600"/>
+          <w:tab w:val="left" w:pos="6160"/>
+          <w:tab w:val="left" w:pos="6720"/>
+        </w:tabs>
+        <w:autoSpaceDE w:val="0"/>
+        <w:autoSpaceDN w:val="0"/>
+        <w:adjustRightInd w:val="0"/>
+        <w:spacing w:after="0" w:line="240" w:lineRule="auto"/>
+        <w:rPr>
+          <w:rFonts w:ascii="Menlo" w:hAnsi="Menlo" w:cs="Menlo"/>
+          <w:color w:val="000000"/>
+          <w:kern w:val="0"/>
+          <w:sz w:val="22"/>
+          <w:szCs w:val="22"/>
+          <w:lang w:val="en-US"/>
+        </w:rPr>
+      </w:pPr>
+      <w:r>
+        <w:rPr>
+          <w:rFonts w:ascii="Menlo" w:hAnsi="Menlo" w:cs="Menlo"/>
+          <w:color w:val="000000"/>
+          <w:kern w:val="0"/>
+          <w:sz w:val="22"/>
+          <w:szCs w:val="22"/>
+          <w:lang w:val="en-US"/>
+        </w:rPr>
+        <w:t xml:space="preserve">                                                                                  </w:t>
+      </w:r>
+    </w:p>
+    <w:p>
+      <w:pPr>
+        <w:tabs>
+          <w:tab w:val="left" w:pos="560"/>
+          <w:tab w:val="left" w:pos="1120"/>
+          <w:tab w:val="left" w:pos="1680"/>
+          <w:tab w:val="left" w:pos="2240"/>
+          <w:tab w:val="left" w:pos="2800"/>
+          <w:tab w:val="left" w:pos="3360"/>
+          <w:tab w:val="left" w:pos="3920"/>
+          <w:tab w:val="left" w:pos="4480"/>
+          <w:tab w:val="left" w:pos="5040"/>
+          <w:tab w:val="left" w:pos="5600"/>
+          <w:tab w:val="left" w:pos="6160"/>
+          <w:tab w:val="left" w:pos="6720"/>
+        </w:tabs>
+        <w:autoSpaceDE w:val="0"/>
+        <w:autoSpaceDN w:val="0"/>
+        <w:adjustRightInd w:val="0"/>
+        <w:spacing w:after="0" w:line="240" w:lineRule="auto"/>
+        <w:rPr>
+          <w:rFonts w:ascii="Menlo" w:hAnsi="Menlo" w:cs="Menlo"/>
+          <w:color w:val="000000"/>
+          <w:kern w:val="0"/>
+          <w:sz w:val="22"/>
+          <w:szCs w:val="22"/>
+          <w:lang w:val="en-US"/>
+        </w:rPr>
+      </w:pPr>
+      <w:r>
+        <w:rPr>
+          <w:rFonts w:ascii="Menlo" w:hAnsi="Menlo" w:cs="Menlo"/>
+          <w:color w:val="000000"/>
+          <w:kern w:val="0"/>
+          <w:sz w:val="22"/>
+          <w:szCs w:val="22"/>
+          <w:lang w:val="en-US"/>
+        </w:rPr>
+        <w:t xml:space="preserve">  </w:t>
+      </w:r>
+      <w:r>
+        <w:rPr>
+          <w:rFonts w:ascii="Menlo" w:hAnsi="Menlo" w:cs="Menlo"/>
+          <w:b/>
+          <w:bCs/>
+          <w:color w:val="000000"/>
+          <w:kern w:val="0"/>
+          <w:sz w:val="22"/>
+          <w:szCs w:val="22"/>
+          <w:lang w:val="en-US"/>
+        </w:rPr>
+        <w:t>For male candidates:</w:t>
+      </w:r>
+      <w:r>
+        <w:rPr>
+          <w:rFonts w:ascii="Menlo" w:hAnsi="Menlo" w:cs="Menlo"/>
+          <w:color w:val="000000"/>
+          <w:kern w:val="0"/>
+          <w:sz w:val="22"/>
+          <w:szCs w:val="22"/>
+          <w:lang w:val="en-US"/>
+        </w:rPr>
+        <w:t xml:space="preserve"> the low female citation rate may be less about active</w:t>
+      </w:r>
+    </w:p>
+    <w:p>
+      <w:pPr>
+        <w:tabs>
+          <w:tab w:val="left" w:pos="560"/>
+          <w:tab w:val="left" w:pos="1120"/>
+          <w:tab w:val="left" w:pos="1680"/>
+          <w:tab w:val="left" w:pos="2240"/>
+          <w:tab w:val="left" w:pos="2800"/>
+          <w:tab w:val="left" w:pos="3360"/>
+          <w:tab w:val="left" w:pos="3920"/>
+          <w:tab w:val="left" w:pos="4480"/>
+          <w:tab w:val="left" w:pos="5040"/>
+          <w:tab w:val="left" w:pos="5600"/>
+          <w:tab w:val="left" w:pos="6160"/>
+          <w:tab w:val="left" w:pos="6720"/>
+        </w:tabs>
+        <w:autoSpaceDE w:val="0"/>
+        <w:autoSpaceDN w:val="0"/>
+        <w:adjustRightInd w:val="0"/>
+        <w:spacing w:after="0" w:line="240" w:lineRule="auto"/>
+        <w:rPr>
+          <w:rFonts w:ascii="Menlo" w:hAnsi="Menlo" w:cs="Menlo"/>
+          <w:color w:val="000000"/>
+          <w:kern w:val="0"/>
+          <w:sz w:val="22"/>
+          <w:szCs w:val="22"/>
+          <w:lang w:val="en-US"/>
+        </w:rPr>
+      </w:pPr>
+      <w:r>
+        <w:rPr>
+          <w:rFonts w:ascii="Menlo" w:hAnsi="Menlo" w:cs="Menlo"/>
+          <w:color w:val="000000"/>
+          <w:kern w:val="0"/>
+          <w:sz w:val="22"/>
+          <w:szCs w:val="22"/>
+          <w:lang w:val="en-US"/>
+        </w:rPr>
+        <w:t xml:space="preserve">  exclusion and more about structural scarcity. In 1973–1993 France, very few</w:t>
+      </w:r>
+    </w:p>
+    <w:p>
+      <w:pPr>
+        <w:tabs>
+          <w:tab w:val="left" w:pos="560"/>
+          <w:tab w:val="left" w:pos="1120"/>
+          <w:tab w:val="left" w:pos="1680"/>
+          <w:tab w:val="left" w:pos="2240"/>
+          <w:tab w:val="left" w:pos="2800"/>
+          <w:tab w:val="left" w:pos="3360"/>
+          <w:tab w:val="left" w:pos="3920"/>
+          <w:tab w:val="left" w:pos="4480"/>
+          <w:tab w:val="left" w:pos="5040"/>
+          <w:tab w:val="left" w:pos="5600"/>
+          <w:tab w:val="left" w:pos="6160"/>
+          <w:tab w:val="left" w:pos="6720"/>
+        </w:tabs>
+        <w:autoSpaceDE w:val="0"/>
+        <w:autoSpaceDN w:val="0"/>
+        <w:adjustRightInd w:val="0"/>
+        <w:spacing w:after="0" w:line="240" w:lineRule="auto"/>
+        <w:rPr>
+          <w:rFonts w:ascii="Menlo" w:hAnsi="Menlo" w:cs="Menlo"/>
+          <w:color w:val="000000"/>
+          <w:kern w:val="0"/>
+          <w:sz w:val="22"/>
+          <w:szCs w:val="22"/>
+          <w:lang w:val="en-US"/>
+        </w:rPr>
+      </w:pPr>
+      <w:r>
+        <w:rPr>
+          <w:rFonts w:ascii="Menlo" w:hAnsi="Menlo" w:cs="Menlo"/>
+          <w:color w:val="000000"/>
+          <w:kern w:val="0"/>
+          <w:sz w:val="22"/>
+          <w:szCs w:val="22"/>
+          <w:lang w:val="en-US"/>
+        </w:rPr>
+        <w:t xml:space="preserve">  women had reached the level of national political prominence where you'd        </w:t>
+      </w:r>
+    </w:p>
+    <w:p>
+      <w:pPr>
+        <w:tabs>
+          <w:tab w:val="left" w:pos="560"/>
+          <w:tab w:val="left" w:pos="1120"/>
+          <w:tab w:val="left" w:pos="1680"/>
+          <w:tab w:val="left" w:pos="2240"/>
+          <w:tab w:val="left" w:pos="2800"/>
+          <w:tab w:val="left" w:pos="3360"/>
+          <w:tab w:val="left" w:pos="3920"/>
+          <w:tab w:val="left" w:pos="4480"/>
+          <w:tab w:val="left" w:pos="5040"/>
+          <w:tab w:val="left" w:pos="5600"/>
+          <w:tab w:val="left" w:pos="6160"/>
+          <w:tab w:val="left" w:pos="6720"/>
+        </w:tabs>
+        <w:autoSpaceDE w:val="0"/>
+        <w:autoSpaceDN w:val="0"/>
+        <w:adjustRightInd w:val="0"/>
+        <w:spacing w:after="0" w:line="240" w:lineRule="auto"/>
+        <w:rPr>
+          <w:rFonts w:ascii="Menlo" w:hAnsi="Menlo" w:cs="Menlo"/>
+          <w:color w:val="000000"/>
+          <w:kern w:val="0"/>
+          <w:sz w:val="22"/>
+          <w:szCs w:val="22"/>
+          <w:lang w:val="en-US"/>
+        </w:rPr>
+      </w:pPr>
+      <w:r>
+        <w:rPr>
+          <w:rFonts w:ascii="Menlo" w:hAnsi="Menlo" w:cs="Menlo"/>
+          <w:color w:val="000000"/>
+          <w:kern w:val="0"/>
+          <w:sz w:val="22"/>
+          <w:szCs w:val="22"/>
+          <w:lang w:val="en-US"/>
+        </w:rPr>
+        <w:t xml:space="preserve">  naturally reference them in a manifesto. The pool of citable female figures     </w:t>
+      </w:r>
+    </w:p>
+    <w:p>
+      <w:pPr>
+        <w:tabs>
+          <w:tab w:val="left" w:pos="560"/>
+          <w:tab w:val="left" w:pos="1120"/>
+          <w:tab w:val="left" w:pos="1680"/>
+          <w:tab w:val="left" w:pos="2240"/>
+          <w:tab w:val="left" w:pos="2800"/>
+          <w:tab w:val="left" w:pos="3360"/>
+          <w:tab w:val="left" w:pos="3920"/>
+          <w:tab w:val="left" w:pos="4480"/>
+          <w:tab w:val="left" w:pos="5040"/>
+          <w:tab w:val="left" w:pos="5600"/>
+          <w:tab w:val="left" w:pos="6160"/>
+          <w:tab w:val="left" w:pos="6720"/>
+        </w:tabs>
+        <w:autoSpaceDE w:val="0"/>
+        <w:autoSpaceDN w:val="0"/>
+        <w:adjustRightInd w:val="0"/>
+        <w:spacing w:after="0" w:line="240" w:lineRule="auto"/>
+        <w:rPr>
+          <w:rFonts w:ascii="Menlo" w:hAnsi="Menlo" w:cs="Menlo"/>
+          <w:color w:val="000000"/>
+          <w:kern w:val="0"/>
+          <w:sz w:val="22"/>
+          <w:szCs w:val="22"/>
+          <w:lang w:val="en-US"/>
+        </w:rPr>
+      </w:pPr>
+      <w:r>
+        <w:rPr>
+          <w:rFonts w:ascii="Menlo" w:hAnsi="Menlo" w:cs="Menlo"/>
+          <w:color w:val="000000"/>
+          <w:kern w:val="0"/>
+          <w:sz w:val="22"/>
+          <w:szCs w:val="22"/>
+          <w:lang w:val="en-US"/>
+        </w:rPr>
+        <w:t xml:space="preserve">  simply didn't exist the way it did for men. You can't cite who isn't there.     </w:t>
+      </w:r>
+    </w:p>
+    <w:p>
+      <w:pPr>
+        <w:tabs>
+          <w:tab w:val="left" w:pos="560"/>
+          <w:tab w:val="left" w:pos="1120"/>
+          <w:tab w:val="left" w:pos="1680"/>
+          <w:tab w:val="left" w:pos="2240"/>
+          <w:tab w:val="left" w:pos="2800"/>
+          <w:tab w:val="left" w:pos="3360"/>
+          <w:tab w:val="left" w:pos="3920"/>
+          <w:tab w:val="left" w:pos="4480"/>
+          <w:tab w:val="left" w:pos="5040"/>
+          <w:tab w:val="left" w:pos="5600"/>
+          <w:tab w:val="left" w:pos="6160"/>
+          <w:tab w:val="left" w:pos="6720"/>
+        </w:tabs>
+        <w:autoSpaceDE w:val="0"/>
+        <w:autoSpaceDN w:val="0"/>
+        <w:adjustRightInd w:val="0"/>
+        <w:spacing w:after="0" w:line="240" w:lineRule="auto"/>
+        <w:rPr>
+          <w:rFonts w:ascii="Menlo" w:hAnsi="Menlo" w:cs="Menlo"/>
+          <w:color w:val="000000"/>
+          <w:kern w:val="0"/>
+          <w:sz w:val="22"/>
+          <w:szCs w:val="22"/>
+          <w:lang w:val="en-US"/>
+        </w:rPr>
+      </w:pPr>
+      <w:r>
+        <w:rPr>
+          <w:rFonts w:ascii="Menlo" w:hAnsi="Menlo" w:cs="Menlo"/>
+          <w:color w:val="000000"/>
+          <w:kern w:val="0"/>
+          <w:sz w:val="22"/>
+          <w:szCs w:val="22"/>
+          <w:lang w:val="en-US"/>
+        </w:rPr>
+        <w:t xml:space="preserve">                                                                                  </w:t>
+      </w:r>
+    </w:p>
+    <w:p>
+      <w:pPr>
+        <w:tabs>
+          <w:tab w:val="left" w:pos="560"/>
+          <w:tab w:val="left" w:pos="1120"/>
+          <w:tab w:val="left" w:pos="1680"/>
+          <w:tab w:val="left" w:pos="2240"/>
+          <w:tab w:val="left" w:pos="2800"/>
+          <w:tab w:val="left" w:pos="3360"/>
+          <w:tab w:val="left" w:pos="3920"/>
+          <w:tab w:val="left" w:pos="4480"/>
+          <w:tab w:val="left" w:pos="5040"/>
+          <w:tab w:val="left" w:pos="5600"/>
+          <w:tab w:val="left" w:pos="6160"/>
+          <w:tab w:val="left" w:pos="6720"/>
+        </w:tabs>
+        <w:autoSpaceDE w:val="0"/>
+        <w:autoSpaceDN w:val="0"/>
+        <w:adjustRightInd w:val="0"/>
+        <w:spacing w:after="0" w:line="240" w:lineRule="auto"/>
+        <w:rPr>
+          <w:rFonts w:ascii="Menlo" w:hAnsi="Menlo" w:cs="Menlo"/>
+          <w:color w:val="000000"/>
+          <w:kern w:val="0"/>
+          <w:sz w:val="22"/>
+          <w:szCs w:val="22"/>
+          <w:lang w:val="en-US"/>
+        </w:rPr>
+      </w:pPr>
+      <w:r>
+        <w:rPr>
+          <w:rFonts w:ascii="Menlo" w:hAnsi="Menlo" w:cs="Menlo"/>
+          <w:color w:val="000000"/>
+          <w:kern w:val="0"/>
+          <w:sz w:val="22"/>
+          <w:szCs w:val="22"/>
+          <w:lang w:val="en-US"/>
+        </w:rPr>
+        <w:t xml:space="preserve">  </w:t>
+      </w:r>
+      <w:r>
+        <w:rPr>
+          <w:rFonts w:ascii="Menlo" w:hAnsi="Menlo" w:cs="Menlo"/>
+          <w:b/>
+          <w:bCs/>
+          <w:color w:val="000000"/>
+          <w:kern w:val="0"/>
+          <w:sz w:val="22"/>
+          <w:szCs w:val="22"/>
+          <w:lang w:val="en-US"/>
+        </w:rPr>
+        <w:t>For female candidates:</w:t>
+      </w:r>
+      <w:r>
+        <w:rPr>
+          <w:rFonts w:ascii="Menlo" w:hAnsi="Menlo" w:cs="Menlo"/>
+          <w:color w:val="000000"/>
+          <w:kern w:val="0"/>
+          <w:sz w:val="22"/>
+          <w:szCs w:val="22"/>
+          <w:lang w:val="en-US"/>
+        </w:rPr>
+        <w:t xml:space="preserve"> the citation choices suggest something more deliberate.</w:t>
+      </w:r>
+    </w:p>
+    <w:p>
+      <w:pPr>
+        <w:tabs>
+          <w:tab w:val="left" w:pos="560"/>
+          <w:tab w:val="left" w:pos="1120"/>
+          <w:tab w:val="left" w:pos="1680"/>
+          <w:tab w:val="left" w:pos="2240"/>
+          <w:tab w:val="left" w:pos="2800"/>
+          <w:tab w:val="left" w:pos="3360"/>
+          <w:tab w:val="left" w:pos="3920"/>
+          <w:tab w:val="left" w:pos="4480"/>
+          <w:tab w:val="left" w:pos="5040"/>
+          <w:tab w:val="left" w:pos="5600"/>
+          <w:tab w:val="left" w:pos="6160"/>
+          <w:tab w:val="left" w:pos="6720"/>
+        </w:tabs>
+        <w:autoSpaceDE w:val="0"/>
+        <w:autoSpaceDN w:val="0"/>
+        <w:adjustRightInd w:val="0"/>
+        <w:spacing w:after="0" w:line="240" w:lineRule="auto"/>
+        <w:rPr>
+          <w:rFonts w:ascii="Menlo" w:hAnsi="Menlo" w:cs="Menlo"/>
+          <w:color w:val="000000"/>
+          <w:kern w:val="0"/>
+          <w:sz w:val="22"/>
+          <w:szCs w:val="22"/>
+          <w:lang w:val="en-US"/>
+        </w:rPr>
+      </w:pPr>
+      <w:r>
+        <w:rPr>
+          <w:rFonts w:ascii="Menlo" w:hAnsi="Menlo" w:cs="Menlo"/>
+          <w:color w:val="000000"/>
+          <w:kern w:val="0"/>
+          <w:sz w:val="22"/>
+          <w:szCs w:val="22"/>
+          <w:lang w:val="en-US"/>
+        </w:rPr>
+        <w:t xml:space="preserve">  By invoking Halimi, Beauvoir, </w:t>
+      </w:r>
+      <w:proofErr w:type="spellStart"/>
+      <w:r>
+        <w:rPr>
+          <w:rFonts w:ascii="Menlo" w:hAnsi="Menlo" w:cs="Menlo"/>
+          <w:color w:val="000000"/>
+          <w:kern w:val="0"/>
+          <w:sz w:val="22"/>
+          <w:szCs w:val="22"/>
+          <w:lang w:val="en-US"/>
+        </w:rPr>
+        <w:t>Laguiller</w:t>
+      </w:r>
+      <w:proofErr w:type="spellEnd"/>
+      <w:r>
+        <w:rPr>
+          <w:rFonts w:ascii="Menlo" w:hAnsi="Menlo" w:cs="Menlo"/>
+          <w:color w:val="000000"/>
+          <w:kern w:val="0"/>
+          <w:sz w:val="22"/>
+          <w:szCs w:val="22"/>
+          <w:lang w:val="en-US"/>
+        </w:rPr>
+        <w:t xml:space="preserve"> and </w:t>
+      </w:r>
+      <w:proofErr w:type="spellStart"/>
+      <w:r>
+        <w:rPr>
+          <w:rFonts w:ascii="Menlo" w:hAnsi="Menlo" w:cs="Menlo"/>
+          <w:color w:val="000000"/>
+          <w:kern w:val="0"/>
+          <w:sz w:val="22"/>
+          <w:szCs w:val="22"/>
+          <w:lang w:val="en-US"/>
+        </w:rPr>
+        <w:t>Bouchardeau</w:t>
+      </w:r>
+      <w:proofErr w:type="spellEnd"/>
+      <w:r>
+        <w:rPr>
+          <w:rFonts w:ascii="Menlo" w:hAnsi="Menlo" w:cs="Menlo"/>
+          <w:color w:val="000000"/>
+          <w:kern w:val="0"/>
+          <w:sz w:val="22"/>
+          <w:szCs w:val="22"/>
+          <w:lang w:val="en-US"/>
+        </w:rPr>
+        <w:t>, they are not just</w:t>
+      </w:r>
+    </w:p>
+    <w:p>
+      <w:pPr>
+        <w:tabs>
+          <w:tab w:val="left" w:pos="560"/>
+          <w:tab w:val="left" w:pos="1120"/>
+          <w:tab w:val="left" w:pos="1680"/>
+          <w:tab w:val="left" w:pos="2240"/>
+          <w:tab w:val="left" w:pos="2800"/>
+          <w:tab w:val="left" w:pos="3360"/>
+          <w:tab w:val="left" w:pos="3920"/>
+          <w:tab w:val="left" w:pos="4480"/>
+          <w:tab w:val="left" w:pos="5040"/>
+          <w:tab w:val="left" w:pos="5600"/>
+          <w:tab w:val="left" w:pos="6160"/>
+          <w:tab w:val="left" w:pos="6720"/>
+        </w:tabs>
+        <w:autoSpaceDE w:val="0"/>
+        <w:autoSpaceDN w:val="0"/>
+        <w:adjustRightInd w:val="0"/>
+        <w:spacing w:after="0" w:line="240" w:lineRule="auto"/>
+        <w:rPr>
+          <w:rFonts w:ascii="Menlo" w:hAnsi="Menlo" w:cs="Menlo"/>
+          <w:color w:val="000000"/>
+          <w:kern w:val="0"/>
+          <w:sz w:val="22"/>
+          <w:szCs w:val="22"/>
+          <w:lang w:val="en-US"/>
+        </w:rPr>
+      </w:pPr>
+      <w:r>
+        <w:rPr>
+          <w:rFonts w:ascii="Menlo" w:hAnsi="Menlo" w:cs="Menlo"/>
+          <w:color w:val="000000"/>
+          <w:kern w:val="0"/>
+          <w:sz w:val="22"/>
+          <w:szCs w:val="22"/>
+          <w:lang w:val="en-US"/>
+        </w:rPr>
+        <w:t xml:space="preserve">  describing the political landscape — they are </w:t>
+      </w:r>
+      <w:r>
+        <w:rPr>
+          <w:rFonts w:ascii="Menlo" w:hAnsi="Menlo" w:cs="Menlo"/>
+          <w:i/>
+          <w:iCs/>
+          <w:color w:val="000000"/>
+          <w:kern w:val="0"/>
+          <w:sz w:val="22"/>
+          <w:szCs w:val="22"/>
+          <w:lang w:val="en-US"/>
+        </w:rPr>
+        <w:t>constructing</w:t>
+      </w:r>
+      <w:r>
+        <w:rPr>
+          <w:rFonts w:ascii="Menlo" w:hAnsi="Menlo" w:cs="Menlo"/>
+          <w:color w:val="000000"/>
+          <w:kern w:val="0"/>
+          <w:sz w:val="22"/>
+          <w:szCs w:val="22"/>
+          <w:lang w:val="en-US"/>
+        </w:rPr>
+        <w:t xml:space="preserve"> a female political</w:t>
+      </w:r>
+    </w:p>
+    <w:p>
+      <w:pPr>
+        <w:tabs>
+          <w:tab w:val="left" w:pos="560"/>
+          <w:tab w:val="left" w:pos="1120"/>
+          <w:tab w:val="left" w:pos="1680"/>
+          <w:tab w:val="left" w:pos="2240"/>
+          <w:tab w:val="left" w:pos="2800"/>
+          <w:tab w:val="left" w:pos="3360"/>
+          <w:tab w:val="left" w:pos="3920"/>
+          <w:tab w:val="left" w:pos="4480"/>
+          <w:tab w:val="left" w:pos="5040"/>
+          <w:tab w:val="left" w:pos="5600"/>
+          <w:tab w:val="left" w:pos="6160"/>
+          <w:tab w:val="left" w:pos="6720"/>
+        </w:tabs>
+        <w:autoSpaceDE w:val="0"/>
+        <w:autoSpaceDN w:val="0"/>
+        <w:adjustRightInd w:val="0"/>
+        <w:spacing w:after="0" w:line="240" w:lineRule="auto"/>
+        <w:rPr>
+          <w:rFonts w:ascii="Menlo" w:hAnsi="Menlo" w:cs="Menlo"/>
+          <w:color w:val="000000"/>
+          <w:kern w:val="0"/>
+          <w:sz w:val="22"/>
+          <w:szCs w:val="22"/>
+          <w:lang w:val="en-US"/>
+        </w:rPr>
+      </w:pPr>
+      <w:r>
+        <w:rPr>
+          <w:rFonts w:ascii="Menlo" w:hAnsi="Menlo" w:cs="Menlo"/>
+          <w:color w:val="000000"/>
+          <w:kern w:val="0"/>
+          <w:sz w:val="22"/>
+          <w:szCs w:val="22"/>
+          <w:lang w:val="en-US"/>
+        </w:rPr>
+        <w:t xml:space="preserve">  tradition. They are saying: women have thought about power, women have fought   </w:t>
+      </w:r>
+    </w:p>
+    <w:p>
+      <w:pPr>
+        <w:tabs>
+          <w:tab w:val="left" w:pos="560"/>
+          <w:tab w:val="left" w:pos="1120"/>
+          <w:tab w:val="left" w:pos="1680"/>
+          <w:tab w:val="left" w:pos="2240"/>
+          <w:tab w:val="left" w:pos="2800"/>
+          <w:tab w:val="left" w:pos="3360"/>
+          <w:tab w:val="left" w:pos="3920"/>
+          <w:tab w:val="left" w:pos="4480"/>
+          <w:tab w:val="left" w:pos="5040"/>
+          <w:tab w:val="left" w:pos="5600"/>
+          <w:tab w:val="left" w:pos="6160"/>
+          <w:tab w:val="left" w:pos="6720"/>
+        </w:tabs>
+        <w:autoSpaceDE w:val="0"/>
+        <w:autoSpaceDN w:val="0"/>
+        <w:adjustRightInd w:val="0"/>
+        <w:spacing w:after="0" w:line="240" w:lineRule="auto"/>
+        <w:rPr>
+          <w:rFonts w:ascii="Menlo" w:hAnsi="Menlo" w:cs="Menlo"/>
+          <w:color w:val="000000"/>
+          <w:kern w:val="0"/>
+          <w:sz w:val="22"/>
+          <w:szCs w:val="22"/>
+          <w:lang w:val="en-US"/>
+        </w:rPr>
+      </w:pPr>
+      <w:r>
+        <w:rPr>
+          <w:rFonts w:ascii="Menlo" w:hAnsi="Menlo" w:cs="Menlo"/>
+          <w:color w:val="000000"/>
+          <w:kern w:val="0"/>
+          <w:sz w:val="22"/>
+          <w:szCs w:val="22"/>
+          <w:lang w:val="en-US"/>
+        </w:rPr>
+        <w:lastRenderedPageBreak/>
+        <w:t xml:space="preserve">  for rights, women have run for office. There is a lineage. You belong here.</w:t>
+      </w:r>
+    </w:p>
+    <w:p>
+      <w:pPr>
+        <w:tabs>
+          <w:tab w:val="left" w:pos="560"/>
+          <w:tab w:val="left" w:pos="1120"/>
+          <w:tab w:val="left" w:pos="1680"/>
+          <w:tab w:val="left" w:pos="2240"/>
+          <w:tab w:val="left" w:pos="2800"/>
+          <w:tab w:val="left" w:pos="3360"/>
+          <w:tab w:val="left" w:pos="3920"/>
+          <w:tab w:val="left" w:pos="4480"/>
+          <w:tab w:val="left" w:pos="5040"/>
+          <w:tab w:val="left" w:pos="5600"/>
+          <w:tab w:val="left" w:pos="6160"/>
+          <w:tab w:val="left" w:pos="6720"/>
+        </w:tabs>
+        <w:autoSpaceDE w:val="0"/>
+        <w:autoSpaceDN w:val="0"/>
+        <w:adjustRightInd w:val="0"/>
+        <w:spacing w:after="0" w:line="240" w:lineRule="auto"/>
+        <w:rPr>
+          <w:rFonts w:ascii="Menlo" w:hAnsi="Menlo" w:cs="Menlo"/>
+          <w:color w:val="000000"/>
+          <w:kern w:val="0"/>
+          <w:sz w:val="22"/>
+          <w:szCs w:val="22"/>
+          <w:lang w:val="en-US"/>
+        </w:rPr>
+      </w:pPr>
+      <w:r>
+        <w:rPr>
+          <w:rFonts w:ascii="Menlo" w:hAnsi="Menlo" w:cs="Menlo"/>
+          <w:color w:val="000000"/>
+          <w:kern w:val="0"/>
+          <w:sz w:val="22"/>
+          <w:szCs w:val="22"/>
+          <w:lang w:val="en-US"/>
+        </w:rPr>
+        <w:t xml:space="preserve">                                                                                  </w:t>
+      </w:r>
+    </w:p>
+    <w:p>
+      <w:pPr>
+        <w:tabs>
+          <w:tab w:val="left" w:pos="560"/>
+          <w:tab w:val="left" w:pos="1120"/>
+          <w:tab w:val="left" w:pos="1680"/>
+          <w:tab w:val="left" w:pos="2240"/>
+          <w:tab w:val="left" w:pos="2800"/>
+          <w:tab w:val="left" w:pos="3360"/>
+          <w:tab w:val="left" w:pos="3920"/>
+          <w:tab w:val="left" w:pos="4480"/>
+          <w:tab w:val="left" w:pos="5040"/>
+          <w:tab w:val="left" w:pos="5600"/>
+          <w:tab w:val="left" w:pos="6160"/>
+          <w:tab w:val="left" w:pos="6720"/>
+        </w:tabs>
+        <w:autoSpaceDE w:val="0"/>
+        <w:autoSpaceDN w:val="0"/>
+        <w:adjustRightInd w:val="0"/>
+        <w:spacing w:after="0" w:line="240" w:lineRule="auto"/>
+        <w:rPr>
+          <w:rFonts w:ascii="Menlo" w:hAnsi="Menlo" w:cs="Menlo"/>
+          <w:color w:val="000000"/>
+          <w:kern w:val="0"/>
+          <w:sz w:val="22"/>
+          <w:szCs w:val="22"/>
+          <w:lang w:val="en-US"/>
+        </w:rPr>
+      </w:pPr>
+      <w:r>
+        <w:rPr>
+          <w:rFonts w:ascii="Menlo" w:hAnsi="Menlo" w:cs="Menlo"/>
+          <w:color w:val="000000"/>
+          <w:kern w:val="0"/>
+          <w:sz w:val="22"/>
+          <w:szCs w:val="22"/>
+          <w:lang w:val="en-US"/>
+        </w:rPr>
+        <w:t xml:space="preserve">  This connects to what political scientists call the </w:t>
+      </w:r>
+      <w:r>
+        <w:rPr>
+          <w:rFonts w:ascii="Menlo" w:hAnsi="Menlo" w:cs="Menlo"/>
+          <w:b/>
+          <w:bCs/>
+          <w:color w:val="000000"/>
+          <w:kern w:val="0"/>
+          <w:sz w:val="22"/>
+          <w:szCs w:val="22"/>
+          <w:lang w:val="en-US"/>
+        </w:rPr>
+        <w:t>role model effect</w:t>
+      </w:r>
+      <w:r>
+        <w:rPr>
+          <w:rFonts w:ascii="Menlo" w:hAnsi="Menlo" w:cs="Menlo"/>
+          <w:color w:val="000000"/>
+          <w:kern w:val="0"/>
+          <w:sz w:val="22"/>
+          <w:szCs w:val="22"/>
+          <w:lang w:val="en-US"/>
+        </w:rPr>
+        <w:t xml:space="preserve"> — the idea</w:t>
+      </w:r>
+    </w:p>
+    <w:p>
+      <w:pPr>
+        <w:tabs>
+          <w:tab w:val="left" w:pos="560"/>
+          <w:tab w:val="left" w:pos="1120"/>
+          <w:tab w:val="left" w:pos="1680"/>
+          <w:tab w:val="left" w:pos="2240"/>
+          <w:tab w:val="left" w:pos="2800"/>
+          <w:tab w:val="left" w:pos="3360"/>
+          <w:tab w:val="left" w:pos="3920"/>
+          <w:tab w:val="left" w:pos="4480"/>
+          <w:tab w:val="left" w:pos="5040"/>
+          <w:tab w:val="left" w:pos="5600"/>
+          <w:tab w:val="left" w:pos="6160"/>
+          <w:tab w:val="left" w:pos="6720"/>
+        </w:tabs>
+        <w:autoSpaceDE w:val="0"/>
+        <w:autoSpaceDN w:val="0"/>
+        <w:adjustRightInd w:val="0"/>
+        <w:spacing w:after="0" w:line="240" w:lineRule="auto"/>
+        <w:rPr>
+          <w:rFonts w:ascii="Menlo" w:hAnsi="Menlo" w:cs="Menlo"/>
+          <w:color w:val="000000"/>
+          <w:kern w:val="0"/>
+          <w:sz w:val="22"/>
+          <w:szCs w:val="22"/>
+          <w:lang w:val="en-US"/>
+        </w:rPr>
+      </w:pPr>
+      <w:r>
+        <w:rPr>
+          <w:rFonts w:ascii="Menlo" w:hAnsi="Menlo" w:cs="Menlo"/>
+          <w:color w:val="000000"/>
+          <w:kern w:val="0"/>
+          <w:sz w:val="22"/>
+          <w:szCs w:val="22"/>
+          <w:lang w:val="en-US"/>
+        </w:rPr>
+        <w:t xml:space="preserve">   that seeing women in public life increases other women's sense of political</w:t>
+      </w:r>
+    </w:p>
+    <w:p>
+      <w:pPr>
+        <w:tabs>
+          <w:tab w:val="left" w:pos="560"/>
+          <w:tab w:val="left" w:pos="1120"/>
+          <w:tab w:val="left" w:pos="1680"/>
+          <w:tab w:val="left" w:pos="2240"/>
+          <w:tab w:val="left" w:pos="2800"/>
+          <w:tab w:val="left" w:pos="3360"/>
+          <w:tab w:val="left" w:pos="3920"/>
+          <w:tab w:val="left" w:pos="4480"/>
+          <w:tab w:val="left" w:pos="5040"/>
+          <w:tab w:val="left" w:pos="5600"/>
+          <w:tab w:val="left" w:pos="6160"/>
+          <w:tab w:val="left" w:pos="6720"/>
+        </w:tabs>
+        <w:autoSpaceDE w:val="0"/>
+        <w:autoSpaceDN w:val="0"/>
+        <w:adjustRightInd w:val="0"/>
+        <w:spacing w:after="0" w:line="240" w:lineRule="auto"/>
+        <w:rPr>
+          <w:rFonts w:ascii="Menlo" w:hAnsi="Menlo" w:cs="Menlo"/>
+          <w:color w:val="000000"/>
+          <w:kern w:val="0"/>
+          <w:sz w:val="22"/>
+          <w:szCs w:val="22"/>
+          <w:lang w:val="en-US"/>
+        </w:rPr>
+      </w:pPr>
+      <w:r>
+        <w:rPr>
+          <w:rFonts w:ascii="Menlo" w:hAnsi="Menlo" w:cs="Menlo"/>
+          <w:color w:val="000000"/>
+          <w:kern w:val="0"/>
+          <w:sz w:val="22"/>
+          <w:szCs w:val="22"/>
+          <w:lang w:val="en-US"/>
+        </w:rPr>
+        <w:t xml:space="preserve">  efficacy and participation. Female candidates may be using their manifestos to</w:t>
+      </w:r>
+    </w:p>
+    <w:p>
+      <w:pPr>
+        <w:tabs>
+          <w:tab w:val="left" w:pos="560"/>
+          <w:tab w:val="left" w:pos="1120"/>
+          <w:tab w:val="left" w:pos="1680"/>
+          <w:tab w:val="left" w:pos="2240"/>
+          <w:tab w:val="left" w:pos="2800"/>
+          <w:tab w:val="left" w:pos="3360"/>
+          <w:tab w:val="left" w:pos="3920"/>
+          <w:tab w:val="left" w:pos="4480"/>
+          <w:tab w:val="left" w:pos="5040"/>
+          <w:tab w:val="left" w:pos="5600"/>
+          <w:tab w:val="left" w:pos="6160"/>
+          <w:tab w:val="left" w:pos="6720"/>
+        </w:tabs>
+        <w:autoSpaceDE w:val="0"/>
+        <w:autoSpaceDN w:val="0"/>
+        <w:adjustRightInd w:val="0"/>
+        <w:spacing w:after="0" w:line="240" w:lineRule="auto"/>
+        <w:rPr>
+          <w:rFonts w:ascii="Menlo" w:hAnsi="Menlo" w:cs="Menlo"/>
+          <w:color w:val="000000"/>
+          <w:kern w:val="0"/>
+          <w:sz w:val="22"/>
+          <w:szCs w:val="22"/>
+          <w:lang w:val="en-US"/>
+        </w:rPr>
+      </w:pPr>
+      <w:r>
+        <w:rPr>
+          <w:rFonts w:ascii="Menlo" w:hAnsi="Menlo" w:cs="Menlo"/>
+          <w:color w:val="000000"/>
+          <w:kern w:val="0"/>
+          <w:sz w:val="22"/>
+          <w:szCs w:val="22"/>
+          <w:lang w:val="en-US"/>
+        </w:rPr>
+        <w:t xml:space="preserve">  do this work explicitly: making visible the women who came before them,         </w:t>
+      </w:r>
+    </w:p>
+    <w:p>
+      <w:r>
+        <w:rPr>
+          <w:rFonts w:ascii="Menlo" w:hAnsi="Menlo" w:cs="Menlo"/>
+          <w:color w:val="000000"/>
+          <w:kern w:val="0"/>
+          <w:sz w:val="22"/>
+          <w:szCs w:val="22"/>
+          <w:lang w:val="en-US"/>
+        </w:rPr>
+        <w:t xml:space="preserve">  precisely because the mainstream political culture wasn't doing it.</w:t>
+      </w:r>
+      <w:r>
+        <w:rPr>
+          <w:rFonts w:ascii="Menlo" w:hAnsi="Menlo" w:cs="Menlo"/>
+          <w:color w:val="000000"/>
+          <w:kern w:val="0"/>
+          <w:sz w:val="22"/>
+          <w:szCs w:val="22"/>
+          <w:lang w:val="en-US"/>
+        </w:rPr>
+        <w:t xml:space="preserve">              </w:t>
       </w:r>
     </w:p>
     <w:sectPr>

--- a/Plan.docx
+++ b/Plan.docx
@@ -22349,6 +22349,16 @@
       </w:r>
     </w:p>
     <w:p>
+      <w:pPr>
+        <w:rPr>
+          <w:rFonts w:ascii="Menlo" w:hAnsi="Menlo" w:cs="Menlo"/>
+          <w:color w:val="000000"/>
+          <w:kern w:val="0"/>
+          <w:sz w:val="22"/>
+          <w:szCs w:val="22"/>
+          <w:lang w:val="en-US"/>
+        </w:rPr>
+      </w:pPr>
       <w:r>
         <w:rPr>
           <w:rFonts w:ascii="Menlo" w:hAnsi="Menlo" w:cs="Menlo"/>
@@ -22360,6 +22370,220 @@
         </w:rPr>
         <w:t xml:space="preserve">  precisely because the mainstream political culture wasn't doing it.</w:t>
       </w:r>
+    </w:p>
+    <w:p>
+      <w:pPr>
+        <w:rPr>
+          <w:rFonts w:ascii="Menlo" w:hAnsi="Menlo" w:cs="Menlo"/>
+          <w:color w:val="000000"/>
+          <w:kern w:val="0"/>
+          <w:sz w:val="22"/>
+          <w:szCs w:val="22"/>
+          <w:lang w:val="en-US"/>
+        </w:rPr>
+      </w:pPr>
+    </w:p>
+    <w:p>
+      <w:pPr>
+        <w:shd w:val="clear" w:color="auto" w:fill="F5F5F5"/>
+        <w:spacing w:after="0" w:line="270" w:lineRule="atLeast"/>
+        <w:rPr>
+          <w:rFonts w:ascii="Menlo" w:eastAsia="Times New Roman" w:hAnsi="Menlo" w:cs="Menlo"/>
+          <w:color w:val="333333"/>
+          <w:kern w:val="0"/>
+          <w:sz w:val="18"/>
+          <w:szCs w:val="18"/>
+          <w14:ligatures w14:val="none"/>
+        </w:rPr>
+      </w:pPr>
+      <w:r>
+        <w:rPr>
+          <w:rFonts w:ascii="Menlo" w:eastAsia="Times New Roman" w:hAnsi="Menlo" w:cs="Menlo"/>
+          <w:color w:val="333333"/>
+          <w:kern w:val="0"/>
+          <w:sz w:val="18"/>
+          <w:szCs w:val="18"/>
+          <w14:ligatures w14:val="none"/>
+        </w:rPr>
+        <w:t xml:space="preserve">This suggests the discourse is different not in its core but in what it adds on top. Male candidates reference the political establishment exhaustively. Female candidates do the same, but then extend their citations into feminist thought and intellectual life — figures who represent not just who holds power, but who </w:t>
+      </w:r>
+    </w:p>
+    <w:p>
+      <w:pPr>
+        <w:shd w:val="clear" w:color="auto" w:fill="F5F5F5"/>
+        <w:spacing w:after="0" w:line="270" w:lineRule="atLeast"/>
+        <w:rPr>
+          <w:rFonts w:ascii="Menlo" w:eastAsia="Times New Roman" w:hAnsi="Menlo" w:cs="Menlo"/>
+          <w:color w:val="333333"/>
+          <w:kern w:val="0"/>
+          <w:sz w:val="18"/>
+          <w:szCs w:val="18"/>
+          <w14:ligatures w14:val="none"/>
+        </w:rPr>
+      </w:pPr>
+      <w:r>
+        <w:rPr>
+          <w:rFonts w:ascii="Menlo" w:eastAsia="Times New Roman" w:hAnsi="Menlo" w:cs="Menlo"/>
+          <w:color w:val="333333"/>
+          <w:kern w:val="0"/>
+          <w:sz w:val="18"/>
+          <w:szCs w:val="18"/>
+          <w14:ligatures w14:val="none"/>
+        </w:rPr>
+        <w:t xml:space="preserve">  has challenged it or theorised alternatives to it.</w:t>
+      </w:r>
+    </w:p>
+    <w:p>
+      <w:pPr>
+        <w:shd w:val="clear" w:color="auto" w:fill="F5F5F5"/>
+        <w:spacing w:after="0" w:line="270" w:lineRule="atLeast"/>
+        <w:rPr>
+          <w:rFonts w:ascii="Menlo" w:eastAsia="Times New Roman" w:hAnsi="Menlo" w:cs="Menlo"/>
+          <w:color w:val="333333"/>
+          <w:kern w:val="0"/>
+          <w:sz w:val="18"/>
+          <w:szCs w:val="18"/>
+          <w14:ligatures w14:val="none"/>
+        </w:rPr>
+      </w:pPr>
+      <w:r>
+        <w:rPr>
+          <w:rFonts w:ascii="Menlo" w:eastAsia="Times New Roman" w:hAnsi="Menlo" w:cs="Menlo"/>
+          <w:color w:val="777777"/>
+          <w:kern w:val="0"/>
+          <w:sz w:val="18"/>
+          <w:szCs w:val="18"/>
+          <w14:ligatures w14:val="none"/>
+        </w:rPr>
+        <w:t xml:space="preserve">                                                                                  </w:t>
+      </w:r>
+    </w:p>
+    <w:p>
+      <w:pPr>
+        <w:shd w:val="clear" w:color="auto" w:fill="F5F5F5"/>
+        <w:spacing w:after="0" w:line="270" w:lineRule="atLeast"/>
+        <w:rPr>
+          <w:rFonts w:ascii="Menlo" w:eastAsia="Times New Roman" w:hAnsi="Menlo" w:cs="Menlo"/>
+          <w:color w:val="333333"/>
+          <w:kern w:val="0"/>
+          <w:sz w:val="18"/>
+          <w:szCs w:val="18"/>
+          <w14:ligatures w14:val="none"/>
+        </w:rPr>
+      </w:pPr>
+      <w:r>
+        <w:rPr>
+          <w:rFonts w:ascii="Menlo" w:eastAsia="Times New Roman" w:hAnsi="Menlo" w:cs="Menlo"/>
+          <w:color w:val="333333"/>
+          <w:kern w:val="0"/>
+          <w:sz w:val="18"/>
+          <w:szCs w:val="18"/>
+          <w14:ligatures w14:val="none"/>
+        </w:rPr>
+        <w:t xml:space="preserve">  The salience pattern also reflects the structural scarcity of female political</w:t>
+      </w:r>
+    </w:p>
+    <w:p>
+      <w:pPr>
+        <w:shd w:val="clear" w:color="auto" w:fill="F5F5F5"/>
+        <w:spacing w:after="0" w:line="270" w:lineRule="atLeast"/>
+        <w:rPr>
+          <w:rFonts w:ascii="Menlo" w:eastAsia="Times New Roman" w:hAnsi="Menlo" w:cs="Menlo"/>
+          <w:color w:val="333333"/>
+          <w:kern w:val="0"/>
+          <w:sz w:val="18"/>
+          <w:szCs w:val="18"/>
+          <w14:ligatures w14:val="none"/>
+        </w:rPr>
+      </w:pPr>
+      <w:r>
+        <w:rPr>
+          <w:rFonts w:ascii="Menlo" w:eastAsia="Times New Roman" w:hAnsi="Menlo" w:cs="Menlo"/>
+          <w:color w:val="333333"/>
+          <w:kern w:val="0"/>
+          <w:sz w:val="18"/>
+          <w:szCs w:val="18"/>
+          <w14:ligatures w14:val="none"/>
+        </w:rPr>
+        <w:t xml:space="preserve">  figures: female candidates cite women more, but even in their top 20, women</w:t>
+      </w:r>
+    </w:p>
+    <w:p>
+      <w:pPr>
+        <w:shd w:val="clear" w:color="auto" w:fill="F5F5F5"/>
+        <w:spacing w:after="0" w:line="270" w:lineRule="atLeast"/>
+        <w:rPr>
+          <w:rFonts w:ascii="Menlo" w:eastAsia="Times New Roman" w:hAnsi="Menlo" w:cs="Menlo"/>
+          <w:color w:val="333333"/>
+          <w:kern w:val="0"/>
+          <w:sz w:val="18"/>
+          <w:szCs w:val="18"/>
+          <w14:ligatures w14:val="none"/>
+        </w:rPr>
+      </w:pPr>
+      <w:r>
+        <w:rPr>
+          <w:rFonts w:ascii="Menlo" w:eastAsia="Times New Roman" w:hAnsi="Menlo" w:cs="Menlo"/>
+          <w:color w:val="333333"/>
+          <w:kern w:val="0"/>
+          <w:sz w:val="18"/>
+          <w:szCs w:val="18"/>
+          <w14:ligatures w14:val="none"/>
+        </w:rPr>
+        <w:t xml:space="preserve">  remain a minority. The presence of Beauvoir — a philosopher, not a politician —</w:t>
+      </w:r>
+    </w:p>
+    <w:p>
+      <w:pPr>
+        <w:shd w:val="clear" w:color="auto" w:fill="F5F5F5"/>
+        <w:spacing w:after="0" w:line="270" w:lineRule="atLeast"/>
+        <w:rPr>
+          <w:rFonts w:ascii="Menlo" w:eastAsia="Times New Roman" w:hAnsi="Menlo" w:cs="Menlo"/>
+          <w:color w:val="333333"/>
+          <w:kern w:val="0"/>
+          <w:sz w:val="18"/>
+          <w:szCs w:val="18"/>
+          <w14:ligatures w14:val="none"/>
+        </w:rPr>
+      </w:pPr>
+      <w:r>
+        <w:rPr>
+          <w:rFonts w:ascii="Menlo" w:eastAsia="Times New Roman" w:hAnsi="Menlo" w:cs="Menlo"/>
+          <w:color w:val="333333"/>
+          <w:kern w:val="0"/>
+          <w:sz w:val="18"/>
+          <w:szCs w:val="18"/>
+          <w14:ligatures w14:val="none"/>
+        </w:rPr>
+        <w:t xml:space="preserve">  signals that female candidates are drawing on non-electoral spaces to find      </w:t>
+      </w:r>
+    </w:p>
+    <w:p>
+      <w:pPr>
+        <w:shd w:val="clear" w:color="auto" w:fill="F5F5F5"/>
+        <w:spacing w:after="0" w:line="270" w:lineRule="atLeast"/>
+        <w:rPr>
+          <w:rFonts w:ascii="Menlo" w:eastAsia="Times New Roman" w:hAnsi="Menlo" w:cs="Menlo"/>
+          <w:color w:val="333333"/>
+          <w:kern w:val="0"/>
+          <w:sz w:val="18"/>
+          <w:szCs w:val="18"/>
+          <w14:ligatures w14:val="none"/>
+        </w:rPr>
+      </w:pPr>
+      <w:r>
+        <w:rPr>
+          <w:rFonts w:ascii="Menlo" w:eastAsia="Times New Roman" w:hAnsi="Menlo" w:cs="Menlo"/>
+          <w:color w:val="333333"/>
+          <w:kern w:val="0"/>
+          <w:sz w:val="18"/>
+          <w:szCs w:val="18"/>
+          <w14:ligatures w14:val="none"/>
+        </w:rPr>
+        <w:t xml:space="preserve">  female reference points, precisely because the electoral space offers so few.</w:t>
+      </w:r>
+    </w:p>
+    <w:p>
       <w:r>
         <w:rPr>
           <w:rFonts w:ascii="Menlo" w:hAnsi="Menlo" w:cs="Menlo"/>
